--- a/docs/Cyberwatch.docx
+++ b/docs/Cyberwatch.docx
@@ -14,12 +14,17 @@
       <w:pPr>
         <w:pStyle w:val="Heading1"/>
       </w:pPr>
-      <w:r>
-        <w:t xml:space="preserve">0.0 </w:t>
+      <w:bookmarkStart w:id="0" w:name="_Toc237851115"/>
+      <w:r>
+        <w:t>0.0</w:t>
+      </w:r>
+      <w:r>
+        <w:t xml:space="preserve"> </w:t>
       </w:r>
       <w:r>
         <w:t>Introduction</w:t>
       </w:r>
+      <w:bookmarkEnd w:id="0"/>
     </w:p>
     <w:p>
       <w:r>
@@ -38,550 +43,3389 @@
         <w:t>A coloured 1.69-inch LCD display shows the time, date and battery charge.</w:t>
       </w:r>
       <w:r>
+        <w:t xml:space="preserve"> The device is designed to operate for at least 24 hours on a single charge</w:t>
+      </w:r>
+      <w:r>
+        <w:t>,</w:t>
+      </w:r>
+      <w:r>
+        <w:t xml:space="preserve"> and </w:t>
+      </w:r>
+      <w:r>
+        <w:t xml:space="preserve">be </w:t>
+      </w:r>
+      <w:r>
+        <w:t xml:space="preserve">recharged through </w:t>
+      </w:r>
+      <w:r>
+        <w:t xml:space="preserve">a </w:t>
+      </w:r>
+      <w:r>
+        <w:t>USB-C</w:t>
+      </w:r>
+      <w:r>
+        <w:t xml:space="preserve"> connection</w:t>
+      </w:r>
+      <w:r>
+        <w:t>.</w:t>
+      </w:r>
+      <w:r>
         <w:t xml:space="preserve"> </w:t>
       </w:r>
       <w:r>
-        <w:t>The device is designed to operate for at least 24 hours on a single charge</w:t>
-      </w:r>
-      <w:r>
-        <w:t>,</w:t>
-      </w:r>
-      <w:r>
-        <w:t xml:space="preserve"> and </w:t>
-      </w:r>
-      <w:r>
-        <w:t xml:space="preserve">be </w:t>
-      </w:r>
-      <w:r>
-        <w:t xml:space="preserve">recharged through </w:t>
-      </w:r>
-      <w:r>
-        <w:t xml:space="preserve">a </w:t>
-      </w:r>
-      <w:r>
-        <w:t>USB-C</w:t>
-      </w:r>
-      <w:r>
-        <w:t xml:space="preserve"> connection</w:t>
+        <w:t>A</w:t>
+      </w:r>
+      <w:r>
+        <w:t xml:space="preserve"> </w:t>
+      </w:r>
+      <w:r>
+        <w:t xml:space="preserve">custom-built </w:t>
+      </w:r>
+      <w:r>
+        <w:t>real time operating system</w:t>
+      </w:r>
+      <w:r>
+        <w:t xml:space="preserve"> called “Cyan”</w:t>
+      </w:r>
+      <w:r>
+        <w:t xml:space="preserve"> </w:t>
+      </w:r>
+      <w:r>
+        <w:t xml:space="preserve">is responsible for managing </w:t>
+      </w:r>
+      <w:r>
+        <w:t>hardware and</w:t>
+      </w:r>
+      <w:r>
+        <w:t xml:space="preserve"> the</w:t>
+      </w:r>
+      <w:r>
+        <w:t xml:space="preserve"> </w:t>
+      </w:r>
+      <w:r>
+        <w:t>user interface</w:t>
+      </w:r>
+      <w:r>
+        <w:t xml:space="preserve"> </w:t>
+      </w:r>
+      <w:r>
+        <w:t>in real time</w:t>
+      </w:r>
+      <w:r>
+        <w:t xml:space="preserve">. </w:t>
+      </w:r>
+      <w:r>
+        <w:t xml:space="preserve">User interaction is </w:t>
+      </w:r>
+      <w:r>
+        <w:t>facilitated</w:t>
+      </w:r>
+      <w:r>
+        <w:t xml:space="preserve"> </w:t>
+      </w:r>
+      <w:r>
+        <w:t xml:space="preserve">by </w:t>
+      </w:r>
+      <w:r>
+        <w:t xml:space="preserve">three physical buttons and a rotary crown, which can also be pressed </w:t>
+      </w:r>
+      <w:r>
+        <w:t xml:space="preserve">as </w:t>
+      </w:r>
+      <w:r>
+        <w:t>a button</w:t>
       </w:r>
       <w:r>
         <w:t>.</w:t>
       </w:r>
       <w:r>
+        <w:t xml:space="preserve"> The device measures x-mm by y-mm by z-mm.</w:t>
+      </w:r>
+    </w:p>
+    <w:p>
+      <w:r>
+        <w:t>Cyan is designed to target an ESP32 microcontroller, but is designed with platform abstraction in mind. This allows parts of the software to run on a PC for faster development and iteration, while the Cyberwatch hardware remains its primary platform</w:t>
+      </w:r>
+      <w:r>
+        <w:t xml:space="preserve"> for deployment</w:t>
+      </w:r>
+      <w:r>
+        <w:t>.</w:t>
+      </w:r>
+    </w:p>
+    <w:p>
+      <w:pPr>
+        <w:pStyle w:val="Heading2"/>
+      </w:pPr>
+      <w:bookmarkStart w:id="1" w:name="_Toc237851116"/>
+      <w:r>
+        <w:t xml:space="preserve">0.1 </w:t>
+      </w:r>
+      <w:r>
+        <w:t>Executive Summary</w:t>
+      </w:r>
+      <w:bookmarkEnd w:id="1"/>
+    </w:p>
+    <w:p>
+      <w:r>
+        <w:t>standalone one-page summary</w:t>
+      </w:r>
+      <w:r>
+        <w:t>…</w:t>
+      </w:r>
+    </w:p>
+    <w:p/>
+    <w:p>
+      <w:pPr>
+        <w:pStyle w:val="Heading2"/>
+      </w:pPr>
+      <w:bookmarkStart w:id="2" w:name="_Toc237851117"/>
+      <w:r>
+        <w:t xml:space="preserve">0.2 </w:t>
+      </w:r>
+      <w:r>
+        <w:t>Index</w:t>
+      </w:r>
+      <w:bookmarkEnd w:id="2"/>
+    </w:p>
+    <w:sdt>
+      <w:sdtPr>
+        <w:rPr>
+          <w:rFonts w:asciiTheme="minorHAnsi" w:eastAsiaTheme="minorHAnsi" w:hAnsiTheme="minorHAnsi" w:cstheme="minorBidi"/>
+          <w:color w:val="auto"/>
+          <w:kern w:val="2"/>
+          <w:sz w:val="24"/>
+          <w:szCs w:val="24"/>
+          <w:lang w:val="en-GB"/>
+          <w14:ligatures w14:val="standardContextual"/>
+        </w:rPr>
+        <w:id w:val="977039445"/>
+        <w:docPartObj>
+          <w:docPartGallery w:val="Table of Contents"/>
+          <w:docPartUnique/>
+        </w:docPartObj>
+      </w:sdtPr>
+      <w:sdtEndPr>
+        <w:rPr>
+          <w:b/>
+          <w:bCs/>
+          <w:noProof/>
+        </w:rPr>
+      </w:sdtEndPr>
+      <w:sdtContent>
+        <w:p>
+          <w:pPr>
+            <w:pStyle w:val="TOCHeading"/>
+          </w:pPr>
+        </w:p>
+        <w:p>
+          <w:pPr>
+            <w:pStyle w:val="TOC1"/>
+            <w:tabs>
+              <w:tab w:val="right" w:leader="dot" w:pos="9016"/>
+            </w:tabs>
+            <w:rPr>
+              <w:rFonts w:eastAsiaTheme="minorEastAsia"/>
+              <w:noProof/>
+              <w:lang w:eastAsia="en-GB"/>
+            </w:rPr>
+          </w:pPr>
+          <w:r>
+            <w:fldChar w:fldCharType="begin"/>
+          </w:r>
+          <w:r>
+            <w:instrText xml:space="preserve"> TOC \o "1-3" \h \z \u </w:instrText>
+          </w:r>
+          <w:r>
+            <w:fldChar w:fldCharType="separate"/>
+          </w:r>
+          <w:hyperlink w:anchor="_Toc237851115" w:history="1">
+            <w:r>
+              <w:rPr>
+                <w:rStyle w:val="Hyperlink"/>
+                <w:noProof/>
+              </w:rPr>
+              <w:t>0.0 Introduction</w:t>
+            </w:r>
+            <w:r>
+              <w:rPr>
+                <w:noProof/>
+                <w:webHidden/>
+              </w:rPr>
+              <w:tab/>
+            </w:r>
+            <w:r>
+              <w:rPr>
+                <w:noProof/>
+                <w:webHidden/>
+              </w:rPr>
+              <w:fldChar w:fldCharType="begin"/>
+            </w:r>
+            <w:r>
+              <w:rPr>
+                <w:noProof/>
+                <w:webHidden/>
+              </w:rPr>
+              <w:instrText xml:space="preserve"> PAGEREF _Toc237851115 \h </w:instrText>
+            </w:r>
+            <w:r>
+              <w:rPr>
+                <w:noProof/>
+                <w:webHidden/>
+              </w:rPr>
+            </w:r>
+            <w:r>
+              <w:rPr>
+                <w:noProof/>
+                <w:webHidden/>
+              </w:rPr>
+              <w:fldChar w:fldCharType="separate"/>
+            </w:r>
+            <w:r>
+              <w:rPr>
+                <w:noProof/>
+                <w:webHidden/>
+              </w:rPr>
+              <w:t>1</w:t>
+            </w:r>
+            <w:r>
+              <w:rPr>
+                <w:noProof/>
+                <w:webHidden/>
+              </w:rPr>
+              <w:fldChar w:fldCharType="end"/>
+            </w:r>
+          </w:hyperlink>
+        </w:p>
+        <w:p>
+          <w:pPr>
+            <w:pStyle w:val="TOC2"/>
+            <w:tabs>
+              <w:tab w:val="right" w:leader="dot" w:pos="9016"/>
+            </w:tabs>
+            <w:rPr>
+              <w:rFonts w:eastAsiaTheme="minorEastAsia"/>
+              <w:noProof/>
+              <w:lang w:eastAsia="en-GB"/>
+            </w:rPr>
+          </w:pPr>
+          <w:hyperlink w:anchor="_Toc237851116" w:history="1">
+            <w:r>
+              <w:rPr>
+                <w:rStyle w:val="Hyperlink"/>
+                <w:noProof/>
+              </w:rPr>
+              <w:t>0.1 Executive Summary</w:t>
+            </w:r>
+            <w:r>
+              <w:rPr>
+                <w:noProof/>
+                <w:webHidden/>
+              </w:rPr>
+              <w:tab/>
+            </w:r>
+            <w:r>
+              <w:rPr>
+                <w:noProof/>
+                <w:webHidden/>
+              </w:rPr>
+              <w:fldChar w:fldCharType="begin"/>
+            </w:r>
+            <w:r>
+              <w:rPr>
+                <w:noProof/>
+                <w:webHidden/>
+              </w:rPr>
+              <w:instrText xml:space="preserve"> PAGEREF _Toc237851116 \h </w:instrText>
+            </w:r>
+            <w:r>
+              <w:rPr>
+                <w:noProof/>
+                <w:webHidden/>
+              </w:rPr>
+            </w:r>
+            <w:r>
+              <w:rPr>
+                <w:noProof/>
+                <w:webHidden/>
+              </w:rPr>
+              <w:fldChar w:fldCharType="separate"/>
+            </w:r>
+            <w:r>
+              <w:rPr>
+                <w:noProof/>
+                <w:webHidden/>
+              </w:rPr>
+              <w:t>1</w:t>
+            </w:r>
+            <w:r>
+              <w:rPr>
+                <w:noProof/>
+                <w:webHidden/>
+              </w:rPr>
+              <w:fldChar w:fldCharType="end"/>
+            </w:r>
+          </w:hyperlink>
+        </w:p>
+        <w:p>
+          <w:pPr>
+            <w:pStyle w:val="TOC2"/>
+            <w:tabs>
+              <w:tab w:val="right" w:leader="dot" w:pos="9016"/>
+            </w:tabs>
+            <w:rPr>
+              <w:rFonts w:eastAsiaTheme="minorEastAsia"/>
+              <w:noProof/>
+              <w:lang w:eastAsia="en-GB"/>
+            </w:rPr>
+          </w:pPr>
+          <w:hyperlink w:anchor="_Toc237851117" w:history="1">
+            <w:r>
+              <w:rPr>
+                <w:rStyle w:val="Hyperlink"/>
+                <w:noProof/>
+              </w:rPr>
+              <w:t>0.2 Index</w:t>
+            </w:r>
+            <w:r>
+              <w:rPr>
+                <w:noProof/>
+                <w:webHidden/>
+              </w:rPr>
+              <w:tab/>
+            </w:r>
+            <w:r>
+              <w:rPr>
+                <w:noProof/>
+                <w:webHidden/>
+              </w:rPr>
+              <w:fldChar w:fldCharType="begin"/>
+            </w:r>
+            <w:r>
+              <w:rPr>
+                <w:noProof/>
+                <w:webHidden/>
+              </w:rPr>
+              <w:instrText xml:space="preserve"> PAGEREF _Toc237851117 \h </w:instrText>
+            </w:r>
+            <w:r>
+              <w:rPr>
+                <w:noProof/>
+                <w:webHidden/>
+              </w:rPr>
+            </w:r>
+            <w:r>
+              <w:rPr>
+                <w:noProof/>
+                <w:webHidden/>
+              </w:rPr>
+              <w:fldChar w:fldCharType="separate"/>
+            </w:r>
+            <w:r>
+              <w:rPr>
+                <w:noProof/>
+                <w:webHidden/>
+              </w:rPr>
+              <w:t>1</w:t>
+            </w:r>
+            <w:r>
+              <w:rPr>
+                <w:noProof/>
+                <w:webHidden/>
+              </w:rPr>
+              <w:fldChar w:fldCharType="end"/>
+            </w:r>
+          </w:hyperlink>
+        </w:p>
+        <w:p>
+          <w:pPr>
+            <w:pStyle w:val="TOC1"/>
+            <w:tabs>
+              <w:tab w:val="right" w:leader="dot" w:pos="9016"/>
+            </w:tabs>
+            <w:rPr>
+              <w:rFonts w:eastAsiaTheme="minorEastAsia"/>
+              <w:noProof/>
+              <w:lang w:eastAsia="en-GB"/>
+            </w:rPr>
+          </w:pPr>
+          <w:hyperlink w:anchor="_Toc237851118" w:history="1">
+            <w:r>
+              <w:rPr>
+                <w:rStyle w:val="Hyperlink"/>
+                <w:noProof/>
+              </w:rPr>
+              <w:t>1.0 Technical Overview</w:t>
+            </w:r>
+            <w:r>
+              <w:rPr>
+                <w:noProof/>
+                <w:webHidden/>
+              </w:rPr>
+              <w:tab/>
+            </w:r>
+            <w:r>
+              <w:rPr>
+                <w:noProof/>
+                <w:webHidden/>
+              </w:rPr>
+              <w:fldChar w:fldCharType="begin"/>
+            </w:r>
+            <w:r>
+              <w:rPr>
+                <w:noProof/>
+                <w:webHidden/>
+              </w:rPr>
+              <w:instrText xml:space="preserve"> PAGEREF _Toc237851118 \h </w:instrText>
+            </w:r>
+            <w:r>
+              <w:rPr>
+                <w:noProof/>
+                <w:webHidden/>
+              </w:rPr>
+            </w:r>
+            <w:r>
+              <w:rPr>
+                <w:noProof/>
+                <w:webHidden/>
+              </w:rPr>
+              <w:fldChar w:fldCharType="separate"/>
+            </w:r>
+            <w:r>
+              <w:rPr>
+                <w:noProof/>
+                <w:webHidden/>
+              </w:rPr>
+              <w:t>2</w:t>
+            </w:r>
+            <w:r>
+              <w:rPr>
+                <w:noProof/>
+                <w:webHidden/>
+              </w:rPr>
+              <w:fldChar w:fldCharType="end"/>
+            </w:r>
+          </w:hyperlink>
+        </w:p>
+        <w:p>
+          <w:pPr>
+            <w:pStyle w:val="TOC2"/>
+            <w:tabs>
+              <w:tab w:val="right" w:leader="dot" w:pos="9016"/>
+            </w:tabs>
+            <w:rPr>
+              <w:rFonts w:eastAsiaTheme="minorEastAsia"/>
+              <w:noProof/>
+              <w:lang w:eastAsia="en-GB"/>
+            </w:rPr>
+          </w:pPr>
+          <w:hyperlink w:anchor="_Toc237851119" w:history="1">
+            <w:r>
+              <w:rPr>
+                <w:rStyle w:val="Hyperlink"/>
+                <w:noProof/>
+              </w:rPr>
+              <w:t>1.1 Functional Requirements</w:t>
+            </w:r>
+            <w:r>
+              <w:rPr>
+                <w:noProof/>
+                <w:webHidden/>
+              </w:rPr>
+              <w:tab/>
+            </w:r>
+            <w:r>
+              <w:rPr>
+                <w:noProof/>
+                <w:webHidden/>
+              </w:rPr>
+              <w:fldChar w:fldCharType="begin"/>
+            </w:r>
+            <w:r>
+              <w:rPr>
+                <w:noProof/>
+                <w:webHidden/>
+              </w:rPr>
+              <w:instrText xml:space="preserve"> PAGEREF _Toc237851119 \h </w:instrText>
+            </w:r>
+            <w:r>
+              <w:rPr>
+                <w:noProof/>
+                <w:webHidden/>
+              </w:rPr>
+            </w:r>
+            <w:r>
+              <w:rPr>
+                <w:noProof/>
+                <w:webHidden/>
+              </w:rPr>
+              <w:fldChar w:fldCharType="separate"/>
+            </w:r>
+            <w:r>
+              <w:rPr>
+                <w:noProof/>
+                <w:webHidden/>
+              </w:rPr>
+              <w:t>2</w:t>
+            </w:r>
+            <w:r>
+              <w:rPr>
+                <w:noProof/>
+                <w:webHidden/>
+              </w:rPr>
+              <w:fldChar w:fldCharType="end"/>
+            </w:r>
+          </w:hyperlink>
+        </w:p>
+        <w:p>
+          <w:pPr>
+            <w:pStyle w:val="TOC2"/>
+            <w:tabs>
+              <w:tab w:val="right" w:leader="dot" w:pos="9016"/>
+            </w:tabs>
+            <w:rPr>
+              <w:rFonts w:eastAsiaTheme="minorEastAsia"/>
+              <w:noProof/>
+              <w:lang w:eastAsia="en-GB"/>
+            </w:rPr>
+          </w:pPr>
+          <w:hyperlink w:anchor="_Toc237851120" w:history="1">
+            <w:r>
+              <w:rPr>
+                <w:rStyle w:val="Hyperlink"/>
+                <w:noProof/>
+              </w:rPr>
+              <w:t>1.2 Non-Functional Requirements</w:t>
+            </w:r>
+            <w:r>
+              <w:rPr>
+                <w:noProof/>
+                <w:webHidden/>
+              </w:rPr>
+              <w:tab/>
+            </w:r>
+            <w:r>
+              <w:rPr>
+                <w:noProof/>
+                <w:webHidden/>
+              </w:rPr>
+              <w:fldChar w:fldCharType="begin"/>
+            </w:r>
+            <w:r>
+              <w:rPr>
+                <w:noProof/>
+                <w:webHidden/>
+              </w:rPr>
+              <w:instrText xml:space="preserve"> PAGEREF _Toc237851120 \h </w:instrText>
+            </w:r>
+            <w:r>
+              <w:rPr>
+                <w:noProof/>
+                <w:webHidden/>
+              </w:rPr>
+            </w:r>
+            <w:r>
+              <w:rPr>
+                <w:noProof/>
+                <w:webHidden/>
+              </w:rPr>
+              <w:fldChar w:fldCharType="separate"/>
+            </w:r>
+            <w:r>
+              <w:rPr>
+                <w:noProof/>
+                <w:webHidden/>
+              </w:rPr>
+              <w:t>2</w:t>
+            </w:r>
+            <w:r>
+              <w:rPr>
+                <w:noProof/>
+                <w:webHidden/>
+              </w:rPr>
+              <w:fldChar w:fldCharType="end"/>
+            </w:r>
+          </w:hyperlink>
+        </w:p>
+        <w:p>
+          <w:pPr>
+            <w:pStyle w:val="TOC2"/>
+            <w:tabs>
+              <w:tab w:val="right" w:leader="dot" w:pos="9016"/>
+            </w:tabs>
+            <w:rPr>
+              <w:rFonts w:eastAsiaTheme="minorEastAsia"/>
+              <w:noProof/>
+              <w:lang w:eastAsia="en-GB"/>
+            </w:rPr>
+          </w:pPr>
+          <w:hyperlink w:anchor="_Toc237851121" w:history="1">
+            <w:r>
+              <w:rPr>
+                <w:rStyle w:val="Hyperlink"/>
+                <w:noProof/>
+              </w:rPr>
+              <w:t>1.3 System Architecture</w:t>
+            </w:r>
+            <w:r>
+              <w:rPr>
+                <w:noProof/>
+                <w:webHidden/>
+              </w:rPr>
+              <w:tab/>
+            </w:r>
+            <w:r>
+              <w:rPr>
+                <w:noProof/>
+                <w:webHidden/>
+              </w:rPr>
+              <w:fldChar w:fldCharType="begin"/>
+            </w:r>
+            <w:r>
+              <w:rPr>
+                <w:noProof/>
+                <w:webHidden/>
+              </w:rPr>
+              <w:instrText xml:space="preserve"> PAGEREF _Toc237851121 \h </w:instrText>
+            </w:r>
+            <w:r>
+              <w:rPr>
+                <w:noProof/>
+                <w:webHidden/>
+              </w:rPr>
+            </w:r>
+            <w:r>
+              <w:rPr>
+                <w:noProof/>
+                <w:webHidden/>
+              </w:rPr>
+              <w:fldChar w:fldCharType="separate"/>
+            </w:r>
+            <w:r>
+              <w:rPr>
+                <w:noProof/>
+                <w:webHidden/>
+              </w:rPr>
+              <w:t>2</w:t>
+            </w:r>
+            <w:r>
+              <w:rPr>
+                <w:noProof/>
+                <w:webHidden/>
+              </w:rPr>
+              <w:fldChar w:fldCharType="end"/>
+            </w:r>
+          </w:hyperlink>
+        </w:p>
+        <w:p>
+          <w:pPr>
+            <w:pStyle w:val="TOC1"/>
+            <w:tabs>
+              <w:tab w:val="right" w:leader="dot" w:pos="9016"/>
+            </w:tabs>
+            <w:rPr>
+              <w:rFonts w:eastAsiaTheme="minorEastAsia"/>
+              <w:noProof/>
+              <w:lang w:eastAsia="en-GB"/>
+            </w:rPr>
+          </w:pPr>
+          <w:hyperlink w:anchor="_Toc237851122" w:history="1">
+            <w:r>
+              <w:rPr>
+                <w:rStyle w:val="Hyperlink"/>
+                <w:noProof/>
+              </w:rPr>
+              <w:t>2.0 Hardware Design</w:t>
+            </w:r>
+            <w:r>
+              <w:rPr>
+                <w:noProof/>
+                <w:webHidden/>
+              </w:rPr>
+              <w:tab/>
+            </w:r>
+            <w:r>
+              <w:rPr>
+                <w:noProof/>
+                <w:webHidden/>
+              </w:rPr>
+              <w:fldChar w:fldCharType="begin"/>
+            </w:r>
+            <w:r>
+              <w:rPr>
+                <w:noProof/>
+                <w:webHidden/>
+              </w:rPr>
+              <w:instrText xml:space="preserve"> PAGEREF _Toc237851122 \h </w:instrText>
+            </w:r>
+            <w:r>
+              <w:rPr>
+                <w:noProof/>
+                <w:webHidden/>
+              </w:rPr>
+            </w:r>
+            <w:r>
+              <w:rPr>
+                <w:noProof/>
+                <w:webHidden/>
+              </w:rPr>
+              <w:fldChar w:fldCharType="separate"/>
+            </w:r>
+            <w:r>
+              <w:rPr>
+                <w:noProof/>
+                <w:webHidden/>
+              </w:rPr>
+              <w:t>3</w:t>
+            </w:r>
+            <w:r>
+              <w:rPr>
+                <w:noProof/>
+                <w:webHidden/>
+              </w:rPr>
+              <w:fldChar w:fldCharType="end"/>
+            </w:r>
+          </w:hyperlink>
+        </w:p>
+        <w:p>
+          <w:pPr>
+            <w:pStyle w:val="TOC2"/>
+            <w:tabs>
+              <w:tab w:val="right" w:leader="dot" w:pos="9016"/>
+            </w:tabs>
+            <w:rPr>
+              <w:rFonts w:eastAsiaTheme="minorEastAsia"/>
+              <w:noProof/>
+              <w:lang w:eastAsia="en-GB"/>
+            </w:rPr>
+          </w:pPr>
+          <w:hyperlink w:anchor="_Toc237851123" w:history="1">
+            <w:r>
+              <w:rPr>
+                <w:rStyle w:val="Hyperlink"/>
+                <w:noProof/>
+              </w:rPr>
+              <w:t>2.1 Power System</w:t>
+            </w:r>
+            <w:r>
+              <w:rPr>
+                <w:noProof/>
+                <w:webHidden/>
+              </w:rPr>
+              <w:tab/>
+            </w:r>
+            <w:r>
+              <w:rPr>
+                <w:noProof/>
+                <w:webHidden/>
+              </w:rPr>
+              <w:fldChar w:fldCharType="begin"/>
+            </w:r>
+            <w:r>
+              <w:rPr>
+                <w:noProof/>
+                <w:webHidden/>
+              </w:rPr>
+              <w:instrText xml:space="preserve"> PAGEREF _Toc237851123 \h </w:instrText>
+            </w:r>
+            <w:r>
+              <w:rPr>
+                <w:noProof/>
+                <w:webHidden/>
+              </w:rPr>
+            </w:r>
+            <w:r>
+              <w:rPr>
+                <w:noProof/>
+                <w:webHidden/>
+              </w:rPr>
+              <w:fldChar w:fldCharType="separate"/>
+            </w:r>
+            <w:r>
+              <w:rPr>
+                <w:noProof/>
+                <w:webHidden/>
+              </w:rPr>
+              <w:t>3</w:t>
+            </w:r>
+            <w:r>
+              <w:rPr>
+                <w:noProof/>
+                <w:webHidden/>
+              </w:rPr>
+              <w:fldChar w:fldCharType="end"/>
+            </w:r>
+          </w:hyperlink>
+        </w:p>
+        <w:p>
+          <w:pPr>
+            <w:pStyle w:val="TOC2"/>
+            <w:tabs>
+              <w:tab w:val="right" w:leader="dot" w:pos="9016"/>
+            </w:tabs>
+            <w:rPr>
+              <w:rFonts w:eastAsiaTheme="minorEastAsia"/>
+              <w:noProof/>
+              <w:lang w:eastAsia="en-GB"/>
+            </w:rPr>
+          </w:pPr>
+          <w:hyperlink w:anchor="_Toc237851124" w:history="1">
+            <w:r>
+              <w:rPr>
+                <w:rStyle w:val="Hyperlink"/>
+                <w:noProof/>
+              </w:rPr>
+              <w:t>2.2 Electronic Components</w:t>
+            </w:r>
+            <w:r>
+              <w:rPr>
+                <w:noProof/>
+                <w:webHidden/>
+              </w:rPr>
+              <w:tab/>
+            </w:r>
+            <w:r>
+              <w:rPr>
+                <w:noProof/>
+                <w:webHidden/>
+              </w:rPr>
+              <w:fldChar w:fldCharType="begin"/>
+            </w:r>
+            <w:r>
+              <w:rPr>
+                <w:noProof/>
+                <w:webHidden/>
+              </w:rPr>
+              <w:instrText xml:space="preserve"> PAGEREF _Toc237851124 \h </w:instrText>
+            </w:r>
+            <w:r>
+              <w:rPr>
+                <w:noProof/>
+                <w:webHidden/>
+              </w:rPr>
+            </w:r>
+            <w:r>
+              <w:rPr>
+                <w:noProof/>
+                <w:webHidden/>
+              </w:rPr>
+              <w:fldChar w:fldCharType="separate"/>
+            </w:r>
+            <w:r>
+              <w:rPr>
+                <w:noProof/>
+                <w:webHidden/>
+              </w:rPr>
+              <w:t>3</w:t>
+            </w:r>
+            <w:r>
+              <w:rPr>
+                <w:noProof/>
+                <w:webHidden/>
+              </w:rPr>
+              <w:fldChar w:fldCharType="end"/>
+            </w:r>
+          </w:hyperlink>
+        </w:p>
+        <w:p>
+          <w:pPr>
+            <w:pStyle w:val="TOC2"/>
+            <w:tabs>
+              <w:tab w:val="right" w:leader="dot" w:pos="9016"/>
+            </w:tabs>
+            <w:rPr>
+              <w:rFonts w:eastAsiaTheme="minorEastAsia"/>
+              <w:noProof/>
+              <w:lang w:eastAsia="en-GB"/>
+            </w:rPr>
+          </w:pPr>
+          <w:hyperlink w:anchor="_Toc237851125" w:history="1">
+            <w:r>
+              <w:rPr>
+                <w:rStyle w:val="Hyperlink"/>
+                <w:noProof/>
+              </w:rPr>
+              <w:t>2.3 PCB Design</w:t>
+            </w:r>
+            <w:r>
+              <w:rPr>
+                <w:noProof/>
+                <w:webHidden/>
+              </w:rPr>
+              <w:tab/>
+            </w:r>
+            <w:r>
+              <w:rPr>
+                <w:noProof/>
+                <w:webHidden/>
+              </w:rPr>
+              <w:fldChar w:fldCharType="begin"/>
+            </w:r>
+            <w:r>
+              <w:rPr>
+                <w:noProof/>
+                <w:webHidden/>
+              </w:rPr>
+              <w:instrText xml:space="preserve"> PAGEREF _Toc237851125 \h </w:instrText>
+            </w:r>
+            <w:r>
+              <w:rPr>
+                <w:noProof/>
+                <w:webHidden/>
+              </w:rPr>
+            </w:r>
+            <w:r>
+              <w:rPr>
+                <w:noProof/>
+                <w:webHidden/>
+              </w:rPr>
+              <w:fldChar w:fldCharType="separate"/>
+            </w:r>
+            <w:r>
+              <w:rPr>
+                <w:noProof/>
+                <w:webHidden/>
+              </w:rPr>
+              <w:t>3</w:t>
+            </w:r>
+            <w:r>
+              <w:rPr>
+                <w:noProof/>
+                <w:webHidden/>
+              </w:rPr>
+              <w:fldChar w:fldCharType="end"/>
+            </w:r>
+          </w:hyperlink>
+        </w:p>
+        <w:p>
+          <w:pPr>
+            <w:pStyle w:val="TOC2"/>
+            <w:tabs>
+              <w:tab w:val="right" w:leader="dot" w:pos="9016"/>
+            </w:tabs>
+            <w:rPr>
+              <w:rFonts w:eastAsiaTheme="minorEastAsia"/>
+              <w:noProof/>
+              <w:lang w:eastAsia="en-GB"/>
+            </w:rPr>
+          </w:pPr>
+          <w:hyperlink w:anchor="_Toc237851126" w:history="1">
+            <w:r>
+              <w:rPr>
+                <w:rStyle w:val="Hyperlink"/>
+                <w:noProof/>
+              </w:rPr>
+              <w:t>2.4 Structural Design</w:t>
+            </w:r>
+            <w:r>
+              <w:rPr>
+                <w:noProof/>
+                <w:webHidden/>
+              </w:rPr>
+              <w:tab/>
+            </w:r>
+            <w:r>
+              <w:rPr>
+                <w:noProof/>
+                <w:webHidden/>
+              </w:rPr>
+              <w:fldChar w:fldCharType="begin"/>
+            </w:r>
+            <w:r>
+              <w:rPr>
+                <w:noProof/>
+                <w:webHidden/>
+              </w:rPr>
+              <w:instrText xml:space="preserve"> PAGEREF _Toc237851126 \h </w:instrText>
+            </w:r>
+            <w:r>
+              <w:rPr>
+                <w:noProof/>
+                <w:webHidden/>
+              </w:rPr>
+            </w:r>
+            <w:r>
+              <w:rPr>
+                <w:noProof/>
+                <w:webHidden/>
+              </w:rPr>
+              <w:fldChar w:fldCharType="separate"/>
+            </w:r>
+            <w:r>
+              <w:rPr>
+                <w:noProof/>
+                <w:webHidden/>
+              </w:rPr>
+              <w:t>3</w:t>
+            </w:r>
+            <w:r>
+              <w:rPr>
+                <w:noProof/>
+                <w:webHidden/>
+              </w:rPr>
+              <w:fldChar w:fldCharType="end"/>
+            </w:r>
+          </w:hyperlink>
+        </w:p>
+        <w:p>
+          <w:pPr>
+            <w:pStyle w:val="TOC2"/>
+            <w:tabs>
+              <w:tab w:val="right" w:leader="dot" w:pos="9016"/>
+            </w:tabs>
+            <w:rPr>
+              <w:rFonts w:eastAsiaTheme="minorEastAsia"/>
+              <w:noProof/>
+              <w:lang w:eastAsia="en-GB"/>
+            </w:rPr>
+          </w:pPr>
+          <w:hyperlink w:anchor="_Toc237851127" w:history="1">
+            <w:r>
+              <w:rPr>
+                <w:rStyle w:val="Hyperlink"/>
+                <w:noProof/>
+              </w:rPr>
+              <w:t>2.5 Mechanical Design</w:t>
+            </w:r>
+            <w:r>
+              <w:rPr>
+                <w:noProof/>
+                <w:webHidden/>
+              </w:rPr>
+              <w:tab/>
+            </w:r>
+            <w:r>
+              <w:rPr>
+                <w:noProof/>
+                <w:webHidden/>
+              </w:rPr>
+              <w:fldChar w:fldCharType="begin"/>
+            </w:r>
+            <w:r>
+              <w:rPr>
+                <w:noProof/>
+                <w:webHidden/>
+              </w:rPr>
+              <w:instrText xml:space="preserve"> PAGEREF _Toc237851127 \h </w:instrText>
+            </w:r>
+            <w:r>
+              <w:rPr>
+                <w:noProof/>
+                <w:webHidden/>
+              </w:rPr>
+            </w:r>
+            <w:r>
+              <w:rPr>
+                <w:noProof/>
+                <w:webHidden/>
+              </w:rPr>
+              <w:fldChar w:fldCharType="separate"/>
+            </w:r>
+            <w:r>
+              <w:rPr>
+                <w:noProof/>
+                <w:webHidden/>
+              </w:rPr>
+              <w:t>3</w:t>
+            </w:r>
+            <w:r>
+              <w:rPr>
+                <w:noProof/>
+                <w:webHidden/>
+              </w:rPr>
+              <w:fldChar w:fldCharType="end"/>
+            </w:r>
+          </w:hyperlink>
+        </w:p>
+        <w:p>
+          <w:pPr>
+            <w:pStyle w:val="TOC1"/>
+            <w:tabs>
+              <w:tab w:val="right" w:leader="dot" w:pos="9016"/>
+            </w:tabs>
+            <w:rPr>
+              <w:rFonts w:eastAsiaTheme="minorEastAsia"/>
+              <w:noProof/>
+              <w:lang w:eastAsia="en-GB"/>
+            </w:rPr>
+          </w:pPr>
+          <w:hyperlink w:anchor="_Toc237851128" w:history="1">
+            <w:r>
+              <w:rPr>
+                <w:rStyle w:val="Hyperlink"/>
+                <w:noProof/>
+              </w:rPr>
+              <w:t>3.0 Software Design</w:t>
+            </w:r>
+            <w:r>
+              <w:rPr>
+                <w:noProof/>
+                <w:webHidden/>
+              </w:rPr>
+              <w:tab/>
+            </w:r>
+            <w:r>
+              <w:rPr>
+                <w:noProof/>
+                <w:webHidden/>
+              </w:rPr>
+              <w:fldChar w:fldCharType="begin"/>
+            </w:r>
+            <w:r>
+              <w:rPr>
+                <w:noProof/>
+                <w:webHidden/>
+              </w:rPr>
+              <w:instrText xml:space="preserve"> PAGEREF _Toc237851128 \h </w:instrText>
+            </w:r>
+            <w:r>
+              <w:rPr>
+                <w:noProof/>
+                <w:webHidden/>
+              </w:rPr>
+            </w:r>
+            <w:r>
+              <w:rPr>
+                <w:noProof/>
+                <w:webHidden/>
+              </w:rPr>
+              <w:fldChar w:fldCharType="separate"/>
+            </w:r>
+            <w:r>
+              <w:rPr>
+                <w:noProof/>
+                <w:webHidden/>
+              </w:rPr>
+              <w:t>3</w:t>
+            </w:r>
+            <w:r>
+              <w:rPr>
+                <w:noProof/>
+                <w:webHidden/>
+              </w:rPr>
+              <w:fldChar w:fldCharType="end"/>
+            </w:r>
+          </w:hyperlink>
+        </w:p>
+        <w:p>
+          <w:pPr>
+            <w:pStyle w:val="TOC2"/>
+            <w:tabs>
+              <w:tab w:val="right" w:leader="dot" w:pos="9016"/>
+            </w:tabs>
+            <w:rPr>
+              <w:rFonts w:eastAsiaTheme="minorEastAsia"/>
+              <w:noProof/>
+              <w:lang w:eastAsia="en-GB"/>
+            </w:rPr>
+          </w:pPr>
+          <w:hyperlink w:anchor="_Toc237851129" w:history="1">
+            <w:r>
+              <w:rPr>
+                <w:rStyle w:val="Hyperlink"/>
+                <w:noProof/>
+              </w:rPr>
+              <w:t>3.1 Cyan</w:t>
+            </w:r>
+            <w:r>
+              <w:rPr>
+                <w:noProof/>
+                <w:webHidden/>
+              </w:rPr>
+              <w:tab/>
+            </w:r>
+            <w:r>
+              <w:rPr>
+                <w:noProof/>
+                <w:webHidden/>
+              </w:rPr>
+              <w:fldChar w:fldCharType="begin"/>
+            </w:r>
+            <w:r>
+              <w:rPr>
+                <w:noProof/>
+                <w:webHidden/>
+              </w:rPr>
+              <w:instrText xml:space="preserve"> PAGEREF _Toc237851129 \h </w:instrText>
+            </w:r>
+            <w:r>
+              <w:rPr>
+                <w:noProof/>
+                <w:webHidden/>
+              </w:rPr>
+            </w:r>
+            <w:r>
+              <w:rPr>
+                <w:noProof/>
+                <w:webHidden/>
+              </w:rPr>
+              <w:fldChar w:fldCharType="separate"/>
+            </w:r>
+            <w:r>
+              <w:rPr>
+                <w:noProof/>
+                <w:webHidden/>
+              </w:rPr>
+              <w:t>3</w:t>
+            </w:r>
+            <w:r>
+              <w:rPr>
+                <w:noProof/>
+                <w:webHidden/>
+              </w:rPr>
+              <w:fldChar w:fldCharType="end"/>
+            </w:r>
+          </w:hyperlink>
+        </w:p>
+        <w:p>
+          <w:pPr>
+            <w:pStyle w:val="TOC2"/>
+            <w:tabs>
+              <w:tab w:val="right" w:leader="dot" w:pos="9016"/>
+            </w:tabs>
+            <w:rPr>
+              <w:rFonts w:eastAsiaTheme="minorEastAsia"/>
+              <w:noProof/>
+              <w:lang w:eastAsia="en-GB"/>
+            </w:rPr>
+          </w:pPr>
+          <w:hyperlink w:anchor="_Toc237851130" w:history="1">
+            <w:r>
+              <w:rPr>
+                <w:rStyle w:val="Hyperlink"/>
+                <w:noProof/>
+              </w:rPr>
+              <w:t>3.2 User Interface</w:t>
+            </w:r>
+            <w:r>
+              <w:rPr>
+                <w:noProof/>
+                <w:webHidden/>
+              </w:rPr>
+              <w:tab/>
+            </w:r>
+            <w:r>
+              <w:rPr>
+                <w:noProof/>
+                <w:webHidden/>
+              </w:rPr>
+              <w:fldChar w:fldCharType="begin"/>
+            </w:r>
+            <w:r>
+              <w:rPr>
+                <w:noProof/>
+                <w:webHidden/>
+              </w:rPr>
+              <w:instrText xml:space="preserve"> PAGEREF _Toc237851130 \h </w:instrText>
+            </w:r>
+            <w:r>
+              <w:rPr>
+                <w:noProof/>
+                <w:webHidden/>
+              </w:rPr>
+            </w:r>
+            <w:r>
+              <w:rPr>
+                <w:noProof/>
+                <w:webHidden/>
+              </w:rPr>
+              <w:fldChar w:fldCharType="separate"/>
+            </w:r>
+            <w:r>
+              <w:rPr>
+                <w:noProof/>
+                <w:webHidden/>
+              </w:rPr>
+              <w:t>3</w:t>
+            </w:r>
+            <w:r>
+              <w:rPr>
+                <w:noProof/>
+                <w:webHidden/>
+              </w:rPr>
+              <w:fldChar w:fldCharType="end"/>
+            </w:r>
+          </w:hyperlink>
+        </w:p>
+        <w:p>
+          <w:pPr>
+            <w:pStyle w:val="TOC2"/>
+            <w:tabs>
+              <w:tab w:val="right" w:leader="dot" w:pos="9016"/>
+            </w:tabs>
+            <w:rPr>
+              <w:rFonts w:eastAsiaTheme="minorEastAsia"/>
+              <w:noProof/>
+              <w:lang w:eastAsia="en-GB"/>
+            </w:rPr>
+          </w:pPr>
+          <w:hyperlink w:anchor="_Toc237851131" w:history="1">
+            <w:r>
+              <w:rPr>
+                <w:rStyle w:val="Hyperlink"/>
+                <w:noProof/>
+              </w:rPr>
+              <w:t>3.3 Application System</w:t>
+            </w:r>
+            <w:r>
+              <w:rPr>
+                <w:noProof/>
+                <w:webHidden/>
+              </w:rPr>
+              <w:tab/>
+            </w:r>
+            <w:r>
+              <w:rPr>
+                <w:noProof/>
+                <w:webHidden/>
+              </w:rPr>
+              <w:fldChar w:fldCharType="begin"/>
+            </w:r>
+            <w:r>
+              <w:rPr>
+                <w:noProof/>
+                <w:webHidden/>
+              </w:rPr>
+              <w:instrText xml:space="preserve"> PAGEREF _Toc237851131 \h </w:instrText>
+            </w:r>
+            <w:r>
+              <w:rPr>
+                <w:noProof/>
+                <w:webHidden/>
+              </w:rPr>
+            </w:r>
+            <w:r>
+              <w:rPr>
+                <w:noProof/>
+                <w:webHidden/>
+              </w:rPr>
+              <w:fldChar w:fldCharType="separate"/>
+            </w:r>
+            <w:r>
+              <w:rPr>
+                <w:noProof/>
+                <w:webHidden/>
+              </w:rPr>
+              <w:t>3</w:t>
+            </w:r>
+            <w:r>
+              <w:rPr>
+                <w:noProof/>
+                <w:webHidden/>
+              </w:rPr>
+              <w:fldChar w:fldCharType="end"/>
+            </w:r>
+          </w:hyperlink>
+        </w:p>
+        <w:p>
+          <w:pPr>
+            <w:pStyle w:val="TOC2"/>
+            <w:tabs>
+              <w:tab w:val="right" w:leader="dot" w:pos="9016"/>
+            </w:tabs>
+            <w:rPr>
+              <w:rFonts w:eastAsiaTheme="minorEastAsia"/>
+              <w:noProof/>
+              <w:lang w:eastAsia="en-GB"/>
+            </w:rPr>
+          </w:pPr>
+          <w:hyperlink w:anchor="_Toc237851132" w:history="1">
+            <w:r>
+              <w:rPr>
+                <w:rStyle w:val="Hyperlink"/>
+                <w:noProof/>
+              </w:rPr>
+              <w:t>…</w:t>
+            </w:r>
+            <w:r>
+              <w:rPr>
+                <w:noProof/>
+                <w:webHidden/>
+              </w:rPr>
+              <w:tab/>
+            </w:r>
+            <w:r>
+              <w:rPr>
+                <w:noProof/>
+                <w:webHidden/>
+              </w:rPr>
+              <w:fldChar w:fldCharType="begin"/>
+            </w:r>
+            <w:r>
+              <w:rPr>
+                <w:noProof/>
+                <w:webHidden/>
+              </w:rPr>
+              <w:instrText xml:space="preserve"> PAGEREF _Toc237851132 \h </w:instrText>
+            </w:r>
+            <w:r>
+              <w:rPr>
+                <w:noProof/>
+                <w:webHidden/>
+              </w:rPr>
+            </w:r>
+            <w:r>
+              <w:rPr>
+                <w:noProof/>
+                <w:webHidden/>
+              </w:rPr>
+              <w:fldChar w:fldCharType="separate"/>
+            </w:r>
+            <w:r>
+              <w:rPr>
+                <w:noProof/>
+                <w:webHidden/>
+              </w:rPr>
+              <w:t>3</w:t>
+            </w:r>
+            <w:r>
+              <w:rPr>
+                <w:noProof/>
+                <w:webHidden/>
+              </w:rPr>
+              <w:fldChar w:fldCharType="end"/>
+            </w:r>
+          </w:hyperlink>
+        </w:p>
+        <w:p>
+          <w:pPr>
+            <w:pStyle w:val="TOC2"/>
+            <w:tabs>
+              <w:tab w:val="right" w:leader="dot" w:pos="9016"/>
+            </w:tabs>
+            <w:rPr>
+              <w:rFonts w:eastAsiaTheme="minorEastAsia"/>
+              <w:noProof/>
+              <w:lang w:eastAsia="en-GB"/>
+            </w:rPr>
+          </w:pPr>
+          <w:hyperlink w:anchor="_Toc237851133" w:history="1">
+            <w:r>
+              <w:rPr>
+                <w:rStyle w:val="Hyperlink"/>
+                <w:noProof/>
+              </w:rPr>
+              <w:t>3.4 Hardware Abstraction</w:t>
+            </w:r>
+            <w:r>
+              <w:rPr>
+                <w:noProof/>
+                <w:webHidden/>
+              </w:rPr>
+              <w:tab/>
+            </w:r>
+            <w:r>
+              <w:rPr>
+                <w:noProof/>
+                <w:webHidden/>
+              </w:rPr>
+              <w:fldChar w:fldCharType="begin"/>
+            </w:r>
+            <w:r>
+              <w:rPr>
+                <w:noProof/>
+                <w:webHidden/>
+              </w:rPr>
+              <w:instrText xml:space="preserve"> PAGEREF _Toc237851133 \h </w:instrText>
+            </w:r>
+            <w:r>
+              <w:rPr>
+                <w:noProof/>
+                <w:webHidden/>
+              </w:rPr>
+            </w:r>
+            <w:r>
+              <w:rPr>
+                <w:noProof/>
+                <w:webHidden/>
+              </w:rPr>
+              <w:fldChar w:fldCharType="separate"/>
+            </w:r>
+            <w:r>
+              <w:rPr>
+                <w:noProof/>
+                <w:webHidden/>
+              </w:rPr>
+              <w:t>3</w:t>
+            </w:r>
+            <w:r>
+              <w:rPr>
+                <w:noProof/>
+                <w:webHidden/>
+              </w:rPr>
+              <w:fldChar w:fldCharType="end"/>
+            </w:r>
+          </w:hyperlink>
+        </w:p>
+        <w:p>
+          <w:pPr>
+            <w:pStyle w:val="TOC2"/>
+            <w:tabs>
+              <w:tab w:val="right" w:leader="dot" w:pos="9016"/>
+            </w:tabs>
+            <w:rPr>
+              <w:rFonts w:eastAsiaTheme="minorEastAsia"/>
+              <w:noProof/>
+              <w:lang w:eastAsia="en-GB"/>
+            </w:rPr>
+          </w:pPr>
+          <w:hyperlink w:anchor="_Toc237851134" w:history="1">
+            <w:r>
+              <w:rPr>
+                <w:rStyle w:val="Hyperlink"/>
+                <w:noProof/>
+              </w:rPr>
+              <w:t>…</w:t>
+            </w:r>
+            <w:r>
+              <w:rPr>
+                <w:noProof/>
+                <w:webHidden/>
+              </w:rPr>
+              <w:tab/>
+            </w:r>
+            <w:r>
+              <w:rPr>
+                <w:noProof/>
+                <w:webHidden/>
+              </w:rPr>
+              <w:fldChar w:fldCharType="begin"/>
+            </w:r>
+            <w:r>
+              <w:rPr>
+                <w:noProof/>
+                <w:webHidden/>
+              </w:rPr>
+              <w:instrText xml:space="preserve"> PAGEREF _Toc237851134 \h </w:instrText>
+            </w:r>
+            <w:r>
+              <w:rPr>
+                <w:noProof/>
+                <w:webHidden/>
+              </w:rPr>
+            </w:r>
+            <w:r>
+              <w:rPr>
+                <w:noProof/>
+                <w:webHidden/>
+              </w:rPr>
+              <w:fldChar w:fldCharType="separate"/>
+            </w:r>
+            <w:r>
+              <w:rPr>
+                <w:noProof/>
+                <w:webHidden/>
+              </w:rPr>
+              <w:t>3</w:t>
+            </w:r>
+            <w:r>
+              <w:rPr>
+                <w:noProof/>
+                <w:webHidden/>
+              </w:rPr>
+              <w:fldChar w:fldCharType="end"/>
+            </w:r>
+          </w:hyperlink>
+        </w:p>
+        <w:p>
+          <w:pPr>
+            <w:pStyle w:val="TOC2"/>
+            <w:tabs>
+              <w:tab w:val="right" w:leader="dot" w:pos="9016"/>
+            </w:tabs>
+            <w:rPr>
+              <w:rFonts w:eastAsiaTheme="minorEastAsia"/>
+              <w:noProof/>
+              <w:lang w:eastAsia="en-GB"/>
+            </w:rPr>
+          </w:pPr>
+          <w:hyperlink w:anchor="_Toc237851135" w:history="1">
+            <w:r>
+              <w:rPr>
+                <w:rStyle w:val="Hyperlink"/>
+                <w:noProof/>
+              </w:rPr>
+              <w:t>3.5 PC Platform</w:t>
+            </w:r>
+            <w:r>
+              <w:rPr>
+                <w:noProof/>
+                <w:webHidden/>
+              </w:rPr>
+              <w:tab/>
+            </w:r>
+            <w:r>
+              <w:rPr>
+                <w:noProof/>
+                <w:webHidden/>
+              </w:rPr>
+              <w:fldChar w:fldCharType="begin"/>
+            </w:r>
+            <w:r>
+              <w:rPr>
+                <w:noProof/>
+                <w:webHidden/>
+              </w:rPr>
+              <w:instrText xml:space="preserve"> PAGEREF _Toc237851135 \h </w:instrText>
+            </w:r>
+            <w:r>
+              <w:rPr>
+                <w:noProof/>
+                <w:webHidden/>
+              </w:rPr>
+            </w:r>
+            <w:r>
+              <w:rPr>
+                <w:noProof/>
+                <w:webHidden/>
+              </w:rPr>
+              <w:fldChar w:fldCharType="separate"/>
+            </w:r>
+            <w:r>
+              <w:rPr>
+                <w:noProof/>
+                <w:webHidden/>
+              </w:rPr>
+              <w:t>4</w:t>
+            </w:r>
+            <w:r>
+              <w:rPr>
+                <w:noProof/>
+                <w:webHidden/>
+              </w:rPr>
+              <w:fldChar w:fldCharType="end"/>
+            </w:r>
+          </w:hyperlink>
+        </w:p>
+        <w:p>
+          <w:pPr>
+            <w:pStyle w:val="TOC2"/>
+            <w:tabs>
+              <w:tab w:val="right" w:leader="dot" w:pos="9016"/>
+            </w:tabs>
+            <w:rPr>
+              <w:rFonts w:eastAsiaTheme="minorEastAsia"/>
+              <w:noProof/>
+              <w:lang w:eastAsia="en-GB"/>
+            </w:rPr>
+          </w:pPr>
+          <w:hyperlink w:anchor="_Toc237851136" w:history="1">
+            <w:r>
+              <w:rPr>
+                <w:rStyle w:val="Hyperlink"/>
+                <w:noProof/>
+              </w:rPr>
+              <w:t>3.6 Settings &amp; Configuration</w:t>
+            </w:r>
+            <w:r>
+              <w:rPr>
+                <w:noProof/>
+                <w:webHidden/>
+              </w:rPr>
+              <w:tab/>
+            </w:r>
+            <w:r>
+              <w:rPr>
+                <w:noProof/>
+                <w:webHidden/>
+              </w:rPr>
+              <w:fldChar w:fldCharType="begin"/>
+            </w:r>
+            <w:r>
+              <w:rPr>
+                <w:noProof/>
+                <w:webHidden/>
+              </w:rPr>
+              <w:instrText xml:space="preserve"> PAGEREF _Toc237851136 \h </w:instrText>
+            </w:r>
+            <w:r>
+              <w:rPr>
+                <w:noProof/>
+                <w:webHidden/>
+              </w:rPr>
+            </w:r>
+            <w:r>
+              <w:rPr>
+                <w:noProof/>
+                <w:webHidden/>
+              </w:rPr>
+              <w:fldChar w:fldCharType="separate"/>
+            </w:r>
+            <w:r>
+              <w:rPr>
+                <w:noProof/>
+                <w:webHidden/>
+              </w:rPr>
+              <w:t>4</w:t>
+            </w:r>
+            <w:r>
+              <w:rPr>
+                <w:noProof/>
+                <w:webHidden/>
+              </w:rPr>
+              <w:fldChar w:fldCharType="end"/>
+            </w:r>
+          </w:hyperlink>
+        </w:p>
+        <w:p>
+          <w:pPr>
+            <w:pStyle w:val="TOC2"/>
+            <w:tabs>
+              <w:tab w:val="right" w:leader="dot" w:pos="9016"/>
+            </w:tabs>
+            <w:rPr>
+              <w:rFonts w:eastAsiaTheme="minorEastAsia"/>
+              <w:noProof/>
+              <w:lang w:eastAsia="en-GB"/>
+            </w:rPr>
+          </w:pPr>
+          <w:hyperlink w:anchor="_Toc237851137" w:history="1">
+            <w:r>
+              <w:rPr>
+                <w:rStyle w:val="Hyperlink"/>
+                <w:noProof/>
+              </w:rPr>
+              <w:t>3.7 Remote Shell</w:t>
+            </w:r>
+            <w:r>
+              <w:rPr>
+                <w:noProof/>
+                <w:webHidden/>
+              </w:rPr>
+              <w:tab/>
+            </w:r>
+            <w:r>
+              <w:rPr>
+                <w:noProof/>
+                <w:webHidden/>
+              </w:rPr>
+              <w:fldChar w:fldCharType="begin"/>
+            </w:r>
+            <w:r>
+              <w:rPr>
+                <w:noProof/>
+                <w:webHidden/>
+              </w:rPr>
+              <w:instrText xml:space="preserve"> PAGEREF _Toc237851137 \h </w:instrText>
+            </w:r>
+            <w:r>
+              <w:rPr>
+                <w:noProof/>
+                <w:webHidden/>
+              </w:rPr>
+            </w:r>
+            <w:r>
+              <w:rPr>
+                <w:noProof/>
+                <w:webHidden/>
+              </w:rPr>
+              <w:fldChar w:fldCharType="separate"/>
+            </w:r>
+            <w:r>
+              <w:rPr>
+                <w:noProof/>
+                <w:webHidden/>
+              </w:rPr>
+              <w:t>4</w:t>
+            </w:r>
+            <w:r>
+              <w:rPr>
+                <w:noProof/>
+                <w:webHidden/>
+              </w:rPr>
+              <w:fldChar w:fldCharType="end"/>
+            </w:r>
+          </w:hyperlink>
+        </w:p>
+        <w:p>
+          <w:pPr>
+            <w:pStyle w:val="TOC1"/>
+            <w:tabs>
+              <w:tab w:val="right" w:leader="dot" w:pos="9016"/>
+            </w:tabs>
+            <w:rPr>
+              <w:rFonts w:eastAsiaTheme="minorEastAsia"/>
+              <w:noProof/>
+              <w:lang w:eastAsia="en-GB"/>
+            </w:rPr>
+          </w:pPr>
+          <w:hyperlink w:anchor="_Toc237851138" w:history="1">
+            <w:r>
+              <w:rPr>
+                <w:rStyle w:val="Hyperlink"/>
+                <w:noProof/>
+              </w:rPr>
+              <w:t>4.0 Testing and Verification</w:t>
+            </w:r>
+            <w:r>
+              <w:rPr>
+                <w:noProof/>
+                <w:webHidden/>
+              </w:rPr>
+              <w:tab/>
+            </w:r>
+            <w:r>
+              <w:rPr>
+                <w:noProof/>
+                <w:webHidden/>
+              </w:rPr>
+              <w:fldChar w:fldCharType="begin"/>
+            </w:r>
+            <w:r>
+              <w:rPr>
+                <w:noProof/>
+                <w:webHidden/>
+              </w:rPr>
+              <w:instrText xml:space="preserve"> PAGEREF _Toc237851138 \h </w:instrText>
+            </w:r>
+            <w:r>
+              <w:rPr>
+                <w:noProof/>
+                <w:webHidden/>
+              </w:rPr>
+            </w:r>
+            <w:r>
+              <w:rPr>
+                <w:noProof/>
+                <w:webHidden/>
+              </w:rPr>
+              <w:fldChar w:fldCharType="separate"/>
+            </w:r>
+            <w:r>
+              <w:rPr>
+                <w:noProof/>
+                <w:webHidden/>
+              </w:rPr>
+              <w:t>4</w:t>
+            </w:r>
+            <w:r>
+              <w:rPr>
+                <w:noProof/>
+                <w:webHidden/>
+              </w:rPr>
+              <w:fldChar w:fldCharType="end"/>
+            </w:r>
+          </w:hyperlink>
+        </w:p>
+        <w:p>
+          <w:pPr>
+            <w:pStyle w:val="TOC1"/>
+            <w:tabs>
+              <w:tab w:val="right" w:leader="dot" w:pos="9016"/>
+            </w:tabs>
+            <w:rPr>
+              <w:rFonts w:eastAsiaTheme="minorEastAsia"/>
+              <w:noProof/>
+              <w:lang w:eastAsia="en-GB"/>
+            </w:rPr>
+          </w:pPr>
+          <w:hyperlink w:anchor="_Toc237851139" w:history="1">
+            <w:r>
+              <w:rPr>
+                <w:rStyle w:val="Hyperlink"/>
+                <w:noProof/>
+              </w:rPr>
+              <w:t>5.0 Development History</w:t>
+            </w:r>
+            <w:r>
+              <w:rPr>
+                <w:noProof/>
+                <w:webHidden/>
+              </w:rPr>
+              <w:tab/>
+            </w:r>
+            <w:r>
+              <w:rPr>
+                <w:noProof/>
+                <w:webHidden/>
+              </w:rPr>
+              <w:fldChar w:fldCharType="begin"/>
+            </w:r>
+            <w:r>
+              <w:rPr>
+                <w:noProof/>
+                <w:webHidden/>
+              </w:rPr>
+              <w:instrText xml:space="preserve"> PAGEREF _Toc237851139 \h </w:instrText>
+            </w:r>
+            <w:r>
+              <w:rPr>
+                <w:noProof/>
+                <w:webHidden/>
+              </w:rPr>
+            </w:r>
+            <w:r>
+              <w:rPr>
+                <w:noProof/>
+                <w:webHidden/>
+              </w:rPr>
+              <w:fldChar w:fldCharType="separate"/>
+            </w:r>
+            <w:r>
+              <w:rPr>
+                <w:noProof/>
+                <w:webHidden/>
+              </w:rPr>
+              <w:t>4</w:t>
+            </w:r>
+            <w:r>
+              <w:rPr>
+                <w:noProof/>
+                <w:webHidden/>
+              </w:rPr>
+              <w:fldChar w:fldCharType="end"/>
+            </w:r>
+          </w:hyperlink>
+        </w:p>
+        <w:p>
+          <w:pPr>
+            <w:pStyle w:val="TOC2"/>
+            <w:tabs>
+              <w:tab w:val="right" w:leader="dot" w:pos="9016"/>
+            </w:tabs>
+            <w:rPr>
+              <w:rFonts w:eastAsiaTheme="minorEastAsia"/>
+              <w:noProof/>
+              <w:lang w:eastAsia="en-GB"/>
+            </w:rPr>
+          </w:pPr>
+          <w:hyperlink w:anchor="_Toc237851140" w:history="1">
+            <w:r>
+              <w:rPr>
+                <w:rStyle w:val="Hyperlink"/>
+                <w:noProof/>
+              </w:rPr>
+              <w:t>5.1 Hardware Decisions</w:t>
+            </w:r>
+            <w:r>
+              <w:rPr>
+                <w:noProof/>
+                <w:webHidden/>
+              </w:rPr>
+              <w:tab/>
+            </w:r>
+            <w:r>
+              <w:rPr>
+                <w:noProof/>
+                <w:webHidden/>
+              </w:rPr>
+              <w:fldChar w:fldCharType="begin"/>
+            </w:r>
+            <w:r>
+              <w:rPr>
+                <w:noProof/>
+                <w:webHidden/>
+              </w:rPr>
+              <w:instrText xml:space="preserve"> PAGEREF _Toc237851140 \h </w:instrText>
+            </w:r>
+            <w:r>
+              <w:rPr>
+                <w:noProof/>
+                <w:webHidden/>
+              </w:rPr>
+            </w:r>
+            <w:r>
+              <w:rPr>
+                <w:noProof/>
+                <w:webHidden/>
+              </w:rPr>
+              <w:fldChar w:fldCharType="separate"/>
+            </w:r>
+            <w:r>
+              <w:rPr>
+                <w:noProof/>
+                <w:webHidden/>
+              </w:rPr>
+              <w:t>4</w:t>
+            </w:r>
+            <w:r>
+              <w:rPr>
+                <w:noProof/>
+                <w:webHidden/>
+              </w:rPr>
+              <w:fldChar w:fldCharType="end"/>
+            </w:r>
+          </w:hyperlink>
+        </w:p>
+        <w:p>
+          <w:pPr>
+            <w:pStyle w:val="TOC2"/>
+            <w:tabs>
+              <w:tab w:val="right" w:leader="dot" w:pos="9016"/>
+            </w:tabs>
+            <w:rPr>
+              <w:rFonts w:eastAsiaTheme="minorEastAsia"/>
+              <w:noProof/>
+              <w:lang w:eastAsia="en-GB"/>
+            </w:rPr>
+          </w:pPr>
+          <w:hyperlink w:anchor="_Toc237851141" w:history="1">
+            <w:r>
+              <w:rPr>
+                <w:rStyle w:val="Hyperlink"/>
+                <w:noProof/>
+              </w:rPr>
+              <w:t>5.2 Software Decisions</w:t>
+            </w:r>
+            <w:r>
+              <w:rPr>
+                <w:noProof/>
+                <w:webHidden/>
+              </w:rPr>
+              <w:tab/>
+            </w:r>
+            <w:r>
+              <w:rPr>
+                <w:noProof/>
+                <w:webHidden/>
+              </w:rPr>
+              <w:fldChar w:fldCharType="begin"/>
+            </w:r>
+            <w:r>
+              <w:rPr>
+                <w:noProof/>
+                <w:webHidden/>
+              </w:rPr>
+              <w:instrText xml:space="preserve"> PAGEREF _Toc237851141 \h </w:instrText>
+            </w:r>
+            <w:r>
+              <w:rPr>
+                <w:noProof/>
+                <w:webHidden/>
+              </w:rPr>
+            </w:r>
+            <w:r>
+              <w:rPr>
+                <w:noProof/>
+                <w:webHidden/>
+              </w:rPr>
+              <w:fldChar w:fldCharType="separate"/>
+            </w:r>
+            <w:r>
+              <w:rPr>
+                <w:noProof/>
+                <w:webHidden/>
+              </w:rPr>
+              <w:t>5</w:t>
+            </w:r>
+            <w:r>
+              <w:rPr>
+                <w:noProof/>
+                <w:webHidden/>
+              </w:rPr>
+              <w:fldChar w:fldCharType="end"/>
+            </w:r>
+          </w:hyperlink>
+        </w:p>
+        <w:p>
+          <w:r>
+            <w:rPr>
+              <w:b/>
+              <w:bCs/>
+              <w:noProof/>
+            </w:rPr>
+            <w:fldChar w:fldCharType="end"/>
+          </w:r>
+        </w:p>
+      </w:sdtContent>
+    </w:sdt>
+    <w:p/>
+    <w:p>
+      <w:pPr>
+        <w:pStyle w:val="Heading1"/>
+      </w:pPr>
+      <w:bookmarkStart w:id="3" w:name="_Toc237851118"/>
+      <w:r>
+        <w:t xml:space="preserve">1.0 </w:t>
+      </w:r>
+      <w:r>
+        <w:t>Technical Overview</w:t>
+      </w:r>
+      <w:bookmarkEnd w:id="3"/>
+    </w:p>
+    <w:p>
+      <w:r>
+        <w:t>…</w:t>
+      </w:r>
+    </w:p>
+    <w:p>
+      <w:pPr>
+        <w:pStyle w:val="Heading2"/>
+      </w:pPr>
+      <w:bookmarkStart w:id="4" w:name="_Toc237851119"/>
+      <w:r>
+        <w:t xml:space="preserve">1.1 </w:t>
+      </w:r>
+      <w:r>
+        <w:t>Functional</w:t>
+      </w:r>
+      <w:r>
+        <w:t xml:space="preserve"> Requirements</w:t>
+      </w:r>
+      <w:bookmarkEnd w:id="4"/>
+    </w:p>
+    <w:p>
+      <w:r>
+        <w:t>…</w:t>
+      </w:r>
+    </w:p>
+    <w:p>
+      <w:pPr>
+        <w:pStyle w:val="Heading2"/>
+      </w:pPr>
+      <w:bookmarkStart w:id="5" w:name="_Toc237851120"/>
+      <w:r>
+        <w:t>1.2 Non-Functional Requirements</w:t>
+      </w:r>
+      <w:bookmarkEnd w:id="5"/>
+    </w:p>
+    <w:p>
+      <w:r>
+        <w:t>…</w:t>
+      </w:r>
+    </w:p>
+    <w:p>
+      <w:pPr>
+        <w:pStyle w:val="Heading2"/>
+      </w:pPr>
+      <w:bookmarkStart w:id="6" w:name="_Toc237851121"/>
+      <w:r>
+        <w:t xml:space="preserve">1.3 </w:t>
+      </w:r>
+      <w:r>
+        <w:t>System Architecture</w:t>
+      </w:r>
+      <w:bookmarkEnd w:id="6"/>
+      <w:r>
         <w:t xml:space="preserve"> </w:t>
       </w:r>
-      <w:r>
-        <w:t>A</w:t>
-      </w:r>
+    </w:p>
+    <w:p>
+      <w:r>
+        <w:t>layered model: hardware -&gt; data/display -&gt; service -&gt; OS -&gt; app</w:t>
+      </w:r>
+    </w:p>
+    <w:p>
+      <w:pPr>
+        <w:pStyle w:val="Heading1"/>
+      </w:pPr>
+    </w:p>
+    <w:p>
+      <w:pPr>
+        <w:pStyle w:val="Heading1"/>
+      </w:pPr>
+      <w:bookmarkStart w:id="7" w:name="_Toc237851122"/>
+      <w:r>
+        <w:t>2.0 Hardware Design</w:t>
+      </w:r>
+      <w:bookmarkEnd w:id="7"/>
+    </w:p>
+    <w:p>
+      <w:r>
+        <w:t>…</w:t>
+      </w:r>
+      <w:r>
+        <w:br/>
+      </w:r>
+    </w:p>
+    <w:p>
+      <w:pPr>
+        <w:pStyle w:val="Heading2"/>
+      </w:pPr>
+      <w:bookmarkStart w:id="8" w:name="_Toc237851123"/>
+      <w:r>
+        <w:t>2.1 Power System</w:t>
+      </w:r>
+      <w:bookmarkEnd w:id="8"/>
+    </w:p>
+    <w:p>
+      <w:r>
+        <w:t>…</w:t>
+      </w:r>
+    </w:p>
+    <w:p>
+      <w:pPr>
+        <w:pStyle w:val="Heading2"/>
+      </w:pPr>
+      <w:bookmarkStart w:id="9" w:name="_Toc237851124"/>
+      <w:r>
+        <w:t>2.2 Electronic</w:t>
+      </w:r>
+      <w:r>
+        <w:t xml:space="preserve"> Components</w:t>
+      </w:r>
+      <w:bookmarkEnd w:id="9"/>
+    </w:p>
+    <w:p>
+      <w:r>
+        <w:t>…</w:t>
+      </w:r>
+    </w:p>
+    <w:p>
+      <w:pPr>
+        <w:pStyle w:val="Heading2"/>
+      </w:pPr>
+      <w:bookmarkStart w:id="10" w:name="_Toc237851125"/>
+      <w:r>
+        <w:t>2.3 PCB Design</w:t>
+      </w:r>
+      <w:bookmarkEnd w:id="10"/>
+    </w:p>
+    <w:p>
+      <w:r>
+        <w:t>…</w:t>
+      </w:r>
+    </w:p>
+    <w:p>
+      <w:pPr>
+        <w:pStyle w:val="Heading2"/>
+      </w:pPr>
+      <w:bookmarkStart w:id="11" w:name="_Toc237851126"/>
+      <w:r>
+        <w:t>2.4 Structural Design</w:t>
+      </w:r>
+      <w:bookmarkEnd w:id="11"/>
+    </w:p>
+    <w:p>
+      <w:r>
+        <w:t>Enclosure/case etc…</w:t>
+      </w:r>
+    </w:p>
+    <w:p>
       <w:r>
         <w:t xml:space="preserve"> </w:t>
       </w:r>
       <w:r>
-        <w:t xml:space="preserve">custom-built </w:t>
-      </w:r>
-      <w:r>
-        <w:t>real time operating system</w:t>
-      </w:r>
-      <w:r>
-        <w:t xml:space="preserve"> called “Cyan”</w:t>
-      </w:r>
-      <w:r>
-        <w:t xml:space="preserve"> </w:t>
-      </w:r>
-      <w:r>
-        <w:t xml:space="preserve">is responsible for managing </w:t>
-      </w:r>
-      <w:r>
-        <w:t>hardware and</w:t>
-      </w:r>
-      <w:r>
-        <w:t xml:space="preserve"> the</w:t>
-      </w:r>
-      <w:r>
-        <w:t xml:space="preserve"> </w:t>
-      </w:r>
-      <w:r>
-        <w:t>user interface</w:t>
-      </w:r>
-      <w:r>
-        <w:t xml:space="preserve"> </w:t>
-      </w:r>
-      <w:r>
-        <w:t>in real time</w:t>
-      </w:r>
-      <w:r>
-        <w:t xml:space="preserve">. </w:t>
-      </w:r>
-      <w:r>
-        <w:t xml:space="preserve">User interaction is </w:t>
-      </w:r>
-      <w:r>
-        <w:t>facilitated</w:t>
-      </w:r>
-      <w:r>
-        <w:t xml:space="preserve"> </w:t>
-      </w:r>
-      <w:r>
-        <w:t xml:space="preserve">by </w:t>
-      </w:r>
-      <w:r>
-        <w:t xml:space="preserve">three physical buttons and a rotary crown, which can also be pressed </w:t>
-      </w:r>
-      <w:r>
-        <w:t xml:space="preserve">as </w:t>
-      </w:r>
-      <w:r>
-        <w:t>a button</w:t>
-      </w:r>
-      <w:r>
-        <w:t>.</w:t>
-      </w:r>
-      <w:r>
-        <w:t xml:space="preserve"> The device measures x-mm by y-mm by z-mm.</w:t>
-      </w:r>
-    </w:p>
-    <w:p>
-      <w:r>
-        <w:t>Cyan is designed to target an ESP32 microcontroller, but is designed with platform abstraction in mind. This allows parts of the software to run on a PC for faster development and iteration, while the Cyberwatch hardware remains its primary platform</w:t>
-      </w:r>
-      <w:r>
-        <w:t xml:space="preserve"> for deployment</w:t>
-      </w:r>
-      <w:r>
-        <w:t>.</w:t>
+        <w:br/>
+      </w:r>
+      <w:bookmarkStart w:id="12" w:name="_Toc237851127"/>
+      <w:r>
+        <w:rPr>
+          <w:rStyle w:val="Heading2Char"/>
+        </w:rPr>
+        <w:t>2.5 Mechanical Design</w:t>
+      </w:r>
+      <w:bookmarkEnd w:id="12"/>
+      <w:r>
+        <w:br/>
+        <w:t>- dial: bearing, magnet, tolerances</w:t>
       </w:r>
     </w:p>
     <w:p>
       <w:pPr>
         <w:pStyle w:val="Heading1"/>
-        <w:numPr>
-          <w:ilvl w:val="1"/>
-          <w:numId w:val="2"/>
-        </w:numPr>
-      </w:pPr>
-      <w:r>
-        <w:t>Index</w:t>
-      </w:r>
-    </w:p>
-    <w:p/>
-    <w:p/>
-    <w:p>
-      <w:pPr>
-        <w:pStyle w:val="ListParagraph"/>
-        <w:numPr>
-          <w:ilvl w:val="1"/>
-          <w:numId w:val="1"/>
-        </w:numPr>
-      </w:pPr>
-      <w:r>
-        <w:t>Requirements and Design Goals</w:t>
-      </w:r>
-    </w:p>
-    <w:p>
-      <w:pPr>
-        <w:pStyle w:val="ListParagraph"/>
-        <w:numPr>
-          <w:ilvl w:val="0"/>
-          <w:numId w:val="1"/>
-        </w:numPr>
-        <w:spacing w:after="0" w:line="240" w:lineRule="auto"/>
+      </w:pPr>
+      <w:bookmarkStart w:id="13" w:name="_Toc237851128"/>
+      <w:r>
+        <w:t>3.0 Software Design</w:t>
+      </w:r>
+      <w:bookmarkEnd w:id="13"/>
+    </w:p>
+    <w:p>
+      <w:pPr>
         <w:rPr>
-          <w:rFonts w:ascii="Times New Roman" w:eastAsia="Times New Roman" w:hAnsi="Times New Roman" w:cs="Times New Roman"/>
+          <w:rStyle w:val="Heading2Char"/>
+        </w:rPr>
+      </w:pPr>
+      <w:r>
+        <w:t>…</w:t>
+      </w:r>
+    </w:p>
+    <w:p>
+      <w:pPr>
+        <w:pStyle w:val="Heading2"/>
+        <w:rPr>
+          <w:rStyle w:val="Heading2Char"/>
+        </w:rPr>
+      </w:pPr>
+      <w:bookmarkStart w:id="14" w:name="_Toc237851129"/>
+      <w:r>
+        <w:rPr>
+          <w:rStyle w:val="Heading2Char"/>
+        </w:rPr>
+        <w:t>3.</w:t>
+      </w:r>
+      <w:r>
+        <w:rPr>
+          <w:rStyle w:val="Heading2Char"/>
+        </w:rPr>
+        <w:t xml:space="preserve">1 </w:t>
+      </w:r>
+      <w:r>
+        <w:rPr>
+          <w:rStyle w:val="Heading2Char"/>
+        </w:rPr>
+        <w:t>Cyan</w:t>
+      </w:r>
+      <w:bookmarkEnd w:id="14"/>
+    </w:p>
+    <w:p>
+      <w:pPr>
+        <w:sectPr>
+          <w:pgSz w:w="11906" w:h="16838"/>
+          <w:pgMar w:top="1440" w:right="1440" w:bottom="1440" w:left="1440" w:header="708" w:footer="708" w:gutter="0"/>
+          <w:cols w:space="708"/>
+          <w:docGrid w:linePitch="360"/>
+        </w:sectPr>
+      </w:pPr>
+    </w:p>
+    <w:p>
+      <w:r>
+        <w:t>Cyan is the home-brewed operating system, custom built for the Cyberwatch hardware. On startup, Cyan will display a splash-screen and exhibit the Cyan logo. </w:t>
+      </w:r>
+    </w:p>
+    <w:p>
+      <w:r>
+        <w:drawing>
+          <wp:inline distT="0" distB="0" distL="0" distR="0" wp14:anchorId="0732FB78" wp14:editId="0A90361A">
+            <wp:extent cx="3238500" cy="975360"/>
+            <wp:effectExtent l="0" t="0" r="0" b="0"/>
+            <wp:docPr id="2" name="Picture 2"/>
+            <wp:cNvGraphicFramePr>
+              <a:graphicFrameLocks xmlns:a="http://schemas.openxmlformats.org/drawingml/2006/main" noChangeAspect="1"/>
+            </wp:cNvGraphicFramePr>
+            <a:graphic xmlns:a="http://schemas.openxmlformats.org/drawingml/2006/main">
+              <a:graphicData uri="http://schemas.openxmlformats.org/drawingml/2006/picture">
+                <pic:pic xmlns:pic="http://schemas.openxmlformats.org/drawingml/2006/picture">
+                  <pic:nvPicPr>
+                    <pic:cNvPr id="0" name="Picture 6"/>
+                    <pic:cNvPicPr>
+                      <a:picLocks noChangeAspect="1" noChangeArrowheads="1"/>
+                    </pic:cNvPicPr>
+                  </pic:nvPicPr>
+                  <pic:blipFill>
+                    <a:blip r:embed="rId6">
+                      <a:extLst>
+                        <a:ext uri="{28A0092B-C50C-407E-A947-70E740481C1C}">
+                          <a14:useLocalDpi xmlns:a14="http://schemas.microsoft.com/office/drawing/2010/main" val="0"/>
+                        </a:ext>
+                      </a:extLst>
+                    </a:blip>
+                    <a:srcRect/>
+                    <a:stretch>
+                      <a:fillRect/>
+                    </a:stretch>
+                  </pic:blipFill>
+                  <pic:spPr bwMode="auto">
+                    <a:xfrm>
+                      <a:off x="0" y="0"/>
+                      <a:ext cx="3238500" cy="975360"/>
+                    </a:xfrm>
+                    <a:prstGeom prst="rect">
+                      <a:avLst/>
+                    </a:prstGeom>
+                    <a:noFill/>
+                    <a:ln>
+                      <a:noFill/>
+                    </a:ln>
+                  </pic:spPr>
+                </pic:pic>
+              </a:graphicData>
+            </a:graphic>
+          </wp:inline>
+        </w:drawing>
+      </w:r>
+    </w:p>
+    <w:p>
+      <w:pPr>
+        <w:sectPr>
+          <w:type w:val="continuous"/>
+          <w:pgSz w:w="11906" w:h="16838"/>
+          <w:pgMar w:top="1440" w:right="1440" w:bottom="1440" w:left="1440" w:header="708" w:footer="708" w:gutter="0"/>
+          <w:cols w:num="2" w:space="708"/>
+          <w:docGrid w:linePitch="360"/>
+        </w:sectPr>
+      </w:pPr>
+    </w:p>
+    <w:p>
+      <w:pPr>
+        <w:sectPr>
+          <w:type w:val="continuous"/>
+          <w:pgSz w:w="11906" w:h="16838"/>
+          <w:pgMar w:top="1440" w:right="1440" w:bottom="1440" w:left="1440" w:header="708" w:footer="708" w:gutter="0"/>
+          <w:cols w:space="708"/>
+          <w:docGrid w:linePitch="360"/>
+        </w:sectPr>
+      </w:pPr>
+      <w:r>
+        <w:t>It will then load hardware capabilities and register services, checking the health of each system step by step. Cyan is designed to run with reduced capabilities, meaning it is robust against failure when hardware does not meet full expectations (see </w:t>
+      </w:r>
+      <w:hyperlink r:id="rId7" w:tgtFrame="_blank" w:history="1">
+        <w:r>
+          <w:rPr>
+            <w:rStyle w:val="Hyperlink"/>
+          </w:rPr>
+          <w:t>§1.3 System Architecture</w:t>
+        </w:r>
+      </w:hyperlink>
+      <w:r>
+        <w:t> for details on Service handling). Displaying each sub-system’s status during boot. Once startup is complete, the user is taken to one of four screens (called tabs): the watch-face. All tabs Cyan provides are as follows; 1. Watch-face 2. App Catalogue 3. Timer 4. Stopwatch (elaborated on in §3.2 User Interface). </w:t>
+      </w:r>
+    </w:p>
+    <w:p>
+      <w:pPr>
+        <w:rPr>
+          <w:rStyle w:val="Heading2Char"/>
+          <w:rFonts w:asciiTheme="minorHAnsi" w:eastAsiaTheme="minorHAnsi" w:hAnsiTheme="minorHAnsi" w:cstheme="minorBidi"/>
+          <w:color w:val="auto"/>
+          <w:sz w:val="24"/>
+          <w:szCs w:val="24"/>
+        </w:rPr>
+      </w:pPr>
+      <w:r>
+        <w:lastRenderedPageBreak/>
+        <w:br/>
+      </w:r>
+    </w:p>
+    <w:p>
+      <w:pPr>
+        <w:pStyle w:val="Heading2"/>
+        <w:rPr>
+          <w:rStyle w:val="Heading2Char"/>
+        </w:rPr>
+        <w:sectPr>
+          <w:type w:val="continuous"/>
+          <w:pgSz w:w="11906" w:h="16838"/>
+          <w:pgMar w:top="1440" w:right="1440" w:bottom="1440" w:left="1440" w:header="708" w:footer="708" w:gutter="0"/>
+          <w:cols w:num="2" w:space="708"/>
+          <w:docGrid w:linePitch="360"/>
+        </w:sectPr>
+      </w:pPr>
+      <w:bookmarkStart w:id="15" w:name="_Toc237851130"/>
+    </w:p>
+    <w:p>
+      <w:pPr>
+        <w:pStyle w:val="Heading2"/>
+        <w:rPr>
+          <w:rStyle w:val="Heading2Char"/>
+        </w:rPr>
+      </w:pPr>
+      <w:r>
+        <w:rPr>
+          <w:rStyle w:val="Heading2Char"/>
+        </w:rPr>
+        <w:t>3.</w:t>
+      </w:r>
+      <w:r>
+        <w:rPr>
+          <w:rStyle w:val="Heading2Char"/>
+        </w:rPr>
+        <w:t xml:space="preserve">2 </w:t>
+      </w:r>
+      <w:r>
+        <w:rPr>
+          <w:rStyle w:val="Heading2Char"/>
+        </w:rPr>
+        <w:t>User Interfac</w:t>
+      </w:r>
+      <w:r>
+        <w:rPr>
+          <w:rStyle w:val="Heading2Char"/>
+        </w:rPr>
+        <w:t>e</w:t>
+      </w:r>
+      <w:bookmarkEnd w:id="15"/>
+    </w:p>
+    <w:p>
+      <w:r>
+        <w:t>A crucial library chosen for Cyan is Nic Barker’s Clay. A lightweight real time, and importantly, platform agnostic layout engine. The UI is first laid out using Clay and is then passed on to the renderer - which is implementation specific. During native targeting the rendering engine used is SDL3, whereas Arduino GFX supports hardware on the ESP32. The user interface is recalculated each updated, meaning it is event driven. This works well with Clay’s immediate mode architecture as recalculating the entire layout from scratch is very simple, but this can be slightly more intensive than persistent UI elements allowing the rendering loop to skip a portion of the screen altogether. Fortunately, immediate mode UIs also have the added benefit of robustness: because everything is recalculated from scratch each time, there are no miscalculations that can survive across frames.  After layout calculations are complete, the list of render commands </w:t>
+      </w:r>
+      <w:r>
+        <w:t>is</w:t>
+      </w:r>
+      <w:r>
+        <w:t> interpreted by either the SDL3 Clay backend or a </w:t>
+      </w:r>
+      <w:r>
+        <w:t>custom-built</w:t>
+      </w:r>
+      <w:r>
+        <w:t> receptacle for ArduinoGFX, converting layout commands into draw commands.</w:t>
+      </w:r>
+    </w:p>
+    <w:p>
+      <w:r>
+        <w:t>Sometimes for avoiding complexity, Clay is bypassed as the primary mode of display-management. For example: during app execution… </w:t>
+      </w:r>
+    </w:p>
+    <w:p>
+      <w:pPr>
+        <w:pStyle w:val="Heading3"/>
+      </w:pPr>
+      <w:r>
+        <w:t>3.2.1 Cyan Watch-Face Tab </w:t>
+      </w:r>
+    </w:p>
+    <w:p>
+      <w:pPr>
+        <w:sectPr>
+          <w:type w:val="continuous"/>
+          <w:pgSz w:w="11906" w:h="16838"/>
+          <w:pgMar w:top="1440" w:right="1440" w:bottom="1440" w:left="1440" w:header="708" w:footer="708" w:gutter="0"/>
+          <w:cols w:space="708"/>
+          <w:docGrid w:linePitch="360"/>
+        </w:sectPr>
+      </w:pPr>
+    </w:p>
+    <w:p>
+      <w:r>
+        <w:t>The watch-face is a simple UI for showing the current time in a format of the user’s choice, stored as setting #xthe day of the week and current date, also configurable using settings #y and #z respectively. </w:t>
+      </w:r>
+    </w:p>
+    <w:p>
+      <w:r>
+        <w:t>This is achieved by storing a time object and character buffers which are written to each update.  </w:t>
+      </w:r>
+    </w:p>
+    <w:p>
+      <w:r>
+        <w:drawing>
+          <wp:inline distT="0" distB="0" distL="0" distR="0" wp14:anchorId="0FE5744F" wp14:editId="43FAD8D9">
+            <wp:extent cx="1981200" cy="1623060"/>
+            <wp:effectExtent l="0" t="0" r="0" b="0"/>
+            <wp:docPr id="4" name="Picture 4"/>
+            <wp:cNvGraphicFramePr>
+              <a:graphicFrameLocks xmlns:a="http://schemas.openxmlformats.org/drawingml/2006/main" noChangeAspect="1"/>
+            </wp:cNvGraphicFramePr>
+            <a:graphic xmlns:a="http://schemas.openxmlformats.org/drawingml/2006/main">
+              <a:graphicData uri="http://schemas.openxmlformats.org/drawingml/2006/picture">
+                <pic:pic xmlns:pic="http://schemas.openxmlformats.org/drawingml/2006/picture">
+                  <pic:nvPicPr>
+                    <pic:cNvPr id="0" name="Picture 13"/>
+                    <pic:cNvPicPr>
+                      <a:picLocks noChangeAspect="1" noChangeArrowheads="1"/>
+                    </pic:cNvPicPr>
+                  </pic:nvPicPr>
+                  <pic:blipFill>
+                    <a:blip r:embed="rId8">
+                      <a:extLst>
+                        <a:ext uri="{28A0092B-C50C-407E-A947-70E740481C1C}">
+                          <a14:useLocalDpi xmlns:a14="http://schemas.microsoft.com/office/drawing/2010/main" val="0"/>
+                        </a:ext>
+                      </a:extLst>
+                    </a:blip>
+                    <a:srcRect/>
+                    <a:stretch>
+                      <a:fillRect/>
+                    </a:stretch>
+                  </pic:blipFill>
+                  <pic:spPr bwMode="auto">
+                    <a:xfrm>
+                      <a:off x="0" y="0"/>
+                      <a:ext cx="1981200" cy="1623060"/>
+                    </a:xfrm>
+                    <a:prstGeom prst="rect">
+                      <a:avLst/>
+                    </a:prstGeom>
+                    <a:noFill/>
+                    <a:ln>
+                      <a:noFill/>
+                    </a:ln>
+                  </pic:spPr>
+                </pic:pic>
+              </a:graphicData>
+            </a:graphic>
+          </wp:inline>
+        </w:drawing>
+      </w:r>
+      <w:r>
+        <w:t> </w:t>
+      </w:r>
+    </w:p>
+    <w:p>
+      <w:pPr>
+        <w:sectPr>
+          <w:type w:val="continuous"/>
+          <w:pgSz w:w="11906" w:h="16838"/>
+          <w:pgMar w:top="1440" w:right="1440" w:bottom="1440" w:left="1440" w:header="708" w:footer="708" w:gutter="0"/>
+          <w:cols w:num="2" w:space="708"/>
+          <w:docGrid w:linePitch="360"/>
+        </w:sectPr>
+      </w:pPr>
+    </w:p>
+    <w:p>
+      <w:r>
+        <w:t>Allowing Cyan to retrieve the date and time from the current platform and produce a string which is then displayed on screen using Clay’s in-built String object. </w:t>
+      </w:r>
+    </w:p>
+    <w:p>
+      <w:pPr>
+        <w:pStyle w:val="Heading3"/>
+      </w:pPr>
+      <w:r>
+        <w:t>3.2.2 Cyan App Catalogue Tab </w:t>
+      </w:r>
+    </w:p>
+    <w:p>
+      <w:pPr>
+        <w:rPr>
+          <w:rFonts w:asciiTheme="majorHAnsi" w:eastAsiaTheme="majorEastAsia" w:hAnsiTheme="majorHAnsi" w:cstheme="majorBidi"/>
+          <w:color w:val="0F4761" w:themeColor="accent1" w:themeShade="BF"/>
+          <w:sz w:val="32"/>
+          <w:szCs w:val="32"/>
+        </w:rPr>
+      </w:pPr>
+      <w:bookmarkStart w:id="16" w:name="_Toc237851131"/>
+      <w:r>
+        <w:t>…</w:t>
+      </w:r>
+    </w:p>
+    <w:p>
+      <w:pPr>
+        <w:pStyle w:val="Heading3"/>
+      </w:pPr>
+      <w:r>
+        <w:t>3.2.3 Cyan Timer Tab</w:t>
+      </w:r>
+    </w:p>
+    <w:p>
+      <w:r>
+        <w:t>…</w:t>
+      </w:r>
+    </w:p>
+    <w:p>
+      <w:pPr>
+        <w:pStyle w:val="Heading3"/>
+      </w:pPr>
+      <w:r>
+        <w:lastRenderedPageBreak/>
+        <w:t>3.2.4 Cyan Stopwatch Tab</w:t>
+      </w:r>
+    </w:p>
+    <w:p>
+      <w:r>
+        <w:t>…</w:t>
+      </w:r>
+    </w:p>
+    <w:p>
+      <w:pPr>
+        <w:pStyle w:val="Heading2"/>
+      </w:pPr>
+      <w:r>
+        <w:rPr>
+          <w:rStyle w:val="Heading2Char"/>
+        </w:rPr>
+        <w:t>3.3 Application System</w:t>
+      </w:r>
+      <w:bookmarkEnd w:id="16"/>
+    </w:p>
+    <w:p>
+      <w:pPr>
+        <w:rPr>
+          <w:rFonts w:ascii="Consolas" w:eastAsia="Times New Roman" w:hAnsi="Consolas" w:cs="Times New Roman"/>
+          <w:color w:val="CCCCCC"/>
           <w:kern w:val="0"/>
+          <w:sz w:val="21"/>
+          <w:szCs w:val="21"/>
           <w:lang w:eastAsia="en-GB"/>
           <w14:ligatures w14:val="none"/>
         </w:rPr>
       </w:pPr>
-      <w:proofErr w:type="gramStart"/>
       <w:r>
         <w:rPr>
-          <w:rFonts w:ascii="Times New Roman" w:eastAsia="Times New Roman" w:hAnsi="Symbol" w:cs="Times New Roman"/>
-          <w:kern w:val="0"/>
-          <w:lang w:eastAsia="en-GB"/>
-          <w14:ligatures w14:val="none"/>
+          <w:rStyle w:val="Heading2Char"/>
+          <w:rFonts w:asciiTheme="minorHAnsi" w:eastAsiaTheme="minorHAnsi" w:hAnsiTheme="minorHAnsi" w:cstheme="minorBidi"/>
+          <w:color w:val="auto"/>
+          <w:sz w:val="24"/>
+          <w:szCs w:val="24"/>
         </w:rPr>
-        <w:t></w:t>
+        <w:t>Cyan provides support for applications written in Lua.</w:t>
       </w:r>
       <w:r>
         <w:rPr>
-          <w:rFonts w:ascii="Times New Roman" w:eastAsia="Times New Roman" w:hAnsi="Times New Roman" w:cs="Times New Roman"/>
-          <w:kern w:val="0"/>
-          <w:lang w:eastAsia="en-GB"/>
-          <w14:ligatures w14:val="none"/>
+          <w:rStyle w:val="Heading2Char"/>
+          <w:rFonts w:asciiTheme="minorHAnsi" w:eastAsiaTheme="minorHAnsi" w:hAnsiTheme="minorHAnsi" w:cstheme="minorBidi"/>
+          <w:color w:val="auto"/>
+          <w:sz w:val="24"/>
+          <w:szCs w:val="24"/>
         </w:rPr>
-        <w:t xml:space="preserve">  Display</w:t>
-      </w:r>
-      <w:proofErr w:type="gramEnd"/>
+        <w:t xml:space="preserve"> These applications, on the hardware implementation, are stored on the SD card, inside of</w:t>
+      </w:r>
       <w:r>
         <w:rPr>
-          <w:rFonts w:ascii="Times New Roman" w:eastAsia="Times New Roman" w:hAnsi="Times New Roman" w:cs="Times New Roman"/>
-          <w:kern w:val="0"/>
-          <w:lang w:eastAsia="en-GB"/>
-          <w14:ligatures w14:val="none"/>
+          <w:rStyle w:val="Heading2Char"/>
+          <w:rFonts w:asciiTheme="minorHAnsi" w:eastAsiaTheme="minorHAnsi" w:hAnsiTheme="minorHAnsi" w:cstheme="minorBidi"/>
+          <w:color w:val="auto"/>
+          <w:sz w:val="24"/>
+          <w:szCs w:val="24"/>
         </w:rPr>
-        <w:t xml:space="preserve"> the time, date and battery charge. </w:t>
-      </w:r>
-    </w:p>
-    <w:p>
-      <w:pPr>
-        <w:pStyle w:val="ListParagraph"/>
+        <w:t xml:space="preserve"> the root folder “apps/”</w:t>
+      </w:r>
+      <w:r>
+        <w:rPr>
+          <w:rStyle w:val="Heading2Char"/>
+          <w:rFonts w:asciiTheme="minorHAnsi" w:eastAsiaTheme="minorHAnsi" w:hAnsiTheme="minorHAnsi" w:cstheme="minorBidi"/>
+          <w:color w:val="auto"/>
+          <w:sz w:val="24"/>
+          <w:szCs w:val="24"/>
+        </w:rPr>
+        <w:t>.</w:t>
+      </w:r>
+      <w:r>
+        <w:rPr>
+          <w:rStyle w:val="Heading2Char"/>
+          <w:rFonts w:asciiTheme="minorHAnsi" w:eastAsiaTheme="minorHAnsi" w:hAnsiTheme="minorHAnsi" w:cstheme="minorBidi"/>
+          <w:color w:val="auto"/>
+          <w:sz w:val="24"/>
+          <w:szCs w:val="24"/>
+        </w:rPr>
+        <w:t xml:space="preserve"> Each app has its own folder, containing a Lua script, a thumbnail image and a manifest file also written in Lua – this allows for a simpler implementation than writing an additional interpreter for a JSON manifest.</w:t>
+      </w:r>
+      <w:r>
+        <w:rPr>
+          <w:rStyle w:val="Heading2Char"/>
+          <w:rFonts w:asciiTheme="minorHAnsi" w:eastAsiaTheme="minorHAnsi" w:hAnsiTheme="minorHAnsi" w:cstheme="minorBidi"/>
+          <w:color w:val="auto"/>
+          <w:sz w:val="24"/>
+          <w:szCs w:val="24"/>
+        </w:rPr>
+        <w:t xml:space="preserve"> During startup, Cyan scans through all subdirectories inside of the apps/ folder and spins up a temporary Lua instance to read manifest files into an app object, storing information such as the name of the app, the file address to the app thumbnail</w:t>
+      </w:r>
+      <w:r>
+        <w:rPr>
+          <w:rStyle w:val="Heading2Char"/>
+          <w:rFonts w:asciiTheme="minorHAnsi" w:eastAsiaTheme="minorHAnsi" w:hAnsiTheme="minorHAnsi" w:cstheme="minorBidi"/>
+          <w:color w:val="auto"/>
+          <w:sz w:val="24"/>
+          <w:szCs w:val="24"/>
+        </w:rPr>
+        <w:t xml:space="preserve"> and the services the app will require (e.g. WiFi).</w:t>
+      </w:r>
+    </w:p>
+    <w:p>
+      <w:pPr>
+        <w:rPr>
+          <w:rStyle w:val="Heading2Char"/>
+          <w:rFonts w:asciiTheme="minorHAnsi" w:eastAsiaTheme="minorHAnsi" w:hAnsiTheme="minorHAnsi" w:cstheme="minorBidi"/>
+          <w:color w:val="auto"/>
+          <w:sz w:val="24"/>
+          <w:szCs w:val="24"/>
+        </w:rPr>
+      </w:pPr>
+      <w:r>
+        <w:rPr>
+          <w:rStyle w:val="Heading2Char"/>
+          <w:rFonts w:asciiTheme="minorHAnsi" w:eastAsiaTheme="minorHAnsi" w:hAnsiTheme="minorHAnsi" w:cstheme="minorBidi"/>
+          <w:color w:val="auto"/>
+          <w:sz w:val="24"/>
+          <w:szCs w:val="24"/>
+        </w:rPr>
+        <w:t xml:space="preserve">Once an app has been selected to be launched, a new Lua instance is created to </w:t>
+      </w:r>
+      <w:r>
+        <w:rPr>
+          <w:rStyle w:val="Heading2Char"/>
+          <w:rFonts w:asciiTheme="minorHAnsi" w:eastAsiaTheme="minorHAnsi" w:hAnsiTheme="minorHAnsi" w:cstheme="minorBidi"/>
+          <w:color w:val="auto"/>
+          <w:sz w:val="24"/>
+          <w:szCs w:val="24"/>
+        </w:rPr>
+        <w:t xml:space="preserve">interpret the app’s script in real time. An API is exposed to the application, allowing draw calls and input events to be transacted between the operating system and </w:t>
+      </w:r>
+      <w:r>
+        <w:rPr>
+          <w:rStyle w:val="Heading2Char"/>
+          <w:rFonts w:asciiTheme="minorHAnsi" w:eastAsiaTheme="minorHAnsi" w:hAnsiTheme="minorHAnsi" w:cstheme="minorBidi"/>
+          <w:color w:val="auto"/>
+          <w:sz w:val="24"/>
+          <w:szCs w:val="24"/>
+        </w:rPr>
+        <w:t xml:space="preserve">a running </w:t>
+      </w:r>
+      <w:r>
+        <w:rPr>
+          <w:rStyle w:val="Heading2Char"/>
+          <w:rFonts w:asciiTheme="minorHAnsi" w:eastAsiaTheme="minorHAnsi" w:hAnsiTheme="minorHAnsi" w:cstheme="minorBidi"/>
+          <w:color w:val="auto"/>
+          <w:sz w:val="24"/>
+          <w:szCs w:val="24"/>
+        </w:rPr>
+        <w:t>application.</w:t>
+      </w:r>
+      <w:r>
+        <w:rPr>
+          <w:rStyle w:val="Heading2Char"/>
+          <w:rFonts w:asciiTheme="minorHAnsi" w:eastAsiaTheme="minorHAnsi" w:hAnsiTheme="minorHAnsi" w:cstheme="minorBidi"/>
+          <w:color w:val="auto"/>
+          <w:sz w:val="24"/>
+          <w:szCs w:val="24"/>
+        </w:rPr>
+        <w:t xml:space="preserve"> To exit an application, the user can press button one.</w:t>
+      </w:r>
+    </w:p>
+    <w:p>
+      <w:pPr>
+        <w:pStyle w:val="Heading2"/>
+      </w:pPr>
+      <w:bookmarkStart w:id="17" w:name="_Toc237851133"/>
+      <w:r>
+        <w:rPr>
+          <w:rStyle w:val="Heading2Char"/>
+        </w:rPr>
+        <w:t>3.4 Hardware Abstraction</w:t>
+      </w:r>
+      <w:bookmarkEnd w:id="17"/>
+    </w:p>
+    <w:p>
+      <w:pPr>
+        <w:rPr>
+          <w:rStyle w:val="Heading2Char"/>
+          <w:rFonts w:asciiTheme="minorHAnsi" w:eastAsiaTheme="minorHAnsi" w:hAnsiTheme="minorHAnsi" w:cstheme="minorBidi"/>
+          <w:color w:val="auto"/>
+          <w:sz w:val="24"/>
+          <w:szCs w:val="24"/>
+        </w:rPr>
+      </w:pPr>
+      <w:bookmarkStart w:id="18" w:name="_Toc237851134"/>
+      <w:r>
+        <w:rPr>
+          <w:rStyle w:val="Heading2Char"/>
+          <w:rFonts w:asciiTheme="minorHAnsi" w:eastAsiaTheme="minorHAnsi" w:hAnsiTheme="minorHAnsi" w:cstheme="minorBidi"/>
+          <w:color w:val="auto"/>
+          <w:sz w:val="24"/>
+          <w:szCs w:val="24"/>
+        </w:rPr>
+        <w:t>…</w:t>
+      </w:r>
+      <w:bookmarkEnd w:id="18"/>
+    </w:p>
+    <w:p>
+      <w:pPr>
+        <w:pStyle w:val="Heading2"/>
+        <w:rPr>
+          <w:rStyle w:val="Heading2Char"/>
+        </w:rPr>
+      </w:pPr>
+      <w:bookmarkStart w:id="19" w:name="_Toc237851135"/>
+      <w:r>
+        <w:rPr>
+          <w:rStyle w:val="Heading2Char"/>
+        </w:rPr>
+        <w:t>3.5 PC Platform</w:t>
+      </w:r>
+      <w:bookmarkEnd w:id="19"/>
+    </w:p>
+    <w:p>
+      <w:pPr>
+        <w:pStyle w:val="NoSpacing"/>
+        <w:rPr>
+          <w:rStyle w:val="Heading2Char"/>
+        </w:rPr>
+      </w:pPr>
+      <w:r>
+        <w:t>SDL etc</w:t>
+      </w:r>
+      <w:r>
+        <w:rPr>
+          <w:rStyle w:val="Heading2Char"/>
+        </w:rPr>
+        <w:br/>
+      </w:r>
+    </w:p>
+    <w:p>
+      <w:pPr>
+        <w:pStyle w:val="Heading2"/>
+      </w:pPr>
+      <w:bookmarkStart w:id="20" w:name="_Toc237851136"/>
+      <w:r>
+        <w:rPr>
+          <w:rStyle w:val="Heading2Char"/>
+        </w:rPr>
+        <w:t>3.6 Settings &amp; Configuration</w:t>
+      </w:r>
+      <w:bookmarkEnd w:id="20"/>
+    </w:p>
+    <w:p>
+      <w:r>
+        <w:t>- standalone, no Lua dependency</w:t>
+      </w:r>
+      <w:r>
+        <w:br/>
+      </w:r>
+    </w:p>
+    <w:p>
+      <w:pPr>
+        <w:pStyle w:val="Heading2"/>
+        <w:rPr>
+          <w:rStyle w:val="Heading2Char"/>
+        </w:rPr>
+      </w:pPr>
+      <w:bookmarkStart w:id="21" w:name="_Toc237851137"/>
+      <w:r>
+        <w:rPr>
+          <w:rStyle w:val="Heading2Char"/>
+        </w:rPr>
+        <w:t>3.7 Remote Shell</w:t>
+      </w:r>
+      <w:bookmarkEnd w:id="21"/>
+    </w:p>
+    <w:p>
+      <w:r>
+        <w:t>- serial now, WiFi later</w:t>
+      </w:r>
+    </w:p>
+    <w:p>
+      <w:pPr>
+        <w:pStyle w:val="Heading1"/>
+      </w:pPr>
+      <w:bookmarkStart w:id="22" w:name="_Toc237851138"/>
+      <w:r>
+        <w:t>4.0 Testing and Verification</w:t>
+      </w:r>
+      <w:bookmarkEnd w:id="22"/>
+    </w:p>
+    <w:p>
+      <w:r>
+        <w:t>retrospective: hardware bring-up discipline</w:t>
+      </w:r>
+    </w:p>
+    <w:p>
+      <w:r>
+        <w:t>prospective: planned Unity tests</w:t>
+      </w:r>
+    </w:p>
+    <w:p>
+      <w:pPr>
+        <w:pStyle w:val="Heading1"/>
+      </w:pPr>
+      <w:bookmarkStart w:id="23" w:name="_Toc237851139"/>
+      <w:r>
+        <w:t>5.0 Development History</w:t>
+      </w:r>
+      <w:bookmarkEnd w:id="23"/>
+    </w:p>
+    <w:p>
+      <w:r>
+        <w:t>…</w:t>
+      </w:r>
+    </w:p>
+    <w:p>
+      <w:pPr>
+        <w:pStyle w:val="Heading2"/>
+        <w:rPr>
+          <w:rStyle w:val="Heading2Char"/>
+        </w:rPr>
+      </w:pPr>
+      <w:bookmarkStart w:id="24" w:name="_Toc237851140"/>
+      <w:r>
+        <w:rPr>
+          <w:rStyle w:val="Heading2Char"/>
+        </w:rPr>
+        <w:lastRenderedPageBreak/>
+        <w:t>5.1 Hardware Decisions</w:t>
+      </w:r>
+      <w:bookmarkEnd w:id="24"/>
+    </w:p>
+    <w:p>
+      <w:pPr>
+        <w:pStyle w:val="NoSpacing"/>
+      </w:pPr>
+    </w:p>
+    <w:p>
+      <w:pPr>
+        <w:pStyle w:val="NoSpacing"/>
+      </w:pPr>
+      <w:r>
+        <w:t>MCU</w:t>
+      </w:r>
+    </w:p>
+    <w:p>
+      <w:pPr>
+        <w:pStyle w:val="NoSpacing"/>
         <w:numPr>
           <w:ilvl w:val="0"/>
-          <w:numId w:val="1"/>
+          <w:numId w:val="11"/>
         </w:numPr>
-        <w:spacing w:after="0" w:line="240" w:lineRule="auto"/>
-        <w:rPr>
-          <w:rFonts w:ascii="Times New Roman" w:eastAsia="Times New Roman" w:hAnsi="Times New Roman" w:cs="Times New Roman"/>
-          <w:kern w:val="0"/>
-          <w:lang w:eastAsia="en-GB"/>
-          <w14:ligatures w14:val="none"/>
-        </w:rPr>
-      </w:pPr>
-      <w:proofErr w:type="gramStart"/>
-      <w:r>
-        <w:rPr>
-          <w:rFonts w:ascii="Times New Roman" w:eastAsia="Times New Roman" w:hAnsi="Symbol" w:cs="Times New Roman"/>
-          <w:kern w:val="0"/>
-          <w:lang w:eastAsia="en-GB"/>
-          <w14:ligatures w14:val="none"/>
-        </w:rPr>
-        <w:t></w:t>
-      </w:r>
-      <w:r>
-        <w:rPr>
-          <w:rFonts w:ascii="Times New Roman" w:eastAsia="Times New Roman" w:hAnsi="Times New Roman" w:cs="Times New Roman"/>
-          <w:kern w:val="0"/>
-          <w:lang w:eastAsia="en-GB"/>
-          <w14:ligatures w14:val="none"/>
-        </w:rPr>
-        <w:t xml:space="preserve">  Operate</w:t>
-      </w:r>
-      <w:proofErr w:type="gramEnd"/>
-      <w:r>
-        <w:rPr>
-          <w:rFonts w:ascii="Times New Roman" w:eastAsia="Times New Roman" w:hAnsi="Times New Roman" w:cs="Times New Roman"/>
-          <w:kern w:val="0"/>
-          <w:lang w:eastAsia="en-GB"/>
-          <w14:ligatures w14:val="none"/>
-        </w:rPr>
-        <w:t xml:space="preserve"> for at least 24 hours on a single charge. </w:t>
-      </w:r>
-    </w:p>
-    <w:p>
-      <w:pPr>
-        <w:pStyle w:val="ListParagraph"/>
+      </w:pPr>
+      <w:r>
+        <w:t>ESP32-S3 over C3 for primary target; C3 kept as reduced-capability build</w:t>
+      </w:r>
+    </w:p>
+    <w:p>
+      <w:pPr>
+        <w:pStyle w:val="NoSpacing"/>
         <w:numPr>
           <w:ilvl w:val="0"/>
-          <w:numId w:val="1"/>
+          <w:numId w:val="11"/>
         </w:numPr>
-        <w:spacing w:after="0" w:line="240" w:lineRule="auto"/>
-        <w:rPr>
-          <w:rFonts w:ascii="Times New Roman" w:eastAsia="Times New Roman" w:hAnsi="Times New Roman" w:cs="Times New Roman"/>
-          <w:kern w:val="0"/>
-          <w:lang w:eastAsia="en-GB"/>
-          <w14:ligatures w14:val="none"/>
-        </w:rPr>
-      </w:pPr>
-      <w:proofErr w:type="gramStart"/>
-      <w:r>
-        <w:rPr>
-          <w:rFonts w:ascii="Times New Roman" w:eastAsia="Times New Roman" w:hAnsi="Symbol" w:cs="Times New Roman"/>
-          <w:kern w:val="0"/>
-          <w:lang w:eastAsia="en-GB"/>
-          <w14:ligatures w14:val="none"/>
-        </w:rPr>
-        <w:t></w:t>
-      </w:r>
-      <w:r>
-        <w:rPr>
-          <w:rFonts w:ascii="Times New Roman" w:eastAsia="Times New Roman" w:hAnsi="Times New Roman" w:cs="Times New Roman"/>
-          <w:kern w:val="0"/>
-          <w:lang w:eastAsia="en-GB"/>
-          <w14:ligatures w14:val="none"/>
-        </w:rPr>
-        <w:t xml:space="preserve">  Recharge</w:t>
-      </w:r>
-      <w:proofErr w:type="gramEnd"/>
-      <w:r>
-        <w:rPr>
-          <w:rFonts w:ascii="Times New Roman" w:eastAsia="Times New Roman" w:hAnsi="Times New Roman" w:cs="Times New Roman"/>
-          <w:kern w:val="0"/>
-          <w:lang w:eastAsia="en-GB"/>
-          <w14:ligatures w14:val="none"/>
-        </w:rPr>
-        <w:t xml:space="preserve"> through USB-C. </w:t>
-      </w:r>
-    </w:p>
-    <w:p>
-      <w:pPr>
-        <w:pStyle w:val="ListParagraph"/>
+      </w:pPr>
+      <w:r>
+        <w:t>XIAO ESP32-S3 Plus over base S3 and Waveshare S3-Zero</w:t>
+      </w:r>
+    </w:p>
+    <w:p>
+      <w:pPr>
+        <w:pStyle w:val="NoSpacing"/>
         <w:numPr>
           <w:ilvl w:val="0"/>
-          <w:numId w:val="1"/>
+          <w:numId w:val="11"/>
         </w:numPr>
-        <w:spacing w:after="0" w:line="240" w:lineRule="auto"/>
-        <w:rPr>
-          <w:rFonts w:ascii="Times New Roman" w:eastAsia="Times New Roman" w:hAnsi="Times New Roman" w:cs="Times New Roman"/>
-          <w:kern w:val="0"/>
-          <w:lang w:eastAsia="en-GB"/>
-          <w14:ligatures w14:val="none"/>
-        </w:rPr>
-      </w:pPr>
-      <w:proofErr w:type="gramStart"/>
-      <w:r>
-        <w:rPr>
-          <w:rFonts w:ascii="Times New Roman" w:eastAsia="Times New Roman" w:hAnsi="Symbol" w:cs="Times New Roman"/>
-          <w:kern w:val="0"/>
-          <w:lang w:eastAsia="en-GB"/>
-          <w14:ligatures w14:val="none"/>
-        </w:rPr>
-        <w:t></w:t>
-      </w:r>
-      <w:r>
-        <w:rPr>
-          <w:rFonts w:ascii="Times New Roman" w:eastAsia="Times New Roman" w:hAnsi="Times New Roman" w:cs="Times New Roman"/>
-          <w:kern w:val="0"/>
-          <w:lang w:eastAsia="en-GB"/>
-          <w14:ligatures w14:val="none"/>
-        </w:rPr>
-        <w:t xml:space="preserve">  Provide</w:t>
-      </w:r>
-      <w:proofErr w:type="gramEnd"/>
-      <w:r>
-        <w:rPr>
-          <w:rFonts w:ascii="Times New Roman" w:eastAsia="Times New Roman" w:hAnsi="Times New Roman" w:cs="Times New Roman"/>
-          <w:kern w:val="0"/>
-          <w:lang w:eastAsia="en-GB"/>
-          <w14:ligatures w14:val="none"/>
-        </w:rPr>
-        <w:t xml:space="preserve"> three physical buttons and a rotary crown. </w:t>
-      </w:r>
-    </w:p>
-    <w:p>
-      <w:pPr>
-        <w:pStyle w:val="ListParagraph"/>
+      </w:pPr>
+      <w:r>
+        <w:t>module, not bare IC (V1) - isolates RF risk to V2</w:t>
+      </w:r>
+    </w:p>
+    <w:p>
+      <w:pPr>
+        <w:pStyle w:val="NoSpacing"/>
+      </w:pPr>
+      <w:r>
+        <w:t>DISPLAY</w:t>
+      </w:r>
+    </w:p>
+    <w:p>
+      <w:pPr>
+        <w:pStyle w:val="NoSpacing"/>
         <w:numPr>
           <w:ilvl w:val="0"/>
-          <w:numId w:val="1"/>
+          <w:numId w:val="12"/>
         </w:numPr>
-        <w:spacing w:after="0" w:line="240" w:lineRule="auto"/>
-        <w:rPr>
-          <w:rFonts w:ascii="Times New Roman" w:eastAsia="Times New Roman" w:hAnsi="Times New Roman" w:cs="Times New Roman"/>
-          <w:kern w:val="0"/>
-          <w:lang w:eastAsia="en-GB"/>
-          <w14:ligatures w14:val="none"/>
-        </w:rPr>
-      </w:pPr>
-      <w:proofErr w:type="gramStart"/>
-      <w:r>
-        <w:rPr>
-          <w:rFonts w:ascii="Times New Roman" w:eastAsia="Times New Roman" w:hAnsi="Symbol" w:cs="Times New Roman"/>
-          <w:kern w:val="0"/>
-          <w:lang w:eastAsia="en-GB"/>
-          <w14:ligatures w14:val="none"/>
-        </w:rPr>
-        <w:t></w:t>
-      </w:r>
-      <w:r>
-        <w:rPr>
-          <w:rFonts w:ascii="Times New Roman" w:eastAsia="Times New Roman" w:hAnsi="Times New Roman" w:cs="Times New Roman"/>
-          <w:kern w:val="0"/>
-          <w:lang w:eastAsia="en-GB"/>
-          <w14:ligatures w14:val="none"/>
-        </w:rPr>
-        <w:t xml:space="preserve">  Run</w:t>
-      </w:r>
-      <w:proofErr w:type="gramEnd"/>
-      <w:r>
-        <w:rPr>
-          <w:rFonts w:ascii="Times New Roman" w:eastAsia="Times New Roman" w:hAnsi="Times New Roman" w:cs="Times New Roman"/>
-          <w:kern w:val="0"/>
-          <w:lang w:eastAsia="en-GB"/>
-          <w14:ligatures w14:val="none"/>
-        </w:rPr>
-        <w:t xml:space="preserve"> Cyan as the primary software environment. </w:t>
-      </w:r>
-    </w:p>
-    <w:p>
-      <w:pPr>
-        <w:pStyle w:val="ListParagraph"/>
+      </w:pPr>
+      <w:r>
+        <w:t>Waveshare 1.69" ST7789V2, 240x280 SPI</w:t>
+      </w:r>
+    </w:p>
+    <w:p>
+      <w:pPr>
+        <w:pStyle w:val="NoSpacing"/>
         <w:numPr>
           <w:ilvl w:val="0"/>
-          <w:numId w:val="1"/>
+          <w:numId w:val="12"/>
         </w:numPr>
-        <w:spacing w:after="0" w:line="240" w:lineRule="auto"/>
-        <w:rPr>
-          <w:rFonts w:ascii="Times New Roman" w:eastAsia="Times New Roman" w:hAnsi="Times New Roman" w:cs="Times New Roman"/>
-          <w:kern w:val="0"/>
-          <w:lang w:eastAsia="en-GB"/>
-          <w14:ligatures w14:val="none"/>
-        </w:rPr>
-      </w:pPr>
-      <w:proofErr w:type="gramStart"/>
-      <w:r>
-        <w:rPr>
-          <w:rFonts w:ascii="Times New Roman" w:eastAsia="Times New Roman" w:hAnsi="Symbol" w:cs="Times New Roman"/>
-          <w:kern w:val="0"/>
-          <w:lang w:eastAsia="en-GB"/>
-          <w14:ligatures w14:val="none"/>
-        </w:rPr>
-        <w:t></w:t>
-      </w:r>
-      <w:r>
-        <w:rPr>
-          <w:rFonts w:ascii="Times New Roman" w:eastAsia="Times New Roman" w:hAnsi="Times New Roman" w:cs="Times New Roman"/>
-          <w:kern w:val="0"/>
-          <w:lang w:eastAsia="en-GB"/>
-          <w14:ligatures w14:val="none"/>
-        </w:rPr>
-        <w:t xml:space="preserve">  Support</w:t>
-      </w:r>
-      <w:proofErr w:type="gramEnd"/>
-      <w:r>
-        <w:rPr>
-          <w:rFonts w:ascii="Times New Roman" w:eastAsia="Times New Roman" w:hAnsi="Times New Roman" w:cs="Times New Roman"/>
-          <w:kern w:val="0"/>
-          <w:lang w:eastAsia="en-GB"/>
-          <w14:ligatures w14:val="none"/>
-        </w:rPr>
-        <w:t xml:space="preserve"> applications through Cyan. </w:t>
-      </w:r>
-    </w:p>
-    <w:p>
-      <w:pPr>
-        <w:pStyle w:val="ListParagraph"/>
+      </w:pPr>
+      <w:r>
+        <w:t>JST GH 1.25mm 8-pin - custom symbol built, no Plus-specific footprint found</w:t>
+      </w:r>
+    </w:p>
+    <w:p>
+      <w:pPr>
+        <w:pStyle w:val="NoSpacing"/>
+      </w:pPr>
+      <w:r>
+        <w:t>I/O EXPANSION</w:t>
+      </w:r>
+    </w:p>
+    <w:p>
+      <w:pPr>
+        <w:pStyle w:val="NoSpacing"/>
         <w:numPr>
           <w:ilvl w:val="0"/>
-          <w:numId w:val="1"/>
+          <w:numId w:val="13"/>
         </w:numPr>
-        <w:spacing w:after="0" w:line="240" w:lineRule="auto"/>
-        <w:rPr>
-          <w:rFonts w:ascii="Times New Roman" w:eastAsia="Times New Roman" w:hAnsi="Times New Roman" w:cs="Times New Roman"/>
-          <w:kern w:val="0"/>
-          <w:lang w:eastAsia="en-GB"/>
-          <w14:ligatures w14:val="none"/>
-        </w:rPr>
-      </w:pPr>
-      <w:proofErr w:type="gramStart"/>
-      <w:r>
-        <w:rPr>
-          <w:rFonts w:ascii="Times New Roman" w:eastAsia="Times New Roman" w:hAnsi="Symbol" w:cs="Times New Roman"/>
-          <w:kern w:val="0"/>
-          <w:lang w:eastAsia="en-GB"/>
-          <w14:ligatures w14:val="none"/>
-        </w:rPr>
-        <w:t></w:t>
-      </w:r>
-      <w:r>
-        <w:rPr>
-          <w:rFonts w:ascii="Times New Roman" w:eastAsia="Times New Roman" w:hAnsi="Times New Roman" w:cs="Times New Roman"/>
-          <w:kern w:val="0"/>
-          <w:lang w:eastAsia="en-GB"/>
-          <w14:ligatures w14:val="none"/>
-        </w:rPr>
-        <w:t xml:space="preserve">  Provide</w:t>
-      </w:r>
-      <w:proofErr w:type="gramEnd"/>
-      <w:r>
-        <w:rPr>
-          <w:rFonts w:ascii="Times New Roman" w:eastAsia="Times New Roman" w:hAnsi="Times New Roman" w:cs="Times New Roman"/>
-          <w:kern w:val="0"/>
-          <w:lang w:eastAsia="en-GB"/>
-          <w14:ligatures w14:val="none"/>
-        </w:rPr>
-        <w:t xml:space="preserve"> wireless connectivity through the ESP32. </w:t>
-      </w:r>
-    </w:p>
-    <w:p>
-      <w:pPr>
-        <w:pStyle w:val="ListParagraph"/>
+      </w:pPr>
+      <w:r>
+        <w:t>MCP23017 for I2C GPIO (buttons + display RST/BL)</w:t>
+      </w:r>
+    </w:p>
+    <w:p>
+      <w:pPr>
+        <w:pStyle w:val="NoSpacing"/>
         <w:numPr>
           <w:ilvl w:val="0"/>
-          <w:numId w:val="1"/>
+          <w:numId w:val="13"/>
         </w:numPr>
-        <w:spacing w:after="0" w:line="240" w:lineRule="auto"/>
-        <w:rPr>
-          <w:rFonts w:ascii="Times New Roman" w:eastAsia="Times New Roman" w:hAnsi="Times New Roman" w:cs="Times New Roman"/>
-          <w:kern w:val="0"/>
-          <w:lang w:eastAsia="en-GB"/>
-          <w14:ligatures w14:val="none"/>
-        </w:rPr>
-      </w:pPr>
-      <w:proofErr w:type="gramStart"/>
-      <w:r>
-        <w:rPr>
-          <w:rFonts w:ascii="Times New Roman" w:eastAsia="Times New Roman" w:hAnsi="Symbol" w:cs="Times New Roman"/>
-          <w:kern w:val="0"/>
-          <w:lang w:eastAsia="en-GB"/>
-          <w14:ligatures w14:val="none"/>
-        </w:rPr>
-        <w:t></w:t>
-      </w:r>
-      <w:r>
-        <w:rPr>
-          <w:rFonts w:ascii="Times New Roman" w:eastAsia="Times New Roman" w:hAnsi="Times New Roman" w:cs="Times New Roman"/>
-          <w:kern w:val="0"/>
-          <w:lang w:eastAsia="en-GB"/>
-          <w14:ligatures w14:val="none"/>
-        </w:rPr>
-        <w:t xml:space="preserve">  Fit</w:t>
-      </w:r>
-      <w:proofErr w:type="gramEnd"/>
-      <w:r>
-        <w:rPr>
-          <w:rFonts w:ascii="Times New Roman" w:eastAsia="Times New Roman" w:hAnsi="Times New Roman" w:cs="Times New Roman"/>
-          <w:kern w:val="0"/>
-          <w:lang w:eastAsia="en-GB"/>
-          <w14:ligatures w14:val="none"/>
-        </w:rPr>
-        <w:t xml:space="preserve"> within the intended physical dimensions. </w:t>
-      </w:r>
-    </w:p>
-    <w:p>
-      <w:pPr>
-        <w:pStyle w:val="ListParagraph"/>
+      </w:pPr>
+      <w:r>
+        <w:t>SOIC (-SO) over QFN (-ML) - hand-solderability</w:t>
+      </w:r>
+    </w:p>
+    <w:p>
+      <w:pPr>
+        <w:pStyle w:val="NoSpacing"/>
+      </w:pPr>
+      <w:r>
+        <w:t>RTC</w:t>
+      </w:r>
+    </w:p>
+    <w:p>
+      <w:pPr>
+        <w:pStyle w:val="NoSpacing"/>
         <w:numPr>
           <w:ilvl w:val="0"/>
-          <w:numId w:val="1"/>
+          <w:numId w:val="14"/>
         </w:numPr>
       </w:pPr>
-      <w:proofErr w:type="gramStart"/>
+      <w:r>
+        <w:t>DS3231 family - free built-in temp sensor</w:t>
+      </w:r>
+    </w:p>
+    <w:p>
+      <w:pPr>
+        <w:pStyle w:val="NoSpacing"/>
+        <w:numPr>
+          <w:ilvl w:val="0"/>
+          <w:numId w:val="14"/>
+        </w:numPr>
+      </w:pPr>
+      <w:r>
+        <w:t>DS3231MZ (SOIC-8) over DS3231M (SOIC-16) - same specs, smaller</w:t>
+      </w:r>
+    </w:p>
+    <w:p>
+      <w:pPr>
+        <w:pStyle w:val="NoSpacing"/>
+        <w:numPr>
+          <w:ilvl w:val="0"/>
+          <w:numId w:val="14"/>
+        </w:numPr>
+      </w:pPr>
+      <w:r>
+        <w:t>RV-3028-C7 rejected for V1 (leadless) - deferred to V2</w:t>
+      </w:r>
+    </w:p>
+    <w:p>
+      <w:pPr>
+        <w:pStyle w:val="NoSpacing"/>
+        <w:numPr>
+          <w:ilvl w:val="0"/>
+          <w:numId w:val="14"/>
+        </w:numPr>
+      </w:pPr>
+      <w:r>
+        <w:t>CR1220 over CR2032 - smaller, shorter but replaceable backup life</w:t>
+      </w:r>
+    </w:p>
+    <w:p>
+      <w:pPr>
+        <w:pStyle w:val="NoSpacing"/>
+        <w:numPr>
+          <w:ilvl w:val="0"/>
+          <w:numId w:val="14"/>
+        </w:numPr>
+      </w:pPr>
+      <w:r>
+        <w:t>no trickle-charge circuit - real fire-risk finding, deliberately omitted</w:t>
+      </w:r>
+    </w:p>
+    <w:p>
+      <w:pPr>
+        <w:pStyle w:val="NoSpacing"/>
+      </w:pPr>
+      <w:r>
+        <w:t>ROTARY INPUT</w:t>
+      </w:r>
+    </w:p>
+    <w:p>
+      <w:pPr>
+        <w:pStyle w:val="NoSpacing"/>
+        <w:numPr>
+          <w:ilvl w:val="0"/>
+          <w:numId w:val="15"/>
+        </w:numPr>
+      </w:pPr>
+      <w:r>
+        <w:t>AS5600 (Hall-effect I2C) over mechanical encoder - sealed, contactless</w:t>
+      </w:r>
+    </w:p>
+    <w:p>
+      <w:pPr>
+        <w:pStyle w:val="NoSpacing"/>
+        <w:numPr>
+          <w:ilvl w:val="0"/>
+          <w:numId w:val="15"/>
+        </w:numPr>
+      </w:pPr>
+      <w:r>
+        <w:t>SOIC-8 footprint verified against real datasheet dims</w:t>
+      </w:r>
+    </w:p>
+    <w:p>
+      <w:pPr>
+        <w:pStyle w:val="NoSpacing"/>
+        <w:numPr>
+          <w:ilvl w:val="0"/>
+          <w:numId w:val="15"/>
+        </w:numPr>
+      </w:pPr>
+      <w:r>
+        <w:t>footprint sourced from KiCad's own library, not unverified SnapEDA</w:t>
+      </w:r>
+    </w:p>
+    <w:p>
+      <w:pPr>
+        <w:pStyle w:val="NoSpacing"/>
+        <w:numPr>
+          <w:ilvl w:val="0"/>
+          <w:numId w:val="15"/>
+        </w:numPr>
+      </w:pPr>
+      <w:r>
+        <w:t>MLX92213 rejected - wrong sensor category (binary latch, not angle)</w:t>
+      </w:r>
+    </w:p>
+    <w:p>
+      <w:pPr>
+        <w:pStyle w:val="NoSpacing"/>
+        <w:numPr>
+          <w:ilvl w:val="0"/>
+          <w:numId w:val="15"/>
+        </w:numPr>
+      </w:pPr>
+      <w:r>
+        <w:t>ADA4570BRZ rejected - needs external ADC, wrong complexity for use case</w:t>
+      </w:r>
+    </w:p>
+    <w:p>
+      <w:pPr>
+        <w:pStyle w:val="NoSpacing"/>
+        <w:numPr>
+          <w:ilvl w:val="0"/>
+          <w:numId w:val="15"/>
+        </w:numPr>
+      </w:pPr>
+      <w:r>
+        <w:t>bearing material - still open, deferred to empirical test</w:t>
+      </w:r>
+    </w:p>
+    <w:p>
+      <w:pPr>
+        <w:pStyle w:val="NoSpacing"/>
+      </w:pPr>
+    </w:p>
+    <w:p>
+      <w:pPr>
+        <w:pStyle w:val="NoSpacing"/>
+      </w:pPr>
+      <w:r>
+        <w:t>STORAGE</w:t>
+      </w:r>
+    </w:p>
+    <w:p>
+      <w:pPr>
+        <w:pStyle w:val="NoSpacing"/>
+        <w:numPr>
+          <w:ilvl w:val="0"/>
+          <w:numId w:val="16"/>
+        </w:numPr>
+      </w:pPr>
+      <w:r>
+        <w:t>bare microSD socket, not breakout module</w:t>
+      </w:r>
+    </w:p>
+    <w:p>
+      <w:pPr>
+        <w:pStyle w:val="NoSpacing"/>
+        <w:numPr>
+          <w:ilvl w:val="0"/>
+          <w:numId w:val="16"/>
+        </w:numPr>
+      </w:pPr>
+      <w:r>
+        <w:t>SPI mode over SDIO - fewer pins</w:t>
+      </w:r>
+    </w:p>
+    <w:p>
+      <w:pPr>
+        <w:pStyle w:val="NoSpacing"/>
+        <w:numPr>
+          <w:ilvl w:val="0"/>
+          <w:numId w:val="16"/>
+        </w:numPr>
+      </w:pPr>
+      <w:r>
+        <w:t>SCK/MOSI shared with display bus, each device own CS</w:t>
+      </w:r>
+    </w:p>
+    <w:p>
+      <w:pPr>
+        <w:pStyle w:val="NoSpacing"/>
+      </w:pPr>
+      <w:r>
+        <w:t>POWER</w:t>
+      </w:r>
+    </w:p>
+    <w:p>
+      <w:pPr>
+        <w:pStyle w:val="NoSpacing"/>
+        <w:numPr>
+          <w:ilvl w:val="0"/>
+          <w:numId w:val="17"/>
+        </w:numPr>
+      </w:pPr>
+      <w:r>
+        <w:t>AO3401 P-MOSFET for isolation - raw switch undersized for WiFi burst current</w:t>
+      </w:r>
+    </w:p>
+    <w:p>
+      <w:pPr>
+        <w:pStyle w:val="NoSpacing"/>
+        <w:numPr>
+          <w:ilvl w:val="0"/>
+          <w:numId w:val="17"/>
+        </w:numPr>
+      </w:pPr>
+      <w:r>
+        <w:t>MAX17048 fuel gauge - simple, proven, official Espressif driver</w:t>
+      </w:r>
+      <w:r>
+        <w:br/>
+        <w:t>(MAX17055 deferred to V2 - more accurate, more complex)</w:t>
+      </w:r>
+    </w:p>
+    <w:p>
+      <w:pPr>
+        <w:pStyle w:val="NoSpacing"/>
+        <w:numPr>
+          <w:ilvl w:val="0"/>
+          <w:numId w:val="17"/>
+        </w:numPr>
+      </w:pPr>
+      <w:r>
+        <w:t>JST-PH 2.0mm 2-pin for main battery</w:t>
+      </w:r>
+    </w:p>
+    <w:p>
+      <w:pPr>
+        <w:pStyle w:val="NoSpacing"/>
+      </w:pPr>
+      <w:r>
+        <w:t>PASSIVES</w:t>
+      </w:r>
+    </w:p>
+    <w:p>
+      <w:pPr>
+        <w:pStyle w:val="NoSpacing"/>
+        <w:numPr>
+          <w:ilvl w:val="0"/>
+          <w:numId w:val="18"/>
+        </w:numPr>
+      </w:pPr>
+      <w:r>
+        <w:t>I2C pull-ups: 4.7k, per AS5600 datasheet</w:t>
+      </w:r>
+    </w:p>
+    <w:p>
+      <w:pPr>
+        <w:pStyle w:val="NoSpacing"/>
+        <w:numPr>
+          <w:ilvl w:val="0"/>
+          <w:numId w:val="18"/>
+        </w:numPr>
+      </w:pPr>
+      <w:r>
+        <w:t>SD pull-ups: 10k, per Espressif ESP-IDF docs</w:t>
+      </w:r>
+    </w:p>
+    <w:p>
+      <w:pPr>
+        <w:pStyle w:val="Heading2"/>
+      </w:pPr>
+      <w:bookmarkStart w:id="25" w:name="_Toc237851141"/>
       <w:r>
         <w:rPr>
-          <w:rFonts w:ascii="Times New Roman" w:eastAsia="Times New Roman" w:hAnsi="Symbol" w:cs="Times New Roman"/>
-          <w:kern w:val="0"/>
-          <w:lang w:eastAsia="en-GB"/>
-          <w14:ligatures w14:val="none"/>
+          <w:rStyle w:val="Heading2Char"/>
         </w:rPr>
-        <w:t></w:t>
-      </w:r>
-      <w:r>
-        <w:rPr>
-          <w:rFonts w:ascii="Times New Roman" w:eastAsia="Times New Roman" w:hAnsi="Times New Roman" w:cs="Times New Roman"/>
-          <w:kern w:val="0"/>
-          <w:lang w:eastAsia="en-GB"/>
-          <w14:ligatures w14:val="none"/>
-        </w:rPr>
-        <w:t xml:space="preserve">  Provide</w:t>
-      </w:r>
-      <w:proofErr w:type="gramEnd"/>
-      <w:r>
-        <w:rPr>
-          <w:rFonts w:ascii="Times New Roman" w:eastAsia="Times New Roman" w:hAnsi="Times New Roman" w:cs="Times New Roman"/>
-          <w:kern w:val="0"/>
-          <w:lang w:eastAsia="en-GB"/>
-          <w14:ligatures w14:val="none"/>
-        </w:rPr>
-        <w:t xml:space="preserve"> sufficient resources for the UI, operating system and applications.</w:t>
-      </w:r>
-    </w:p>
-    <w:p>
-      <w:r>
-        <w:t>1.2 System Overview</w:t>
-      </w:r>
-    </w:p>
-    <w:p/>
+        <w:t>5.2 Software Decisions</w:t>
+      </w:r>
+      <w:bookmarkEnd w:id="25"/>
+    </w:p>
+    <w:p>
+      <w:r>
+        <w:t>…</w:t>
+      </w:r>
+    </w:p>
     <w:sectPr>
+      <w:type w:val="continuous"/>
       <w:pgSz w:w="11906" w:h="16838"/>
       <w:pgMar w:top="1440" w:right="1440" w:bottom="1440" w:left="1440" w:header="708" w:footer="708" w:gutter="0"/>
       <w:cols w:space="708"/>
@@ -594,6 +3438,155 @@
 <file path=word/numbering.xml><?xml version="1.0" encoding="utf-8"?>
 <w:numbering xmlns:wpc="http://schemas.microsoft.com/office/word/2010/wordprocessingCanvas" xmlns:cx="http://schemas.microsoft.com/office/drawing/2014/chartex" xmlns:cx1="http://schemas.microsoft.com/office/drawing/2015/9/8/chartex" xmlns:cx2="http://schemas.microsoft.com/office/drawing/2015/10/21/chartex" xmlns:cx3="http://schemas.microsoft.com/office/drawing/2016/5/9/chartex" xmlns:cx4="http://schemas.microsoft.com/office/drawing/2016/5/10/chartex" xmlns:cx5="http://schemas.microsoft.com/office/drawing/2016/5/11/chartex" xmlns:cx6="http://schemas.microsoft.com/office/drawing/2016/5/12/chartex" xmlns:cx7="http://schemas.microsoft.com/office/drawing/2016/5/13/chartex" xmlns:cx8="http://schemas.microsoft.com/office/drawing/2016/5/14/chartex" xmlns:mc="http://schemas.openxmlformats.org/markup-compatibility/2006" xmlns:aink="http://schemas.microsoft.com/office/drawing/2016/ink" xmlns:am3d="http://schemas.microsoft.com/office/drawing/2017/model3d" xmlns:o="urn:schemas-microsoft-com:office:office" xmlns:oel="http://schemas.microsoft.com/office/2019/extlst" xmlns:r="http://schemas.openxmlformats.org/officeDocument/2006/relationships" xmlns:m="http://schemas.openxmlformats.org/officeDocument/2006/math" xmlns:v="urn:schemas-microsoft-com:vml" xmlns:wp14="http://schemas.microsoft.com/office/word/2010/wordprocessingDrawing" xmlns:wp="http://schemas.openxmlformats.org/drawingml/2006/wordprocessingDrawing" xmlns:w10="urn:schemas-microsoft-com:office:word" xmlns:w="http://schemas.openxmlformats.org/wordprocessingml/2006/main" xmlns:w14="http://schemas.microsoft.com/office/word/2010/wordml" xmlns:w15="http://schemas.microsoft.com/office/word/2012/wordml" xmlns:w16cex="http://schemas.microsoft.com/office/word/2018/wordml/cex" xmlns:w16cid="http://schemas.microsoft.com/office/word/2016/wordml/cid" xmlns:w16="http://schemas.microsoft.com/office/word/2018/wordml" xmlns:w16sdtdh="http://schemas.microsoft.com/office/word/2020/wordml/sdtdatahash" xmlns:w16se="http://schemas.microsoft.com/office/word/2015/wordml/symex" xmlns:wpg="http://schemas.microsoft.com/office/word/2010/wordprocessingGroup" xmlns:wpi="http://schemas.microsoft.com/office/word/2010/wordprocessingInk" xmlns:wne="http://schemas.microsoft.com/office/word/2006/wordml" xmlns:wps="http://schemas.microsoft.com/office/word/2010/wordprocessingShape" mc:Ignorable="w14 w15 w16se w16cid w16 w16cex w16sdtdh wp14">
   <w:abstractNum w:abstractNumId="0" w15:restartNumberingAfterBreak="0">
+    <w:nsid w:val="03BB5EB0"/>
+    <w:multiLevelType w:val="multilevel"/>
+    <w:tmpl w:val="A6E65640"/>
+    <w:lvl w:ilvl="0">
+      <w:start w:val="1"/>
+      <w:numFmt w:val="bullet"/>
+      <w:lvlText w:val=""/>
+      <w:lvlJc w:val="left"/>
+      <w:pPr>
+        <w:tabs>
+          <w:tab w:val="num" w:pos="720"/>
+        </w:tabs>
+        <w:ind w:left="720" w:hanging="360"/>
+      </w:pPr>
+      <w:rPr>
+        <w:rFonts w:ascii="Symbol" w:hAnsi="Symbol" w:hint="default"/>
+        <w:sz w:val="20"/>
+      </w:rPr>
+    </w:lvl>
+    <w:lvl w:ilvl="1" w:tentative="1">
+      <w:start w:val="1"/>
+      <w:numFmt w:val="bullet"/>
+      <w:lvlText w:val="o"/>
+      <w:lvlJc w:val="left"/>
+      <w:pPr>
+        <w:tabs>
+          <w:tab w:val="num" w:pos="1440"/>
+        </w:tabs>
+        <w:ind w:left="1440" w:hanging="360"/>
+      </w:pPr>
+      <w:rPr>
+        <w:rFonts w:ascii="Courier New" w:hAnsi="Courier New" w:hint="default"/>
+        <w:sz w:val="20"/>
+      </w:rPr>
+    </w:lvl>
+    <w:lvl w:ilvl="2" w:tentative="1">
+      <w:start w:val="1"/>
+      <w:numFmt w:val="bullet"/>
+      <w:lvlText w:val=""/>
+      <w:lvlJc w:val="left"/>
+      <w:pPr>
+        <w:tabs>
+          <w:tab w:val="num" w:pos="2160"/>
+        </w:tabs>
+        <w:ind w:left="2160" w:hanging="360"/>
+      </w:pPr>
+      <w:rPr>
+        <w:rFonts w:ascii="Wingdings" w:hAnsi="Wingdings" w:hint="default"/>
+        <w:sz w:val="20"/>
+      </w:rPr>
+    </w:lvl>
+    <w:lvl w:ilvl="3" w:tentative="1">
+      <w:start w:val="1"/>
+      <w:numFmt w:val="bullet"/>
+      <w:lvlText w:val=""/>
+      <w:lvlJc w:val="left"/>
+      <w:pPr>
+        <w:tabs>
+          <w:tab w:val="num" w:pos="2880"/>
+        </w:tabs>
+        <w:ind w:left="2880" w:hanging="360"/>
+      </w:pPr>
+      <w:rPr>
+        <w:rFonts w:ascii="Wingdings" w:hAnsi="Wingdings" w:hint="default"/>
+        <w:sz w:val="20"/>
+      </w:rPr>
+    </w:lvl>
+    <w:lvl w:ilvl="4" w:tentative="1">
+      <w:start w:val="1"/>
+      <w:numFmt w:val="bullet"/>
+      <w:lvlText w:val=""/>
+      <w:lvlJc w:val="left"/>
+      <w:pPr>
+        <w:tabs>
+          <w:tab w:val="num" w:pos="3600"/>
+        </w:tabs>
+        <w:ind w:left="3600" w:hanging="360"/>
+      </w:pPr>
+      <w:rPr>
+        <w:rFonts w:ascii="Wingdings" w:hAnsi="Wingdings" w:hint="default"/>
+        <w:sz w:val="20"/>
+      </w:rPr>
+    </w:lvl>
+    <w:lvl w:ilvl="5" w:tentative="1">
+      <w:start w:val="1"/>
+      <w:numFmt w:val="bullet"/>
+      <w:lvlText w:val=""/>
+      <w:lvlJc w:val="left"/>
+      <w:pPr>
+        <w:tabs>
+          <w:tab w:val="num" w:pos="4320"/>
+        </w:tabs>
+        <w:ind w:left="4320" w:hanging="360"/>
+      </w:pPr>
+      <w:rPr>
+        <w:rFonts w:ascii="Wingdings" w:hAnsi="Wingdings" w:hint="default"/>
+        <w:sz w:val="20"/>
+      </w:rPr>
+    </w:lvl>
+    <w:lvl w:ilvl="6" w:tentative="1">
+      <w:start w:val="1"/>
+      <w:numFmt w:val="bullet"/>
+      <w:lvlText w:val=""/>
+      <w:lvlJc w:val="left"/>
+      <w:pPr>
+        <w:tabs>
+          <w:tab w:val="num" w:pos="5040"/>
+        </w:tabs>
+        <w:ind w:left="5040" w:hanging="360"/>
+      </w:pPr>
+      <w:rPr>
+        <w:rFonts w:ascii="Wingdings" w:hAnsi="Wingdings" w:hint="default"/>
+        <w:sz w:val="20"/>
+      </w:rPr>
+    </w:lvl>
+    <w:lvl w:ilvl="7" w:tentative="1">
+      <w:start w:val="1"/>
+      <w:numFmt w:val="bullet"/>
+      <w:lvlText w:val=""/>
+      <w:lvlJc w:val="left"/>
+      <w:pPr>
+        <w:tabs>
+          <w:tab w:val="num" w:pos="5760"/>
+        </w:tabs>
+        <w:ind w:left="5760" w:hanging="360"/>
+      </w:pPr>
+      <w:rPr>
+        <w:rFonts w:ascii="Wingdings" w:hAnsi="Wingdings" w:hint="default"/>
+        <w:sz w:val="20"/>
+      </w:rPr>
+    </w:lvl>
+    <w:lvl w:ilvl="8" w:tentative="1">
+      <w:start w:val="1"/>
+      <w:numFmt w:val="bullet"/>
+      <w:lvlText w:val=""/>
+      <w:lvlJc w:val="left"/>
+      <w:pPr>
+        <w:tabs>
+          <w:tab w:val="num" w:pos="6480"/>
+        </w:tabs>
+        <w:ind w:left="6480" w:hanging="360"/>
+      </w:pPr>
+      <w:rPr>
+        <w:rFonts w:ascii="Wingdings" w:hAnsi="Wingdings" w:hint="default"/>
+        <w:sz w:val="20"/>
+      </w:rPr>
+    </w:lvl>
+  </w:abstractNum>
+  <w:abstractNum w:abstractNumId="1" w15:restartNumberingAfterBreak="0">
     <w:nsid w:val="0D996610"/>
     <w:multiLevelType w:val="multilevel"/>
     <w:tmpl w:val="8AB2707C"/>
@@ -706,7 +3699,7 @@
       </w:rPr>
     </w:lvl>
   </w:abstractNum>
-  <w:abstractNum w:abstractNumId="1" w15:restartNumberingAfterBreak="0">
+  <w:abstractNum w:abstractNumId="2" w15:restartNumberingAfterBreak="0">
     <w:nsid w:val="0E587C55"/>
     <w:multiLevelType w:val="multilevel"/>
     <w:tmpl w:val="22C8CE6E"/>
@@ -818,11 +3811,2093 @@
       </w:rPr>
     </w:lvl>
   </w:abstractNum>
+  <w:abstractNum w:abstractNumId="3" w15:restartNumberingAfterBreak="0">
+    <w:nsid w:val="11E95549"/>
+    <w:multiLevelType w:val="multilevel"/>
+    <w:tmpl w:val="4D622FF8"/>
+    <w:lvl w:ilvl="0">
+      <w:numFmt w:val="decimal"/>
+      <w:lvlText w:val="%1"/>
+      <w:lvlJc w:val="left"/>
+      <w:pPr>
+        <w:ind w:left="504" w:hanging="504"/>
+      </w:pPr>
+      <w:rPr>
+        <w:rFonts w:hint="default"/>
+      </w:rPr>
+    </w:lvl>
+    <w:lvl w:ilvl="1">
+      <w:start w:val="2"/>
+      <w:numFmt w:val="decimal"/>
+      <w:lvlText w:val="%1.%2"/>
+      <w:lvlJc w:val="left"/>
+      <w:pPr>
+        <w:ind w:left="720" w:hanging="720"/>
+      </w:pPr>
+      <w:rPr>
+        <w:rFonts w:hint="default"/>
+      </w:rPr>
+    </w:lvl>
+    <w:lvl w:ilvl="2">
+      <w:start w:val="1"/>
+      <w:numFmt w:val="decimal"/>
+      <w:lvlText w:val="%1.%2.%3"/>
+      <w:lvlJc w:val="left"/>
+      <w:pPr>
+        <w:ind w:left="1080" w:hanging="1080"/>
+      </w:pPr>
+      <w:rPr>
+        <w:rFonts w:hint="default"/>
+      </w:rPr>
+    </w:lvl>
+    <w:lvl w:ilvl="3">
+      <w:start w:val="1"/>
+      <w:numFmt w:val="decimal"/>
+      <w:lvlText w:val="%1.%2.%3.%4"/>
+      <w:lvlJc w:val="left"/>
+      <w:pPr>
+        <w:ind w:left="1440" w:hanging="1440"/>
+      </w:pPr>
+      <w:rPr>
+        <w:rFonts w:hint="default"/>
+      </w:rPr>
+    </w:lvl>
+    <w:lvl w:ilvl="4">
+      <w:start w:val="1"/>
+      <w:numFmt w:val="decimal"/>
+      <w:lvlText w:val="%1.%2.%3.%4.%5"/>
+      <w:lvlJc w:val="left"/>
+      <w:pPr>
+        <w:ind w:left="1800" w:hanging="1800"/>
+      </w:pPr>
+      <w:rPr>
+        <w:rFonts w:hint="default"/>
+      </w:rPr>
+    </w:lvl>
+    <w:lvl w:ilvl="5">
+      <w:start w:val="1"/>
+      <w:numFmt w:val="decimal"/>
+      <w:lvlText w:val="%1.%2.%3.%4.%5.%6"/>
+      <w:lvlJc w:val="left"/>
+      <w:pPr>
+        <w:ind w:left="1800" w:hanging="1800"/>
+      </w:pPr>
+      <w:rPr>
+        <w:rFonts w:hint="default"/>
+      </w:rPr>
+    </w:lvl>
+    <w:lvl w:ilvl="6">
+      <w:start w:val="1"/>
+      <w:numFmt w:val="decimal"/>
+      <w:lvlText w:val="%1.%2.%3.%4.%5.%6.%7"/>
+      <w:lvlJc w:val="left"/>
+      <w:pPr>
+        <w:ind w:left="2160" w:hanging="2160"/>
+      </w:pPr>
+      <w:rPr>
+        <w:rFonts w:hint="default"/>
+      </w:rPr>
+    </w:lvl>
+    <w:lvl w:ilvl="7">
+      <w:start w:val="1"/>
+      <w:numFmt w:val="decimal"/>
+      <w:lvlText w:val="%1.%2.%3.%4.%5.%6.%7.%8"/>
+      <w:lvlJc w:val="left"/>
+      <w:pPr>
+        <w:ind w:left="2520" w:hanging="2520"/>
+      </w:pPr>
+      <w:rPr>
+        <w:rFonts w:hint="default"/>
+      </w:rPr>
+    </w:lvl>
+    <w:lvl w:ilvl="8">
+      <w:start w:val="1"/>
+      <w:numFmt w:val="decimal"/>
+      <w:lvlText w:val="%1.%2.%3.%4.%5.%6.%7.%8.%9"/>
+      <w:lvlJc w:val="left"/>
+      <w:pPr>
+        <w:ind w:left="2880" w:hanging="2880"/>
+      </w:pPr>
+      <w:rPr>
+        <w:rFonts w:hint="default"/>
+      </w:rPr>
+    </w:lvl>
+  </w:abstractNum>
+  <w:abstractNum w:abstractNumId="4" w15:restartNumberingAfterBreak="0">
+    <w:nsid w:val="18D73785"/>
+    <w:multiLevelType w:val="multilevel"/>
+    <w:tmpl w:val="3898A484"/>
+    <w:lvl w:ilvl="0">
+      <w:start w:val="1"/>
+      <w:numFmt w:val="bullet"/>
+      <w:lvlText w:val=""/>
+      <w:lvlJc w:val="left"/>
+      <w:pPr>
+        <w:tabs>
+          <w:tab w:val="num" w:pos="720"/>
+        </w:tabs>
+        <w:ind w:left="720" w:hanging="360"/>
+      </w:pPr>
+      <w:rPr>
+        <w:rFonts w:ascii="Symbol" w:hAnsi="Symbol" w:hint="default"/>
+        <w:sz w:val="20"/>
+      </w:rPr>
+    </w:lvl>
+    <w:lvl w:ilvl="1" w:tentative="1">
+      <w:start w:val="1"/>
+      <w:numFmt w:val="bullet"/>
+      <w:lvlText w:val="o"/>
+      <w:lvlJc w:val="left"/>
+      <w:pPr>
+        <w:tabs>
+          <w:tab w:val="num" w:pos="1440"/>
+        </w:tabs>
+        <w:ind w:left="1440" w:hanging="360"/>
+      </w:pPr>
+      <w:rPr>
+        <w:rFonts w:ascii="Courier New" w:hAnsi="Courier New" w:hint="default"/>
+        <w:sz w:val="20"/>
+      </w:rPr>
+    </w:lvl>
+    <w:lvl w:ilvl="2" w:tentative="1">
+      <w:start w:val="1"/>
+      <w:numFmt w:val="bullet"/>
+      <w:lvlText w:val=""/>
+      <w:lvlJc w:val="left"/>
+      <w:pPr>
+        <w:tabs>
+          <w:tab w:val="num" w:pos="2160"/>
+        </w:tabs>
+        <w:ind w:left="2160" w:hanging="360"/>
+      </w:pPr>
+      <w:rPr>
+        <w:rFonts w:ascii="Wingdings" w:hAnsi="Wingdings" w:hint="default"/>
+        <w:sz w:val="20"/>
+      </w:rPr>
+    </w:lvl>
+    <w:lvl w:ilvl="3" w:tentative="1">
+      <w:start w:val="1"/>
+      <w:numFmt w:val="bullet"/>
+      <w:lvlText w:val=""/>
+      <w:lvlJc w:val="left"/>
+      <w:pPr>
+        <w:tabs>
+          <w:tab w:val="num" w:pos="2880"/>
+        </w:tabs>
+        <w:ind w:left="2880" w:hanging="360"/>
+      </w:pPr>
+      <w:rPr>
+        <w:rFonts w:ascii="Wingdings" w:hAnsi="Wingdings" w:hint="default"/>
+        <w:sz w:val="20"/>
+      </w:rPr>
+    </w:lvl>
+    <w:lvl w:ilvl="4" w:tentative="1">
+      <w:start w:val="1"/>
+      <w:numFmt w:val="bullet"/>
+      <w:lvlText w:val=""/>
+      <w:lvlJc w:val="left"/>
+      <w:pPr>
+        <w:tabs>
+          <w:tab w:val="num" w:pos="3600"/>
+        </w:tabs>
+        <w:ind w:left="3600" w:hanging="360"/>
+      </w:pPr>
+      <w:rPr>
+        <w:rFonts w:ascii="Wingdings" w:hAnsi="Wingdings" w:hint="default"/>
+        <w:sz w:val="20"/>
+      </w:rPr>
+    </w:lvl>
+    <w:lvl w:ilvl="5" w:tentative="1">
+      <w:start w:val="1"/>
+      <w:numFmt w:val="bullet"/>
+      <w:lvlText w:val=""/>
+      <w:lvlJc w:val="left"/>
+      <w:pPr>
+        <w:tabs>
+          <w:tab w:val="num" w:pos="4320"/>
+        </w:tabs>
+        <w:ind w:left="4320" w:hanging="360"/>
+      </w:pPr>
+      <w:rPr>
+        <w:rFonts w:ascii="Wingdings" w:hAnsi="Wingdings" w:hint="default"/>
+        <w:sz w:val="20"/>
+      </w:rPr>
+    </w:lvl>
+    <w:lvl w:ilvl="6" w:tentative="1">
+      <w:start w:val="1"/>
+      <w:numFmt w:val="bullet"/>
+      <w:lvlText w:val=""/>
+      <w:lvlJc w:val="left"/>
+      <w:pPr>
+        <w:tabs>
+          <w:tab w:val="num" w:pos="5040"/>
+        </w:tabs>
+        <w:ind w:left="5040" w:hanging="360"/>
+      </w:pPr>
+      <w:rPr>
+        <w:rFonts w:ascii="Wingdings" w:hAnsi="Wingdings" w:hint="default"/>
+        <w:sz w:val="20"/>
+      </w:rPr>
+    </w:lvl>
+    <w:lvl w:ilvl="7" w:tentative="1">
+      <w:start w:val="1"/>
+      <w:numFmt w:val="bullet"/>
+      <w:lvlText w:val=""/>
+      <w:lvlJc w:val="left"/>
+      <w:pPr>
+        <w:tabs>
+          <w:tab w:val="num" w:pos="5760"/>
+        </w:tabs>
+        <w:ind w:left="5760" w:hanging="360"/>
+      </w:pPr>
+      <w:rPr>
+        <w:rFonts w:ascii="Wingdings" w:hAnsi="Wingdings" w:hint="default"/>
+        <w:sz w:val="20"/>
+      </w:rPr>
+    </w:lvl>
+    <w:lvl w:ilvl="8" w:tentative="1">
+      <w:start w:val="1"/>
+      <w:numFmt w:val="bullet"/>
+      <w:lvlText w:val=""/>
+      <w:lvlJc w:val="left"/>
+      <w:pPr>
+        <w:tabs>
+          <w:tab w:val="num" w:pos="6480"/>
+        </w:tabs>
+        <w:ind w:left="6480" w:hanging="360"/>
+      </w:pPr>
+      <w:rPr>
+        <w:rFonts w:ascii="Wingdings" w:hAnsi="Wingdings" w:hint="default"/>
+        <w:sz w:val="20"/>
+      </w:rPr>
+    </w:lvl>
+  </w:abstractNum>
+  <w:abstractNum w:abstractNumId="5" w15:restartNumberingAfterBreak="0">
+    <w:nsid w:val="24505BFE"/>
+    <w:multiLevelType w:val="multilevel"/>
+    <w:tmpl w:val="E51CEA76"/>
+    <w:lvl w:ilvl="0">
+      <w:start w:val="1"/>
+      <w:numFmt w:val="bullet"/>
+      <w:lvlText w:val=""/>
+      <w:lvlJc w:val="left"/>
+      <w:pPr>
+        <w:tabs>
+          <w:tab w:val="num" w:pos="720"/>
+        </w:tabs>
+        <w:ind w:left="720" w:hanging="360"/>
+      </w:pPr>
+      <w:rPr>
+        <w:rFonts w:ascii="Symbol" w:hAnsi="Symbol" w:hint="default"/>
+        <w:sz w:val="20"/>
+      </w:rPr>
+    </w:lvl>
+    <w:lvl w:ilvl="1" w:tentative="1">
+      <w:start w:val="1"/>
+      <w:numFmt w:val="bullet"/>
+      <w:lvlText w:val="o"/>
+      <w:lvlJc w:val="left"/>
+      <w:pPr>
+        <w:tabs>
+          <w:tab w:val="num" w:pos="1440"/>
+        </w:tabs>
+        <w:ind w:left="1440" w:hanging="360"/>
+      </w:pPr>
+      <w:rPr>
+        <w:rFonts w:ascii="Courier New" w:hAnsi="Courier New" w:hint="default"/>
+        <w:sz w:val="20"/>
+      </w:rPr>
+    </w:lvl>
+    <w:lvl w:ilvl="2" w:tentative="1">
+      <w:start w:val="1"/>
+      <w:numFmt w:val="bullet"/>
+      <w:lvlText w:val=""/>
+      <w:lvlJc w:val="left"/>
+      <w:pPr>
+        <w:tabs>
+          <w:tab w:val="num" w:pos="2160"/>
+        </w:tabs>
+        <w:ind w:left="2160" w:hanging="360"/>
+      </w:pPr>
+      <w:rPr>
+        <w:rFonts w:ascii="Wingdings" w:hAnsi="Wingdings" w:hint="default"/>
+        <w:sz w:val="20"/>
+      </w:rPr>
+    </w:lvl>
+    <w:lvl w:ilvl="3" w:tentative="1">
+      <w:start w:val="1"/>
+      <w:numFmt w:val="bullet"/>
+      <w:lvlText w:val=""/>
+      <w:lvlJc w:val="left"/>
+      <w:pPr>
+        <w:tabs>
+          <w:tab w:val="num" w:pos="2880"/>
+        </w:tabs>
+        <w:ind w:left="2880" w:hanging="360"/>
+      </w:pPr>
+      <w:rPr>
+        <w:rFonts w:ascii="Wingdings" w:hAnsi="Wingdings" w:hint="default"/>
+        <w:sz w:val="20"/>
+      </w:rPr>
+    </w:lvl>
+    <w:lvl w:ilvl="4" w:tentative="1">
+      <w:start w:val="1"/>
+      <w:numFmt w:val="bullet"/>
+      <w:lvlText w:val=""/>
+      <w:lvlJc w:val="left"/>
+      <w:pPr>
+        <w:tabs>
+          <w:tab w:val="num" w:pos="3600"/>
+        </w:tabs>
+        <w:ind w:left="3600" w:hanging="360"/>
+      </w:pPr>
+      <w:rPr>
+        <w:rFonts w:ascii="Wingdings" w:hAnsi="Wingdings" w:hint="default"/>
+        <w:sz w:val="20"/>
+      </w:rPr>
+    </w:lvl>
+    <w:lvl w:ilvl="5" w:tentative="1">
+      <w:start w:val="1"/>
+      <w:numFmt w:val="bullet"/>
+      <w:lvlText w:val=""/>
+      <w:lvlJc w:val="left"/>
+      <w:pPr>
+        <w:tabs>
+          <w:tab w:val="num" w:pos="4320"/>
+        </w:tabs>
+        <w:ind w:left="4320" w:hanging="360"/>
+      </w:pPr>
+      <w:rPr>
+        <w:rFonts w:ascii="Wingdings" w:hAnsi="Wingdings" w:hint="default"/>
+        <w:sz w:val="20"/>
+      </w:rPr>
+    </w:lvl>
+    <w:lvl w:ilvl="6" w:tentative="1">
+      <w:start w:val="1"/>
+      <w:numFmt w:val="bullet"/>
+      <w:lvlText w:val=""/>
+      <w:lvlJc w:val="left"/>
+      <w:pPr>
+        <w:tabs>
+          <w:tab w:val="num" w:pos="5040"/>
+        </w:tabs>
+        <w:ind w:left="5040" w:hanging="360"/>
+      </w:pPr>
+      <w:rPr>
+        <w:rFonts w:ascii="Wingdings" w:hAnsi="Wingdings" w:hint="default"/>
+        <w:sz w:val="20"/>
+      </w:rPr>
+    </w:lvl>
+    <w:lvl w:ilvl="7" w:tentative="1">
+      <w:start w:val="1"/>
+      <w:numFmt w:val="bullet"/>
+      <w:lvlText w:val=""/>
+      <w:lvlJc w:val="left"/>
+      <w:pPr>
+        <w:tabs>
+          <w:tab w:val="num" w:pos="5760"/>
+        </w:tabs>
+        <w:ind w:left="5760" w:hanging="360"/>
+      </w:pPr>
+      <w:rPr>
+        <w:rFonts w:ascii="Wingdings" w:hAnsi="Wingdings" w:hint="default"/>
+        <w:sz w:val="20"/>
+      </w:rPr>
+    </w:lvl>
+    <w:lvl w:ilvl="8" w:tentative="1">
+      <w:start w:val="1"/>
+      <w:numFmt w:val="bullet"/>
+      <w:lvlText w:val=""/>
+      <w:lvlJc w:val="left"/>
+      <w:pPr>
+        <w:tabs>
+          <w:tab w:val="num" w:pos="6480"/>
+        </w:tabs>
+        <w:ind w:left="6480" w:hanging="360"/>
+      </w:pPr>
+      <w:rPr>
+        <w:rFonts w:ascii="Wingdings" w:hAnsi="Wingdings" w:hint="default"/>
+        <w:sz w:val="20"/>
+      </w:rPr>
+    </w:lvl>
+  </w:abstractNum>
+  <w:abstractNum w:abstractNumId="6" w15:restartNumberingAfterBreak="0">
+    <w:nsid w:val="279F438B"/>
+    <w:multiLevelType w:val="multilevel"/>
+    <w:tmpl w:val="BD867760"/>
+    <w:lvl w:ilvl="0">
+      <w:start w:val="1"/>
+      <w:numFmt w:val="decimal"/>
+      <w:lvlText w:val="%1.0"/>
+      <w:lvlJc w:val="left"/>
+      <w:pPr>
+        <w:ind w:left="588" w:hanging="588"/>
+      </w:pPr>
+      <w:rPr>
+        <w:rFonts w:hint="default"/>
+      </w:rPr>
+    </w:lvl>
+    <w:lvl w:ilvl="1">
+      <w:start w:val="1"/>
+      <w:numFmt w:val="decimal"/>
+      <w:lvlText w:val="%1.%2"/>
+      <w:lvlJc w:val="left"/>
+      <w:pPr>
+        <w:ind w:left="1308" w:hanging="588"/>
+      </w:pPr>
+      <w:rPr>
+        <w:rFonts w:hint="default"/>
+      </w:rPr>
+    </w:lvl>
+    <w:lvl w:ilvl="2">
+      <w:start w:val="1"/>
+      <w:numFmt w:val="decimal"/>
+      <w:lvlText w:val="%1.%2.%3"/>
+      <w:lvlJc w:val="left"/>
+      <w:pPr>
+        <w:ind w:left="2160" w:hanging="720"/>
+      </w:pPr>
+      <w:rPr>
+        <w:rFonts w:hint="default"/>
+      </w:rPr>
+    </w:lvl>
+    <w:lvl w:ilvl="3">
+      <w:start w:val="1"/>
+      <w:numFmt w:val="decimal"/>
+      <w:lvlText w:val="%1.%2.%3.%4"/>
+      <w:lvlJc w:val="left"/>
+      <w:pPr>
+        <w:ind w:left="3240" w:hanging="1080"/>
+      </w:pPr>
+      <w:rPr>
+        <w:rFonts w:hint="default"/>
+      </w:rPr>
+    </w:lvl>
+    <w:lvl w:ilvl="4">
+      <w:start w:val="1"/>
+      <w:numFmt w:val="decimal"/>
+      <w:lvlText w:val="%1.%2.%3.%4.%5"/>
+      <w:lvlJc w:val="left"/>
+      <w:pPr>
+        <w:ind w:left="3960" w:hanging="1080"/>
+      </w:pPr>
+      <w:rPr>
+        <w:rFonts w:hint="default"/>
+      </w:rPr>
+    </w:lvl>
+    <w:lvl w:ilvl="5">
+      <w:start w:val="1"/>
+      <w:numFmt w:val="decimal"/>
+      <w:lvlText w:val="%1.%2.%3.%4.%5.%6"/>
+      <w:lvlJc w:val="left"/>
+      <w:pPr>
+        <w:ind w:left="5040" w:hanging="1440"/>
+      </w:pPr>
+      <w:rPr>
+        <w:rFonts w:hint="default"/>
+      </w:rPr>
+    </w:lvl>
+    <w:lvl w:ilvl="6">
+      <w:start w:val="1"/>
+      <w:numFmt w:val="decimal"/>
+      <w:lvlText w:val="%1.%2.%3.%4.%5.%6.%7"/>
+      <w:lvlJc w:val="left"/>
+      <w:pPr>
+        <w:ind w:left="5760" w:hanging="1440"/>
+      </w:pPr>
+      <w:rPr>
+        <w:rFonts w:hint="default"/>
+      </w:rPr>
+    </w:lvl>
+    <w:lvl w:ilvl="7">
+      <w:start w:val="1"/>
+      <w:numFmt w:val="decimal"/>
+      <w:lvlText w:val="%1.%2.%3.%4.%5.%6.%7.%8"/>
+      <w:lvlJc w:val="left"/>
+      <w:pPr>
+        <w:ind w:left="6840" w:hanging="1800"/>
+      </w:pPr>
+      <w:rPr>
+        <w:rFonts w:hint="default"/>
+      </w:rPr>
+    </w:lvl>
+    <w:lvl w:ilvl="8">
+      <w:start w:val="1"/>
+      <w:numFmt w:val="decimal"/>
+      <w:lvlText w:val="%1.%2.%3.%4.%5.%6.%7.%8.%9"/>
+      <w:lvlJc w:val="left"/>
+      <w:pPr>
+        <w:ind w:left="7560" w:hanging="1800"/>
+      </w:pPr>
+      <w:rPr>
+        <w:rFonts w:hint="default"/>
+      </w:rPr>
+    </w:lvl>
+  </w:abstractNum>
+  <w:abstractNum w:abstractNumId="7" w15:restartNumberingAfterBreak="0">
+    <w:nsid w:val="2E122C1D"/>
+    <w:multiLevelType w:val="multilevel"/>
+    <w:tmpl w:val="FF8EB320"/>
+    <w:lvl w:ilvl="0">
+      <w:start w:val="1"/>
+      <w:numFmt w:val="bullet"/>
+      <w:lvlText w:val=""/>
+      <w:lvlJc w:val="left"/>
+      <w:pPr>
+        <w:tabs>
+          <w:tab w:val="num" w:pos="720"/>
+        </w:tabs>
+        <w:ind w:left="720" w:hanging="360"/>
+      </w:pPr>
+      <w:rPr>
+        <w:rFonts w:ascii="Symbol" w:hAnsi="Symbol" w:hint="default"/>
+        <w:sz w:val="20"/>
+      </w:rPr>
+    </w:lvl>
+    <w:lvl w:ilvl="1" w:tentative="1">
+      <w:start w:val="1"/>
+      <w:numFmt w:val="bullet"/>
+      <w:lvlText w:val="o"/>
+      <w:lvlJc w:val="left"/>
+      <w:pPr>
+        <w:tabs>
+          <w:tab w:val="num" w:pos="1440"/>
+        </w:tabs>
+        <w:ind w:left="1440" w:hanging="360"/>
+      </w:pPr>
+      <w:rPr>
+        <w:rFonts w:ascii="Courier New" w:hAnsi="Courier New" w:hint="default"/>
+        <w:sz w:val="20"/>
+      </w:rPr>
+    </w:lvl>
+    <w:lvl w:ilvl="2" w:tentative="1">
+      <w:start w:val="1"/>
+      <w:numFmt w:val="bullet"/>
+      <w:lvlText w:val=""/>
+      <w:lvlJc w:val="left"/>
+      <w:pPr>
+        <w:tabs>
+          <w:tab w:val="num" w:pos="2160"/>
+        </w:tabs>
+        <w:ind w:left="2160" w:hanging="360"/>
+      </w:pPr>
+      <w:rPr>
+        <w:rFonts w:ascii="Wingdings" w:hAnsi="Wingdings" w:hint="default"/>
+        <w:sz w:val="20"/>
+      </w:rPr>
+    </w:lvl>
+    <w:lvl w:ilvl="3" w:tentative="1">
+      <w:start w:val="1"/>
+      <w:numFmt w:val="bullet"/>
+      <w:lvlText w:val=""/>
+      <w:lvlJc w:val="left"/>
+      <w:pPr>
+        <w:tabs>
+          <w:tab w:val="num" w:pos="2880"/>
+        </w:tabs>
+        <w:ind w:left="2880" w:hanging="360"/>
+      </w:pPr>
+      <w:rPr>
+        <w:rFonts w:ascii="Wingdings" w:hAnsi="Wingdings" w:hint="default"/>
+        <w:sz w:val="20"/>
+      </w:rPr>
+    </w:lvl>
+    <w:lvl w:ilvl="4" w:tentative="1">
+      <w:start w:val="1"/>
+      <w:numFmt w:val="bullet"/>
+      <w:lvlText w:val=""/>
+      <w:lvlJc w:val="left"/>
+      <w:pPr>
+        <w:tabs>
+          <w:tab w:val="num" w:pos="3600"/>
+        </w:tabs>
+        <w:ind w:left="3600" w:hanging="360"/>
+      </w:pPr>
+      <w:rPr>
+        <w:rFonts w:ascii="Wingdings" w:hAnsi="Wingdings" w:hint="default"/>
+        <w:sz w:val="20"/>
+      </w:rPr>
+    </w:lvl>
+    <w:lvl w:ilvl="5" w:tentative="1">
+      <w:start w:val="1"/>
+      <w:numFmt w:val="bullet"/>
+      <w:lvlText w:val=""/>
+      <w:lvlJc w:val="left"/>
+      <w:pPr>
+        <w:tabs>
+          <w:tab w:val="num" w:pos="4320"/>
+        </w:tabs>
+        <w:ind w:left="4320" w:hanging="360"/>
+      </w:pPr>
+      <w:rPr>
+        <w:rFonts w:ascii="Wingdings" w:hAnsi="Wingdings" w:hint="default"/>
+        <w:sz w:val="20"/>
+      </w:rPr>
+    </w:lvl>
+    <w:lvl w:ilvl="6" w:tentative="1">
+      <w:start w:val="1"/>
+      <w:numFmt w:val="bullet"/>
+      <w:lvlText w:val=""/>
+      <w:lvlJc w:val="left"/>
+      <w:pPr>
+        <w:tabs>
+          <w:tab w:val="num" w:pos="5040"/>
+        </w:tabs>
+        <w:ind w:left="5040" w:hanging="360"/>
+      </w:pPr>
+      <w:rPr>
+        <w:rFonts w:ascii="Wingdings" w:hAnsi="Wingdings" w:hint="default"/>
+        <w:sz w:val="20"/>
+      </w:rPr>
+    </w:lvl>
+    <w:lvl w:ilvl="7" w:tentative="1">
+      <w:start w:val="1"/>
+      <w:numFmt w:val="bullet"/>
+      <w:lvlText w:val=""/>
+      <w:lvlJc w:val="left"/>
+      <w:pPr>
+        <w:tabs>
+          <w:tab w:val="num" w:pos="5760"/>
+        </w:tabs>
+        <w:ind w:left="5760" w:hanging="360"/>
+      </w:pPr>
+      <w:rPr>
+        <w:rFonts w:ascii="Wingdings" w:hAnsi="Wingdings" w:hint="default"/>
+        <w:sz w:val="20"/>
+      </w:rPr>
+    </w:lvl>
+    <w:lvl w:ilvl="8" w:tentative="1">
+      <w:start w:val="1"/>
+      <w:numFmt w:val="bullet"/>
+      <w:lvlText w:val=""/>
+      <w:lvlJc w:val="left"/>
+      <w:pPr>
+        <w:tabs>
+          <w:tab w:val="num" w:pos="6480"/>
+        </w:tabs>
+        <w:ind w:left="6480" w:hanging="360"/>
+      </w:pPr>
+      <w:rPr>
+        <w:rFonts w:ascii="Wingdings" w:hAnsi="Wingdings" w:hint="default"/>
+        <w:sz w:val="20"/>
+      </w:rPr>
+    </w:lvl>
+  </w:abstractNum>
+  <w:abstractNum w:abstractNumId="8" w15:restartNumberingAfterBreak="0">
+    <w:nsid w:val="2E6816BF"/>
+    <w:multiLevelType w:val="multilevel"/>
+    <w:tmpl w:val="B6406786"/>
+    <w:lvl w:ilvl="0">
+      <w:numFmt w:val="decimal"/>
+      <w:lvlText w:val="%1"/>
+      <w:lvlJc w:val="left"/>
+      <w:pPr>
+        <w:ind w:left="588" w:hanging="588"/>
+      </w:pPr>
+      <w:rPr>
+        <w:rFonts w:hint="default"/>
+      </w:rPr>
+    </w:lvl>
+    <w:lvl w:ilvl="1">
+      <w:start w:val="1"/>
+      <w:numFmt w:val="decimal"/>
+      <w:lvlText w:val="%1.%2"/>
+      <w:lvlJc w:val="left"/>
+      <w:pPr>
+        <w:ind w:left="588" w:hanging="588"/>
+      </w:pPr>
+      <w:rPr>
+        <w:rFonts w:hint="default"/>
+      </w:rPr>
+    </w:lvl>
+    <w:lvl w:ilvl="2">
+      <w:start w:val="1"/>
+      <w:numFmt w:val="decimal"/>
+      <w:lvlText w:val="%1.%2.%3"/>
+      <w:lvlJc w:val="left"/>
+      <w:pPr>
+        <w:ind w:left="720" w:hanging="720"/>
+      </w:pPr>
+      <w:rPr>
+        <w:rFonts w:hint="default"/>
+      </w:rPr>
+    </w:lvl>
+    <w:lvl w:ilvl="3">
+      <w:start w:val="1"/>
+      <w:numFmt w:val="decimal"/>
+      <w:lvlText w:val="%1.%2.%3.%4"/>
+      <w:lvlJc w:val="left"/>
+      <w:pPr>
+        <w:ind w:left="1080" w:hanging="1080"/>
+      </w:pPr>
+      <w:rPr>
+        <w:rFonts w:hint="default"/>
+      </w:rPr>
+    </w:lvl>
+    <w:lvl w:ilvl="4">
+      <w:start w:val="1"/>
+      <w:numFmt w:val="decimal"/>
+      <w:lvlText w:val="%1.%2.%3.%4.%5"/>
+      <w:lvlJc w:val="left"/>
+      <w:pPr>
+        <w:ind w:left="1080" w:hanging="1080"/>
+      </w:pPr>
+      <w:rPr>
+        <w:rFonts w:hint="default"/>
+      </w:rPr>
+    </w:lvl>
+    <w:lvl w:ilvl="5">
+      <w:start w:val="1"/>
+      <w:numFmt w:val="decimal"/>
+      <w:lvlText w:val="%1.%2.%3.%4.%5.%6"/>
+      <w:lvlJc w:val="left"/>
+      <w:pPr>
+        <w:ind w:left="1440" w:hanging="1440"/>
+      </w:pPr>
+      <w:rPr>
+        <w:rFonts w:hint="default"/>
+      </w:rPr>
+    </w:lvl>
+    <w:lvl w:ilvl="6">
+      <w:start w:val="1"/>
+      <w:numFmt w:val="decimal"/>
+      <w:lvlText w:val="%1.%2.%3.%4.%5.%6.%7"/>
+      <w:lvlJc w:val="left"/>
+      <w:pPr>
+        <w:ind w:left="1440" w:hanging="1440"/>
+      </w:pPr>
+      <w:rPr>
+        <w:rFonts w:hint="default"/>
+      </w:rPr>
+    </w:lvl>
+    <w:lvl w:ilvl="7">
+      <w:start w:val="1"/>
+      <w:numFmt w:val="decimal"/>
+      <w:lvlText w:val="%1.%2.%3.%4.%5.%6.%7.%8"/>
+      <w:lvlJc w:val="left"/>
+      <w:pPr>
+        <w:ind w:left="1800" w:hanging="1800"/>
+      </w:pPr>
+      <w:rPr>
+        <w:rFonts w:hint="default"/>
+      </w:rPr>
+    </w:lvl>
+    <w:lvl w:ilvl="8">
+      <w:start w:val="1"/>
+      <w:numFmt w:val="decimal"/>
+      <w:lvlText w:val="%1.%2.%3.%4.%5.%6.%7.%8.%9"/>
+      <w:lvlJc w:val="left"/>
+      <w:pPr>
+        <w:ind w:left="1800" w:hanging="1800"/>
+      </w:pPr>
+      <w:rPr>
+        <w:rFonts w:hint="default"/>
+      </w:rPr>
+    </w:lvl>
+  </w:abstractNum>
+  <w:abstractNum w:abstractNumId="9" w15:restartNumberingAfterBreak="0">
+    <w:nsid w:val="48BD4F2D"/>
+    <w:multiLevelType w:val="multilevel"/>
+    <w:tmpl w:val="6AF6C722"/>
+    <w:lvl w:ilvl="0">
+      <w:start w:val="1"/>
+      <w:numFmt w:val="bullet"/>
+      <w:lvlText w:val=""/>
+      <w:lvlJc w:val="left"/>
+      <w:pPr>
+        <w:tabs>
+          <w:tab w:val="num" w:pos="720"/>
+        </w:tabs>
+        <w:ind w:left="720" w:hanging="360"/>
+      </w:pPr>
+      <w:rPr>
+        <w:rFonts w:ascii="Symbol" w:hAnsi="Symbol" w:hint="default"/>
+        <w:sz w:val="20"/>
+      </w:rPr>
+    </w:lvl>
+    <w:lvl w:ilvl="1" w:tentative="1">
+      <w:start w:val="1"/>
+      <w:numFmt w:val="bullet"/>
+      <w:lvlText w:val="o"/>
+      <w:lvlJc w:val="left"/>
+      <w:pPr>
+        <w:tabs>
+          <w:tab w:val="num" w:pos="1440"/>
+        </w:tabs>
+        <w:ind w:left="1440" w:hanging="360"/>
+      </w:pPr>
+      <w:rPr>
+        <w:rFonts w:ascii="Courier New" w:hAnsi="Courier New" w:hint="default"/>
+        <w:sz w:val="20"/>
+      </w:rPr>
+    </w:lvl>
+    <w:lvl w:ilvl="2" w:tentative="1">
+      <w:start w:val="1"/>
+      <w:numFmt w:val="bullet"/>
+      <w:lvlText w:val=""/>
+      <w:lvlJc w:val="left"/>
+      <w:pPr>
+        <w:tabs>
+          <w:tab w:val="num" w:pos="2160"/>
+        </w:tabs>
+        <w:ind w:left="2160" w:hanging="360"/>
+      </w:pPr>
+      <w:rPr>
+        <w:rFonts w:ascii="Wingdings" w:hAnsi="Wingdings" w:hint="default"/>
+        <w:sz w:val="20"/>
+      </w:rPr>
+    </w:lvl>
+    <w:lvl w:ilvl="3" w:tentative="1">
+      <w:start w:val="1"/>
+      <w:numFmt w:val="bullet"/>
+      <w:lvlText w:val=""/>
+      <w:lvlJc w:val="left"/>
+      <w:pPr>
+        <w:tabs>
+          <w:tab w:val="num" w:pos="2880"/>
+        </w:tabs>
+        <w:ind w:left="2880" w:hanging="360"/>
+      </w:pPr>
+      <w:rPr>
+        <w:rFonts w:ascii="Wingdings" w:hAnsi="Wingdings" w:hint="default"/>
+        <w:sz w:val="20"/>
+      </w:rPr>
+    </w:lvl>
+    <w:lvl w:ilvl="4" w:tentative="1">
+      <w:start w:val="1"/>
+      <w:numFmt w:val="bullet"/>
+      <w:lvlText w:val=""/>
+      <w:lvlJc w:val="left"/>
+      <w:pPr>
+        <w:tabs>
+          <w:tab w:val="num" w:pos="3600"/>
+        </w:tabs>
+        <w:ind w:left="3600" w:hanging="360"/>
+      </w:pPr>
+      <w:rPr>
+        <w:rFonts w:ascii="Wingdings" w:hAnsi="Wingdings" w:hint="default"/>
+        <w:sz w:val="20"/>
+      </w:rPr>
+    </w:lvl>
+    <w:lvl w:ilvl="5" w:tentative="1">
+      <w:start w:val="1"/>
+      <w:numFmt w:val="bullet"/>
+      <w:lvlText w:val=""/>
+      <w:lvlJc w:val="left"/>
+      <w:pPr>
+        <w:tabs>
+          <w:tab w:val="num" w:pos="4320"/>
+        </w:tabs>
+        <w:ind w:left="4320" w:hanging="360"/>
+      </w:pPr>
+      <w:rPr>
+        <w:rFonts w:ascii="Wingdings" w:hAnsi="Wingdings" w:hint="default"/>
+        <w:sz w:val="20"/>
+      </w:rPr>
+    </w:lvl>
+    <w:lvl w:ilvl="6" w:tentative="1">
+      <w:start w:val="1"/>
+      <w:numFmt w:val="bullet"/>
+      <w:lvlText w:val=""/>
+      <w:lvlJc w:val="left"/>
+      <w:pPr>
+        <w:tabs>
+          <w:tab w:val="num" w:pos="5040"/>
+        </w:tabs>
+        <w:ind w:left="5040" w:hanging="360"/>
+      </w:pPr>
+      <w:rPr>
+        <w:rFonts w:ascii="Wingdings" w:hAnsi="Wingdings" w:hint="default"/>
+        <w:sz w:val="20"/>
+      </w:rPr>
+    </w:lvl>
+    <w:lvl w:ilvl="7" w:tentative="1">
+      <w:start w:val="1"/>
+      <w:numFmt w:val="bullet"/>
+      <w:lvlText w:val=""/>
+      <w:lvlJc w:val="left"/>
+      <w:pPr>
+        <w:tabs>
+          <w:tab w:val="num" w:pos="5760"/>
+        </w:tabs>
+        <w:ind w:left="5760" w:hanging="360"/>
+      </w:pPr>
+      <w:rPr>
+        <w:rFonts w:ascii="Wingdings" w:hAnsi="Wingdings" w:hint="default"/>
+        <w:sz w:val="20"/>
+      </w:rPr>
+    </w:lvl>
+    <w:lvl w:ilvl="8" w:tentative="1">
+      <w:start w:val="1"/>
+      <w:numFmt w:val="bullet"/>
+      <w:lvlText w:val=""/>
+      <w:lvlJc w:val="left"/>
+      <w:pPr>
+        <w:tabs>
+          <w:tab w:val="num" w:pos="6480"/>
+        </w:tabs>
+        <w:ind w:left="6480" w:hanging="360"/>
+      </w:pPr>
+      <w:rPr>
+        <w:rFonts w:ascii="Wingdings" w:hAnsi="Wingdings" w:hint="default"/>
+        <w:sz w:val="20"/>
+      </w:rPr>
+    </w:lvl>
+  </w:abstractNum>
+  <w:abstractNum w:abstractNumId="10" w15:restartNumberingAfterBreak="0">
+    <w:nsid w:val="53232236"/>
+    <w:multiLevelType w:val="multilevel"/>
+    <w:tmpl w:val="35C06CEE"/>
+    <w:lvl w:ilvl="0">
+      <w:numFmt w:val="decimal"/>
+      <w:lvlText w:val="%1"/>
+      <w:lvlJc w:val="left"/>
+      <w:pPr>
+        <w:ind w:left="504" w:hanging="504"/>
+      </w:pPr>
+      <w:rPr>
+        <w:rFonts w:hint="default"/>
+      </w:rPr>
+    </w:lvl>
+    <w:lvl w:ilvl="1">
+      <w:start w:val="2"/>
+      <w:numFmt w:val="decimal"/>
+      <w:lvlText w:val="%1.%2"/>
+      <w:lvlJc w:val="left"/>
+      <w:pPr>
+        <w:ind w:left="720" w:hanging="720"/>
+      </w:pPr>
+      <w:rPr>
+        <w:rFonts w:hint="default"/>
+      </w:rPr>
+    </w:lvl>
+    <w:lvl w:ilvl="2">
+      <w:start w:val="1"/>
+      <w:numFmt w:val="decimal"/>
+      <w:lvlText w:val="%1.%2.%3"/>
+      <w:lvlJc w:val="left"/>
+      <w:pPr>
+        <w:ind w:left="1080" w:hanging="1080"/>
+      </w:pPr>
+      <w:rPr>
+        <w:rFonts w:hint="default"/>
+      </w:rPr>
+    </w:lvl>
+    <w:lvl w:ilvl="3">
+      <w:start w:val="1"/>
+      <w:numFmt w:val="decimal"/>
+      <w:lvlText w:val="%1.%2.%3.%4"/>
+      <w:lvlJc w:val="left"/>
+      <w:pPr>
+        <w:ind w:left="1440" w:hanging="1440"/>
+      </w:pPr>
+      <w:rPr>
+        <w:rFonts w:hint="default"/>
+      </w:rPr>
+    </w:lvl>
+    <w:lvl w:ilvl="4">
+      <w:start w:val="1"/>
+      <w:numFmt w:val="decimal"/>
+      <w:lvlText w:val="%1.%2.%3.%4.%5"/>
+      <w:lvlJc w:val="left"/>
+      <w:pPr>
+        <w:ind w:left="1800" w:hanging="1800"/>
+      </w:pPr>
+      <w:rPr>
+        <w:rFonts w:hint="default"/>
+      </w:rPr>
+    </w:lvl>
+    <w:lvl w:ilvl="5">
+      <w:start w:val="1"/>
+      <w:numFmt w:val="decimal"/>
+      <w:lvlText w:val="%1.%2.%3.%4.%5.%6"/>
+      <w:lvlJc w:val="left"/>
+      <w:pPr>
+        <w:ind w:left="1800" w:hanging="1800"/>
+      </w:pPr>
+      <w:rPr>
+        <w:rFonts w:hint="default"/>
+      </w:rPr>
+    </w:lvl>
+    <w:lvl w:ilvl="6">
+      <w:start w:val="1"/>
+      <w:numFmt w:val="decimal"/>
+      <w:lvlText w:val="%1.%2.%3.%4.%5.%6.%7"/>
+      <w:lvlJc w:val="left"/>
+      <w:pPr>
+        <w:ind w:left="2160" w:hanging="2160"/>
+      </w:pPr>
+      <w:rPr>
+        <w:rFonts w:hint="default"/>
+      </w:rPr>
+    </w:lvl>
+    <w:lvl w:ilvl="7">
+      <w:start w:val="1"/>
+      <w:numFmt w:val="decimal"/>
+      <w:lvlText w:val="%1.%2.%3.%4.%5.%6.%7.%8"/>
+      <w:lvlJc w:val="left"/>
+      <w:pPr>
+        <w:ind w:left="2520" w:hanging="2520"/>
+      </w:pPr>
+      <w:rPr>
+        <w:rFonts w:hint="default"/>
+      </w:rPr>
+    </w:lvl>
+    <w:lvl w:ilvl="8">
+      <w:start w:val="1"/>
+      <w:numFmt w:val="decimal"/>
+      <w:lvlText w:val="%1.%2.%3.%4.%5.%6.%7.%8.%9"/>
+      <w:lvlJc w:val="left"/>
+      <w:pPr>
+        <w:ind w:left="2880" w:hanging="2880"/>
+      </w:pPr>
+      <w:rPr>
+        <w:rFonts w:hint="default"/>
+      </w:rPr>
+    </w:lvl>
+  </w:abstractNum>
+  <w:abstractNum w:abstractNumId="11" w15:restartNumberingAfterBreak="0">
+    <w:nsid w:val="58575752"/>
+    <w:multiLevelType w:val="multilevel"/>
+    <w:tmpl w:val="70780E08"/>
+    <w:lvl w:ilvl="0">
+      <w:start w:val="1"/>
+      <w:numFmt w:val="bullet"/>
+      <w:lvlText w:val=""/>
+      <w:lvlJc w:val="left"/>
+      <w:pPr>
+        <w:tabs>
+          <w:tab w:val="num" w:pos="720"/>
+        </w:tabs>
+        <w:ind w:left="720" w:hanging="360"/>
+      </w:pPr>
+      <w:rPr>
+        <w:rFonts w:ascii="Symbol" w:hAnsi="Symbol" w:hint="default"/>
+        <w:sz w:val="20"/>
+      </w:rPr>
+    </w:lvl>
+    <w:lvl w:ilvl="1">
+      <w:start w:val="1"/>
+      <w:numFmt w:val="bullet"/>
+      <w:lvlText w:val="o"/>
+      <w:lvlJc w:val="left"/>
+      <w:pPr>
+        <w:tabs>
+          <w:tab w:val="num" w:pos="1440"/>
+        </w:tabs>
+        <w:ind w:left="1440" w:hanging="360"/>
+      </w:pPr>
+      <w:rPr>
+        <w:rFonts w:ascii="Courier New" w:hAnsi="Courier New" w:hint="default"/>
+        <w:sz w:val="20"/>
+      </w:rPr>
+    </w:lvl>
+    <w:lvl w:ilvl="2" w:tentative="1">
+      <w:start w:val="1"/>
+      <w:numFmt w:val="bullet"/>
+      <w:lvlText w:val=""/>
+      <w:lvlJc w:val="left"/>
+      <w:pPr>
+        <w:tabs>
+          <w:tab w:val="num" w:pos="2160"/>
+        </w:tabs>
+        <w:ind w:left="2160" w:hanging="360"/>
+      </w:pPr>
+      <w:rPr>
+        <w:rFonts w:ascii="Wingdings" w:hAnsi="Wingdings" w:hint="default"/>
+        <w:sz w:val="20"/>
+      </w:rPr>
+    </w:lvl>
+    <w:lvl w:ilvl="3" w:tentative="1">
+      <w:start w:val="1"/>
+      <w:numFmt w:val="bullet"/>
+      <w:lvlText w:val=""/>
+      <w:lvlJc w:val="left"/>
+      <w:pPr>
+        <w:tabs>
+          <w:tab w:val="num" w:pos="2880"/>
+        </w:tabs>
+        <w:ind w:left="2880" w:hanging="360"/>
+      </w:pPr>
+      <w:rPr>
+        <w:rFonts w:ascii="Wingdings" w:hAnsi="Wingdings" w:hint="default"/>
+        <w:sz w:val="20"/>
+      </w:rPr>
+    </w:lvl>
+    <w:lvl w:ilvl="4" w:tentative="1">
+      <w:start w:val="1"/>
+      <w:numFmt w:val="bullet"/>
+      <w:lvlText w:val=""/>
+      <w:lvlJc w:val="left"/>
+      <w:pPr>
+        <w:tabs>
+          <w:tab w:val="num" w:pos="3600"/>
+        </w:tabs>
+        <w:ind w:left="3600" w:hanging="360"/>
+      </w:pPr>
+      <w:rPr>
+        <w:rFonts w:ascii="Wingdings" w:hAnsi="Wingdings" w:hint="default"/>
+        <w:sz w:val="20"/>
+      </w:rPr>
+    </w:lvl>
+    <w:lvl w:ilvl="5" w:tentative="1">
+      <w:start w:val="1"/>
+      <w:numFmt w:val="bullet"/>
+      <w:lvlText w:val=""/>
+      <w:lvlJc w:val="left"/>
+      <w:pPr>
+        <w:tabs>
+          <w:tab w:val="num" w:pos="4320"/>
+        </w:tabs>
+        <w:ind w:left="4320" w:hanging="360"/>
+      </w:pPr>
+      <w:rPr>
+        <w:rFonts w:ascii="Wingdings" w:hAnsi="Wingdings" w:hint="default"/>
+        <w:sz w:val="20"/>
+      </w:rPr>
+    </w:lvl>
+    <w:lvl w:ilvl="6" w:tentative="1">
+      <w:start w:val="1"/>
+      <w:numFmt w:val="bullet"/>
+      <w:lvlText w:val=""/>
+      <w:lvlJc w:val="left"/>
+      <w:pPr>
+        <w:tabs>
+          <w:tab w:val="num" w:pos="5040"/>
+        </w:tabs>
+        <w:ind w:left="5040" w:hanging="360"/>
+      </w:pPr>
+      <w:rPr>
+        <w:rFonts w:ascii="Wingdings" w:hAnsi="Wingdings" w:hint="default"/>
+        <w:sz w:val="20"/>
+      </w:rPr>
+    </w:lvl>
+    <w:lvl w:ilvl="7" w:tentative="1">
+      <w:start w:val="1"/>
+      <w:numFmt w:val="bullet"/>
+      <w:lvlText w:val=""/>
+      <w:lvlJc w:val="left"/>
+      <w:pPr>
+        <w:tabs>
+          <w:tab w:val="num" w:pos="5760"/>
+        </w:tabs>
+        <w:ind w:left="5760" w:hanging="360"/>
+      </w:pPr>
+      <w:rPr>
+        <w:rFonts w:ascii="Wingdings" w:hAnsi="Wingdings" w:hint="default"/>
+        <w:sz w:val="20"/>
+      </w:rPr>
+    </w:lvl>
+    <w:lvl w:ilvl="8" w:tentative="1">
+      <w:start w:val="1"/>
+      <w:numFmt w:val="bullet"/>
+      <w:lvlText w:val=""/>
+      <w:lvlJc w:val="left"/>
+      <w:pPr>
+        <w:tabs>
+          <w:tab w:val="num" w:pos="6480"/>
+        </w:tabs>
+        <w:ind w:left="6480" w:hanging="360"/>
+      </w:pPr>
+      <w:rPr>
+        <w:rFonts w:ascii="Wingdings" w:hAnsi="Wingdings" w:hint="default"/>
+        <w:sz w:val="20"/>
+      </w:rPr>
+    </w:lvl>
+  </w:abstractNum>
+  <w:abstractNum w:abstractNumId="12" w15:restartNumberingAfterBreak="0">
+    <w:nsid w:val="588521D3"/>
+    <w:multiLevelType w:val="multilevel"/>
+    <w:tmpl w:val="83827418"/>
+    <w:lvl w:ilvl="0">
+      <w:start w:val="1"/>
+      <w:numFmt w:val="bullet"/>
+      <w:lvlText w:val=""/>
+      <w:lvlJc w:val="left"/>
+      <w:pPr>
+        <w:tabs>
+          <w:tab w:val="num" w:pos="720"/>
+        </w:tabs>
+        <w:ind w:left="720" w:hanging="360"/>
+      </w:pPr>
+      <w:rPr>
+        <w:rFonts w:ascii="Symbol" w:hAnsi="Symbol" w:hint="default"/>
+        <w:sz w:val="20"/>
+      </w:rPr>
+    </w:lvl>
+    <w:lvl w:ilvl="1" w:tentative="1">
+      <w:start w:val="1"/>
+      <w:numFmt w:val="bullet"/>
+      <w:lvlText w:val="o"/>
+      <w:lvlJc w:val="left"/>
+      <w:pPr>
+        <w:tabs>
+          <w:tab w:val="num" w:pos="1440"/>
+        </w:tabs>
+        <w:ind w:left="1440" w:hanging="360"/>
+      </w:pPr>
+      <w:rPr>
+        <w:rFonts w:ascii="Courier New" w:hAnsi="Courier New" w:hint="default"/>
+        <w:sz w:val="20"/>
+      </w:rPr>
+    </w:lvl>
+    <w:lvl w:ilvl="2" w:tentative="1">
+      <w:start w:val="1"/>
+      <w:numFmt w:val="bullet"/>
+      <w:lvlText w:val=""/>
+      <w:lvlJc w:val="left"/>
+      <w:pPr>
+        <w:tabs>
+          <w:tab w:val="num" w:pos="2160"/>
+        </w:tabs>
+        <w:ind w:left="2160" w:hanging="360"/>
+      </w:pPr>
+      <w:rPr>
+        <w:rFonts w:ascii="Wingdings" w:hAnsi="Wingdings" w:hint="default"/>
+        <w:sz w:val="20"/>
+      </w:rPr>
+    </w:lvl>
+    <w:lvl w:ilvl="3" w:tentative="1">
+      <w:start w:val="1"/>
+      <w:numFmt w:val="bullet"/>
+      <w:lvlText w:val=""/>
+      <w:lvlJc w:val="left"/>
+      <w:pPr>
+        <w:tabs>
+          <w:tab w:val="num" w:pos="2880"/>
+        </w:tabs>
+        <w:ind w:left="2880" w:hanging="360"/>
+      </w:pPr>
+      <w:rPr>
+        <w:rFonts w:ascii="Wingdings" w:hAnsi="Wingdings" w:hint="default"/>
+        <w:sz w:val="20"/>
+      </w:rPr>
+    </w:lvl>
+    <w:lvl w:ilvl="4" w:tentative="1">
+      <w:start w:val="1"/>
+      <w:numFmt w:val="bullet"/>
+      <w:lvlText w:val=""/>
+      <w:lvlJc w:val="left"/>
+      <w:pPr>
+        <w:tabs>
+          <w:tab w:val="num" w:pos="3600"/>
+        </w:tabs>
+        <w:ind w:left="3600" w:hanging="360"/>
+      </w:pPr>
+      <w:rPr>
+        <w:rFonts w:ascii="Wingdings" w:hAnsi="Wingdings" w:hint="default"/>
+        <w:sz w:val="20"/>
+      </w:rPr>
+    </w:lvl>
+    <w:lvl w:ilvl="5" w:tentative="1">
+      <w:start w:val="1"/>
+      <w:numFmt w:val="bullet"/>
+      <w:lvlText w:val=""/>
+      <w:lvlJc w:val="left"/>
+      <w:pPr>
+        <w:tabs>
+          <w:tab w:val="num" w:pos="4320"/>
+        </w:tabs>
+        <w:ind w:left="4320" w:hanging="360"/>
+      </w:pPr>
+      <w:rPr>
+        <w:rFonts w:ascii="Wingdings" w:hAnsi="Wingdings" w:hint="default"/>
+        <w:sz w:val="20"/>
+      </w:rPr>
+    </w:lvl>
+    <w:lvl w:ilvl="6" w:tentative="1">
+      <w:start w:val="1"/>
+      <w:numFmt w:val="bullet"/>
+      <w:lvlText w:val=""/>
+      <w:lvlJc w:val="left"/>
+      <w:pPr>
+        <w:tabs>
+          <w:tab w:val="num" w:pos="5040"/>
+        </w:tabs>
+        <w:ind w:left="5040" w:hanging="360"/>
+      </w:pPr>
+      <w:rPr>
+        <w:rFonts w:ascii="Wingdings" w:hAnsi="Wingdings" w:hint="default"/>
+        <w:sz w:val="20"/>
+      </w:rPr>
+    </w:lvl>
+    <w:lvl w:ilvl="7" w:tentative="1">
+      <w:start w:val="1"/>
+      <w:numFmt w:val="bullet"/>
+      <w:lvlText w:val=""/>
+      <w:lvlJc w:val="left"/>
+      <w:pPr>
+        <w:tabs>
+          <w:tab w:val="num" w:pos="5760"/>
+        </w:tabs>
+        <w:ind w:left="5760" w:hanging="360"/>
+      </w:pPr>
+      <w:rPr>
+        <w:rFonts w:ascii="Wingdings" w:hAnsi="Wingdings" w:hint="default"/>
+        <w:sz w:val="20"/>
+      </w:rPr>
+    </w:lvl>
+    <w:lvl w:ilvl="8" w:tentative="1">
+      <w:start w:val="1"/>
+      <w:numFmt w:val="bullet"/>
+      <w:lvlText w:val=""/>
+      <w:lvlJc w:val="left"/>
+      <w:pPr>
+        <w:tabs>
+          <w:tab w:val="num" w:pos="6480"/>
+        </w:tabs>
+        <w:ind w:left="6480" w:hanging="360"/>
+      </w:pPr>
+      <w:rPr>
+        <w:rFonts w:ascii="Wingdings" w:hAnsi="Wingdings" w:hint="default"/>
+        <w:sz w:val="20"/>
+      </w:rPr>
+    </w:lvl>
+  </w:abstractNum>
+  <w:abstractNum w:abstractNumId="13" w15:restartNumberingAfterBreak="0">
+    <w:nsid w:val="596A78E8"/>
+    <w:multiLevelType w:val="multilevel"/>
+    <w:tmpl w:val="6ABC1C14"/>
+    <w:lvl w:ilvl="0">
+      <w:start w:val="1"/>
+      <w:numFmt w:val="bullet"/>
+      <w:lvlText w:val=""/>
+      <w:lvlJc w:val="left"/>
+      <w:pPr>
+        <w:tabs>
+          <w:tab w:val="num" w:pos="720"/>
+        </w:tabs>
+        <w:ind w:left="720" w:hanging="360"/>
+      </w:pPr>
+      <w:rPr>
+        <w:rFonts w:ascii="Symbol" w:hAnsi="Symbol" w:hint="default"/>
+        <w:sz w:val="20"/>
+      </w:rPr>
+    </w:lvl>
+    <w:lvl w:ilvl="1" w:tentative="1">
+      <w:start w:val="1"/>
+      <w:numFmt w:val="bullet"/>
+      <w:lvlText w:val="o"/>
+      <w:lvlJc w:val="left"/>
+      <w:pPr>
+        <w:tabs>
+          <w:tab w:val="num" w:pos="1440"/>
+        </w:tabs>
+        <w:ind w:left="1440" w:hanging="360"/>
+      </w:pPr>
+      <w:rPr>
+        <w:rFonts w:ascii="Courier New" w:hAnsi="Courier New" w:hint="default"/>
+        <w:sz w:val="20"/>
+      </w:rPr>
+    </w:lvl>
+    <w:lvl w:ilvl="2" w:tentative="1">
+      <w:start w:val="1"/>
+      <w:numFmt w:val="bullet"/>
+      <w:lvlText w:val=""/>
+      <w:lvlJc w:val="left"/>
+      <w:pPr>
+        <w:tabs>
+          <w:tab w:val="num" w:pos="2160"/>
+        </w:tabs>
+        <w:ind w:left="2160" w:hanging="360"/>
+      </w:pPr>
+      <w:rPr>
+        <w:rFonts w:ascii="Wingdings" w:hAnsi="Wingdings" w:hint="default"/>
+        <w:sz w:val="20"/>
+      </w:rPr>
+    </w:lvl>
+    <w:lvl w:ilvl="3" w:tentative="1">
+      <w:start w:val="1"/>
+      <w:numFmt w:val="bullet"/>
+      <w:lvlText w:val=""/>
+      <w:lvlJc w:val="left"/>
+      <w:pPr>
+        <w:tabs>
+          <w:tab w:val="num" w:pos="2880"/>
+        </w:tabs>
+        <w:ind w:left="2880" w:hanging="360"/>
+      </w:pPr>
+      <w:rPr>
+        <w:rFonts w:ascii="Wingdings" w:hAnsi="Wingdings" w:hint="default"/>
+        <w:sz w:val="20"/>
+      </w:rPr>
+    </w:lvl>
+    <w:lvl w:ilvl="4" w:tentative="1">
+      <w:start w:val="1"/>
+      <w:numFmt w:val="bullet"/>
+      <w:lvlText w:val=""/>
+      <w:lvlJc w:val="left"/>
+      <w:pPr>
+        <w:tabs>
+          <w:tab w:val="num" w:pos="3600"/>
+        </w:tabs>
+        <w:ind w:left="3600" w:hanging="360"/>
+      </w:pPr>
+      <w:rPr>
+        <w:rFonts w:ascii="Wingdings" w:hAnsi="Wingdings" w:hint="default"/>
+        <w:sz w:val="20"/>
+      </w:rPr>
+    </w:lvl>
+    <w:lvl w:ilvl="5" w:tentative="1">
+      <w:start w:val="1"/>
+      <w:numFmt w:val="bullet"/>
+      <w:lvlText w:val=""/>
+      <w:lvlJc w:val="left"/>
+      <w:pPr>
+        <w:tabs>
+          <w:tab w:val="num" w:pos="4320"/>
+        </w:tabs>
+        <w:ind w:left="4320" w:hanging="360"/>
+      </w:pPr>
+      <w:rPr>
+        <w:rFonts w:ascii="Wingdings" w:hAnsi="Wingdings" w:hint="default"/>
+        <w:sz w:val="20"/>
+      </w:rPr>
+    </w:lvl>
+    <w:lvl w:ilvl="6" w:tentative="1">
+      <w:start w:val="1"/>
+      <w:numFmt w:val="bullet"/>
+      <w:lvlText w:val=""/>
+      <w:lvlJc w:val="left"/>
+      <w:pPr>
+        <w:tabs>
+          <w:tab w:val="num" w:pos="5040"/>
+        </w:tabs>
+        <w:ind w:left="5040" w:hanging="360"/>
+      </w:pPr>
+      <w:rPr>
+        <w:rFonts w:ascii="Wingdings" w:hAnsi="Wingdings" w:hint="default"/>
+        <w:sz w:val="20"/>
+      </w:rPr>
+    </w:lvl>
+    <w:lvl w:ilvl="7" w:tentative="1">
+      <w:start w:val="1"/>
+      <w:numFmt w:val="bullet"/>
+      <w:lvlText w:val=""/>
+      <w:lvlJc w:val="left"/>
+      <w:pPr>
+        <w:tabs>
+          <w:tab w:val="num" w:pos="5760"/>
+        </w:tabs>
+        <w:ind w:left="5760" w:hanging="360"/>
+      </w:pPr>
+      <w:rPr>
+        <w:rFonts w:ascii="Wingdings" w:hAnsi="Wingdings" w:hint="default"/>
+        <w:sz w:val="20"/>
+      </w:rPr>
+    </w:lvl>
+    <w:lvl w:ilvl="8" w:tentative="1">
+      <w:start w:val="1"/>
+      <w:numFmt w:val="bullet"/>
+      <w:lvlText w:val=""/>
+      <w:lvlJc w:val="left"/>
+      <w:pPr>
+        <w:tabs>
+          <w:tab w:val="num" w:pos="6480"/>
+        </w:tabs>
+        <w:ind w:left="6480" w:hanging="360"/>
+      </w:pPr>
+      <w:rPr>
+        <w:rFonts w:ascii="Wingdings" w:hAnsi="Wingdings" w:hint="default"/>
+        <w:sz w:val="20"/>
+      </w:rPr>
+    </w:lvl>
+  </w:abstractNum>
+  <w:abstractNum w:abstractNumId="14" w15:restartNumberingAfterBreak="0">
+    <w:nsid w:val="606C55AF"/>
+    <w:multiLevelType w:val="multilevel"/>
+    <w:tmpl w:val="AFE42E4A"/>
+    <w:lvl w:ilvl="0">
+      <w:start w:val="1"/>
+      <w:numFmt w:val="bullet"/>
+      <w:lvlText w:val=""/>
+      <w:lvlJc w:val="left"/>
+      <w:pPr>
+        <w:tabs>
+          <w:tab w:val="num" w:pos="720"/>
+        </w:tabs>
+        <w:ind w:left="720" w:hanging="360"/>
+      </w:pPr>
+      <w:rPr>
+        <w:rFonts w:ascii="Symbol" w:hAnsi="Symbol" w:hint="default"/>
+        <w:sz w:val="20"/>
+      </w:rPr>
+    </w:lvl>
+    <w:lvl w:ilvl="1" w:tentative="1">
+      <w:start w:val="1"/>
+      <w:numFmt w:val="bullet"/>
+      <w:lvlText w:val="o"/>
+      <w:lvlJc w:val="left"/>
+      <w:pPr>
+        <w:tabs>
+          <w:tab w:val="num" w:pos="1440"/>
+        </w:tabs>
+        <w:ind w:left="1440" w:hanging="360"/>
+      </w:pPr>
+      <w:rPr>
+        <w:rFonts w:ascii="Courier New" w:hAnsi="Courier New" w:hint="default"/>
+        <w:sz w:val="20"/>
+      </w:rPr>
+    </w:lvl>
+    <w:lvl w:ilvl="2" w:tentative="1">
+      <w:start w:val="1"/>
+      <w:numFmt w:val="bullet"/>
+      <w:lvlText w:val=""/>
+      <w:lvlJc w:val="left"/>
+      <w:pPr>
+        <w:tabs>
+          <w:tab w:val="num" w:pos="2160"/>
+        </w:tabs>
+        <w:ind w:left="2160" w:hanging="360"/>
+      </w:pPr>
+      <w:rPr>
+        <w:rFonts w:ascii="Wingdings" w:hAnsi="Wingdings" w:hint="default"/>
+        <w:sz w:val="20"/>
+      </w:rPr>
+    </w:lvl>
+    <w:lvl w:ilvl="3" w:tentative="1">
+      <w:start w:val="1"/>
+      <w:numFmt w:val="bullet"/>
+      <w:lvlText w:val=""/>
+      <w:lvlJc w:val="left"/>
+      <w:pPr>
+        <w:tabs>
+          <w:tab w:val="num" w:pos="2880"/>
+        </w:tabs>
+        <w:ind w:left="2880" w:hanging="360"/>
+      </w:pPr>
+      <w:rPr>
+        <w:rFonts w:ascii="Wingdings" w:hAnsi="Wingdings" w:hint="default"/>
+        <w:sz w:val="20"/>
+      </w:rPr>
+    </w:lvl>
+    <w:lvl w:ilvl="4" w:tentative="1">
+      <w:start w:val="1"/>
+      <w:numFmt w:val="bullet"/>
+      <w:lvlText w:val=""/>
+      <w:lvlJc w:val="left"/>
+      <w:pPr>
+        <w:tabs>
+          <w:tab w:val="num" w:pos="3600"/>
+        </w:tabs>
+        <w:ind w:left="3600" w:hanging="360"/>
+      </w:pPr>
+      <w:rPr>
+        <w:rFonts w:ascii="Wingdings" w:hAnsi="Wingdings" w:hint="default"/>
+        <w:sz w:val="20"/>
+      </w:rPr>
+    </w:lvl>
+    <w:lvl w:ilvl="5" w:tentative="1">
+      <w:start w:val="1"/>
+      <w:numFmt w:val="bullet"/>
+      <w:lvlText w:val=""/>
+      <w:lvlJc w:val="left"/>
+      <w:pPr>
+        <w:tabs>
+          <w:tab w:val="num" w:pos="4320"/>
+        </w:tabs>
+        <w:ind w:left="4320" w:hanging="360"/>
+      </w:pPr>
+      <w:rPr>
+        <w:rFonts w:ascii="Wingdings" w:hAnsi="Wingdings" w:hint="default"/>
+        <w:sz w:val="20"/>
+      </w:rPr>
+    </w:lvl>
+    <w:lvl w:ilvl="6" w:tentative="1">
+      <w:start w:val="1"/>
+      <w:numFmt w:val="bullet"/>
+      <w:lvlText w:val=""/>
+      <w:lvlJc w:val="left"/>
+      <w:pPr>
+        <w:tabs>
+          <w:tab w:val="num" w:pos="5040"/>
+        </w:tabs>
+        <w:ind w:left="5040" w:hanging="360"/>
+      </w:pPr>
+      <w:rPr>
+        <w:rFonts w:ascii="Wingdings" w:hAnsi="Wingdings" w:hint="default"/>
+        <w:sz w:val="20"/>
+      </w:rPr>
+    </w:lvl>
+    <w:lvl w:ilvl="7" w:tentative="1">
+      <w:start w:val="1"/>
+      <w:numFmt w:val="bullet"/>
+      <w:lvlText w:val=""/>
+      <w:lvlJc w:val="left"/>
+      <w:pPr>
+        <w:tabs>
+          <w:tab w:val="num" w:pos="5760"/>
+        </w:tabs>
+        <w:ind w:left="5760" w:hanging="360"/>
+      </w:pPr>
+      <w:rPr>
+        <w:rFonts w:ascii="Wingdings" w:hAnsi="Wingdings" w:hint="default"/>
+        <w:sz w:val="20"/>
+      </w:rPr>
+    </w:lvl>
+    <w:lvl w:ilvl="8" w:tentative="1">
+      <w:start w:val="1"/>
+      <w:numFmt w:val="bullet"/>
+      <w:lvlText w:val=""/>
+      <w:lvlJc w:val="left"/>
+      <w:pPr>
+        <w:tabs>
+          <w:tab w:val="num" w:pos="6480"/>
+        </w:tabs>
+        <w:ind w:left="6480" w:hanging="360"/>
+      </w:pPr>
+      <w:rPr>
+        <w:rFonts w:ascii="Wingdings" w:hAnsi="Wingdings" w:hint="default"/>
+        <w:sz w:val="20"/>
+      </w:rPr>
+    </w:lvl>
+  </w:abstractNum>
+  <w:abstractNum w:abstractNumId="15" w15:restartNumberingAfterBreak="0">
+    <w:nsid w:val="662601A0"/>
+    <w:multiLevelType w:val="multilevel"/>
+    <w:tmpl w:val="240AFDA2"/>
+    <w:lvl w:ilvl="0">
+      <w:start w:val="5"/>
+      <w:numFmt w:val="decimal"/>
+      <w:lvlText w:val="%1.0"/>
+      <w:lvlJc w:val="left"/>
+      <w:pPr>
+        <w:ind w:left="720" w:hanging="720"/>
+      </w:pPr>
+      <w:rPr>
+        <w:rFonts w:hint="default"/>
+        <w:color w:val="467886" w:themeColor="hyperlink"/>
+        <w:u w:val="single"/>
+      </w:rPr>
+    </w:lvl>
+    <w:lvl w:ilvl="1">
+      <w:start w:val="1"/>
+      <w:numFmt w:val="decimal"/>
+      <w:lvlText w:val="%1.%2"/>
+      <w:lvlJc w:val="left"/>
+      <w:pPr>
+        <w:ind w:left="1440" w:hanging="720"/>
+      </w:pPr>
+      <w:rPr>
+        <w:rFonts w:hint="default"/>
+        <w:color w:val="467886" w:themeColor="hyperlink"/>
+        <w:u w:val="single"/>
+      </w:rPr>
+    </w:lvl>
+    <w:lvl w:ilvl="2">
+      <w:start w:val="1"/>
+      <w:numFmt w:val="decimal"/>
+      <w:lvlText w:val="%1.%2.%3"/>
+      <w:lvlJc w:val="left"/>
+      <w:pPr>
+        <w:ind w:left="2520" w:hanging="1080"/>
+      </w:pPr>
+      <w:rPr>
+        <w:rFonts w:hint="default"/>
+        <w:color w:val="467886" w:themeColor="hyperlink"/>
+        <w:u w:val="single"/>
+      </w:rPr>
+    </w:lvl>
+    <w:lvl w:ilvl="3">
+      <w:start w:val="1"/>
+      <w:numFmt w:val="decimal"/>
+      <w:lvlText w:val="%1.%2.%3.%4"/>
+      <w:lvlJc w:val="left"/>
+      <w:pPr>
+        <w:ind w:left="3600" w:hanging="1440"/>
+      </w:pPr>
+      <w:rPr>
+        <w:rFonts w:hint="default"/>
+        <w:color w:val="467886" w:themeColor="hyperlink"/>
+        <w:u w:val="single"/>
+      </w:rPr>
+    </w:lvl>
+    <w:lvl w:ilvl="4">
+      <w:start w:val="1"/>
+      <w:numFmt w:val="decimal"/>
+      <w:lvlText w:val="%1.%2.%3.%4.%5"/>
+      <w:lvlJc w:val="left"/>
+      <w:pPr>
+        <w:ind w:left="4680" w:hanging="1800"/>
+      </w:pPr>
+      <w:rPr>
+        <w:rFonts w:hint="default"/>
+        <w:color w:val="467886" w:themeColor="hyperlink"/>
+        <w:u w:val="single"/>
+      </w:rPr>
+    </w:lvl>
+    <w:lvl w:ilvl="5">
+      <w:start w:val="1"/>
+      <w:numFmt w:val="decimal"/>
+      <w:lvlText w:val="%1.%2.%3.%4.%5.%6"/>
+      <w:lvlJc w:val="left"/>
+      <w:pPr>
+        <w:ind w:left="5400" w:hanging="1800"/>
+      </w:pPr>
+      <w:rPr>
+        <w:rFonts w:hint="default"/>
+        <w:color w:val="467886" w:themeColor="hyperlink"/>
+        <w:u w:val="single"/>
+      </w:rPr>
+    </w:lvl>
+    <w:lvl w:ilvl="6">
+      <w:start w:val="1"/>
+      <w:numFmt w:val="decimal"/>
+      <w:lvlText w:val="%1.%2.%3.%4.%5.%6.%7"/>
+      <w:lvlJc w:val="left"/>
+      <w:pPr>
+        <w:ind w:left="6480" w:hanging="2160"/>
+      </w:pPr>
+      <w:rPr>
+        <w:rFonts w:hint="default"/>
+        <w:color w:val="467886" w:themeColor="hyperlink"/>
+        <w:u w:val="single"/>
+      </w:rPr>
+    </w:lvl>
+    <w:lvl w:ilvl="7">
+      <w:start w:val="1"/>
+      <w:numFmt w:val="decimal"/>
+      <w:lvlText w:val="%1.%2.%3.%4.%5.%6.%7.%8"/>
+      <w:lvlJc w:val="left"/>
+      <w:pPr>
+        <w:ind w:left="7560" w:hanging="2520"/>
+      </w:pPr>
+      <w:rPr>
+        <w:rFonts w:hint="default"/>
+        <w:color w:val="467886" w:themeColor="hyperlink"/>
+        <w:u w:val="single"/>
+      </w:rPr>
+    </w:lvl>
+    <w:lvl w:ilvl="8">
+      <w:start w:val="1"/>
+      <w:numFmt w:val="decimal"/>
+      <w:lvlText w:val="%1.%2.%3.%4.%5.%6.%7.%8.%9"/>
+      <w:lvlJc w:val="left"/>
+      <w:pPr>
+        <w:ind w:left="8640" w:hanging="2880"/>
+      </w:pPr>
+      <w:rPr>
+        <w:rFonts w:hint="default"/>
+        <w:color w:val="467886" w:themeColor="hyperlink"/>
+        <w:u w:val="single"/>
+      </w:rPr>
+    </w:lvl>
+  </w:abstractNum>
+  <w:abstractNum w:abstractNumId="16" w15:restartNumberingAfterBreak="0">
+    <w:nsid w:val="66F9371E"/>
+    <w:multiLevelType w:val="multilevel"/>
+    <w:tmpl w:val="7DB4C4F0"/>
+    <w:lvl w:ilvl="0">
+      <w:start w:val="1"/>
+      <w:numFmt w:val="decimal"/>
+      <w:lvlText w:val="%1"/>
+      <w:lvlJc w:val="left"/>
+      <w:pPr>
+        <w:ind w:left="504" w:hanging="504"/>
+      </w:pPr>
+      <w:rPr>
+        <w:rFonts w:hint="default"/>
+      </w:rPr>
+    </w:lvl>
+    <w:lvl w:ilvl="1">
+      <w:start w:val="3"/>
+      <w:numFmt w:val="decimal"/>
+      <w:lvlText w:val="%1.%2"/>
+      <w:lvlJc w:val="left"/>
+      <w:pPr>
+        <w:ind w:left="504" w:hanging="504"/>
+      </w:pPr>
+      <w:rPr>
+        <w:rFonts w:hint="default"/>
+      </w:rPr>
+    </w:lvl>
+    <w:lvl w:ilvl="2">
+      <w:start w:val="1"/>
+      <w:numFmt w:val="decimal"/>
+      <w:lvlText w:val="%1.%2.%3"/>
+      <w:lvlJc w:val="left"/>
+      <w:pPr>
+        <w:ind w:left="720" w:hanging="720"/>
+      </w:pPr>
+      <w:rPr>
+        <w:rFonts w:hint="default"/>
+      </w:rPr>
+    </w:lvl>
+    <w:lvl w:ilvl="3">
+      <w:start w:val="1"/>
+      <w:numFmt w:val="decimal"/>
+      <w:lvlText w:val="%1.%2.%3.%4"/>
+      <w:lvlJc w:val="left"/>
+      <w:pPr>
+        <w:ind w:left="1080" w:hanging="1080"/>
+      </w:pPr>
+      <w:rPr>
+        <w:rFonts w:hint="default"/>
+      </w:rPr>
+    </w:lvl>
+    <w:lvl w:ilvl="4">
+      <w:start w:val="1"/>
+      <w:numFmt w:val="decimal"/>
+      <w:lvlText w:val="%1.%2.%3.%4.%5"/>
+      <w:lvlJc w:val="left"/>
+      <w:pPr>
+        <w:ind w:left="1080" w:hanging="1080"/>
+      </w:pPr>
+      <w:rPr>
+        <w:rFonts w:hint="default"/>
+      </w:rPr>
+    </w:lvl>
+    <w:lvl w:ilvl="5">
+      <w:start w:val="1"/>
+      <w:numFmt w:val="decimal"/>
+      <w:lvlText w:val="%1.%2.%3.%4.%5.%6"/>
+      <w:lvlJc w:val="left"/>
+      <w:pPr>
+        <w:ind w:left="1440" w:hanging="1440"/>
+      </w:pPr>
+      <w:rPr>
+        <w:rFonts w:hint="default"/>
+      </w:rPr>
+    </w:lvl>
+    <w:lvl w:ilvl="6">
+      <w:start w:val="1"/>
+      <w:numFmt w:val="decimal"/>
+      <w:lvlText w:val="%1.%2.%3.%4.%5.%6.%7"/>
+      <w:lvlJc w:val="left"/>
+      <w:pPr>
+        <w:ind w:left="1440" w:hanging="1440"/>
+      </w:pPr>
+      <w:rPr>
+        <w:rFonts w:hint="default"/>
+      </w:rPr>
+    </w:lvl>
+    <w:lvl w:ilvl="7">
+      <w:start w:val="1"/>
+      <w:numFmt w:val="decimal"/>
+      <w:lvlText w:val="%1.%2.%3.%4.%5.%6.%7.%8"/>
+      <w:lvlJc w:val="left"/>
+      <w:pPr>
+        <w:ind w:left="1800" w:hanging="1800"/>
+      </w:pPr>
+      <w:rPr>
+        <w:rFonts w:hint="default"/>
+      </w:rPr>
+    </w:lvl>
+    <w:lvl w:ilvl="8">
+      <w:start w:val="1"/>
+      <w:numFmt w:val="decimal"/>
+      <w:lvlText w:val="%1.%2.%3.%4.%5.%6.%7.%8.%9"/>
+      <w:lvlJc w:val="left"/>
+      <w:pPr>
+        <w:ind w:left="1800" w:hanging="1800"/>
+      </w:pPr>
+      <w:rPr>
+        <w:rFonts w:hint="default"/>
+      </w:rPr>
+    </w:lvl>
+  </w:abstractNum>
+  <w:abstractNum w:abstractNumId="17" w15:restartNumberingAfterBreak="0">
+    <w:nsid w:val="7C3A7F85"/>
+    <w:multiLevelType w:val="multilevel"/>
+    <w:tmpl w:val="C0A61A70"/>
+    <w:lvl w:ilvl="0">
+      <w:start w:val="1"/>
+      <w:numFmt w:val="bullet"/>
+      <w:lvlText w:val=""/>
+      <w:lvlJc w:val="left"/>
+      <w:pPr>
+        <w:tabs>
+          <w:tab w:val="num" w:pos="720"/>
+        </w:tabs>
+        <w:ind w:left="720" w:hanging="360"/>
+      </w:pPr>
+      <w:rPr>
+        <w:rFonts w:ascii="Symbol" w:hAnsi="Symbol" w:hint="default"/>
+        <w:sz w:val="20"/>
+      </w:rPr>
+    </w:lvl>
+    <w:lvl w:ilvl="1" w:tentative="1">
+      <w:start w:val="1"/>
+      <w:numFmt w:val="bullet"/>
+      <w:lvlText w:val="o"/>
+      <w:lvlJc w:val="left"/>
+      <w:pPr>
+        <w:tabs>
+          <w:tab w:val="num" w:pos="1440"/>
+        </w:tabs>
+        <w:ind w:left="1440" w:hanging="360"/>
+      </w:pPr>
+      <w:rPr>
+        <w:rFonts w:ascii="Courier New" w:hAnsi="Courier New" w:hint="default"/>
+        <w:sz w:val="20"/>
+      </w:rPr>
+    </w:lvl>
+    <w:lvl w:ilvl="2" w:tentative="1">
+      <w:start w:val="1"/>
+      <w:numFmt w:val="bullet"/>
+      <w:lvlText w:val=""/>
+      <w:lvlJc w:val="left"/>
+      <w:pPr>
+        <w:tabs>
+          <w:tab w:val="num" w:pos="2160"/>
+        </w:tabs>
+        <w:ind w:left="2160" w:hanging="360"/>
+      </w:pPr>
+      <w:rPr>
+        <w:rFonts w:ascii="Wingdings" w:hAnsi="Wingdings" w:hint="default"/>
+        <w:sz w:val="20"/>
+      </w:rPr>
+    </w:lvl>
+    <w:lvl w:ilvl="3" w:tentative="1">
+      <w:start w:val="1"/>
+      <w:numFmt w:val="bullet"/>
+      <w:lvlText w:val=""/>
+      <w:lvlJc w:val="left"/>
+      <w:pPr>
+        <w:tabs>
+          <w:tab w:val="num" w:pos="2880"/>
+        </w:tabs>
+        <w:ind w:left="2880" w:hanging="360"/>
+      </w:pPr>
+      <w:rPr>
+        <w:rFonts w:ascii="Wingdings" w:hAnsi="Wingdings" w:hint="default"/>
+        <w:sz w:val="20"/>
+      </w:rPr>
+    </w:lvl>
+    <w:lvl w:ilvl="4" w:tentative="1">
+      <w:start w:val="1"/>
+      <w:numFmt w:val="bullet"/>
+      <w:lvlText w:val=""/>
+      <w:lvlJc w:val="left"/>
+      <w:pPr>
+        <w:tabs>
+          <w:tab w:val="num" w:pos="3600"/>
+        </w:tabs>
+        <w:ind w:left="3600" w:hanging="360"/>
+      </w:pPr>
+      <w:rPr>
+        <w:rFonts w:ascii="Wingdings" w:hAnsi="Wingdings" w:hint="default"/>
+        <w:sz w:val="20"/>
+      </w:rPr>
+    </w:lvl>
+    <w:lvl w:ilvl="5" w:tentative="1">
+      <w:start w:val="1"/>
+      <w:numFmt w:val="bullet"/>
+      <w:lvlText w:val=""/>
+      <w:lvlJc w:val="left"/>
+      <w:pPr>
+        <w:tabs>
+          <w:tab w:val="num" w:pos="4320"/>
+        </w:tabs>
+        <w:ind w:left="4320" w:hanging="360"/>
+      </w:pPr>
+      <w:rPr>
+        <w:rFonts w:ascii="Wingdings" w:hAnsi="Wingdings" w:hint="default"/>
+        <w:sz w:val="20"/>
+      </w:rPr>
+    </w:lvl>
+    <w:lvl w:ilvl="6" w:tentative="1">
+      <w:start w:val="1"/>
+      <w:numFmt w:val="bullet"/>
+      <w:lvlText w:val=""/>
+      <w:lvlJc w:val="left"/>
+      <w:pPr>
+        <w:tabs>
+          <w:tab w:val="num" w:pos="5040"/>
+        </w:tabs>
+        <w:ind w:left="5040" w:hanging="360"/>
+      </w:pPr>
+      <w:rPr>
+        <w:rFonts w:ascii="Wingdings" w:hAnsi="Wingdings" w:hint="default"/>
+        <w:sz w:val="20"/>
+      </w:rPr>
+    </w:lvl>
+    <w:lvl w:ilvl="7" w:tentative="1">
+      <w:start w:val="1"/>
+      <w:numFmt w:val="bullet"/>
+      <w:lvlText w:val=""/>
+      <w:lvlJc w:val="left"/>
+      <w:pPr>
+        <w:tabs>
+          <w:tab w:val="num" w:pos="5760"/>
+        </w:tabs>
+        <w:ind w:left="5760" w:hanging="360"/>
+      </w:pPr>
+      <w:rPr>
+        <w:rFonts w:ascii="Wingdings" w:hAnsi="Wingdings" w:hint="default"/>
+        <w:sz w:val="20"/>
+      </w:rPr>
+    </w:lvl>
+    <w:lvl w:ilvl="8" w:tentative="1">
+      <w:start w:val="1"/>
+      <w:numFmt w:val="bullet"/>
+      <w:lvlText w:val=""/>
+      <w:lvlJc w:val="left"/>
+      <w:pPr>
+        <w:tabs>
+          <w:tab w:val="num" w:pos="6480"/>
+        </w:tabs>
+        <w:ind w:left="6480" w:hanging="360"/>
+      </w:pPr>
+      <w:rPr>
+        <w:rFonts w:ascii="Wingdings" w:hAnsi="Wingdings" w:hint="default"/>
+        <w:sz w:val="20"/>
+      </w:rPr>
+    </w:lvl>
+  </w:abstractNum>
   <w:num w:numId="1" w16cid:durableId="1681008092">
+    <w:abstractNumId w:val="1"/>
+  </w:num>
+  <w:num w:numId="2" w16cid:durableId="1809085597">
+    <w:abstractNumId w:val="2"/>
+  </w:num>
+  <w:num w:numId="3" w16cid:durableId="1416854844">
+    <w:abstractNumId w:val="11"/>
+  </w:num>
+  <w:num w:numId="4" w16cid:durableId="840969566">
+    <w:abstractNumId w:val="7"/>
+  </w:num>
+  <w:num w:numId="5" w16cid:durableId="1658342216">
+    <w:abstractNumId w:val="3"/>
+  </w:num>
+  <w:num w:numId="6" w16cid:durableId="777795580">
+    <w:abstractNumId w:val="10"/>
+  </w:num>
+  <w:num w:numId="7" w16cid:durableId="1995335397">
+    <w:abstractNumId w:val="8"/>
+  </w:num>
+  <w:num w:numId="8" w16cid:durableId="1933393161">
+    <w:abstractNumId w:val="16"/>
+  </w:num>
+  <w:num w:numId="9" w16cid:durableId="166555174">
+    <w:abstractNumId w:val="6"/>
+  </w:num>
+  <w:num w:numId="10" w16cid:durableId="1985547357">
+    <w:abstractNumId w:val="15"/>
+  </w:num>
+  <w:num w:numId="11" w16cid:durableId="605187879">
     <w:abstractNumId w:val="0"/>
   </w:num>
-  <w:num w:numId="2" w16cid:durableId="1809085597">
-    <w:abstractNumId w:val="1"/>
+  <w:num w:numId="12" w16cid:durableId="1022711117">
+    <w:abstractNumId w:val="17"/>
+  </w:num>
+  <w:num w:numId="13" w16cid:durableId="567964304">
+    <w:abstractNumId w:val="5"/>
+  </w:num>
+  <w:num w:numId="14" w16cid:durableId="1109085534">
+    <w:abstractNumId w:val="13"/>
+  </w:num>
+  <w:num w:numId="15" w16cid:durableId="1819960250">
+    <w:abstractNumId w:val="9"/>
+  </w:num>
+  <w:num w:numId="16" w16cid:durableId="1954900831">
+    <w:abstractNumId w:val="4"/>
+  </w:num>
+  <w:num w:numId="17" w16cid:durableId="559219890">
+    <w:abstractNumId w:val="14"/>
+  </w:num>
+  <w:num w:numId="18" w16cid:durableId="637538947">
+    <w:abstractNumId w:val="12"/>
   </w:num>
 </w:numbering>
 </file>
@@ -1255,7 +6330,6 @@
     <w:next w:val="Normal"/>
     <w:link w:val="Heading2Char"/>
     <w:uiPriority w:val="9"/>
-    <w:semiHidden/>
     <w:unhideWhenUsed/>
     <w:qFormat/>
     <w:rsid w:val="004F6A3D"/>
@@ -1278,7 +6352,6 @@
     <w:next w:val="Normal"/>
     <w:link w:val="Heading3Char"/>
     <w:uiPriority w:val="9"/>
-    <w:semiHidden/>
     <w:unhideWhenUsed/>
     <w:qFormat/>
     <w:rsid w:val="004F6A3D"/>
@@ -1301,7 +6374,6 @@
     <w:next w:val="Normal"/>
     <w:link w:val="Heading4Char"/>
     <w:uiPriority w:val="9"/>
-    <w:semiHidden/>
     <w:unhideWhenUsed/>
     <w:qFormat/>
     <w:rsid w:val="004F6A3D"/>
@@ -1324,7 +6396,6 @@
     <w:next w:val="Normal"/>
     <w:link w:val="Heading5Char"/>
     <w:uiPriority w:val="9"/>
-    <w:semiHidden/>
     <w:unhideWhenUsed/>
     <w:qFormat/>
     <w:rsid w:val="004F6A3D"/>
@@ -1471,7 +6542,6 @@
     <w:basedOn w:val="DefaultParagraphFont"/>
     <w:link w:val="Heading2"/>
     <w:uiPriority w:val="9"/>
-    <w:semiHidden/>
     <w:rsid w:val="004F6A3D"/>
     <w:rPr>
       <w:rFonts w:asciiTheme="majorHAnsi" w:eastAsiaTheme="majorEastAsia" w:hAnsiTheme="majorHAnsi" w:cstheme="majorBidi"/>
@@ -1485,7 +6555,6 @@
     <w:basedOn w:val="DefaultParagraphFont"/>
     <w:link w:val="Heading3"/>
     <w:uiPriority w:val="9"/>
-    <w:semiHidden/>
     <w:rsid w:val="004F6A3D"/>
     <w:rPr>
       <w:rFonts w:eastAsiaTheme="majorEastAsia" w:cstheme="majorBidi"/>
@@ -1499,7 +6568,6 @@
     <w:basedOn w:val="DefaultParagraphFont"/>
     <w:link w:val="Heading4"/>
     <w:uiPriority w:val="9"/>
-    <w:semiHidden/>
     <w:rsid w:val="004F6A3D"/>
     <w:rPr>
       <w:rFonts w:eastAsiaTheme="majorEastAsia" w:cstheme="majorBidi"/>
@@ -1513,7 +6581,6 @@
     <w:basedOn w:val="DefaultParagraphFont"/>
     <w:link w:val="Heading5"/>
     <w:uiPriority w:val="9"/>
-    <w:semiHidden/>
     <w:rsid w:val="004F6A3D"/>
     <w:rPr>
       <w:rFonts w:eastAsiaTheme="majorEastAsia" w:cstheme="majorBidi"/>
@@ -1741,6 +6808,94 @@
       <w:smallCaps/>
       <w:color w:val="0F4761" w:themeColor="accent1" w:themeShade="BF"/>
       <w:spacing w:val="5"/>
+    </w:rPr>
+  </w:style>
+  <w:style w:type="paragraph" w:styleId="NoSpacing">
+    <w:name w:val="No Spacing"/>
+    <w:uiPriority w:val="1"/>
+    <w:qFormat/>
+    <w:rsid w:val="002E2913"/>
+    <w:pPr>
+      <w:spacing w:after="0" w:line="240" w:lineRule="auto"/>
+    </w:pPr>
+  </w:style>
+  <w:style w:type="paragraph" w:styleId="TOCHeading">
+    <w:name w:val="TOC Heading"/>
+    <w:basedOn w:val="Heading1"/>
+    <w:next w:val="Normal"/>
+    <w:uiPriority w:val="39"/>
+    <w:unhideWhenUsed/>
+    <w:qFormat/>
+    <w:rsid w:val="00F55419"/>
+    <w:pPr>
+      <w:spacing w:before="240" w:after="0" w:line="259" w:lineRule="auto"/>
+      <w:outlineLvl w:val="9"/>
+    </w:pPr>
+    <w:rPr>
+      <w:kern w:val="0"/>
+      <w:sz w:val="32"/>
+      <w:szCs w:val="32"/>
+      <w:lang w:val="en-US"/>
+      <w14:ligatures w14:val="none"/>
+    </w:rPr>
+  </w:style>
+  <w:style w:type="paragraph" w:styleId="TOC1">
+    <w:name w:val="toc 1"/>
+    <w:basedOn w:val="Normal"/>
+    <w:next w:val="Normal"/>
+    <w:autoRedefine/>
+    <w:uiPriority w:val="39"/>
+    <w:unhideWhenUsed/>
+    <w:rsid w:val="00F55419"/>
+    <w:pPr>
+      <w:spacing w:after="100"/>
+    </w:pPr>
+  </w:style>
+  <w:style w:type="paragraph" w:styleId="TOC2">
+    <w:name w:val="toc 2"/>
+    <w:basedOn w:val="Normal"/>
+    <w:next w:val="Normal"/>
+    <w:autoRedefine/>
+    <w:uiPriority w:val="39"/>
+    <w:unhideWhenUsed/>
+    <w:rsid w:val="00F55419"/>
+    <w:pPr>
+      <w:spacing w:after="100"/>
+      <w:ind w:left="240"/>
+    </w:pPr>
+  </w:style>
+  <w:style w:type="character" w:styleId="Hyperlink">
+    <w:name w:val="Hyperlink"/>
+    <w:basedOn w:val="DefaultParagraphFont"/>
+    <w:uiPriority w:val="99"/>
+    <w:unhideWhenUsed/>
+    <w:rsid w:val="00F55419"/>
+    <w:rPr>
+      <w:color w:val="467886" w:themeColor="hyperlink"/>
+      <w:u w:val="single"/>
+    </w:rPr>
+  </w:style>
+  <w:style w:type="paragraph" w:styleId="NormalWeb">
+    <w:name w:val="Normal (Web)"/>
+    <w:basedOn w:val="Normal"/>
+    <w:uiPriority w:val="99"/>
+    <w:semiHidden/>
+    <w:unhideWhenUsed/>
+    <w:rsid w:val="008B37CC"/>
+    <w:rPr>
+      <w:rFonts w:ascii="Times New Roman" w:hAnsi="Times New Roman" w:cs="Times New Roman"/>
+    </w:rPr>
+  </w:style>
+  <w:style w:type="character" w:styleId="UnresolvedMention">
+    <w:name w:val="Unresolved Mention"/>
+    <w:basedOn w:val="DefaultParagraphFont"/>
+    <w:uiPriority w:val="99"/>
+    <w:semiHidden/>
+    <w:unhideWhenUsed/>
+    <w:rsid w:val="00A24376"/>
+    <w:rPr>
+      <w:color w:val="605E5C"/>
+      <w:shd w:val="clear" w:color="auto" w:fill="E1DFDD"/>
     </w:rPr>
   </w:style>
 </w:styles>
@@ -2039,4 +7194,16 @@
     </a:ext>
   </a:extLst>
 </a:theme>
+</file>
+
+<file path=customXml/item1.xml><?xml version="1.0" encoding="utf-8"?>
+<b:Sources xmlns:b="http://schemas.openxmlformats.org/officeDocument/2006/bibliography" xmlns="http://schemas.openxmlformats.org/officeDocument/2006/bibliography" SelectedStyle="\APASixthEditionOfficeOnline.xsl" StyleName="APA" Version="6"/>
+</file>
+
+<file path=customXml/itemProps1.xml><?xml version="1.0" encoding="utf-8"?>
+<ds:datastoreItem xmlns:ds="http://schemas.openxmlformats.org/officeDocument/2006/customXml" ds:itemID="{8D144D95-AC6F-4C65-9280-91F9343B4660}">
+  <ds:schemaRefs>
+    <ds:schemaRef ds:uri="http://schemas.openxmlformats.org/officeDocument/2006/bibliography"/>
+  </ds:schemaRefs>
+</ds:datastoreItem>
 </file>
--- a/docs/Cyberwatch.docx
+++ b/docs/Cyberwatch.docx
@@ -14,7 +14,9 @@
       <w:pPr>
         <w:pStyle w:val="Heading1"/>
       </w:pPr>
-      <w:bookmarkStart w:id="0" w:name="_Toc237851115"/>
+      <w:bookmarkStart w:id="0" w:name="_Toc237853886"/>
+      <w:bookmarkStart w:id="1" w:name="_Toc237854373"/>
+      <w:bookmarkStart w:id="2" w:name="_Toc237856939"/>
       <w:r>
         <w:t>0.0</w:t>
       </w:r>
@@ -25,6 +27,8 @@
         <w:t>Introduction</w:t>
       </w:r>
       <w:bookmarkEnd w:id="0"/>
+      <w:bookmarkEnd w:id="1"/>
+      <w:bookmarkEnd w:id="2"/>
     </w:p>
     <w:p>
       <w:r>
@@ -106,24 +110,18 @@
         <w:t>user interface</w:t>
       </w:r>
       <w:r>
+        <w:t xml:space="preserve">. </w:t>
+      </w:r>
+      <w:r>
+        <w:t xml:space="preserve">User interaction is </w:t>
+      </w:r>
+      <w:r>
+        <w:t>facilitated</w:t>
+      </w:r>
+      <w:r>
         <w:t xml:space="preserve"> </w:t>
       </w:r>
       <w:r>
-        <w:t>in real time</w:t>
-      </w:r>
-      <w:r>
-        <w:t xml:space="preserve">. </w:t>
-      </w:r>
-      <w:r>
-        <w:t xml:space="preserve">User interaction is </w:t>
-      </w:r>
-      <w:r>
-        <w:t>facilitated</w:t>
-      </w:r>
-      <w:r>
-        <w:t xml:space="preserve"> </w:t>
-      </w:r>
-      <w:r>
         <w:t xml:space="preserve">by </w:t>
       </w:r>
       <w:r>
@@ -157,14 +155,18 @@
       <w:pPr>
         <w:pStyle w:val="Heading2"/>
       </w:pPr>
-      <w:bookmarkStart w:id="1" w:name="_Toc237851116"/>
+      <w:bookmarkStart w:id="3" w:name="_Toc237853887"/>
+      <w:bookmarkStart w:id="4" w:name="_Toc237854374"/>
+      <w:bookmarkStart w:id="5" w:name="_Toc237856940"/>
       <w:r>
         <w:t xml:space="preserve">0.1 </w:t>
       </w:r>
       <w:r>
         <w:t>Executive Summary</w:t>
       </w:r>
-      <w:bookmarkEnd w:id="1"/>
+      <w:bookmarkEnd w:id="3"/>
+      <w:bookmarkEnd w:id="4"/>
+      <w:bookmarkEnd w:id="5"/>
     </w:p>
     <w:p>
       <w:r>
@@ -179,14 +181,19 @@
       <w:pPr>
         <w:pStyle w:val="Heading2"/>
       </w:pPr>
-      <w:bookmarkStart w:id="2" w:name="_Toc237851117"/>
+      <w:bookmarkStart w:id="6" w:name="_Toc237853888"/>
+      <w:bookmarkStart w:id="7" w:name="_Toc237854375"/>
+      <w:bookmarkStart w:id="8" w:name="_Toc237856941"/>
       <w:r>
         <w:t xml:space="preserve">0.2 </w:t>
       </w:r>
       <w:r>
         <w:t>Index</w:t>
       </w:r>
-      <w:bookmarkEnd w:id="2"/>
+      <w:bookmarkStart w:id="9" w:name="_Toc237853889"/>
+      <w:bookmarkEnd w:id="6"/>
+      <w:bookmarkEnd w:id="7"/>
+      <w:bookmarkEnd w:id="8"/>
     </w:p>
     <w:sdt>
       <w:sdtPr>
@@ -199,7 +206,7 @@
           <w:lang w:val="en-GB"/>
           <w14:ligatures w14:val="standardContextual"/>
         </w:rPr>
-        <w:id w:val="977039445"/>
+        <w:id w:val="-1717882691"/>
         <w:docPartObj>
           <w:docPartGallery w:val="Table of Contents"/>
           <w:docPartUnique/>
@@ -217,6 +224,9 @@
           <w:pPr>
             <w:pStyle w:val="TOCHeading"/>
           </w:pPr>
+          <w:r>
+            <w:t>Table of Contents</w:t>
+          </w:r>
         </w:p>
         <w:p>
           <w:pPr>
@@ -234,12 +244,12 @@
             <w:fldChar w:fldCharType="begin"/>
           </w:r>
           <w:r>
-            <w:instrText xml:space="preserve"> TOC \o "1-3" \h \z \u </w:instrText>
+            <w:instrText xml:space="preserve"> TOC \o "1-3" \h \z</w:instrText>
           </w:r>
           <w:r>
             <w:fldChar w:fldCharType="separate"/>
           </w:r>
-          <w:hyperlink w:anchor="_Toc237851115" w:history="1">
+          <w:hyperlink w:anchor="_Toc237856939" w:history="1">
             <w:r>
               <w:rPr>
                 <w:rStyle w:val="Hyperlink"/>
@@ -266,7 +276,7 @@
                 <w:noProof/>
                 <w:webHidden/>
               </w:rPr>
-              <w:instrText xml:space="preserve"> PAGEREF _Toc237851115 \h </w:instrText>
+              <w:instrText xml:space="preserve"> PAGEREF _Toc237856939 \h </w:instrText>
             </w:r>
             <w:r>
               <w:rPr>
@@ -300,16 +310,13 @@
         <w:p>
           <w:pPr>
             <w:pStyle w:val="TOC2"/>
-            <w:tabs>
-              <w:tab w:val="right" w:leader="dot" w:pos="9016"/>
-            </w:tabs>
             <w:rPr>
               <w:rFonts w:eastAsiaTheme="minorEastAsia"/>
               <w:noProof/>
               <w:lang w:eastAsia="en-GB"/>
             </w:rPr>
           </w:pPr>
-          <w:hyperlink w:anchor="_Toc237851116" w:history="1">
+          <w:hyperlink w:anchor="_Toc237856940" w:history="1">
             <w:r>
               <w:rPr>
                 <w:rStyle w:val="Hyperlink"/>
@@ -336,7 +343,7 @@
                 <w:noProof/>
                 <w:webHidden/>
               </w:rPr>
-              <w:instrText xml:space="preserve"> PAGEREF _Toc237851116 \h </w:instrText>
+              <w:instrText xml:space="preserve"> PAGEREF _Toc237856940 \h </w:instrText>
             </w:r>
             <w:r>
               <w:rPr>
@@ -370,16 +377,13 @@
         <w:p>
           <w:pPr>
             <w:pStyle w:val="TOC2"/>
-            <w:tabs>
-              <w:tab w:val="right" w:leader="dot" w:pos="9016"/>
-            </w:tabs>
             <w:rPr>
               <w:rFonts w:eastAsiaTheme="minorEastAsia"/>
               <w:noProof/>
               <w:lang w:eastAsia="en-GB"/>
             </w:rPr>
           </w:pPr>
-          <w:hyperlink w:anchor="_Toc237851117" w:history="1">
+          <w:hyperlink w:anchor="_Toc237856941" w:history="1">
             <w:r>
               <w:rPr>
                 <w:rStyle w:val="Hyperlink"/>
@@ -406,7 +410,7 @@
                 <w:noProof/>
                 <w:webHidden/>
               </w:rPr>
-              <w:instrText xml:space="preserve"> PAGEREF _Toc237851117 \h </w:instrText>
+              <w:instrText xml:space="preserve"> PAGEREF _Toc237856941 \h </w:instrText>
             </w:r>
             <w:r>
               <w:rPr>
@@ -449,7 +453,7 @@
               <w:lang w:eastAsia="en-GB"/>
             </w:rPr>
           </w:pPr>
-          <w:hyperlink w:anchor="_Toc237851118" w:history="1">
+          <w:hyperlink w:anchor="_Toc237856942" w:history="1">
             <w:r>
               <w:rPr>
                 <w:rStyle w:val="Hyperlink"/>
@@ -476,7 +480,7 @@
                 <w:noProof/>
                 <w:webHidden/>
               </w:rPr>
-              <w:instrText xml:space="preserve"> PAGEREF _Toc237851118 \h </w:instrText>
+              <w:instrText xml:space="preserve"> PAGEREF _Toc237856942 \h </w:instrText>
             </w:r>
             <w:r>
               <w:rPr>
@@ -510,16 +514,13 @@
         <w:p>
           <w:pPr>
             <w:pStyle w:val="TOC2"/>
-            <w:tabs>
-              <w:tab w:val="right" w:leader="dot" w:pos="9016"/>
-            </w:tabs>
             <w:rPr>
               <w:rFonts w:eastAsiaTheme="minorEastAsia"/>
               <w:noProof/>
               <w:lang w:eastAsia="en-GB"/>
             </w:rPr>
           </w:pPr>
-          <w:hyperlink w:anchor="_Toc237851119" w:history="1">
+          <w:hyperlink w:anchor="_Toc237856943" w:history="1">
             <w:r>
               <w:rPr>
                 <w:rStyle w:val="Hyperlink"/>
@@ -546,7 +547,7 @@
                 <w:noProof/>
                 <w:webHidden/>
               </w:rPr>
-              <w:instrText xml:space="preserve"> PAGEREF _Toc237851119 \h </w:instrText>
+              <w:instrText xml:space="preserve"> PAGEREF _Toc237856943 \h </w:instrText>
             </w:r>
             <w:r>
               <w:rPr>
@@ -580,16 +581,13 @@
         <w:p>
           <w:pPr>
             <w:pStyle w:val="TOC2"/>
-            <w:tabs>
-              <w:tab w:val="right" w:leader="dot" w:pos="9016"/>
-            </w:tabs>
             <w:rPr>
               <w:rFonts w:eastAsiaTheme="minorEastAsia"/>
               <w:noProof/>
               <w:lang w:eastAsia="en-GB"/>
             </w:rPr>
           </w:pPr>
-          <w:hyperlink w:anchor="_Toc237851120" w:history="1">
+          <w:hyperlink w:anchor="_Toc237856944" w:history="1">
             <w:r>
               <w:rPr>
                 <w:rStyle w:val="Hyperlink"/>
@@ -616,7 +614,7 @@
                 <w:noProof/>
                 <w:webHidden/>
               </w:rPr>
-              <w:instrText xml:space="preserve"> PAGEREF _Toc237851120 \h </w:instrText>
+              <w:instrText xml:space="preserve"> PAGEREF _Toc237856944 \h </w:instrText>
             </w:r>
             <w:r>
               <w:rPr>
@@ -650,16 +648,13 @@
         <w:p>
           <w:pPr>
             <w:pStyle w:val="TOC2"/>
-            <w:tabs>
-              <w:tab w:val="right" w:leader="dot" w:pos="9016"/>
-            </w:tabs>
             <w:rPr>
               <w:rFonts w:eastAsiaTheme="minorEastAsia"/>
               <w:noProof/>
               <w:lang w:eastAsia="en-GB"/>
             </w:rPr>
           </w:pPr>
-          <w:hyperlink w:anchor="_Toc237851121" w:history="1">
+          <w:hyperlink w:anchor="_Toc237856945" w:history="1">
             <w:r>
               <w:rPr>
                 <w:rStyle w:val="Hyperlink"/>
@@ -686,7 +681,7 @@
                 <w:noProof/>
                 <w:webHidden/>
               </w:rPr>
-              <w:instrText xml:space="preserve"> PAGEREF _Toc237851121 \h </w:instrText>
+              <w:instrText xml:space="preserve"> PAGEREF _Toc237856945 \h </w:instrText>
             </w:r>
             <w:r>
               <w:rPr>
@@ -729,7 +724,7 @@
               <w:lang w:eastAsia="en-GB"/>
             </w:rPr>
           </w:pPr>
-          <w:hyperlink w:anchor="_Toc237851122" w:history="1">
+          <w:hyperlink w:anchor="_Toc237856946" w:history="1">
             <w:r>
               <w:rPr>
                 <w:rStyle w:val="Hyperlink"/>
@@ -756,7 +751,7 @@
                 <w:noProof/>
                 <w:webHidden/>
               </w:rPr>
-              <w:instrText xml:space="preserve"> PAGEREF _Toc237851122 \h </w:instrText>
+              <w:instrText xml:space="preserve"> PAGEREF _Toc237856946 \h </w:instrText>
             </w:r>
             <w:r>
               <w:rPr>
@@ -790,16 +785,13 @@
         <w:p>
           <w:pPr>
             <w:pStyle w:val="TOC2"/>
-            <w:tabs>
-              <w:tab w:val="right" w:leader="dot" w:pos="9016"/>
-            </w:tabs>
             <w:rPr>
               <w:rFonts w:eastAsiaTheme="minorEastAsia"/>
               <w:noProof/>
               <w:lang w:eastAsia="en-GB"/>
             </w:rPr>
           </w:pPr>
-          <w:hyperlink w:anchor="_Toc237851123" w:history="1">
+          <w:hyperlink w:anchor="_Toc237856947" w:history="1">
             <w:r>
               <w:rPr>
                 <w:rStyle w:val="Hyperlink"/>
@@ -826,7 +818,7 @@
                 <w:noProof/>
                 <w:webHidden/>
               </w:rPr>
-              <w:instrText xml:space="preserve"> PAGEREF _Toc237851123 \h </w:instrText>
+              <w:instrText xml:space="preserve"> PAGEREF _Toc237856947 \h </w:instrText>
             </w:r>
             <w:r>
               <w:rPr>
@@ -860,16 +852,13 @@
         <w:p>
           <w:pPr>
             <w:pStyle w:val="TOC2"/>
-            <w:tabs>
-              <w:tab w:val="right" w:leader="dot" w:pos="9016"/>
-            </w:tabs>
             <w:rPr>
               <w:rFonts w:eastAsiaTheme="minorEastAsia"/>
               <w:noProof/>
               <w:lang w:eastAsia="en-GB"/>
             </w:rPr>
           </w:pPr>
-          <w:hyperlink w:anchor="_Toc237851124" w:history="1">
+          <w:hyperlink w:anchor="_Toc237856948" w:history="1">
             <w:r>
               <w:rPr>
                 <w:rStyle w:val="Hyperlink"/>
@@ -896,7 +885,7 @@
                 <w:noProof/>
                 <w:webHidden/>
               </w:rPr>
-              <w:instrText xml:space="preserve"> PAGEREF _Toc237851124 \h </w:instrText>
+              <w:instrText xml:space="preserve"> PAGEREF _Toc237856948 \h </w:instrText>
             </w:r>
             <w:r>
               <w:rPr>
@@ -930,16 +919,13 @@
         <w:p>
           <w:pPr>
             <w:pStyle w:val="TOC2"/>
-            <w:tabs>
-              <w:tab w:val="right" w:leader="dot" w:pos="9016"/>
-            </w:tabs>
             <w:rPr>
               <w:rFonts w:eastAsiaTheme="minorEastAsia"/>
               <w:noProof/>
               <w:lang w:eastAsia="en-GB"/>
             </w:rPr>
           </w:pPr>
-          <w:hyperlink w:anchor="_Toc237851125" w:history="1">
+          <w:hyperlink w:anchor="_Toc237856949" w:history="1">
             <w:r>
               <w:rPr>
                 <w:rStyle w:val="Hyperlink"/>
@@ -966,7 +952,7 @@
                 <w:noProof/>
                 <w:webHidden/>
               </w:rPr>
-              <w:instrText xml:space="preserve"> PAGEREF _Toc237851125 \h </w:instrText>
+              <w:instrText xml:space="preserve"> PAGEREF _Toc237856949 \h </w:instrText>
             </w:r>
             <w:r>
               <w:rPr>
@@ -1000,16 +986,13 @@
         <w:p>
           <w:pPr>
             <w:pStyle w:val="TOC2"/>
-            <w:tabs>
-              <w:tab w:val="right" w:leader="dot" w:pos="9016"/>
-            </w:tabs>
             <w:rPr>
               <w:rFonts w:eastAsiaTheme="minorEastAsia"/>
               <w:noProof/>
               <w:lang w:eastAsia="en-GB"/>
             </w:rPr>
           </w:pPr>
-          <w:hyperlink w:anchor="_Toc237851126" w:history="1">
+          <w:hyperlink w:anchor="_Toc237856950" w:history="1">
             <w:r>
               <w:rPr>
                 <w:rStyle w:val="Hyperlink"/>
@@ -1036,7 +1019,7 @@
                 <w:noProof/>
                 <w:webHidden/>
               </w:rPr>
-              <w:instrText xml:space="preserve"> PAGEREF _Toc237851126 \h </w:instrText>
+              <w:instrText xml:space="preserve"> PAGEREF _Toc237856950 \h </w:instrText>
             </w:r>
             <w:r>
               <w:rPr>
@@ -1070,16 +1053,13 @@
         <w:p>
           <w:pPr>
             <w:pStyle w:val="TOC2"/>
-            <w:tabs>
-              <w:tab w:val="right" w:leader="dot" w:pos="9016"/>
-            </w:tabs>
             <w:rPr>
               <w:rFonts w:eastAsiaTheme="minorEastAsia"/>
               <w:noProof/>
               <w:lang w:eastAsia="en-GB"/>
             </w:rPr>
           </w:pPr>
-          <w:hyperlink w:anchor="_Toc237851127" w:history="1">
+          <w:hyperlink w:anchor="_Toc237856951" w:history="1">
             <w:r>
               <w:rPr>
                 <w:rStyle w:val="Hyperlink"/>
@@ -1106,7 +1086,7 @@
                 <w:noProof/>
                 <w:webHidden/>
               </w:rPr>
-              <w:instrText xml:space="preserve"> PAGEREF _Toc237851127 \h </w:instrText>
+              <w:instrText xml:space="preserve"> PAGEREF _Toc237856951 \h </w:instrText>
             </w:r>
             <w:r>
               <w:rPr>
@@ -1149,7 +1129,7 @@
               <w:lang w:eastAsia="en-GB"/>
             </w:rPr>
           </w:pPr>
-          <w:hyperlink w:anchor="_Toc237851128" w:history="1">
+          <w:hyperlink w:anchor="_Toc237856952" w:history="1">
             <w:r>
               <w:rPr>
                 <w:rStyle w:val="Hyperlink"/>
@@ -1176,7 +1156,7 @@
                 <w:noProof/>
                 <w:webHidden/>
               </w:rPr>
-              <w:instrText xml:space="preserve"> PAGEREF _Toc237851128 \h </w:instrText>
+              <w:instrText xml:space="preserve"> PAGEREF _Toc237856952 \h </w:instrText>
             </w:r>
             <w:r>
               <w:rPr>
@@ -1210,6 +1190,140 @@
         <w:p>
           <w:pPr>
             <w:pStyle w:val="TOC2"/>
+            <w:rPr>
+              <w:rFonts w:eastAsiaTheme="minorEastAsia"/>
+              <w:noProof/>
+              <w:lang w:eastAsia="en-GB"/>
+            </w:rPr>
+          </w:pPr>
+          <w:hyperlink w:anchor="_Toc237856953" w:history="1">
+            <w:r>
+              <w:rPr>
+                <w:rStyle w:val="Hyperlink"/>
+                <w:noProof/>
+              </w:rPr>
+              <w:t>3.1 Cyan</w:t>
+            </w:r>
+            <w:r>
+              <w:rPr>
+                <w:noProof/>
+                <w:webHidden/>
+              </w:rPr>
+              <w:tab/>
+            </w:r>
+            <w:r>
+              <w:rPr>
+                <w:noProof/>
+                <w:webHidden/>
+              </w:rPr>
+              <w:fldChar w:fldCharType="begin"/>
+            </w:r>
+            <w:r>
+              <w:rPr>
+                <w:noProof/>
+                <w:webHidden/>
+              </w:rPr>
+              <w:instrText xml:space="preserve"> PAGEREF _Toc237856953 \h </w:instrText>
+            </w:r>
+            <w:r>
+              <w:rPr>
+                <w:noProof/>
+                <w:webHidden/>
+              </w:rPr>
+            </w:r>
+            <w:r>
+              <w:rPr>
+                <w:noProof/>
+                <w:webHidden/>
+              </w:rPr>
+              <w:fldChar w:fldCharType="separate"/>
+            </w:r>
+            <w:r>
+              <w:rPr>
+                <w:noProof/>
+                <w:webHidden/>
+              </w:rPr>
+              <w:t>3</w:t>
+            </w:r>
+            <w:r>
+              <w:rPr>
+                <w:noProof/>
+                <w:webHidden/>
+              </w:rPr>
+              <w:fldChar w:fldCharType="end"/>
+            </w:r>
+          </w:hyperlink>
+        </w:p>
+        <w:p>
+          <w:pPr>
+            <w:pStyle w:val="TOC2"/>
+            <w:rPr>
+              <w:rFonts w:eastAsiaTheme="minorEastAsia"/>
+              <w:noProof/>
+              <w:lang w:eastAsia="en-GB"/>
+            </w:rPr>
+          </w:pPr>
+          <w:hyperlink w:anchor="_Toc237856954" w:history="1">
+            <w:r>
+              <w:rPr>
+                <w:rStyle w:val="Hyperlink"/>
+                <w:noProof/>
+              </w:rPr>
+              <w:t>3.2 User Interface</w:t>
+            </w:r>
+            <w:r>
+              <w:rPr>
+                <w:noProof/>
+                <w:webHidden/>
+              </w:rPr>
+              <w:tab/>
+            </w:r>
+            <w:r>
+              <w:rPr>
+                <w:noProof/>
+                <w:webHidden/>
+              </w:rPr>
+              <w:fldChar w:fldCharType="begin"/>
+            </w:r>
+            <w:r>
+              <w:rPr>
+                <w:noProof/>
+                <w:webHidden/>
+              </w:rPr>
+              <w:instrText xml:space="preserve"> PAGEREF _Toc237856954 \h </w:instrText>
+            </w:r>
+            <w:r>
+              <w:rPr>
+                <w:noProof/>
+                <w:webHidden/>
+              </w:rPr>
+            </w:r>
+            <w:r>
+              <w:rPr>
+                <w:noProof/>
+                <w:webHidden/>
+              </w:rPr>
+              <w:fldChar w:fldCharType="separate"/>
+            </w:r>
+            <w:r>
+              <w:rPr>
+                <w:noProof/>
+                <w:webHidden/>
+              </w:rPr>
+              <w:t>4</w:t>
+            </w:r>
+            <w:r>
+              <w:rPr>
+                <w:noProof/>
+                <w:webHidden/>
+              </w:rPr>
+              <w:fldChar w:fldCharType="end"/>
+            </w:r>
+          </w:hyperlink>
+        </w:p>
+        <w:p>
+          <w:pPr>
+            <w:pStyle w:val="TOC3"/>
             <w:tabs>
               <w:tab w:val="right" w:leader="dot" w:pos="9016"/>
             </w:tabs>
@@ -1219,13 +1333,13 @@
               <w:lang w:eastAsia="en-GB"/>
             </w:rPr>
           </w:pPr>
-          <w:hyperlink w:anchor="_Toc237851129" w:history="1">
+          <w:hyperlink w:anchor="_Toc237856955" w:history="1">
             <w:r>
               <w:rPr>
                 <w:rStyle w:val="Hyperlink"/>
                 <w:noProof/>
               </w:rPr>
-              <w:t>3.1 Cyan</w:t>
+              <w:t>3.2.1 Cyan Watch-Face Tab</w:t>
             </w:r>
             <w:r>
               <w:rPr>
@@ -1246,7 +1360,7 @@
                 <w:noProof/>
                 <w:webHidden/>
               </w:rPr>
-              <w:instrText xml:space="preserve"> PAGEREF _Toc237851129 \h </w:instrText>
+              <w:instrText xml:space="preserve"> PAGEREF _Toc237856955 \h </w:instrText>
             </w:r>
             <w:r>
               <w:rPr>
@@ -1266,7 +1380,7 @@
                 <w:noProof/>
                 <w:webHidden/>
               </w:rPr>
-              <w:t>3</w:t>
+              <w:t>4</w:t>
             </w:r>
             <w:r>
               <w:rPr>
@@ -1279,7 +1393,7 @@
         </w:p>
         <w:p>
           <w:pPr>
-            <w:pStyle w:val="TOC2"/>
+            <w:pStyle w:val="TOC3"/>
             <w:tabs>
               <w:tab w:val="right" w:leader="dot" w:pos="9016"/>
             </w:tabs>
@@ -1289,13 +1403,13 @@
               <w:lang w:eastAsia="en-GB"/>
             </w:rPr>
           </w:pPr>
-          <w:hyperlink w:anchor="_Toc237851130" w:history="1">
+          <w:hyperlink w:anchor="_Toc237856956" w:history="1">
             <w:r>
               <w:rPr>
                 <w:rStyle w:val="Hyperlink"/>
                 <w:noProof/>
               </w:rPr>
-              <w:t>3.2 User Interface</w:t>
+              <w:t>3.2.2 Cyan App Catalogue Tab</w:t>
             </w:r>
             <w:r>
               <w:rPr>
@@ -1316,7 +1430,7 @@
                 <w:noProof/>
                 <w:webHidden/>
               </w:rPr>
-              <w:instrText xml:space="preserve"> PAGEREF _Toc237851130 \h </w:instrText>
+              <w:instrText xml:space="preserve"> PAGEREF _Toc237856956 \h </w:instrText>
             </w:r>
             <w:r>
               <w:rPr>
@@ -1336,7 +1450,7 @@
                 <w:noProof/>
                 <w:webHidden/>
               </w:rPr>
-              <w:t>3</w:t>
+              <w:t>4</w:t>
             </w:r>
             <w:r>
               <w:rPr>
@@ -1349,7 +1463,7 @@
         </w:p>
         <w:p>
           <w:pPr>
-            <w:pStyle w:val="TOC2"/>
+            <w:pStyle w:val="TOC3"/>
             <w:tabs>
               <w:tab w:val="right" w:leader="dot" w:pos="9016"/>
             </w:tabs>
@@ -1359,13 +1473,13 @@
               <w:lang w:eastAsia="en-GB"/>
             </w:rPr>
           </w:pPr>
-          <w:hyperlink w:anchor="_Toc237851131" w:history="1">
+          <w:hyperlink w:anchor="_Toc237856957" w:history="1">
             <w:r>
               <w:rPr>
                 <w:rStyle w:val="Hyperlink"/>
                 <w:noProof/>
               </w:rPr>
-              <w:t>3.3 Application System</w:t>
+              <w:t>3.2.3 Cyan Timer Tab</w:t>
             </w:r>
             <w:r>
               <w:rPr>
@@ -1386,7 +1500,7 @@
                 <w:noProof/>
                 <w:webHidden/>
               </w:rPr>
-              <w:instrText xml:space="preserve"> PAGEREF _Toc237851131 \h </w:instrText>
+              <w:instrText xml:space="preserve"> PAGEREF _Toc237856957 \h </w:instrText>
             </w:r>
             <w:r>
               <w:rPr>
@@ -1406,7 +1520,7 @@
                 <w:noProof/>
                 <w:webHidden/>
               </w:rPr>
-              <w:t>3</w:t>
+              <w:t>4</w:t>
             </w:r>
             <w:r>
               <w:rPr>
@@ -1419,7 +1533,7 @@
         </w:p>
         <w:p>
           <w:pPr>
-            <w:pStyle w:val="TOC2"/>
+            <w:pStyle w:val="TOC3"/>
             <w:tabs>
               <w:tab w:val="right" w:leader="dot" w:pos="9016"/>
             </w:tabs>
@@ -1429,13 +1543,13 @@
               <w:lang w:eastAsia="en-GB"/>
             </w:rPr>
           </w:pPr>
-          <w:hyperlink w:anchor="_Toc237851132" w:history="1">
+          <w:hyperlink w:anchor="_Toc237856958" w:history="1">
             <w:r>
               <w:rPr>
                 <w:rStyle w:val="Hyperlink"/>
                 <w:noProof/>
               </w:rPr>
-              <w:t>…</w:t>
+              <w:t>3.2.4 Cyan Stopwatch Tab</w:t>
             </w:r>
             <w:r>
               <w:rPr>
@@ -1456,7 +1570,7 @@
                 <w:noProof/>
                 <w:webHidden/>
               </w:rPr>
-              <w:instrText xml:space="preserve"> PAGEREF _Toc237851132 \h </w:instrText>
+              <w:instrText xml:space="preserve"> PAGEREF _Toc237856958 \h </w:instrText>
             </w:r>
             <w:r>
               <w:rPr>
@@ -1476,7 +1590,7 @@
                 <w:noProof/>
                 <w:webHidden/>
               </w:rPr>
-              <w:t>3</w:t>
+              <w:t>5</w:t>
             </w:r>
             <w:r>
               <w:rPr>
@@ -1490,22 +1604,19 @@
         <w:p>
           <w:pPr>
             <w:pStyle w:val="TOC2"/>
-            <w:tabs>
-              <w:tab w:val="right" w:leader="dot" w:pos="9016"/>
-            </w:tabs>
             <w:rPr>
               <w:rFonts w:eastAsiaTheme="minorEastAsia"/>
               <w:noProof/>
               <w:lang w:eastAsia="en-GB"/>
             </w:rPr>
           </w:pPr>
-          <w:hyperlink w:anchor="_Toc237851133" w:history="1">
+          <w:hyperlink w:anchor="_Toc237856959" w:history="1">
             <w:r>
               <w:rPr>
                 <w:rStyle w:val="Hyperlink"/>
                 <w:noProof/>
               </w:rPr>
-              <w:t>3.4 Hardware Abstraction</w:t>
+              <w:t>3.3 Application System</w:t>
             </w:r>
             <w:r>
               <w:rPr>
@@ -1526,7 +1637,7 @@
                 <w:noProof/>
                 <w:webHidden/>
               </w:rPr>
-              <w:instrText xml:space="preserve"> PAGEREF _Toc237851133 \h </w:instrText>
+              <w:instrText xml:space="preserve"> PAGEREF _Toc237856959 \h </w:instrText>
             </w:r>
             <w:r>
               <w:rPr>
@@ -1546,7 +1657,7 @@
                 <w:noProof/>
                 <w:webHidden/>
               </w:rPr>
-              <w:t>3</w:t>
+              <w:t>5</w:t>
             </w:r>
             <w:r>
               <w:rPr>
@@ -1560,22 +1671,19 @@
         <w:p>
           <w:pPr>
             <w:pStyle w:val="TOC2"/>
-            <w:tabs>
-              <w:tab w:val="right" w:leader="dot" w:pos="9016"/>
-            </w:tabs>
             <w:rPr>
               <w:rFonts w:eastAsiaTheme="minorEastAsia"/>
               <w:noProof/>
               <w:lang w:eastAsia="en-GB"/>
             </w:rPr>
           </w:pPr>
-          <w:hyperlink w:anchor="_Toc237851134" w:history="1">
+          <w:hyperlink w:anchor="_Toc237856960" w:history="1">
             <w:r>
               <w:rPr>
                 <w:rStyle w:val="Hyperlink"/>
                 <w:noProof/>
               </w:rPr>
-              <w:t>…</w:t>
+              <w:t>3.4 Hardware Abstraction</w:t>
             </w:r>
             <w:r>
               <w:rPr>
@@ -1596,7 +1704,7 @@
                 <w:noProof/>
                 <w:webHidden/>
               </w:rPr>
-              <w:instrText xml:space="preserve"> PAGEREF _Toc237851134 \h </w:instrText>
+              <w:instrText xml:space="preserve"> PAGEREF _Toc237856960 \h </w:instrText>
             </w:r>
             <w:r>
               <w:rPr>
@@ -1616,7 +1724,7 @@
                 <w:noProof/>
                 <w:webHidden/>
               </w:rPr>
-              <w:t>3</w:t>
+              <w:t>5</w:t>
             </w:r>
             <w:r>
               <w:rPr>
@@ -1630,16 +1738,13 @@
         <w:p>
           <w:pPr>
             <w:pStyle w:val="TOC2"/>
-            <w:tabs>
-              <w:tab w:val="right" w:leader="dot" w:pos="9016"/>
-            </w:tabs>
             <w:rPr>
               <w:rFonts w:eastAsiaTheme="minorEastAsia"/>
               <w:noProof/>
               <w:lang w:eastAsia="en-GB"/>
             </w:rPr>
           </w:pPr>
-          <w:hyperlink w:anchor="_Toc237851135" w:history="1">
+          <w:hyperlink w:anchor="_Toc237856961" w:history="1">
             <w:r>
               <w:rPr>
                 <w:rStyle w:val="Hyperlink"/>
@@ -1666,7 +1771,7 @@
                 <w:noProof/>
                 <w:webHidden/>
               </w:rPr>
-              <w:instrText xml:space="preserve"> PAGEREF _Toc237851135 \h </w:instrText>
+              <w:instrText xml:space="preserve"> PAGEREF _Toc237856961 \h </w:instrText>
             </w:r>
             <w:r>
               <w:rPr>
@@ -1686,7 +1791,7 @@
                 <w:noProof/>
                 <w:webHidden/>
               </w:rPr>
-              <w:t>4</w:t>
+              <w:t>6</w:t>
             </w:r>
             <w:r>
               <w:rPr>
@@ -1700,16 +1805,13 @@
         <w:p>
           <w:pPr>
             <w:pStyle w:val="TOC2"/>
-            <w:tabs>
-              <w:tab w:val="right" w:leader="dot" w:pos="9016"/>
-            </w:tabs>
             <w:rPr>
               <w:rFonts w:eastAsiaTheme="minorEastAsia"/>
               <w:noProof/>
               <w:lang w:eastAsia="en-GB"/>
             </w:rPr>
           </w:pPr>
-          <w:hyperlink w:anchor="_Toc237851136" w:history="1">
+          <w:hyperlink w:anchor="_Toc237856962" w:history="1">
             <w:r>
               <w:rPr>
                 <w:rStyle w:val="Hyperlink"/>
@@ -1736,7 +1838,7 @@
                 <w:noProof/>
                 <w:webHidden/>
               </w:rPr>
-              <w:instrText xml:space="preserve"> PAGEREF _Toc237851136 \h </w:instrText>
+              <w:instrText xml:space="preserve"> PAGEREF _Toc237856962 \h </w:instrText>
             </w:r>
             <w:r>
               <w:rPr>
@@ -1756,7 +1858,7 @@
                 <w:noProof/>
                 <w:webHidden/>
               </w:rPr>
-              <w:t>4</w:t>
+              <w:t>6</w:t>
             </w:r>
             <w:r>
               <w:rPr>
@@ -1770,16 +1872,13 @@
         <w:p>
           <w:pPr>
             <w:pStyle w:val="TOC2"/>
-            <w:tabs>
-              <w:tab w:val="right" w:leader="dot" w:pos="9016"/>
-            </w:tabs>
             <w:rPr>
               <w:rFonts w:eastAsiaTheme="minorEastAsia"/>
               <w:noProof/>
               <w:lang w:eastAsia="en-GB"/>
             </w:rPr>
           </w:pPr>
-          <w:hyperlink w:anchor="_Toc237851137" w:history="1">
+          <w:hyperlink w:anchor="_Toc237856963" w:history="1">
             <w:r>
               <w:rPr>
                 <w:rStyle w:val="Hyperlink"/>
@@ -1806,7 +1905,7 @@
                 <w:noProof/>
                 <w:webHidden/>
               </w:rPr>
-              <w:instrText xml:space="preserve"> PAGEREF _Toc237851137 \h </w:instrText>
+              <w:instrText xml:space="preserve"> PAGEREF _Toc237856963 \h </w:instrText>
             </w:r>
             <w:r>
               <w:rPr>
@@ -1826,7 +1925,7 @@
                 <w:noProof/>
                 <w:webHidden/>
               </w:rPr>
-              <w:t>4</w:t>
+              <w:t>6</w:t>
             </w:r>
             <w:r>
               <w:rPr>
@@ -1849,7 +1948,7 @@
               <w:lang w:eastAsia="en-GB"/>
             </w:rPr>
           </w:pPr>
-          <w:hyperlink w:anchor="_Toc237851138" w:history="1">
+          <w:hyperlink w:anchor="_Toc237856964" w:history="1">
             <w:r>
               <w:rPr>
                 <w:rStyle w:val="Hyperlink"/>
@@ -1876,7 +1975,7 @@
                 <w:noProof/>
                 <w:webHidden/>
               </w:rPr>
-              <w:instrText xml:space="preserve"> PAGEREF _Toc237851138 \h </w:instrText>
+              <w:instrText xml:space="preserve"> PAGEREF _Toc237856964 \h </w:instrText>
             </w:r>
             <w:r>
               <w:rPr>
@@ -1896,7 +1995,7 @@
                 <w:noProof/>
                 <w:webHidden/>
               </w:rPr>
-              <w:t>4</w:t>
+              <w:t>6</w:t>
             </w:r>
             <w:r>
               <w:rPr>
@@ -1919,7 +2018,7 @@
               <w:lang w:eastAsia="en-GB"/>
             </w:rPr>
           </w:pPr>
-          <w:hyperlink w:anchor="_Toc237851139" w:history="1">
+          <w:hyperlink w:anchor="_Toc237856965" w:history="1">
             <w:r>
               <w:rPr>
                 <w:rStyle w:val="Hyperlink"/>
@@ -1946,7 +2045,7 @@
                 <w:noProof/>
                 <w:webHidden/>
               </w:rPr>
-              <w:instrText xml:space="preserve"> PAGEREF _Toc237851139 \h </w:instrText>
+              <w:instrText xml:space="preserve"> PAGEREF _Toc237856965 \h </w:instrText>
             </w:r>
             <w:r>
               <w:rPr>
@@ -1966,7 +2065,7 @@
                 <w:noProof/>
                 <w:webHidden/>
               </w:rPr>
-              <w:t>4</w:t>
+              <w:t>6</w:t>
             </w:r>
             <w:r>
               <w:rPr>
@@ -1980,16 +2079,13 @@
         <w:p>
           <w:pPr>
             <w:pStyle w:val="TOC2"/>
-            <w:tabs>
-              <w:tab w:val="right" w:leader="dot" w:pos="9016"/>
-            </w:tabs>
             <w:rPr>
               <w:rFonts w:eastAsiaTheme="minorEastAsia"/>
               <w:noProof/>
               <w:lang w:eastAsia="en-GB"/>
             </w:rPr>
           </w:pPr>
-          <w:hyperlink w:anchor="_Toc237851140" w:history="1">
+          <w:hyperlink w:anchor="_Toc237856966" w:history="1">
             <w:r>
               <w:rPr>
                 <w:rStyle w:val="Hyperlink"/>
@@ -2016,7 +2112,7 @@
                 <w:noProof/>
                 <w:webHidden/>
               </w:rPr>
-              <w:instrText xml:space="preserve"> PAGEREF _Toc237851140 \h </w:instrText>
+              <w:instrText xml:space="preserve"> PAGEREF _Toc237856966 \h </w:instrText>
             </w:r>
             <w:r>
               <w:rPr>
@@ -2036,7 +2132,7 @@
                 <w:noProof/>
                 <w:webHidden/>
               </w:rPr>
-              <w:t>4</w:t>
+              <w:t>6</w:t>
             </w:r>
             <w:r>
               <w:rPr>
@@ -2050,16 +2146,13 @@
         <w:p>
           <w:pPr>
             <w:pStyle w:val="TOC2"/>
-            <w:tabs>
-              <w:tab w:val="right" w:leader="dot" w:pos="9016"/>
-            </w:tabs>
             <w:rPr>
               <w:rFonts w:eastAsiaTheme="minorEastAsia"/>
               <w:noProof/>
               <w:lang w:eastAsia="en-GB"/>
             </w:rPr>
           </w:pPr>
-          <w:hyperlink w:anchor="_Toc237851141" w:history="1">
+          <w:hyperlink w:anchor="_Toc237856967" w:history="1">
             <w:r>
               <w:rPr>
                 <w:rStyle w:val="Hyperlink"/>
@@ -2086,7 +2179,7 @@
                 <w:noProof/>
                 <w:webHidden/>
               </w:rPr>
-              <w:instrText xml:space="preserve"> PAGEREF _Toc237851141 \h </w:instrText>
+              <w:instrText xml:space="preserve"> PAGEREF _Toc237856967 \h </w:instrText>
             </w:r>
             <w:r>
               <w:rPr>
@@ -2106,7 +2199,7 @@
                 <w:noProof/>
                 <w:webHidden/>
               </w:rPr>
-              <w:t>5</w:t>
+              <w:t>7</w:t>
             </w:r>
             <w:r>
               <w:rPr>
@@ -2129,40 +2222,5020 @@
         </w:p>
       </w:sdtContent>
     </w:sdt>
+    <w:p>
+      <w:pPr>
+        <w:pStyle w:val="Heading1"/>
+        <w:numPr>
+          <w:ilvl w:val="0"/>
+          <w:numId w:val="21"/>
+        </w:numPr>
+      </w:pPr>
+      <w:bookmarkStart w:id="10" w:name="_Toc237854376"/>
+      <w:bookmarkStart w:id="11" w:name="_Toc237856942"/>
+      <w:r>
+        <w:t>Technical Overview</w:t>
+      </w:r>
+      <w:bookmarkEnd w:id="9"/>
+      <w:bookmarkEnd w:id="10"/>
+      <w:bookmarkEnd w:id="11"/>
+    </w:p>
     <w:p/>
+    <w:p/>
+    <w:p>
+      <w:r>
+        <w:t xml:space="preserve">All requirements are assigned a reference number in the format of FR/NFR for Functional Requirement or Non Functional Requirement respectively, followed by a dash, then a category, then a number that is unique inside it’s given category. </w:t>
+      </w:r>
+    </w:p>
+    <w:p>
+      <w:r>
+        <w:t>Requirement Categories:</w:t>
+      </w:r>
+    </w:p>
+    <w:p>
+      <w:pPr>
+        <w:pStyle w:val="ListParagraph"/>
+        <w:numPr>
+          <w:ilvl w:val="0"/>
+          <w:numId w:val="19"/>
+        </w:numPr>
+      </w:pPr>
+      <w:r>
+        <w:t>A: User Interaction</w:t>
+      </w:r>
+    </w:p>
+    <w:p>
+      <w:pPr>
+        <w:pStyle w:val="ListParagraph"/>
+        <w:numPr>
+          <w:ilvl w:val="0"/>
+          <w:numId w:val="19"/>
+        </w:numPr>
+      </w:pPr>
+      <w:r>
+        <w:t>B: Display</w:t>
+      </w:r>
+    </w:p>
+    <w:p>
+      <w:pPr>
+        <w:pStyle w:val="ListParagraph"/>
+        <w:numPr>
+          <w:ilvl w:val="0"/>
+          <w:numId w:val="19"/>
+        </w:numPr>
+      </w:pPr>
+      <w:r>
+        <w:t>C: Application Handling</w:t>
+      </w:r>
+    </w:p>
+    <w:p>
+      <w:pPr>
+        <w:pStyle w:val="ListParagraph"/>
+        <w:numPr>
+          <w:ilvl w:val="0"/>
+          <w:numId w:val="19"/>
+        </w:numPr>
+      </w:pPr>
+      <w:r>
+        <w:t>D: System Management</w:t>
+      </w:r>
+    </w:p>
+    <w:p>
+      <w:pPr>
+        <w:pStyle w:val="ListParagraph"/>
+        <w:numPr>
+          <w:ilvl w:val="0"/>
+          <w:numId w:val="19"/>
+        </w:numPr>
+      </w:pPr>
+      <w:r>
+        <w:t>E: Platform Agnosticism</w:t>
+      </w:r>
+    </w:p>
+    <w:p>
+      <w:r>
+        <w:t>Change this to:</w:t>
+      </w:r>
+    </w:p>
+    <w:p>
+      <w:r>
+        <w:t>FR:</w:t>
+      </w:r>
+    </w:p>
+    <w:p>
+      <w:pPr>
+        <w:pStyle w:val="ListParagraph"/>
+        <w:numPr>
+          <w:ilvl w:val="0"/>
+          <w:numId w:val="19"/>
+        </w:numPr>
+      </w:pPr>
+      <w:r>
+        <w:lastRenderedPageBreak/>
+        <w:t>A: Application Handling</w:t>
+      </w:r>
+    </w:p>
+    <w:p>
+      <w:pPr>
+        <w:pStyle w:val="ListParagraph"/>
+        <w:numPr>
+          <w:ilvl w:val="0"/>
+          <w:numId w:val="19"/>
+        </w:numPr>
+      </w:pPr>
+      <w:r>
+        <w:t>B</w:t>
+      </w:r>
+      <w:r>
+        <w:t xml:space="preserve">: </w:t>
+      </w:r>
+      <w:r>
+        <w:t>User Interaction</w:t>
+      </w:r>
+    </w:p>
+    <w:p>
+      <w:pPr>
+        <w:pStyle w:val="ListParagraph"/>
+        <w:numPr>
+          <w:ilvl w:val="0"/>
+          <w:numId w:val="19"/>
+        </w:numPr>
+      </w:pPr>
+      <w:r>
+        <w:t>C: System Management</w:t>
+      </w:r>
+    </w:p>
+    <w:p>
+      <w:pPr>
+        <w:pStyle w:val="ListParagraph"/>
+        <w:numPr>
+          <w:ilvl w:val="0"/>
+          <w:numId w:val="19"/>
+        </w:numPr>
+      </w:pPr>
+      <w:r>
+        <w:t>D: Display</w:t>
+      </w:r>
+    </w:p>
+    <w:p>
+      <w:r>
+        <w:t>NFR:</w:t>
+      </w:r>
+    </w:p>
+    <w:p>
+      <w:pPr>
+        <w:pStyle w:val="ListParagraph"/>
+        <w:numPr>
+          <w:ilvl w:val="0"/>
+          <w:numId w:val="24"/>
+        </w:numPr>
+        <w:rPr>
+          <w:rFonts w:ascii=".AppleSystemUIFont" w:hAnsi=".AppleSystemUIFont"/>
+          <w:lang w:eastAsia="en-GB"/>
+        </w:rPr>
+      </w:pPr>
+      <w:r>
+        <w:rPr>
+          <w:lang w:eastAsia="en-GB"/>
+        </w:rPr>
+        <w:t xml:space="preserve">P: Performance </w:t>
+      </w:r>
+      <w:r>
+        <w:rPr>
+          <w:lang w:eastAsia="en-GB"/>
+        </w:rPr>
+        <w:t xml:space="preserve">- </w:t>
+      </w:r>
+      <w:r>
+        <w:rPr>
+          <w:lang w:eastAsia="en-GB"/>
+        </w:rPr>
+        <w:t>rendering rate, input latency, response times</w:t>
+      </w:r>
+    </w:p>
+    <w:p>
+      <w:pPr>
+        <w:pStyle w:val="ListParagraph"/>
+        <w:numPr>
+          <w:ilvl w:val="0"/>
+          <w:numId w:val="24"/>
+        </w:numPr>
+        <w:rPr>
+          <w:rFonts w:ascii=".AppleSystemUIFont" w:hAnsi=".AppleSystemUIFont"/>
+          <w:lang w:eastAsia="en-GB"/>
+        </w:rPr>
+      </w:pPr>
+      <w:r>
+        <w:rPr>
+          <w:lang w:eastAsia="en-GB"/>
+        </w:rPr>
+        <w:t xml:space="preserve">W: Power &amp; Endurance </w:t>
+      </w:r>
+      <w:r>
+        <w:rPr>
+          <w:lang w:eastAsia="en-GB"/>
+        </w:rPr>
+        <w:t xml:space="preserve">- </w:t>
+      </w:r>
+      <w:r>
+        <w:rPr>
+          <w:lang w:eastAsia="en-GB"/>
+        </w:rPr>
+        <w:t>battery life, charging, sleep current</w:t>
+      </w:r>
+    </w:p>
+    <w:p>
+      <w:pPr>
+        <w:pStyle w:val="ListParagraph"/>
+        <w:numPr>
+          <w:ilvl w:val="0"/>
+          <w:numId w:val="24"/>
+        </w:numPr>
+        <w:rPr>
+          <w:rFonts w:ascii=".AppleSystemUIFont" w:hAnsi=".AppleSystemUIFont"/>
+          <w:lang w:eastAsia="en-GB"/>
+        </w:rPr>
+      </w:pPr>
+      <w:r>
+        <w:rPr>
+          <w:lang w:eastAsia="en-GB"/>
+        </w:rPr>
+        <w:t xml:space="preserve">R: Reliability </w:t>
+      </w:r>
+      <w:r>
+        <w:rPr>
+          <w:lang w:eastAsia="en-GB"/>
+        </w:rPr>
+        <w:t xml:space="preserve">- </w:t>
+      </w:r>
+      <w:r>
+        <w:rPr>
+          <w:lang w:eastAsia="en-GB"/>
+        </w:rPr>
+        <w:t xml:space="preserve"> graceful degradation, crash recovery, watchdog </w:t>
+      </w:r>
+      <w:r>
+        <w:rPr>
+          <w:lang w:eastAsia="en-GB"/>
+        </w:rPr>
+        <w:t>behaviour</w:t>
+      </w:r>
+      <w:r>
+        <w:rPr>
+          <w:lang w:eastAsia="en-GB"/>
+        </w:rPr>
+        <w:t>, app isolation</w:t>
+      </w:r>
+    </w:p>
+    <w:p>
+      <w:pPr>
+        <w:pStyle w:val="ListParagraph"/>
+        <w:numPr>
+          <w:ilvl w:val="0"/>
+          <w:numId w:val="24"/>
+        </w:numPr>
+        <w:rPr>
+          <w:rFonts w:ascii=".AppleSystemUIFont" w:hAnsi=".AppleSystemUIFont"/>
+          <w:lang w:eastAsia="en-GB"/>
+        </w:rPr>
+      </w:pPr>
+      <w:r>
+        <w:rPr>
+          <w:lang w:eastAsia="en-GB"/>
+        </w:rPr>
+        <w:t xml:space="preserve">M: Maintainability </w:t>
+      </w:r>
+      <w:r>
+        <w:rPr>
+          <w:lang w:eastAsia="en-GB"/>
+        </w:rPr>
+        <w:t>-</w:t>
+      </w:r>
+      <w:r>
+        <w:rPr>
+          <w:lang w:eastAsia="en-GB"/>
+        </w:rPr>
+        <w:t xml:space="preserve"> platform abstraction, build separation, testability</w:t>
+      </w:r>
+    </w:p>
+    <w:p>
+      <w:pPr>
+        <w:pStyle w:val="ListParagraph"/>
+        <w:numPr>
+          <w:ilvl w:val="0"/>
+          <w:numId w:val="24"/>
+        </w:numPr>
+        <w:rPr>
+          <w:rFonts w:ascii=".AppleSystemUIFont" w:hAnsi=".AppleSystemUIFont"/>
+          <w:lang w:eastAsia="en-GB"/>
+        </w:rPr>
+      </w:pPr>
+      <w:r>
+        <w:rPr>
+          <w:lang w:eastAsia="en-GB"/>
+        </w:rPr>
+        <w:t xml:space="preserve">U: Usability </w:t>
+      </w:r>
+      <w:r>
+        <w:rPr>
+          <w:lang w:eastAsia="en-GB"/>
+        </w:rPr>
+        <w:t xml:space="preserve">- </w:t>
+      </w:r>
+      <w:r>
+        <w:rPr>
+          <w:lang w:eastAsia="en-GB"/>
+        </w:rPr>
+        <w:t>legibility at a glance, button feel, one-handed operation</w:t>
+      </w:r>
+    </w:p>
+    <w:p/>
+    <w:p>
+      <w:pPr>
+        <w:ind w:left="360"/>
+      </w:pPr>
+    </w:p>
+    <w:p/>
+    <w:p>
+      <w:pPr>
+        <w:pStyle w:val="Heading2"/>
+      </w:pPr>
+      <w:bookmarkStart w:id="12" w:name="_Toc237853890"/>
+      <w:bookmarkStart w:id="13" w:name="_Toc237854377"/>
+      <w:bookmarkStart w:id="14" w:name="_Toc237856943"/>
+      <w:r>
+        <w:t xml:space="preserve">1.1 </w:t>
+      </w:r>
+      <w:r>
+        <w:t>Functional</w:t>
+      </w:r>
+      <w:r>
+        <w:t xml:space="preserve"> Requirements</w:t>
+      </w:r>
+      <w:bookmarkEnd w:id="12"/>
+      <w:bookmarkEnd w:id="13"/>
+      <w:bookmarkEnd w:id="14"/>
+    </w:p>
+    <w:p>
+      <w:pPr>
+        <w:pStyle w:val="ListParagraph"/>
+        <w:numPr>
+          <w:ilvl w:val="0"/>
+          <w:numId w:val="19"/>
+        </w:numPr>
+      </w:pPr>
+    </w:p>
+    <w:tbl>
+      <w:tblPr>
+        <w:tblW w:w="23237" w:type="pct"/>
+        <w:tblBorders>
+          <w:top w:val="single" w:sz="6" w:space="0" w:color="auto"/>
+          <w:left w:val="single" w:sz="6" w:space="0" w:color="auto"/>
+          <w:bottom w:val="single" w:sz="6" w:space="0" w:color="auto"/>
+          <w:right w:val="single" w:sz="6" w:space="0" w:color="auto"/>
+        </w:tblBorders>
+        <w:tblCellMar>
+          <w:top w:w="160" w:type="dxa"/>
+          <w:left w:w="160" w:type="dxa"/>
+          <w:bottom w:w="160" w:type="dxa"/>
+          <w:right w:w="160" w:type="dxa"/>
+        </w:tblCellMar>
+        <w:tblLook w:val="04A0" w:firstRow="1" w:lastRow="0" w:firstColumn="1" w:lastColumn="0" w:noHBand="0" w:noVBand="1"/>
+      </w:tblPr>
+      <w:tblGrid>
+        <w:gridCol w:w="2008"/>
+        <w:gridCol w:w="4705"/>
+        <w:gridCol w:w="16640"/>
+        <w:gridCol w:w="3587"/>
+        <w:gridCol w:w="3330"/>
+        <w:gridCol w:w="1394"/>
+      </w:tblGrid>
+      <w:tr>
+        <w:trPr>
+          <w:tblHeader/>
+        </w:trPr>
+        <w:tc>
+          <w:tcPr>
+            <w:tcW w:w="0" w:type="auto"/>
+            <w:tcBorders>
+              <w:top w:val="single" w:sz="6" w:space="0" w:color="auto"/>
+              <w:left w:val="single" w:sz="6" w:space="0" w:color="auto"/>
+              <w:bottom w:val="single" w:sz="6" w:space="0" w:color="auto"/>
+              <w:right w:val="single" w:sz="6" w:space="0" w:color="auto"/>
+            </w:tcBorders>
+            <w:noWrap/>
+            <w:tcMar>
+              <w:top w:w="120" w:type="dxa"/>
+              <w:left w:w="180" w:type="dxa"/>
+              <w:bottom w:w="120" w:type="dxa"/>
+              <w:right w:w="180" w:type="dxa"/>
+            </w:tcMar>
+            <w:vAlign w:val="center"/>
+            <w:hideMark/>
+          </w:tcPr>
+          <w:p>
+            <w:pPr>
+              <w:rPr>
+                <w:b/>
+                <w:bCs/>
+                <w:lang w:eastAsia="en-GB"/>
+              </w:rPr>
+            </w:pPr>
+            <w:r>
+              <w:rPr>
+                <w:b/>
+                <w:bCs/>
+                <w:lang w:eastAsia="en-GB"/>
+              </w:rPr>
+              <w:t>Reference</w:t>
+            </w:r>
+          </w:p>
+        </w:tc>
+        <w:tc>
+          <w:tcPr>
+            <w:tcW w:w="0" w:type="auto"/>
+            <w:tcBorders>
+              <w:top w:val="single" w:sz="6" w:space="0" w:color="auto"/>
+              <w:left w:val="single" w:sz="6" w:space="0" w:color="auto"/>
+              <w:bottom w:val="single" w:sz="6" w:space="0" w:color="auto"/>
+              <w:right w:val="single" w:sz="6" w:space="0" w:color="auto"/>
+            </w:tcBorders>
+            <w:noWrap/>
+            <w:tcMar>
+              <w:top w:w="120" w:type="dxa"/>
+              <w:left w:w="180" w:type="dxa"/>
+              <w:bottom w:w="120" w:type="dxa"/>
+              <w:right w:w="180" w:type="dxa"/>
+            </w:tcMar>
+            <w:vAlign w:val="center"/>
+            <w:hideMark/>
+          </w:tcPr>
+          <w:p>
+            <w:pPr>
+              <w:rPr>
+                <w:b/>
+                <w:bCs/>
+                <w:lang w:eastAsia="en-GB"/>
+              </w:rPr>
+            </w:pPr>
+            <w:r>
+              <w:rPr>
+                <w:b/>
+                <w:bCs/>
+                <w:lang w:eastAsia="en-GB"/>
+              </w:rPr>
+              <w:t>Requirement Name</w:t>
+            </w:r>
+          </w:p>
+        </w:tc>
+        <w:tc>
+          <w:tcPr>
+            <w:tcW w:w="0" w:type="auto"/>
+            <w:tcBorders>
+              <w:top w:val="single" w:sz="6" w:space="0" w:color="auto"/>
+              <w:left w:val="single" w:sz="6" w:space="0" w:color="auto"/>
+              <w:bottom w:val="single" w:sz="6" w:space="0" w:color="auto"/>
+              <w:right w:val="single" w:sz="6" w:space="0" w:color="auto"/>
+            </w:tcBorders>
+            <w:noWrap/>
+            <w:tcMar>
+              <w:top w:w="120" w:type="dxa"/>
+              <w:left w:w="180" w:type="dxa"/>
+              <w:bottom w:w="120" w:type="dxa"/>
+              <w:right w:w="180" w:type="dxa"/>
+            </w:tcMar>
+            <w:vAlign w:val="center"/>
+            <w:hideMark/>
+          </w:tcPr>
+          <w:p>
+            <w:pPr>
+              <w:rPr>
+                <w:b/>
+                <w:bCs/>
+                <w:lang w:eastAsia="en-GB"/>
+              </w:rPr>
+            </w:pPr>
+            <w:r>
+              <w:rPr>
+                <w:b/>
+                <w:bCs/>
+                <w:lang w:eastAsia="en-GB"/>
+              </w:rPr>
+              <w:t>Description</w:t>
+            </w:r>
+          </w:p>
+        </w:tc>
+        <w:tc>
+          <w:tcPr>
+            <w:tcW w:w="0" w:type="auto"/>
+            <w:tcBorders>
+              <w:top w:val="single" w:sz="6" w:space="0" w:color="auto"/>
+              <w:left w:val="single" w:sz="6" w:space="0" w:color="auto"/>
+              <w:bottom w:val="single" w:sz="6" w:space="0" w:color="auto"/>
+              <w:right w:val="single" w:sz="6" w:space="0" w:color="auto"/>
+            </w:tcBorders>
+          </w:tcPr>
+          <w:p>
+            <w:pPr>
+              <w:rPr>
+                <w:b/>
+                <w:bCs/>
+                <w:lang w:eastAsia="en-GB"/>
+              </w:rPr>
+            </w:pPr>
+            <w:r>
+              <w:rPr>
+                <w:b/>
+                <w:bCs/>
+                <w:lang w:eastAsia="en-GB"/>
+              </w:rPr>
+              <w:t>Acceptance Criterion</w:t>
+            </w:r>
+          </w:p>
+        </w:tc>
+        <w:tc>
+          <w:tcPr>
+            <w:tcW w:w="0" w:type="auto"/>
+            <w:tcBorders>
+              <w:top w:val="single" w:sz="6" w:space="0" w:color="auto"/>
+              <w:left w:val="single" w:sz="6" w:space="0" w:color="auto"/>
+              <w:bottom w:val="single" w:sz="6" w:space="0" w:color="auto"/>
+              <w:right w:val="single" w:sz="6" w:space="0" w:color="auto"/>
+            </w:tcBorders>
+          </w:tcPr>
+          <w:p>
+            <w:pPr>
+              <w:rPr>
+                <w:b/>
+                <w:bCs/>
+                <w:lang w:eastAsia="en-GB"/>
+              </w:rPr>
+            </w:pPr>
+            <w:r>
+              <w:rPr>
+                <w:b/>
+                <w:bCs/>
+                <w:lang w:eastAsia="en-GB"/>
+              </w:rPr>
+              <w:t>Verification Method</w:t>
+            </w:r>
+          </w:p>
+        </w:tc>
+        <w:tc>
+          <w:tcPr>
+            <w:tcW w:w="0" w:type="auto"/>
+            <w:tcBorders>
+              <w:top w:val="single" w:sz="6" w:space="0" w:color="auto"/>
+              <w:left w:val="single" w:sz="6" w:space="0" w:color="auto"/>
+              <w:bottom w:val="single" w:sz="6" w:space="0" w:color="auto"/>
+              <w:right w:val="single" w:sz="6" w:space="0" w:color="auto"/>
+            </w:tcBorders>
+          </w:tcPr>
+          <w:p>
+            <w:pPr>
+              <w:rPr>
+                <w:b/>
+                <w:bCs/>
+                <w:lang w:eastAsia="en-GB"/>
+              </w:rPr>
+            </w:pPr>
+            <w:r>
+              <w:rPr>
+                <w:b/>
+                <w:bCs/>
+                <w:lang w:eastAsia="en-GB"/>
+              </w:rPr>
+              <w:t>Status</w:t>
+            </w:r>
+          </w:p>
+        </w:tc>
+      </w:tr>
+      <w:tr>
+        <w:tc>
+          <w:tcPr>
+            <w:tcW w:w="0" w:type="auto"/>
+            <w:tcBorders>
+              <w:top w:val="single" w:sz="6" w:space="0" w:color="auto"/>
+              <w:left w:val="single" w:sz="6" w:space="0" w:color="auto"/>
+              <w:bottom w:val="single" w:sz="6" w:space="0" w:color="auto"/>
+              <w:right w:val="single" w:sz="6" w:space="0" w:color="auto"/>
+            </w:tcBorders>
+            <w:noWrap/>
+            <w:tcMar>
+              <w:top w:w="120" w:type="dxa"/>
+              <w:left w:w="180" w:type="dxa"/>
+              <w:bottom w:w="120" w:type="dxa"/>
+              <w:right w:w="180" w:type="dxa"/>
+            </w:tcMar>
+            <w:vAlign w:val="center"/>
+            <w:hideMark/>
+          </w:tcPr>
+          <w:p>
+            <w:pPr>
+              <w:rPr>
+                <w:lang w:eastAsia="en-GB"/>
+              </w:rPr>
+            </w:pPr>
+            <w:r>
+              <w:rPr>
+                <w:lang w:eastAsia="en-GB"/>
+              </w:rPr>
+              <w:t>FR-A001</w:t>
+            </w:r>
+          </w:p>
+        </w:tc>
+        <w:tc>
+          <w:tcPr>
+            <w:tcW w:w="0" w:type="auto"/>
+            <w:tcBorders>
+              <w:top w:val="single" w:sz="6" w:space="0" w:color="auto"/>
+              <w:left w:val="single" w:sz="6" w:space="0" w:color="auto"/>
+              <w:bottom w:val="single" w:sz="6" w:space="0" w:color="auto"/>
+              <w:right w:val="single" w:sz="6" w:space="0" w:color="auto"/>
+            </w:tcBorders>
+            <w:noWrap/>
+            <w:tcMar>
+              <w:top w:w="120" w:type="dxa"/>
+              <w:left w:w="180" w:type="dxa"/>
+              <w:bottom w:w="120" w:type="dxa"/>
+              <w:right w:w="180" w:type="dxa"/>
+            </w:tcMar>
+            <w:vAlign w:val="center"/>
+            <w:hideMark/>
+          </w:tcPr>
+          <w:p>
+            <w:pPr>
+              <w:rPr>
+                <w:lang w:eastAsia="en-GB"/>
+              </w:rPr>
+            </w:pPr>
+            <w:r>
+              <w:rPr>
+                <w:lang w:eastAsia="en-GB"/>
+              </w:rPr>
+              <w:t>Button Input</w:t>
+            </w:r>
+          </w:p>
+        </w:tc>
+        <w:tc>
+          <w:tcPr>
+            <w:tcW w:w="0" w:type="auto"/>
+            <w:tcBorders>
+              <w:top w:val="single" w:sz="6" w:space="0" w:color="auto"/>
+              <w:left w:val="single" w:sz="6" w:space="0" w:color="auto"/>
+              <w:bottom w:val="single" w:sz="6" w:space="0" w:color="auto"/>
+              <w:right w:val="single" w:sz="6" w:space="0" w:color="auto"/>
+            </w:tcBorders>
+            <w:noWrap/>
+            <w:tcMar>
+              <w:top w:w="120" w:type="dxa"/>
+              <w:left w:w="180" w:type="dxa"/>
+              <w:bottom w:w="120" w:type="dxa"/>
+              <w:right w:w="180" w:type="dxa"/>
+            </w:tcMar>
+            <w:vAlign w:val="center"/>
+            <w:hideMark/>
+          </w:tcPr>
+          <w:p>
+            <w:pPr>
+              <w:rPr>
+                <w:lang w:eastAsia="en-GB"/>
+              </w:rPr>
+            </w:pPr>
+            <w:r>
+              <w:rPr>
+                <w:lang w:eastAsia="en-GB"/>
+              </w:rPr>
+              <w:t>Cyberwatch shall accept input from three physical buttons.</w:t>
+            </w:r>
+          </w:p>
+        </w:tc>
+        <w:tc>
+          <w:tcPr>
+            <w:tcW w:w="0" w:type="auto"/>
+            <w:tcBorders>
+              <w:top w:val="single" w:sz="6" w:space="0" w:color="auto"/>
+              <w:left w:val="single" w:sz="6" w:space="0" w:color="auto"/>
+              <w:bottom w:val="single" w:sz="6" w:space="0" w:color="auto"/>
+              <w:right w:val="single" w:sz="6" w:space="0" w:color="auto"/>
+            </w:tcBorders>
+          </w:tcPr>
+          <w:p>
+            <w:pPr>
+              <w:rPr>
+                <w:lang w:eastAsia="en-GB"/>
+              </w:rPr>
+            </w:pPr>
+          </w:p>
+        </w:tc>
+        <w:tc>
+          <w:tcPr>
+            <w:tcW w:w="0" w:type="auto"/>
+            <w:tcBorders>
+              <w:top w:val="single" w:sz="6" w:space="0" w:color="auto"/>
+              <w:left w:val="single" w:sz="6" w:space="0" w:color="auto"/>
+              <w:bottom w:val="single" w:sz="6" w:space="0" w:color="auto"/>
+              <w:right w:val="single" w:sz="6" w:space="0" w:color="auto"/>
+            </w:tcBorders>
+          </w:tcPr>
+          <w:p>
+            <w:pPr>
+              <w:rPr>
+                <w:lang w:eastAsia="en-GB"/>
+              </w:rPr>
+            </w:pPr>
+          </w:p>
+        </w:tc>
+        <w:tc>
+          <w:tcPr>
+            <w:tcW w:w="0" w:type="auto"/>
+            <w:tcBorders>
+              <w:top w:val="single" w:sz="6" w:space="0" w:color="auto"/>
+              <w:left w:val="single" w:sz="6" w:space="0" w:color="auto"/>
+              <w:bottom w:val="single" w:sz="6" w:space="0" w:color="auto"/>
+              <w:right w:val="single" w:sz="6" w:space="0" w:color="auto"/>
+            </w:tcBorders>
+          </w:tcPr>
+          <w:p>
+            <w:pPr>
+              <w:rPr>
+                <w:lang w:eastAsia="en-GB"/>
+              </w:rPr>
+            </w:pPr>
+          </w:p>
+        </w:tc>
+      </w:tr>
+      <w:tr>
+        <w:tc>
+          <w:tcPr>
+            <w:tcW w:w="0" w:type="auto"/>
+            <w:tcBorders>
+              <w:top w:val="single" w:sz="6" w:space="0" w:color="auto"/>
+              <w:left w:val="single" w:sz="6" w:space="0" w:color="auto"/>
+              <w:bottom w:val="single" w:sz="6" w:space="0" w:color="auto"/>
+              <w:right w:val="single" w:sz="6" w:space="0" w:color="auto"/>
+            </w:tcBorders>
+            <w:noWrap/>
+            <w:tcMar>
+              <w:top w:w="120" w:type="dxa"/>
+              <w:left w:w="180" w:type="dxa"/>
+              <w:bottom w:w="120" w:type="dxa"/>
+              <w:right w:w="180" w:type="dxa"/>
+            </w:tcMar>
+            <w:vAlign w:val="center"/>
+            <w:hideMark/>
+          </w:tcPr>
+          <w:p>
+            <w:pPr>
+              <w:rPr>
+                <w:lang w:eastAsia="en-GB"/>
+              </w:rPr>
+            </w:pPr>
+            <w:r>
+              <w:rPr>
+                <w:lang w:eastAsia="en-GB"/>
+              </w:rPr>
+              <w:t>FR-A002</w:t>
+            </w:r>
+          </w:p>
+        </w:tc>
+        <w:tc>
+          <w:tcPr>
+            <w:tcW w:w="0" w:type="auto"/>
+            <w:tcBorders>
+              <w:top w:val="single" w:sz="6" w:space="0" w:color="auto"/>
+              <w:left w:val="single" w:sz="6" w:space="0" w:color="auto"/>
+              <w:bottom w:val="single" w:sz="6" w:space="0" w:color="auto"/>
+              <w:right w:val="single" w:sz="6" w:space="0" w:color="auto"/>
+            </w:tcBorders>
+            <w:noWrap/>
+            <w:tcMar>
+              <w:top w:w="120" w:type="dxa"/>
+              <w:left w:w="180" w:type="dxa"/>
+              <w:bottom w:w="120" w:type="dxa"/>
+              <w:right w:w="180" w:type="dxa"/>
+            </w:tcMar>
+            <w:vAlign w:val="center"/>
+            <w:hideMark/>
+          </w:tcPr>
+          <w:p>
+            <w:pPr>
+              <w:rPr>
+                <w:lang w:eastAsia="en-GB"/>
+              </w:rPr>
+            </w:pPr>
+            <w:r>
+              <w:rPr>
+                <w:lang w:eastAsia="en-GB"/>
+              </w:rPr>
+              <w:t>Rotary Input</w:t>
+            </w:r>
+          </w:p>
+        </w:tc>
+        <w:tc>
+          <w:tcPr>
+            <w:tcW w:w="0" w:type="auto"/>
+            <w:tcBorders>
+              <w:top w:val="single" w:sz="6" w:space="0" w:color="auto"/>
+              <w:left w:val="single" w:sz="6" w:space="0" w:color="auto"/>
+              <w:bottom w:val="single" w:sz="6" w:space="0" w:color="auto"/>
+              <w:right w:val="single" w:sz="6" w:space="0" w:color="auto"/>
+            </w:tcBorders>
+            <w:noWrap/>
+            <w:tcMar>
+              <w:top w:w="120" w:type="dxa"/>
+              <w:left w:w="180" w:type="dxa"/>
+              <w:bottom w:w="120" w:type="dxa"/>
+              <w:right w:w="180" w:type="dxa"/>
+            </w:tcMar>
+            <w:vAlign w:val="center"/>
+            <w:hideMark/>
+          </w:tcPr>
+          <w:p>
+            <w:pPr>
+              <w:rPr>
+                <w:lang w:eastAsia="en-GB"/>
+              </w:rPr>
+            </w:pPr>
+            <w:r>
+              <w:rPr>
+                <w:lang w:eastAsia="en-GB"/>
+              </w:rPr>
+              <w:t>Cyberwatch shall accept rotational input from the rotary crown.</w:t>
+            </w:r>
+          </w:p>
+        </w:tc>
+        <w:tc>
+          <w:tcPr>
+            <w:tcW w:w="0" w:type="auto"/>
+            <w:tcBorders>
+              <w:top w:val="single" w:sz="6" w:space="0" w:color="auto"/>
+              <w:left w:val="single" w:sz="6" w:space="0" w:color="auto"/>
+              <w:bottom w:val="single" w:sz="6" w:space="0" w:color="auto"/>
+              <w:right w:val="single" w:sz="6" w:space="0" w:color="auto"/>
+            </w:tcBorders>
+          </w:tcPr>
+          <w:p>
+            <w:pPr>
+              <w:rPr>
+                <w:lang w:eastAsia="en-GB"/>
+              </w:rPr>
+            </w:pPr>
+          </w:p>
+        </w:tc>
+        <w:tc>
+          <w:tcPr>
+            <w:tcW w:w="0" w:type="auto"/>
+            <w:tcBorders>
+              <w:top w:val="single" w:sz="6" w:space="0" w:color="auto"/>
+              <w:left w:val="single" w:sz="6" w:space="0" w:color="auto"/>
+              <w:bottom w:val="single" w:sz="6" w:space="0" w:color="auto"/>
+              <w:right w:val="single" w:sz="6" w:space="0" w:color="auto"/>
+            </w:tcBorders>
+          </w:tcPr>
+          <w:p>
+            <w:pPr>
+              <w:rPr>
+                <w:lang w:eastAsia="en-GB"/>
+              </w:rPr>
+            </w:pPr>
+          </w:p>
+        </w:tc>
+        <w:tc>
+          <w:tcPr>
+            <w:tcW w:w="0" w:type="auto"/>
+            <w:tcBorders>
+              <w:top w:val="single" w:sz="6" w:space="0" w:color="auto"/>
+              <w:left w:val="single" w:sz="6" w:space="0" w:color="auto"/>
+              <w:bottom w:val="single" w:sz="6" w:space="0" w:color="auto"/>
+              <w:right w:val="single" w:sz="6" w:space="0" w:color="auto"/>
+            </w:tcBorders>
+          </w:tcPr>
+          <w:p>
+            <w:pPr>
+              <w:rPr>
+                <w:lang w:eastAsia="en-GB"/>
+              </w:rPr>
+            </w:pPr>
+          </w:p>
+        </w:tc>
+      </w:tr>
+      <w:tr>
+        <w:tc>
+          <w:tcPr>
+            <w:tcW w:w="0" w:type="auto"/>
+            <w:tcBorders>
+              <w:top w:val="single" w:sz="6" w:space="0" w:color="auto"/>
+              <w:left w:val="single" w:sz="6" w:space="0" w:color="auto"/>
+              <w:bottom w:val="single" w:sz="6" w:space="0" w:color="auto"/>
+              <w:right w:val="single" w:sz="6" w:space="0" w:color="auto"/>
+            </w:tcBorders>
+            <w:noWrap/>
+            <w:tcMar>
+              <w:top w:w="120" w:type="dxa"/>
+              <w:left w:w="180" w:type="dxa"/>
+              <w:bottom w:w="120" w:type="dxa"/>
+              <w:right w:w="180" w:type="dxa"/>
+            </w:tcMar>
+            <w:vAlign w:val="center"/>
+            <w:hideMark/>
+          </w:tcPr>
+          <w:p>
+            <w:pPr>
+              <w:rPr>
+                <w:lang w:eastAsia="en-GB"/>
+              </w:rPr>
+            </w:pPr>
+            <w:r>
+              <w:rPr>
+                <w:lang w:eastAsia="en-GB"/>
+              </w:rPr>
+              <w:t>FR-A003</w:t>
+            </w:r>
+          </w:p>
+        </w:tc>
+        <w:tc>
+          <w:tcPr>
+            <w:tcW w:w="0" w:type="auto"/>
+            <w:tcBorders>
+              <w:top w:val="single" w:sz="6" w:space="0" w:color="auto"/>
+              <w:left w:val="single" w:sz="6" w:space="0" w:color="auto"/>
+              <w:bottom w:val="single" w:sz="6" w:space="0" w:color="auto"/>
+              <w:right w:val="single" w:sz="6" w:space="0" w:color="auto"/>
+            </w:tcBorders>
+            <w:noWrap/>
+            <w:tcMar>
+              <w:top w:w="120" w:type="dxa"/>
+              <w:left w:w="180" w:type="dxa"/>
+              <w:bottom w:w="120" w:type="dxa"/>
+              <w:right w:w="180" w:type="dxa"/>
+            </w:tcMar>
+            <w:vAlign w:val="center"/>
+            <w:hideMark/>
+          </w:tcPr>
+          <w:p>
+            <w:pPr>
+              <w:rPr>
+                <w:lang w:eastAsia="en-GB"/>
+              </w:rPr>
+            </w:pPr>
+            <w:r>
+              <w:rPr>
+                <w:lang w:eastAsia="en-GB"/>
+              </w:rPr>
+              <w:t>Crown Button</w:t>
+            </w:r>
+          </w:p>
+        </w:tc>
+        <w:tc>
+          <w:tcPr>
+            <w:tcW w:w="0" w:type="auto"/>
+            <w:tcBorders>
+              <w:top w:val="single" w:sz="6" w:space="0" w:color="auto"/>
+              <w:left w:val="single" w:sz="6" w:space="0" w:color="auto"/>
+              <w:bottom w:val="single" w:sz="6" w:space="0" w:color="auto"/>
+              <w:right w:val="single" w:sz="6" w:space="0" w:color="auto"/>
+            </w:tcBorders>
+            <w:noWrap/>
+            <w:tcMar>
+              <w:top w:w="120" w:type="dxa"/>
+              <w:left w:w="180" w:type="dxa"/>
+              <w:bottom w:w="120" w:type="dxa"/>
+              <w:right w:w="180" w:type="dxa"/>
+            </w:tcMar>
+            <w:vAlign w:val="center"/>
+            <w:hideMark/>
+          </w:tcPr>
+          <w:p>
+            <w:pPr>
+              <w:rPr>
+                <w:lang w:eastAsia="en-GB"/>
+              </w:rPr>
+            </w:pPr>
+            <w:r>
+              <w:rPr>
+                <w:lang w:eastAsia="en-GB"/>
+              </w:rPr>
+              <w:t>Cyberwatch shall detect presses of the rotary crown.</w:t>
+            </w:r>
+          </w:p>
+        </w:tc>
+        <w:tc>
+          <w:tcPr>
+            <w:tcW w:w="0" w:type="auto"/>
+            <w:tcBorders>
+              <w:top w:val="single" w:sz="6" w:space="0" w:color="auto"/>
+              <w:left w:val="single" w:sz="6" w:space="0" w:color="auto"/>
+              <w:bottom w:val="single" w:sz="6" w:space="0" w:color="auto"/>
+              <w:right w:val="single" w:sz="6" w:space="0" w:color="auto"/>
+            </w:tcBorders>
+          </w:tcPr>
+          <w:p>
+            <w:pPr>
+              <w:rPr>
+                <w:lang w:eastAsia="en-GB"/>
+              </w:rPr>
+            </w:pPr>
+          </w:p>
+        </w:tc>
+        <w:tc>
+          <w:tcPr>
+            <w:tcW w:w="0" w:type="auto"/>
+            <w:tcBorders>
+              <w:top w:val="single" w:sz="6" w:space="0" w:color="auto"/>
+              <w:left w:val="single" w:sz="6" w:space="0" w:color="auto"/>
+              <w:bottom w:val="single" w:sz="6" w:space="0" w:color="auto"/>
+              <w:right w:val="single" w:sz="6" w:space="0" w:color="auto"/>
+            </w:tcBorders>
+          </w:tcPr>
+          <w:p>
+            <w:pPr>
+              <w:rPr>
+                <w:lang w:eastAsia="en-GB"/>
+              </w:rPr>
+            </w:pPr>
+          </w:p>
+        </w:tc>
+        <w:tc>
+          <w:tcPr>
+            <w:tcW w:w="0" w:type="auto"/>
+            <w:tcBorders>
+              <w:top w:val="single" w:sz="6" w:space="0" w:color="auto"/>
+              <w:left w:val="single" w:sz="6" w:space="0" w:color="auto"/>
+              <w:bottom w:val="single" w:sz="6" w:space="0" w:color="auto"/>
+              <w:right w:val="single" w:sz="6" w:space="0" w:color="auto"/>
+            </w:tcBorders>
+          </w:tcPr>
+          <w:p>
+            <w:pPr>
+              <w:rPr>
+                <w:lang w:eastAsia="en-GB"/>
+              </w:rPr>
+            </w:pPr>
+          </w:p>
+        </w:tc>
+      </w:tr>
+      <w:tr>
+        <w:tc>
+          <w:tcPr>
+            <w:tcW w:w="0" w:type="auto"/>
+            <w:tcBorders>
+              <w:top w:val="single" w:sz="6" w:space="0" w:color="auto"/>
+              <w:left w:val="single" w:sz="6" w:space="0" w:color="auto"/>
+              <w:bottom w:val="single" w:sz="6" w:space="0" w:color="auto"/>
+              <w:right w:val="single" w:sz="6" w:space="0" w:color="auto"/>
+            </w:tcBorders>
+            <w:noWrap/>
+            <w:tcMar>
+              <w:top w:w="120" w:type="dxa"/>
+              <w:left w:w="180" w:type="dxa"/>
+              <w:bottom w:w="120" w:type="dxa"/>
+              <w:right w:w="180" w:type="dxa"/>
+            </w:tcMar>
+            <w:vAlign w:val="center"/>
+            <w:hideMark/>
+          </w:tcPr>
+          <w:p>
+            <w:pPr>
+              <w:rPr>
+                <w:lang w:eastAsia="en-GB"/>
+              </w:rPr>
+            </w:pPr>
+            <w:r>
+              <w:rPr>
+                <w:lang w:eastAsia="en-GB"/>
+              </w:rPr>
+              <w:t>FR-B001</w:t>
+            </w:r>
+          </w:p>
+        </w:tc>
+        <w:tc>
+          <w:tcPr>
+            <w:tcW w:w="0" w:type="auto"/>
+            <w:tcBorders>
+              <w:top w:val="single" w:sz="6" w:space="0" w:color="auto"/>
+              <w:left w:val="single" w:sz="6" w:space="0" w:color="auto"/>
+              <w:bottom w:val="single" w:sz="6" w:space="0" w:color="auto"/>
+              <w:right w:val="single" w:sz="6" w:space="0" w:color="auto"/>
+            </w:tcBorders>
+            <w:noWrap/>
+            <w:tcMar>
+              <w:top w:w="120" w:type="dxa"/>
+              <w:left w:w="180" w:type="dxa"/>
+              <w:bottom w:w="120" w:type="dxa"/>
+              <w:right w:w="180" w:type="dxa"/>
+            </w:tcMar>
+            <w:vAlign w:val="center"/>
+            <w:hideMark/>
+          </w:tcPr>
+          <w:p>
+            <w:pPr>
+              <w:rPr>
+                <w:lang w:eastAsia="en-GB"/>
+              </w:rPr>
+            </w:pPr>
+            <w:r>
+              <w:rPr>
+                <w:lang w:eastAsia="en-GB"/>
+              </w:rPr>
+              <w:t>Time Display</w:t>
+            </w:r>
+          </w:p>
+        </w:tc>
+        <w:tc>
+          <w:tcPr>
+            <w:tcW w:w="0" w:type="auto"/>
+            <w:tcBorders>
+              <w:top w:val="single" w:sz="6" w:space="0" w:color="auto"/>
+              <w:left w:val="single" w:sz="6" w:space="0" w:color="auto"/>
+              <w:bottom w:val="single" w:sz="6" w:space="0" w:color="auto"/>
+              <w:right w:val="single" w:sz="6" w:space="0" w:color="auto"/>
+            </w:tcBorders>
+            <w:noWrap/>
+            <w:tcMar>
+              <w:top w:w="120" w:type="dxa"/>
+              <w:left w:w="180" w:type="dxa"/>
+              <w:bottom w:w="120" w:type="dxa"/>
+              <w:right w:w="180" w:type="dxa"/>
+            </w:tcMar>
+            <w:vAlign w:val="center"/>
+            <w:hideMark/>
+          </w:tcPr>
+          <w:p>
+            <w:pPr>
+              <w:rPr>
+                <w:lang w:eastAsia="en-GB"/>
+              </w:rPr>
+            </w:pPr>
+            <w:r>
+              <w:rPr>
+                <w:lang w:eastAsia="en-GB"/>
+              </w:rPr>
+              <w:t>Cyberwatch shall display the current time.</w:t>
+            </w:r>
+          </w:p>
+        </w:tc>
+        <w:tc>
+          <w:tcPr>
+            <w:tcW w:w="0" w:type="auto"/>
+            <w:tcBorders>
+              <w:top w:val="single" w:sz="6" w:space="0" w:color="auto"/>
+              <w:left w:val="single" w:sz="6" w:space="0" w:color="auto"/>
+              <w:bottom w:val="single" w:sz="6" w:space="0" w:color="auto"/>
+              <w:right w:val="single" w:sz="6" w:space="0" w:color="auto"/>
+            </w:tcBorders>
+          </w:tcPr>
+          <w:p>
+            <w:pPr>
+              <w:rPr>
+                <w:lang w:eastAsia="en-GB"/>
+              </w:rPr>
+            </w:pPr>
+          </w:p>
+        </w:tc>
+        <w:tc>
+          <w:tcPr>
+            <w:tcW w:w="0" w:type="auto"/>
+            <w:tcBorders>
+              <w:top w:val="single" w:sz="6" w:space="0" w:color="auto"/>
+              <w:left w:val="single" w:sz="6" w:space="0" w:color="auto"/>
+              <w:bottom w:val="single" w:sz="6" w:space="0" w:color="auto"/>
+              <w:right w:val="single" w:sz="6" w:space="0" w:color="auto"/>
+            </w:tcBorders>
+          </w:tcPr>
+          <w:p>
+            <w:pPr>
+              <w:rPr>
+                <w:lang w:eastAsia="en-GB"/>
+              </w:rPr>
+            </w:pPr>
+          </w:p>
+        </w:tc>
+        <w:tc>
+          <w:tcPr>
+            <w:tcW w:w="0" w:type="auto"/>
+            <w:tcBorders>
+              <w:top w:val="single" w:sz="6" w:space="0" w:color="auto"/>
+              <w:left w:val="single" w:sz="6" w:space="0" w:color="auto"/>
+              <w:bottom w:val="single" w:sz="6" w:space="0" w:color="auto"/>
+              <w:right w:val="single" w:sz="6" w:space="0" w:color="auto"/>
+            </w:tcBorders>
+          </w:tcPr>
+          <w:p>
+            <w:pPr>
+              <w:rPr>
+                <w:lang w:eastAsia="en-GB"/>
+              </w:rPr>
+            </w:pPr>
+          </w:p>
+        </w:tc>
+      </w:tr>
+      <w:tr>
+        <w:tc>
+          <w:tcPr>
+            <w:tcW w:w="0" w:type="auto"/>
+            <w:tcBorders>
+              <w:top w:val="single" w:sz="6" w:space="0" w:color="auto"/>
+              <w:left w:val="single" w:sz="6" w:space="0" w:color="auto"/>
+              <w:bottom w:val="single" w:sz="6" w:space="0" w:color="auto"/>
+              <w:right w:val="single" w:sz="6" w:space="0" w:color="auto"/>
+            </w:tcBorders>
+            <w:noWrap/>
+            <w:tcMar>
+              <w:top w:w="120" w:type="dxa"/>
+              <w:left w:w="180" w:type="dxa"/>
+              <w:bottom w:w="120" w:type="dxa"/>
+              <w:right w:w="180" w:type="dxa"/>
+            </w:tcMar>
+            <w:vAlign w:val="center"/>
+            <w:hideMark/>
+          </w:tcPr>
+          <w:p>
+            <w:pPr>
+              <w:rPr>
+                <w:lang w:eastAsia="en-GB"/>
+              </w:rPr>
+            </w:pPr>
+            <w:r>
+              <w:rPr>
+                <w:lang w:eastAsia="en-GB"/>
+              </w:rPr>
+              <w:t>FR-B002</w:t>
+            </w:r>
+          </w:p>
+        </w:tc>
+        <w:tc>
+          <w:tcPr>
+            <w:tcW w:w="0" w:type="auto"/>
+            <w:tcBorders>
+              <w:top w:val="single" w:sz="6" w:space="0" w:color="auto"/>
+              <w:left w:val="single" w:sz="6" w:space="0" w:color="auto"/>
+              <w:bottom w:val="single" w:sz="6" w:space="0" w:color="auto"/>
+              <w:right w:val="single" w:sz="6" w:space="0" w:color="auto"/>
+            </w:tcBorders>
+            <w:noWrap/>
+            <w:tcMar>
+              <w:top w:w="120" w:type="dxa"/>
+              <w:left w:w="180" w:type="dxa"/>
+              <w:bottom w:w="120" w:type="dxa"/>
+              <w:right w:w="180" w:type="dxa"/>
+            </w:tcMar>
+            <w:vAlign w:val="center"/>
+            <w:hideMark/>
+          </w:tcPr>
+          <w:p>
+            <w:pPr>
+              <w:rPr>
+                <w:lang w:eastAsia="en-GB"/>
+              </w:rPr>
+            </w:pPr>
+            <w:r>
+              <w:rPr>
+                <w:lang w:eastAsia="en-GB"/>
+              </w:rPr>
+              <w:t>Date Display</w:t>
+            </w:r>
+          </w:p>
+        </w:tc>
+        <w:tc>
+          <w:tcPr>
+            <w:tcW w:w="0" w:type="auto"/>
+            <w:tcBorders>
+              <w:top w:val="single" w:sz="6" w:space="0" w:color="auto"/>
+              <w:left w:val="single" w:sz="6" w:space="0" w:color="auto"/>
+              <w:bottom w:val="single" w:sz="6" w:space="0" w:color="auto"/>
+              <w:right w:val="single" w:sz="6" w:space="0" w:color="auto"/>
+            </w:tcBorders>
+            <w:noWrap/>
+            <w:tcMar>
+              <w:top w:w="120" w:type="dxa"/>
+              <w:left w:w="180" w:type="dxa"/>
+              <w:bottom w:w="120" w:type="dxa"/>
+              <w:right w:w="180" w:type="dxa"/>
+            </w:tcMar>
+            <w:vAlign w:val="center"/>
+            <w:hideMark/>
+          </w:tcPr>
+          <w:p>
+            <w:pPr>
+              <w:rPr>
+                <w:lang w:eastAsia="en-GB"/>
+              </w:rPr>
+            </w:pPr>
+            <w:r>
+              <w:rPr>
+                <w:lang w:eastAsia="en-GB"/>
+              </w:rPr>
+              <w:t>Cyberwatch shall display the current date.</w:t>
+            </w:r>
+          </w:p>
+        </w:tc>
+        <w:tc>
+          <w:tcPr>
+            <w:tcW w:w="0" w:type="auto"/>
+            <w:tcBorders>
+              <w:top w:val="single" w:sz="6" w:space="0" w:color="auto"/>
+              <w:left w:val="single" w:sz="6" w:space="0" w:color="auto"/>
+              <w:bottom w:val="single" w:sz="6" w:space="0" w:color="auto"/>
+              <w:right w:val="single" w:sz="6" w:space="0" w:color="auto"/>
+            </w:tcBorders>
+          </w:tcPr>
+          <w:p>
+            <w:pPr>
+              <w:rPr>
+                <w:lang w:eastAsia="en-GB"/>
+              </w:rPr>
+            </w:pPr>
+          </w:p>
+        </w:tc>
+        <w:tc>
+          <w:tcPr>
+            <w:tcW w:w="0" w:type="auto"/>
+            <w:tcBorders>
+              <w:top w:val="single" w:sz="6" w:space="0" w:color="auto"/>
+              <w:left w:val="single" w:sz="6" w:space="0" w:color="auto"/>
+              <w:bottom w:val="single" w:sz="6" w:space="0" w:color="auto"/>
+              <w:right w:val="single" w:sz="6" w:space="0" w:color="auto"/>
+            </w:tcBorders>
+          </w:tcPr>
+          <w:p>
+            <w:pPr>
+              <w:rPr>
+                <w:lang w:eastAsia="en-GB"/>
+              </w:rPr>
+            </w:pPr>
+          </w:p>
+        </w:tc>
+        <w:tc>
+          <w:tcPr>
+            <w:tcW w:w="0" w:type="auto"/>
+            <w:tcBorders>
+              <w:top w:val="single" w:sz="6" w:space="0" w:color="auto"/>
+              <w:left w:val="single" w:sz="6" w:space="0" w:color="auto"/>
+              <w:bottom w:val="single" w:sz="6" w:space="0" w:color="auto"/>
+              <w:right w:val="single" w:sz="6" w:space="0" w:color="auto"/>
+            </w:tcBorders>
+          </w:tcPr>
+          <w:p>
+            <w:pPr>
+              <w:rPr>
+                <w:lang w:eastAsia="en-GB"/>
+              </w:rPr>
+            </w:pPr>
+          </w:p>
+        </w:tc>
+      </w:tr>
+      <w:tr>
+        <w:tc>
+          <w:tcPr>
+            <w:tcW w:w="0" w:type="auto"/>
+            <w:tcBorders>
+              <w:top w:val="single" w:sz="6" w:space="0" w:color="auto"/>
+              <w:left w:val="single" w:sz="6" w:space="0" w:color="auto"/>
+              <w:bottom w:val="single" w:sz="6" w:space="0" w:color="auto"/>
+              <w:right w:val="single" w:sz="6" w:space="0" w:color="auto"/>
+            </w:tcBorders>
+            <w:noWrap/>
+            <w:tcMar>
+              <w:top w:w="120" w:type="dxa"/>
+              <w:left w:w="180" w:type="dxa"/>
+              <w:bottom w:w="120" w:type="dxa"/>
+              <w:right w:w="180" w:type="dxa"/>
+            </w:tcMar>
+            <w:vAlign w:val="center"/>
+            <w:hideMark/>
+          </w:tcPr>
+          <w:p>
+            <w:pPr>
+              <w:rPr>
+                <w:lang w:eastAsia="en-GB"/>
+              </w:rPr>
+            </w:pPr>
+            <w:r>
+              <w:rPr>
+                <w:lang w:eastAsia="en-GB"/>
+              </w:rPr>
+              <w:t>FR-B003</w:t>
+            </w:r>
+          </w:p>
+        </w:tc>
+        <w:tc>
+          <w:tcPr>
+            <w:tcW w:w="0" w:type="auto"/>
+            <w:tcBorders>
+              <w:top w:val="single" w:sz="6" w:space="0" w:color="auto"/>
+              <w:left w:val="single" w:sz="6" w:space="0" w:color="auto"/>
+              <w:bottom w:val="single" w:sz="6" w:space="0" w:color="auto"/>
+              <w:right w:val="single" w:sz="6" w:space="0" w:color="auto"/>
+            </w:tcBorders>
+            <w:noWrap/>
+            <w:tcMar>
+              <w:top w:w="120" w:type="dxa"/>
+              <w:left w:w="180" w:type="dxa"/>
+              <w:bottom w:w="120" w:type="dxa"/>
+              <w:right w:w="180" w:type="dxa"/>
+            </w:tcMar>
+            <w:vAlign w:val="center"/>
+            <w:hideMark/>
+          </w:tcPr>
+          <w:p>
+            <w:pPr>
+              <w:rPr>
+                <w:lang w:eastAsia="en-GB"/>
+              </w:rPr>
+            </w:pPr>
+            <w:r>
+              <w:rPr>
+                <w:lang w:eastAsia="en-GB"/>
+              </w:rPr>
+              <w:t>Battery Status</w:t>
+            </w:r>
+          </w:p>
+        </w:tc>
+        <w:tc>
+          <w:tcPr>
+            <w:tcW w:w="0" w:type="auto"/>
+            <w:tcBorders>
+              <w:top w:val="single" w:sz="6" w:space="0" w:color="auto"/>
+              <w:left w:val="single" w:sz="6" w:space="0" w:color="auto"/>
+              <w:bottom w:val="single" w:sz="6" w:space="0" w:color="auto"/>
+              <w:right w:val="single" w:sz="6" w:space="0" w:color="auto"/>
+            </w:tcBorders>
+            <w:noWrap/>
+            <w:tcMar>
+              <w:top w:w="120" w:type="dxa"/>
+              <w:left w:w="180" w:type="dxa"/>
+              <w:bottom w:w="120" w:type="dxa"/>
+              <w:right w:w="180" w:type="dxa"/>
+            </w:tcMar>
+            <w:vAlign w:val="center"/>
+            <w:hideMark/>
+          </w:tcPr>
+          <w:p>
+            <w:pPr>
+              <w:rPr>
+                <w:lang w:eastAsia="en-GB"/>
+              </w:rPr>
+            </w:pPr>
+            <w:r>
+              <w:rPr>
+                <w:lang w:eastAsia="en-GB"/>
+              </w:rPr>
+              <w:t>Cyberwatch shall display the current battery charge level.</w:t>
+            </w:r>
+          </w:p>
+        </w:tc>
+        <w:tc>
+          <w:tcPr>
+            <w:tcW w:w="0" w:type="auto"/>
+            <w:tcBorders>
+              <w:top w:val="single" w:sz="6" w:space="0" w:color="auto"/>
+              <w:left w:val="single" w:sz="6" w:space="0" w:color="auto"/>
+              <w:bottom w:val="single" w:sz="6" w:space="0" w:color="auto"/>
+              <w:right w:val="single" w:sz="6" w:space="0" w:color="auto"/>
+            </w:tcBorders>
+          </w:tcPr>
+          <w:p>
+            <w:pPr>
+              <w:rPr>
+                <w:lang w:eastAsia="en-GB"/>
+              </w:rPr>
+            </w:pPr>
+          </w:p>
+        </w:tc>
+        <w:tc>
+          <w:tcPr>
+            <w:tcW w:w="0" w:type="auto"/>
+            <w:tcBorders>
+              <w:top w:val="single" w:sz="6" w:space="0" w:color="auto"/>
+              <w:left w:val="single" w:sz="6" w:space="0" w:color="auto"/>
+              <w:bottom w:val="single" w:sz="6" w:space="0" w:color="auto"/>
+              <w:right w:val="single" w:sz="6" w:space="0" w:color="auto"/>
+            </w:tcBorders>
+          </w:tcPr>
+          <w:p>
+            <w:pPr>
+              <w:rPr>
+                <w:lang w:eastAsia="en-GB"/>
+              </w:rPr>
+            </w:pPr>
+          </w:p>
+        </w:tc>
+        <w:tc>
+          <w:tcPr>
+            <w:tcW w:w="0" w:type="auto"/>
+            <w:tcBorders>
+              <w:top w:val="single" w:sz="6" w:space="0" w:color="auto"/>
+              <w:left w:val="single" w:sz="6" w:space="0" w:color="auto"/>
+              <w:bottom w:val="single" w:sz="6" w:space="0" w:color="auto"/>
+              <w:right w:val="single" w:sz="6" w:space="0" w:color="auto"/>
+            </w:tcBorders>
+          </w:tcPr>
+          <w:p>
+            <w:pPr>
+              <w:rPr>
+                <w:lang w:eastAsia="en-GB"/>
+              </w:rPr>
+            </w:pPr>
+          </w:p>
+        </w:tc>
+      </w:tr>
+      <w:tr>
+        <w:tc>
+          <w:tcPr>
+            <w:tcW w:w="0" w:type="auto"/>
+            <w:tcBorders>
+              <w:top w:val="single" w:sz="6" w:space="0" w:color="auto"/>
+              <w:left w:val="single" w:sz="6" w:space="0" w:color="auto"/>
+              <w:bottom w:val="single" w:sz="6" w:space="0" w:color="auto"/>
+              <w:right w:val="single" w:sz="6" w:space="0" w:color="auto"/>
+            </w:tcBorders>
+            <w:noWrap/>
+            <w:tcMar>
+              <w:top w:w="120" w:type="dxa"/>
+              <w:left w:w="180" w:type="dxa"/>
+              <w:bottom w:w="120" w:type="dxa"/>
+              <w:right w:w="180" w:type="dxa"/>
+            </w:tcMar>
+            <w:vAlign w:val="center"/>
+            <w:hideMark/>
+          </w:tcPr>
+          <w:p>
+            <w:pPr>
+              <w:rPr>
+                <w:lang w:eastAsia="en-GB"/>
+              </w:rPr>
+            </w:pPr>
+            <w:r>
+              <w:rPr>
+                <w:lang w:eastAsia="en-GB"/>
+              </w:rPr>
+              <w:t>FR-B004</w:t>
+            </w:r>
+          </w:p>
+        </w:tc>
+        <w:tc>
+          <w:tcPr>
+            <w:tcW w:w="0" w:type="auto"/>
+            <w:tcBorders>
+              <w:top w:val="single" w:sz="6" w:space="0" w:color="auto"/>
+              <w:left w:val="single" w:sz="6" w:space="0" w:color="auto"/>
+              <w:bottom w:val="single" w:sz="6" w:space="0" w:color="auto"/>
+              <w:right w:val="single" w:sz="6" w:space="0" w:color="auto"/>
+            </w:tcBorders>
+            <w:noWrap/>
+            <w:tcMar>
+              <w:top w:w="120" w:type="dxa"/>
+              <w:left w:w="180" w:type="dxa"/>
+              <w:bottom w:w="120" w:type="dxa"/>
+              <w:right w:w="180" w:type="dxa"/>
+            </w:tcMar>
+            <w:vAlign w:val="center"/>
+            <w:hideMark/>
+          </w:tcPr>
+          <w:p>
+            <w:pPr>
+              <w:rPr>
+                <w:lang w:eastAsia="en-GB"/>
+              </w:rPr>
+            </w:pPr>
+            <w:r>
+              <w:rPr>
+                <w:lang w:eastAsia="en-GB"/>
+              </w:rPr>
+              <w:t>Watch Face</w:t>
+            </w:r>
+          </w:p>
+        </w:tc>
+        <w:tc>
+          <w:tcPr>
+            <w:tcW w:w="0" w:type="auto"/>
+            <w:tcBorders>
+              <w:top w:val="single" w:sz="6" w:space="0" w:color="auto"/>
+              <w:left w:val="single" w:sz="6" w:space="0" w:color="auto"/>
+              <w:bottom w:val="single" w:sz="6" w:space="0" w:color="auto"/>
+              <w:right w:val="single" w:sz="6" w:space="0" w:color="auto"/>
+            </w:tcBorders>
+            <w:noWrap/>
+            <w:tcMar>
+              <w:top w:w="120" w:type="dxa"/>
+              <w:left w:w="180" w:type="dxa"/>
+              <w:bottom w:w="120" w:type="dxa"/>
+              <w:right w:w="180" w:type="dxa"/>
+            </w:tcMar>
+            <w:vAlign w:val="center"/>
+            <w:hideMark/>
+          </w:tcPr>
+          <w:p>
+            <w:pPr>
+              <w:rPr>
+                <w:lang w:eastAsia="en-GB"/>
+              </w:rPr>
+            </w:pPr>
+            <w:r>
+              <w:rPr>
+                <w:lang w:eastAsia="en-GB"/>
+              </w:rPr>
+              <w:t>Cyan shall provide a watch-face interface.</w:t>
+            </w:r>
+          </w:p>
+        </w:tc>
+        <w:tc>
+          <w:tcPr>
+            <w:tcW w:w="0" w:type="auto"/>
+            <w:tcBorders>
+              <w:top w:val="single" w:sz="6" w:space="0" w:color="auto"/>
+              <w:left w:val="single" w:sz="6" w:space="0" w:color="auto"/>
+              <w:bottom w:val="single" w:sz="6" w:space="0" w:color="auto"/>
+              <w:right w:val="single" w:sz="6" w:space="0" w:color="auto"/>
+            </w:tcBorders>
+          </w:tcPr>
+          <w:p>
+            <w:pPr>
+              <w:rPr>
+                <w:lang w:eastAsia="en-GB"/>
+              </w:rPr>
+            </w:pPr>
+          </w:p>
+        </w:tc>
+        <w:tc>
+          <w:tcPr>
+            <w:tcW w:w="0" w:type="auto"/>
+            <w:tcBorders>
+              <w:top w:val="single" w:sz="6" w:space="0" w:color="auto"/>
+              <w:left w:val="single" w:sz="6" w:space="0" w:color="auto"/>
+              <w:bottom w:val="single" w:sz="6" w:space="0" w:color="auto"/>
+              <w:right w:val="single" w:sz="6" w:space="0" w:color="auto"/>
+            </w:tcBorders>
+          </w:tcPr>
+          <w:p>
+            <w:pPr>
+              <w:rPr>
+                <w:lang w:eastAsia="en-GB"/>
+              </w:rPr>
+            </w:pPr>
+          </w:p>
+        </w:tc>
+        <w:tc>
+          <w:tcPr>
+            <w:tcW w:w="0" w:type="auto"/>
+            <w:tcBorders>
+              <w:top w:val="single" w:sz="6" w:space="0" w:color="auto"/>
+              <w:left w:val="single" w:sz="6" w:space="0" w:color="auto"/>
+              <w:bottom w:val="single" w:sz="6" w:space="0" w:color="auto"/>
+              <w:right w:val="single" w:sz="6" w:space="0" w:color="auto"/>
+            </w:tcBorders>
+          </w:tcPr>
+          <w:p>
+            <w:pPr>
+              <w:rPr>
+                <w:lang w:eastAsia="en-GB"/>
+              </w:rPr>
+            </w:pPr>
+          </w:p>
+        </w:tc>
+      </w:tr>
+      <w:tr>
+        <w:tc>
+          <w:tcPr>
+            <w:tcW w:w="0" w:type="auto"/>
+            <w:tcBorders>
+              <w:top w:val="single" w:sz="6" w:space="0" w:color="auto"/>
+              <w:left w:val="single" w:sz="6" w:space="0" w:color="auto"/>
+              <w:bottom w:val="single" w:sz="6" w:space="0" w:color="auto"/>
+              <w:right w:val="single" w:sz="6" w:space="0" w:color="auto"/>
+            </w:tcBorders>
+            <w:noWrap/>
+            <w:tcMar>
+              <w:top w:w="120" w:type="dxa"/>
+              <w:left w:w="180" w:type="dxa"/>
+              <w:bottom w:w="120" w:type="dxa"/>
+              <w:right w:w="180" w:type="dxa"/>
+            </w:tcMar>
+            <w:vAlign w:val="center"/>
+            <w:hideMark/>
+          </w:tcPr>
+          <w:p>
+            <w:pPr>
+              <w:rPr>
+                <w:lang w:eastAsia="en-GB"/>
+              </w:rPr>
+            </w:pPr>
+            <w:r>
+              <w:rPr>
+                <w:lang w:eastAsia="en-GB"/>
+              </w:rPr>
+              <w:lastRenderedPageBreak/>
+              <w:t>FR-B005</w:t>
+            </w:r>
+          </w:p>
+        </w:tc>
+        <w:tc>
+          <w:tcPr>
+            <w:tcW w:w="0" w:type="auto"/>
+            <w:tcBorders>
+              <w:top w:val="single" w:sz="6" w:space="0" w:color="auto"/>
+              <w:left w:val="single" w:sz="6" w:space="0" w:color="auto"/>
+              <w:bottom w:val="single" w:sz="6" w:space="0" w:color="auto"/>
+              <w:right w:val="single" w:sz="6" w:space="0" w:color="auto"/>
+            </w:tcBorders>
+            <w:noWrap/>
+            <w:tcMar>
+              <w:top w:w="120" w:type="dxa"/>
+              <w:left w:w="180" w:type="dxa"/>
+              <w:bottom w:w="120" w:type="dxa"/>
+              <w:right w:w="180" w:type="dxa"/>
+            </w:tcMar>
+            <w:vAlign w:val="center"/>
+            <w:hideMark/>
+          </w:tcPr>
+          <w:p>
+            <w:pPr>
+              <w:rPr>
+                <w:lang w:eastAsia="en-GB"/>
+              </w:rPr>
+            </w:pPr>
+            <w:r>
+              <w:rPr>
+                <w:lang w:eastAsia="en-GB"/>
+              </w:rPr>
+              <w:t>Timer</w:t>
+            </w:r>
+          </w:p>
+        </w:tc>
+        <w:tc>
+          <w:tcPr>
+            <w:tcW w:w="0" w:type="auto"/>
+            <w:tcBorders>
+              <w:top w:val="single" w:sz="6" w:space="0" w:color="auto"/>
+              <w:left w:val="single" w:sz="6" w:space="0" w:color="auto"/>
+              <w:bottom w:val="single" w:sz="6" w:space="0" w:color="auto"/>
+              <w:right w:val="single" w:sz="6" w:space="0" w:color="auto"/>
+            </w:tcBorders>
+            <w:noWrap/>
+            <w:tcMar>
+              <w:top w:w="120" w:type="dxa"/>
+              <w:left w:w="180" w:type="dxa"/>
+              <w:bottom w:w="120" w:type="dxa"/>
+              <w:right w:w="180" w:type="dxa"/>
+            </w:tcMar>
+            <w:vAlign w:val="center"/>
+            <w:hideMark/>
+          </w:tcPr>
+          <w:p>
+            <w:pPr>
+              <w:rPr>
+                <w:lang w:eastAsia="en-GB"/>
+              </w:rPr>
+            </w:pPr>
+            <w:r>
+              <w:rPr>
+                <w:lang w:eastAsia="en-GB"/>
+              </w:rPr>
+              <w:t>Cyan shall provide a timer function.</w:t>
+            </w:r>
+          </w:p>
+        </w:tc>
+        <w:tc>
+          <w:tcPr>
+            <w:tcW w:w="0" w:type="auto"/>
+            <w:tcBorders>
+              <w:top w:val="single" w:sz="6" w:space="0" w:color="auto"/>
+              <w:left w:val="single" w:sz="6" w:space="0" w:color="auto"/>
+              <w:bottom w:val="single" w:sz="6" w:space="0" w:color="auto"/>
+              <w:right w:val="single" w:sz="6" w:space="0" w:color="auto"/>
+            </w:tcBorders>
+          </w:tcPr>
+          <w:p>
+            <w:pPr>
+              <w:rPr>
+                <w:lang w:eastAsia="en-GB"/>
+              </w:rPr>
+            </w:pPr>
+          </w:p>
+        </w:tc>
+        <w:tc>
+          <w:tcPr>
+            <w:tcW w:w="0" w:type="auto"/>
+            <w:tcBorders>
+              <w:top w:val="single" w:sz="6" w:space="0" w:color="auto"/>
+              <w:left w:val="single" w:sz="6" w:space="0" w:color="auto"/>
+              <w:bottom w:val="single" w:sz="6" w:space="0" w:color="auto"/>
+              <w:right w:val="single" w:sz="6" w:space="0" w:color="auto"/>
+            </w:tcBorders>
+          </w:tcPr>
+          <w:p>
+            <w:pPr>
+              <w:rPr>
+                <w:lang w:eastAsia="en-GB"/>
+              </w:rPr>
+            </w:pPr>
+          </w:p>
+        </w:tc>
+        <w:tc>
+          <w:tcPr>
+            <w:tcW w:w="0" w:type="auto"/>
+            <w:tcBorders>
+              <w:top w:val="single" w:sz="6" w:space="0" w:color="auto"/>
+              <w:left w:val="single" w:sz="6" w:space="0" w:color="auto"/>
+              <w:bottom w:val="single" w:sz="6" w:space="0" w:color="auto"/>
+              <w:right w:val="single" w:sz="6" w:space="0" w:color="auto"/>
+            </w:tcBorders>
+          </w:tcPr>
+          <w:p>
+            <w:pPr>
+              <w:rPr>
+                <w:lang w:eastAsia="en-GB"/>
+              </w:rPr>
+            </w:pPr>
+          </w:p>
+        </w:tc>
+      </w:tr>
+      <w:tr>
+        <w:tc>
+          <w:tcPr>
+            <w:tcW w:w="0" w:type="auto"/>
+            <w:tcBorders>
+              <w:top w:val="single" w:sz="6" w:space="0" w:color="auto"/>
+              <w:left w:val="single" w:sz="6" w:space="0" w:color="auto"/>
+              <w:bottom w:val="single" w:sz="6" w:space="0" w:color="auto"/>
+              <w:right w:val="single" w:sz="6" w:space="0" w:color="auto"/>
+            </w:tcBorders>
+            <w:noWrap/>
+            <w:tcMar>
+              <w:top w:w="120" w:type="dxa"/>
+              <w:left w:w="180" w:type="dxa"/>
+              <w:bottom w:w="120" w:type="dxa"/>
+              <w:right w:w="180" w:type="dxa"/>
+            </w:tcMar>
+            <w:vAlign w:val="center"/>
+            <w:hideMark/>
+          </w:tcPr>
+          <w:p>
+            <w:pPr>
+              <w:rPr>
+                <w:lang w:eastAsia="en-GB"/>
+              </w:rPr>
+            </w:pPr>
+            <w:r>
+              <w:rPr>
+                <w:lang w:eastAsia="en-GB"/>
+              </w:rPr>
+              <w:t>FR-B006</w:t>
+            </w:r>
+          </w:p>
+        </w:tc>
+        <w:tc>
+          <w:tcPr>
+            <w:tcW w:w="0" w:type="auto"/>
+            <w:tcBorders>
+              <w:top w:val="single" w:sz="6" w:space="0" w:color="auto"/>
+              <w:left w:val="single" w:sz="6" w:space="0" w:color="auto"/>
+              <w:bottom w:val="single" w:sz="6" w:space="0" w:color="auto"/>
+              <w:right w:val="single" w:sz="6" w:space="0" w:color="auto"/>
+            </w:tcBorders>
+            <w:noWrap/>
+            <w:tcMar>
+              <w:top w:w="120" w:type="dxa"/>
+              <w:left w:w="180" w:type="dxa"/>
+              <w:bottom w:w="120" w:type="dxa"/>
+              <w:right w:w="180" w:type="dxa"/>
+            </w:tcMar>
+            <w:vAlign w:val="center"/>
+            <w:hideMark/>
+          </w:tcPr>
+          <w:p>
+            <w:pPr>
+              <w:rPr>
+                <w:lang w:eastAsia="en-GB"/>
+              </w:rPr>
+            </w:pPr>
+            <w:r>
+              <w:rPr>
+                <w:lang w:eastAsia="en-GB"/>
+              </w:rPr>
+              <w:t>Stopwatch</w:t>
+            </w:r>
+          </w:p>
+        </w:tc>
+        <w:tc>
+          <w:tcPr>
+            <w:tcW w:w="0" w:type="auto"/>
+            <w:tcBorders>
+              <w:top w:val="single" w:sz="6" w:space="0" w:color="auto"/>
+              <w:left w:val="single" w:sz="6" w:space="0" w:color="auto"/>
+              <w:bottom w:val="single" w:sz="6" w:space="0" w:color="auto"/>
+              <w:right w:val="single" w:sz="6" w:space="0" w:color="auto"/>
+            </w:tcBorders>
+            <w:noWrap/>
+            <w:tcMar>
+              <w:top w:w="120" w:type="dxa"/>
+              <w:left w:w="180" w:type="dxa"/>
+              <w:bottom w:w="120" w:type="dxa"/>
+              <w:right w:w="180" w:type="dxa"/>
+            </w:tcMar>
+            <w:vAlign w:val="center"/>
+            <w:hideMark/>
+          </w:tcPr>
+          <w:p>
+            <w:pPr>
+              <w:rPr>
+                <w:lang w:eastAsia="en-GB"/>
+              </w:rPr>
+            </w:pPr>
+            <w:r>
+              <w:rPr>
+                <w:lang w:eastAsia="en-GB"/>
+              </w:rPr>
+              <w:t>Cyan shall provide a stopwatch function.</w:t>
+            </w:r>
+          </w:p>
+        </w:tc>
+        <w:tc>
+          <w:tcPr>
+            <w:tcW w:w="0" w:type="auto"/>
+            <w:tcBorders>
+              <w:top w:val="single" w:sz="6" w:space="0" w:color="auto"/>
+              <w:left w:val="single" w:sz="6" w:space="0" w:color="auto"/>
+              <w:bottom w:val="single" w:sz="6" w:space="0" w:color="auto"/>
+              <w:right w:val="single" w:sz="6" w:space="0" w:color="auto"/>
+            </w:tcBorders>
+          </w:tcPr>
+          <w:p>
+            <w:pPr>
+              <w:rPr>
+                <w:lang w:eastAsia="en-GB"/>
+              </w:rPr>
+            </w:pPr>
+          </w:p>
+        </w:tc>
+        <w:tc>
+          <w:tcPr>
+            <w:tcW w:w="0" w:type="auto"/>
+            <w:tcBorders>
+              <w:top w:val="single" w:sz="6" w:space="0" w:color="auto"/>
+              <w:left w:val="single" w:sz="6" w:space="0" w:color="auto"/>
+              <w:bottom w:val="single" w:sz="6" w:space="0" w:color="auto"/>
+              <w:right w:val="single" w:sz="6" w:space="0" w:color="auto"/>
+            </w:tcBorders>
+          </w:tcPr>
+          <w:p>
+            <w:pPr>
+              <w:rPr>
+                <w:lang w:eastAsia="en-GB"/>
+              </w:rPr>
+            </w:pPr>
+          </w:p>
+        </w:tc>
+        <w:tc>
+          <w:tcPr>
+            <w:tcW w:w="0" w:type="auto"/>
+            <w:tcBorders>
+              <w:top w:val="single" w:sz="6" w:space="0" w:color="auto"/>
+              <w:left w:val="single" w:sz="6" w:space="0" w:color="auto"/>
+              <w:bottom w:val="single" w:sz="6" w:space="0" w:color="auto"/>
+              <w:right w:val="single" w:sz="6" w:space="0" w:color="auto"/>
+            </w:tcBorders>
+          </w:tcPr>
+          <w:p>
+            <w:pPr>
+              <w:rPr>
+                <w:lang w:eastAsia="en-GB"/>
+              </w:rPr>
+            </w:pPr>
+          </w:p>
+        </w:tc>
+      </w:tr>
+      <w:tr>
+        <w:tc>
+          <w:tcPr>
+            <w:tcW w:w="0" w:type="auto"/>
+            <w:tcBorders>
+              <w:top w:val="single" w:sz="6" w:space="0" w:color="auto"/>
+              <w:left w:val="single" w:sz="6" w:space="0" w:color="auto"/>
+              <w:bottom w:val="single" w:sz="6" w:space="0" w:color="auto"/>
+              <w:right w:val="single" w:sz="6" w:space="0" w:color="auto"/>
+            </w:tcBorders>
+            <w:noWrap/>
+            <w:tcMar>
+              <w:top w:w="120" w:type="dxa"/>
+              <w:left w:w="180" w:type="dxa"/>
+              <w:bottom w:w="120" w:type="dxa"/>
+              <w:right w:w="180" w:type="dxa"/>
+            </w:tcMar>
+            <w:vAlign w:val="center"/>
+            <w:hideMark/>
+          </w:tcPr>
+          <w:p>
+            <w:pPr>
+              <w:rPr>
+                <w:lang w:eastAsia="en-GB"/>
+              </w:rPr>
+            </w:pPr>
+            <w:r>
+              <w:rPr>
+                <w:lang w:eastAsia="en-GB"/>
+              </w:rPr>
+              <w:t>FR-C001</w:t>
+            </w:r>
+          </w:p>
+        </w:tc>
+        <w:tc>
+          <w:tcPr>
+            <w:tcW w:w="0" w:type="auto"/>
+            <w:tcBorders>
+              <w:top w:val="single" w:sz="6" w:space="0" w:color="auto"/>
+              <w:left w:val="single" w:sz="6" w:space="0" w:color="auto"/>
+              <w:bottom w:val="single" w:sz="6" w:space="0" w:color="auto"/>
+              <w:right w:val="single" w:sz="6" w:space="0" w:color="auto"/>
+            </w:tcBorders>
+            <w:noWrap/>
+            <w:tcMar>
+              <w:top w:w="120" w:type="dxa"/>
+              <w:left w:w="180" w:type="dxa"/>
+              <w:bottom w:w="120" w:type="dxa"/>
+              <w:right w:w="180" w:type="dxa"/>
+            </w:tcMar>
+            <w:vAlign w:val="center"/>
+            <w:hideMark/>
+          </w:tcPr>
+          <w:p>
+            <w:pPr>
+              <w:rPr>
+                <w:lang w:eastAsia="en-GB"/>
+              </w:rPr>
+            </w:pPr>
+            <w:r>
+              <w:rPr>
+                <w:lang w:eastAsia="en-GB"/>
+              </w:rPr>
+              <w:t>Lua Applications</w:t>
+            </w:r>
+          </w:p>
+        </w:tc>
+        <w:tc>
+          <w:tcPr>
+            <w:tcW w:w="0" w:type="auto"/>
+            <w:tcBorders>
+              <w:top w:val="single" w:sz="6" w:space="0" w:color="auto"/>
+              <w:left w:val="single" w:sz="6" w:space="0" w:color="auto"/>
+              <w:bottom w:val="single" w:sz="6" w:space="0" w:color="auto"/>
+              <w:right w:val="single" w:sz="6" w:space="0" w:color="auto"/>
+            </w:tcBorders>
+            <w:noWrap/>
+            <w:tcMar>
+              <w:top w:w="120" w:type="dxa"/>
+              <w:left w:w="180" w:type="dxa"/>
+              <w:bottom w:w="120" w:type="dxa"/>
+              <w:right w:w="180" w:type="dxa"/>
+            </w:tcMar>
+            <w:vAlign w:val="center"/>
+            <w:hideMark/>
+          </w:tcPr>
+          <w:p>
+            <w:pPr>
+              <w:rPr>
+                <w:lang w:eastAsia="en-GB"/>
+              </w:rPr>
+            </w:pPr>
+            <w:r>
+              <w:rPr>
+                <w:lang w:eastAsia="en-GB"/>
+              </w:rPr>
+              <w:t>Cyan shall support applications written in Lua.</w:t>
+            </w:r>
+          </w:p>
+        </w:tc>
+        <w:tc>
+          <w:tcPr>
+            <w:tcW w:w="0" w:type="auto"/>
+            <w:tcBorders>
+              <w:top w:val="single" w:sz="6" w:space="0" w:color="auto"/>
+              <w:left w:val="single" w:sz="6" w:space="0" w:color="auto"/>
+              <w:bottom w:val="single" w:sz="6" w:space="0" w:color="auto"/>
+              <w:right w:val="single" w:sz="6" w:space="0" w:color="auto"/>
+            </w:tcBorders>
+          </w:tcPr>
+          <w:p>
+            <w:pPr>
+              <w:rPr>
+                <w:lang w:eastAsia="en-GB"/>
+              </w:rPr>
+            </w:pPr>
+          </w:p>
+        </w:tc>
+        <w:tc>
+          <w:tcPr>
+            <w:tcW w:w="0" w:type="auto"/>
+            <w:tcBorders>
+              <w:top w:val="single" w:sz="6" w:space="0" w:color="auto"/>
+              <w:left w:val="single" w:sz="6" w:space="0" w:color="auto"/>
+              <w:bottom w:val="single" w:sz="6" w:space="0" w:color="auto"/>
+              <w:right w:val="single" w:sz="6" w:space="0" w:color="auto"/>
+            </w:tcBorders>
+          </w:tcPr>
+          <w:p>
+            <w:pPr>
+              <w:rPr>
+                <w:lang w:eastAsia="en-GB"/>
+              </w:rPr>
+            </w:pPr>
+          </w:p>
+        </w:tc>
+        <w:tc>
+          <w:tcPr>
+            <w:tcW w:w="0" w:type="auto"/>
+            <w:tcBorders>
+              <w:top w:val="single" w:sz="6" w:space="0" w:color="auto"/>
+              <w:left w:val="single" w:sz="6" w:space="0" w:color="auto"/>
+              <w:bottom w:val="single" w:sz="6" w:space="0" w:color="auto"/>
+              <w:right w:val="single" w:sz="6" w:space="0" w:color="auto"/>
+            </w:tcBorders>
+          </w:tcPr>
+          <w:p>
+            <w:pPr>
+              <w:rPr>
+                <w:lang w:eastAsia="en-GB"/>
+              </w:rPr>
+            </w:pPr>
+          </w:p>
+        </w:tc>
+      </w:tr>
+      <w:tr>
+        <w:tc>
+          <w:tcPr>
+            <w:tcW w:w="0" w:type="auto"/>
+            <w:tcBorders>
+              <w:top w:val="single" w:sz="6" w:space="0" w:color="auto"/>
+              <w:left w:val="single" w:sz="6" w:space="0" w:color="auto"/>
+              <w:bottom w:val="single" w:sz="6" w:space="0" w:color="auto"/>
+              <w:right w:val="single" w:sz="6" w:space="0" w:color="auto"/>
+            </w:tcBorders>
+            <w:noWrap/>
+            <w:tcMar>
+              <w:top w:w="120" w:type="dxa"/>
+              <w:left w:w="180" w:type="dxa"/>
+              <w:bottom w:w="120" w:type="dxa"/>
+              <w:right w:w="180" w:type="dxa"/>
+            </w:tcMar>
+            <w:vAlign w:val="center"/>
+            <w:hideMark/>
+          </w:tcPr>
+          <w:p>
+            <w:pPr>
+              <w:rPr>
+                <w:lang w:eastAsia="en-GB"/>
+              </w:rPr>
+            </w:pPr>
+            <w:r>
+              <w:rPr>
+                <w:lang w:eastAsia="en-GB"/>
+              </w:rPr>
+              <w:t>FR-C002</w:t>
+            </w:r>
+          </w:p>
+        </w:tc>
+        <w:tc>
+          <w:tcPr>
+            <w:tcW w:w="0" w:type="auto"/>
+            <w:tcBorders>
+              <w:top w:val="single" w:sz="6" w:space="0" w:color="auto"/>
+              <w:left w:val="single" w:sz="6" w:space="0" w:color="auto"/>
+              <w:bottom w:val="single" w:sz="6" w:space="0" w:color="auto"/>
+              <w:right w:val="single" w:sz="6" w:space="0" w:color="auto"/>
+            </w:tcBorders>
+            <w:noWrap/>
+            <w:tcMar>
+              <w:top w:w="120" w:type="dxa"/>
+              <w:left w:w="180" w:type="dxa"/>
+              <w:bottom w:w="120" w:type="dxa"/>
+              <w:right w:w="180" w:type="dxa"/>
+            </w:tcMar>
+            <w:vAlign w:val="center"/>
+            <w:hideMark/>
+          </w:tcPr>
+          <w:p>
+            <w:pPr>
+              <w:rPr>
+                <w:lang w:eastAsia="en-GB"/>
+              </w:rPr>
+            </w:pPr>
+            <w:r>
+              <w:rPr>
+                <w:lang w:eastAsia="en-GB"/>
+              </w:rPr>
+              <w:t>Application Storage</w:t>
+            </w:r>
+          </w:p>
+        </w:tc>
+        <w:tc>
+          <w:tcPr>
+            <w:tcW w:w="0" w:type="auto"/>
+            <w:tcBorders>
+              <w:top w:val="single" w:sz="6" w:space="0" w:color="auto"/>
+              <w:left w:val="single" w:sz="6" w:space="0" w:color="auto"/>
+              <w:bottom w:val="single" w:sz="6" w:space="0" w:color="auto"/>
+              <w:right w:val="single" w:sz="6" w:space="0" w:color="auto"/>
+            </w:tcBorders>
+            <w:noWrap/>
+            <w:tcMar>
+              <w:top w:w="120" w:type="dxa"/>
+              <w:left w:w="180" w:type="dxa"/>
+              <w:bottom w:w="120" w:type="dxa"/>
+              <w:right w:w="180" w:type="dxa"/>
+            </w:tcMar>
+            <w:vAlign w:val="center"/>
+            <w:hideMark/>
+          </w:tcPr>
+          <w:p>
+            <w:pPr>
+              <w:rPr>
+                <w:lang w:eastAsia="en-GB"/>
+              </w:rPr>
+            </w:pPr>
+            <w:r>
+              <w:rPr>
+                <w:lang w:eastAsia="en-GB"/>
+              </w:rPr>
+              <w:t>Applications shall be stored on the hardware implementation’s SD card.</w:t>
+            </w:r>
+          </w:p>
+        </w:tc>
+        <w:tc>
+          <w:tcPr>
+            <w:tcW w:w="0" w:type="auto"/>
+            <w:tcBorders>
+              <w:top w:val="single" w:sz="6" w:space="0" w:color="auto"/>
+              <w:left w:val="single" w:sz="6" w:space="0" w:color="auto"/>
+              <w:bottom w:val="single" w:sz="6" w:space="0" w:color="auto"/>
+              <w:right w:val="single" w:sz="6" w:space="0" w:color="auto"/>
+            </w:tcBorders>
+          </w:tcPr>
+          <w:p>
+            <w:pPr>
+              <w:rPr>
+                <w:lang w:eastAsia="en-GB"/>
+              </w:rPr>
+            </w:pPr>
+          </w:p>
+        </w:tc>
+        <w:tc>
+          <w:tcPr>
+            <w:tcW w:w="0" w:type="auto"/>
+            <w:tcBorders>
+              <w:top w:val="single" w:sz="6" w:space="0" w:color="auto"/>
+              <w:left w:val="single" w:sz="6" w:space="0" w:color="auto"/>
+              <w:bottom w:val="single" w:sz="6" w:space="0" w:color="auto"/>
+              <w:right w:val="single" w:sz="6" w:space="0" w:color="auto"/>
+            </w:tcBorders>
+          </w:tcPr>
+          <w:p>
+            <w:pPr>
+              <w:rPr>
+                <w:lang w:eastAsia="en-GB"/>
+              </w:rPr>
+            </w:pPr>
+          </w:p>
+        </w:tc>
+        <w:tc>
+          <w:tcPr>
+            <w:tcW w:w="0" w:type="auto"/>
+            <w:tcBorders>
+              <w:top w:val="single" w:sz="6" w:space="0" w:color="auto"/>
+              <w:left w:val="single" w:sz="6" w:space="0" w:color="auto"/>
+              <w:bottom w:val="single" w:sz="6" w:space="0" w:color="auto"/>
+              <w:right w:val="single" w:sz="6" w:space="0" w:color="auto"/>
+            </w:tcBorders>
+          </w:tcPr>
+          <w:p>
+            <w:pPr>
+              <w:rPr>
+                <w:lang w:eastAsia="en-GB"/>
+              </w:rPr>
+            </w:pPr>
+          </w:p>
+        </w:tc>
+      </w:tr>
+      <w:tr>
+        <w:tc>
+          <w:tcPr>
+            <w:tcW w:w="0" w:type="auto"/>
+            <w:tcBorders>
+              <w:top w:val="single" w:sz="6" w:space="0" w:color="auto"/>
+              <w:left w:val="single" w:sz="6" w:space="0" w:color="auto"/>
+              <w:bottom w:val="single" w:sz="6" w:space="0" w:color="auto"/>
+              <w:right w:val="single" w:sz="6" w:space="0" w:color="auto"/>
+            </w:tcBorders>
+            <w:noWrap/>
+            <w:tcMar>
+              <w:top w:w="120" w:type="dxa"/>
+              <w:left w:w="180" w:type="dxa"/>
+              <w:bottom w:w="120" w:type="dxa"/>
+              <w:right w:w="180" w:type="dxa"/>
+            </w:tcMar>
+            <w:vAlign w:val="center"/>
+            <w:hideMark/>
+          </w:tcPr>
+          <w:p>
+            <w:pPr>
+              <w:rPr>
+                <w:lang w:eastAsia="en-GB"/>
+              </w:rPr>
+            </w:pPr>
+            <w:r>
+              <w:rPr>
+                <w:lang w:eastAsia="en-GB"/>
+              </w:rPr>
+              <w:t>FR-C003</w:t>
+            </w:r>
+          </w:p>
+        </w:tc>
+        <w:tc>
+          <w:tcPr>
+            <w:tcW w:w="0" w:type="auto"/>
+            <w:tcBorders>
+              <w:top w:val="single" w:sz="6" w:space="0" w:color="auto"/>
+              <w:left w:val="single" w:sz="6" w:space="0" w:color="auto"/>
+              <w:bottom w:val="single" w:sz="6" w:space="0" w:color="auto"/>
+              <w:right w:val="single" w:sz="6" w:space="0" w:color="auto"/>
+            </w:tcBorders>
+            <w:noWrap/>
+            <w:tcMar>
+              <w:top w:w="120" w:type="dxa"/>
+              <w:left w:w="180" w:type="dxa"/>
+              <w:bottom w:w="120" w:type="dxa"/>
+              <w:right w:w="180" w:type="dxa"/>
+            </w:tcMar>
+            <w:vAlign w:val="center"/>
+            <w:hideMark/>
+          </w:tcPr>
+          <w:p>
+            <w:pPr>
+              <w:rPr>
+                <w:lang w:eastAsia="en-GB"/>
+              </w:rPr>
+            </w:pPr>
+            <w:r>
+              <w:rPr>
+                <w:lang w:eastAsia="en-GB"/>
+              </w:rPr>
+              <w:t>Application Catalogue</w:t>
+            </w:r>
+          </w:p>
+        </w:tc>
+        <w:tc>
+          <w:tcPr>
+            <w:tcW w:w="0" w:type="auto"/>
+            <w:tcBorders>
+              <w:top w:val="single" w:sz="6" w:space="0" w:color="auto"/>
+              <w:left w:val="single" w:sz="6" w:space="0" w:color="auto"/>
+              <w:bottom w:val="single" w:sz="6" w:space="0" w:color="auto"/>
+              <w:right w:val="single" w:sz="6" w:space="0" w:color="auto"/>
+            </w:tcBorders>
+            <w:noWrap/>
+            <w:tcMar>
+              <w:top w:w="120" w:type="dxa"/>
+              <w:left w:w="180" w:type="dxa"/>
+              <w:bottom w:w="120" w:type="dxa"/>
+              <w:right w:w="180" w:type="dxa"/>
+            </w:tcMar>
+            <w:vAlign w:val="center"/>
+            <w:hideMark/>
+          </w:tcPr>
+          <w:p>
+            <w:pPr>
+              <w:rPr>
+                <w:lang w:eastAsia="en-GB"/>
+              </w:rPr>
+            </w:pPr>
+            <w:r>
+              <w:rPr>
+                <w:lang w:eastAsia="en-GB"/>
+              </w:rPr>
+              <w:t>Cyan shall provide an application catalogue from which installed applications can be selected.</w:t>
+            </w:r>
+          </w:p>
+        </w:tc>
+        <w:tc>
+          <w:tcPr>
+            <w:tcW w:w="0" w:type="auto"/>
+            <w:tcBorders>
+              <w:top w:val="single" w:sz="6" w:space="0" w:color="auto"/>
+              <w:left w:val="single" w:sz="6" w:space="0" w:color="auto"/>
+              <w:bottom w:val="single" w:sz="6" w:space="0" w:color="auto"/>
+              <w:right w:val="single" w:sz="6" w:space="0" w:color="auto"/>
+            </w:tcBorders>
+          </w:tcPr>
+          <w:p>
+            <w:pPr>
+              <w:rPr>
+                <w:lang w:eastAsia="en-GB"/>
+              </w:rPr>
+            </w:pPr>
+          </w:p>
+        </w:tc>
+        <w:tc>
+          <w:tcPr>
+            <w:tcW w:w="0" w:type="auto"/>
+            <w:tcBorders>
+              <w:top w:val="single" w:sz="6" w:space="0" w:color="auto"/>
+              <w:left w:val="single" w:sz="6" w:space="0" w:color="auto"/>
+              <w:bottom w:val="single" w:sz="6" w:space="0" w:color="auto"/>
+              <w:right w:val="single" w:sz="6" w:space="0" w:color="auto"/>
+            </w:tcBorders>
+          </w:tcPr>
+          <w:p>
+            <w:pPr>
+              <w:rPr>
+                <w:lang w:eastAsia="en-GB"/>
+              </w:rPr>
+            </w:pPr>
+          </w:p>
+        </w:tc>
+        <w:tc>
+          <w:tcPr>
+            <w:tcW w:w="0" w:type="auto"/>
+            <w:tcBorders>
+              <w:top w:val="single" w:sz="6" w:space="0" w:color="auto"/>
+              <w:left w:val="single" w:sz="6" w:space="0" w:color="auto"/>
+              <w:bottom w:val="single" w:sz="6" w:space="0" w:color="auto"/>
+              <w:right w:val="single" w:sz="6" w:space="0" w:color="auto"/>
+            </w:tcBorders>
+          </w:tcPr>
+          <w:p>
+            <w:pPr>
+              <w:rPr>
+                <w:lang w:eastAsia="en-GB"/>
+              </w:rPr>
+            </w:pPr>
+          </w:p>
+        </w:tc>
+      </w:tr>
+      <w:tr>
+        <w:tc>
+          <w:tcPr>
+            <w:tcW w:w="0" w:type="auto"/>
+            <w:tcBorders>
+              <w:top w:val="single" w:sz="6" w:space="0" w:color="auto"/>
+              <w:left w:val="single" w:sz="6" w:space="0" w:color="auto"/>
+              <w:bottom w:val="single" w:sz="6" w:space="0" w:color="auto"/>
+              <w:right w:val="single" w:sz="6" w:space="0" w:color="auto"/>
+            </w:tcBorders>
+            <w:noWrap/>
+            <w:tcMar>
+              <w:top w:w="120" w:type="dxa"/>
+              <w:left w:w="180" w:type="dxa"/>
+              <w:bottom w:w="120" w:type="dxa"/>
+              <w:right w:w="180" w:type="dxa"/>
+            </w:tcMar>
+            <w:vAlign w:val="center"/>
+            <w:hideMark/>
+          </w:tcPr>
+          <w:p>
+            <w:pPr>
+              <w:rPr>
+                <w:lang w:eastAsia="en-GB"/>
+              </w:rPr>
+            </w:pPr>
+            <w:r>
+              <w:rPr>
+                <w:lang w:eastAsia="en-GB"/>
+              </w:rPr>
+              <w:t>FR-C004</w:t>
+            </w:r>
+          </w:p>
+        </w:tc>
+        <w:tc>
+          <w:tcPr>
+            <w:tcW w:w="0" w:type="auto"/>
+            <w:tcBorders>
+              <w:top w:val="single" w:sz="6" w:space="0" w:color="auto"/>
+              <w:left w:val="single" w:sz="6" w:space="0" w:color="auto"/>
+              <w:bottom w:val="single" w:sz="6" w:space="0" w:color="auto"/>
+              <w:right w:val="single" w:sz="6" w:space="0" w:color="auto"/>
+            </w:tcBorders>
+            <w:noWrap/>
+            <w:tcMar>
+              <w:top w:w="120" w:type="dxa"/>
+              <w:left w:w="180" w:type="dxa"/>
+              <w:bottom w:w="120" w:type="dxa"/>
+              <w:right w:w="180" w:type="dxa"/>
+            </w:tcMar>
+            <w:vAlign w:val="center"/>
+            <w:hideMark/>
+          </w:tcPr>
+          <w:p>
+            <w:pPr>
+              <w:rPr>
+                <w:lang w:eastAsia="en-GB"/>
+              </w:rPr>
+            </w:pPr>
+            <w:r>
+              <w:rPr>
+                <w:lang w:eastAsia="en-GB"/>
+              </w:rPr>
+              <w:t>Application API</w:t>
+            </w:r>
+          </w:p>
+        </w:tc>
+        <w:tc>
+          <w:tcPr>
+            <w:tcW w:w="0" w:type="auto"/>
+            <w:tcBorders>
+              <w:top w:val="single" w:sz="6" w:space="0" w:color="auto"/>
+              <w:left w:val="single" w:sz="6" w:space="0" w:color="auto"/>
+              <w:bottom w:val="single" w:sz="6" w:space="0" w:color="auto"/>
+              <w:right w:val="single" w:sz="6" w:space="0" w:color="auto"/>
+            </w:tcBorders>
+            <w:noWrap/>
+            <w:tcMar>
+              <w:top w:w="120" w:type="dxa"/>
+              <w:left w:w="180" w:type="dxa"/>
+              <w:bottom w:w="120" w:type="dxa"/>
+              <w:right w:w="180" w:type="dxa"/>
+            </w:tcMar>
+            <w:vAlign w:val="center"/>
+            <w:hideMark/>
+          </w:tcPr>
+          <w:p>
+            <w:pPr>
+              <w:rPr>
+                <w:lang w:eastAsia="en-GB"/>
+              </w:rPr>
+            </w:pPr>
+            <w:r>
+              <w:rPr>
+                <w:lang w:eastAsia="en-GB"/>
+              </w:rPr>
+              <w:t>Cyan shall provide applications with access to supported display and input functionality.</w:t>
+            </w:r>
+          </w:p>
+        </w:tc>
+        <w:tc>
+          <w:tcPr>
+            <w:tcW w:w="0" w:type="auto"/>
+            <w:tcBorders>
+              <w:top w:val="single" w:sz="6" w:space="0" w:color="auto"/>
+              <w:left w:val="single" w:sz="6" w:space="0" w:color="auto"/>
+              <w:bottom w:val="single" w:sz="6" w:space="0" w:color="auto"/>
+              <w:right w:val="single" w:sz="6" w:space="0" w:color="auto"/>
+            </w:tcBorders>
+          </w:tcPr>
+          <w:p>
+            <w:pPr>
+              <w:rPr>
+                <w:lang w:eastAsia="en-GB"/>
+              </w:rPr>
+            </w:pPr>
+          </w:p>
+        </w:tc>
+        <w:tc>
+          <w:tcPr>
+            <w:tcW w:w="0" w:type="auto"/>
+            <w:tcBorders>
+              <w:top w:val="single" w:sz="6" w:space="0" w:color="auto"/>
+              <w:left w:val="single" w:sz="6" w:space="0" w:color="auto"/>
+              <w:bottom w:val="single" w:sz="6" w:space="0" w:color="auto"/>
+              <w:right w:val="single" w:sz="6" w:space="0" w:color="auto"/>
+            </w:tcBorders>
+          </w:tcPr>
+          <w:p>
+            <w:pPr>
+              <w:rPr>
+                <w:lang w:eastAsia="en-GB"/>
+              </w:rPr>
+            </w:pPr>
+          </w:p>
+        </w:tc>
+        <w:tc>
+          <w:tcPr>
+            <w:tcW w:w="0" w:type="auto"/>
+            <w:tcBorders>
+              <w:top w:val="single" w:sz="6" w:space="0" w:color="auto"/>
+              <w:left w:val="single" w:sz="6" w:space="0" w:color="auto"/>
+              <w:bottom w:val="single" w:sz="6" w:space="0" w:color="auto"/>
+              <w:right w:val="single" w:sz="6" w:space="0" w:color="auto"/>
+            </w:tcBorders>
+          </w:tcPr>
+          <w:p>
+            <w:pPr>
+              <w:rPr>
+                <w:lang w:eastAsia="en-GB"/>
+              </w:rPr>
+            </w:pPr>
+          </w:p>
+        </w:tc>
+      </w:tr>
+      <w:tr>
+        <w:tc>
+          <w:tcPr>
+            <w:tcW w:w="0" w:type="auto"/>
+            <w:tcBorders>
+              <w:top w:val="single" w:sz="6" w:space="0" w:color="auto"/>
+              <w:left w:val="single" w:sz="6" w:space="0" w:color="auto"/>
+              <w:bottom w:val="single" w:sz="6" w:space="0" w:color="auto"/>
+              <w:right w:val="single" w:sz="6" w:space="0" w:color="auto"/>
+            </w:tcBorders>
+            <w:noWrap/>
+            <w:tcMar>
+              <w:top w:w="120" w:type="dxa"/>
+              <w:left w:w="180" w:type="dxa"/>
+              <w:bottom w:w="120" w:type="dxa"/>
+              <w:right w:w="180" w:type="dxa"/>
+            </w:tcMar>
+            <w:vAlign w:val="center"/>
+            <w:hideMark/>
+          </w:tcPr>
+          <w:p>
+            <w:pPr>
+              <w:rPr>
+                <w:lang w:eastAsia="en-GB"/>
+              </w:rPr>
+            </w:pPr>
+            <w:r>
+              <w:rPr>
+                <w:lang w:eastAsia="en-GB"/>
+              </w:rPr>
+              <w:t>FR-C005</w:t>
+            </w:r>
+          </w:p>
+        </w:tc>
+        <w:tc>
+          <w:tcPr>
+            <w:tcW w:w="0" w:type="auto"/>
+            <w:tcBorders>
+              <w:top w:val="single" w:sz="6" w:space="0" w:color="auto"/>
+              <w:left w:val="single" w:sz="6" w:space="0" w:color="auto"/>
+              <w:bottom w:val="single" w:sz="6" w:space="0" w:color="auto"/>
+              <w:right w:val="single" w:sz="6" w:space="0" w:color="auto"/>
+            </w:tcBorders>
+            <w:noWrap/>
+            <w:tcMar>
+              <w:top w:w="120" w:type="dxa"/>
+              <w:left w:w="180" w:type="dxa"/>
+              <w:bottom w:w="120" w:type="dxa"/>
+              <w:right w:w="180" w:type="dxa"/>
+            </w:tcMar>
+            <w:vAlign w:val="center"/>
+            <w:hideMark/>
+          </w:tcPr>
+          <w:p>
+            <w:pPr>
+              <w:rPr>
+                <w:lang w:eastAsia="en-GB"/>
+              </w:rPr>
+            </w:pPr>
+            <w:r>
+              <w:rPr>
+                <w:lang w:eastAsia="en-GB"/>
+              </w:rPr>
+              <w:t>Application Manifest</w:t>
+            </w:r>
+          </w:p>
+        </w:tc>
+        <w:tc>
+          <w:tcPr>
+            <w:tcW w:w="0" w:type="auto"/>
+            <w:tcBorders>
+              <w:top w:val="single" w:sz="6" w:space="0" w:color="auto"/>
+              <w:left w:val="single" w:sz="6" w:space="0" w:color="auto"/>
+              <w:bottom w:val="single" w:sz="6" w:space="0" w:color="auto"/>
+              <w:right w:val="single" w:sz="6" w:space="0" w:color="auto"/>
+            </w:tcBorders>
+            <w:noWrap/>
+            <w:tcMar>
+              <w:top w:w="120" w:type="dxa"/>
+              <w:left w:w="180" w:type="dxa"/>
+              <w:bottom w:w="120" w:type="dxa"/>
+              <w:right w:w="180" w:type="dxa"/>
+            </w:tcMar>
+            <w:vAlign w:val="center"/>
+            <w:hideMark/>
+          </w:tcPr>
+          <w:p>
+            <w:pPr>
+              <w:rPr>
+                <w:lang w:eastAsia="en-GB"/>
+              </w:rPr>
+            </w:pPr>
+            <w:r>
+              <w:rPr>
+                <w:lang w:eastAsia="en-GB"/>
+              </w:rPr>
+              <w:t>Each application shall provide a manifest containing its required application information and services.</w:t>
+            </w:r>
+          </w:p>
+        </w:tc>
+        <w:tc>
+          <w:tcPr>
+            <w:tcW w:w="0" w:type="auto"/>
+            <w:tcBorders>
+              <w:top w:val="single" w:sz="6" w:space="0" w:color="auto"/>
+              <w:left w:val="single" w:sz="6" w:space="0" w:color="auto"/>
+              <w:bottom w:val="single" w:sz="6" w:space="0" w:color="auto"/>
+              <w:right w:val="single" w:sz="6" w:space="0" w:color="auto"/>
+            </w:tcBorders>
+          </w:tcPr>
+          <w:p>
+            <w:pPr>
+              <w:rPr>
+                <w:lang w:eastAsia="en-GB"/>
+              </w:rPr>
+            </w:pPr>
+          </w:p>
+        </w:tc>
+        <w:tc>
+          <w:tcPr>
+            <w:tcW w:w="0" w:type="auto"/>
+            <w:tcBorders>
+              <w:top w:val="single" w:sz="6" w:space="0" w:color="auto"/>
+              <w:left w:val="single" w:sz="6" w:space="0" w:color="auto"/>
+              <w:bottom w:val="single" w:sz="6" w:space="0" w:color="auto"/>
+              <w:right w:val="single" w:sz="6" w:space="0" w:color="auto"/>
+            </w:tcBorders>
+          </w:tcPr>
+          <w:p>
+            <w:pPr>
+              <w:rPr>
+                <w:lang w:eastAsia="en-GB"/>
+              </w:rPr>
+            </w:pPr>
+          </w:p>
+        </w:tc>
+        <w:tc>
+          <w:tcPr>
+            <w:tcW w:w="0" w:type="auto"/>
+            <w:tcBorders>
+              <w:top w:val="single" w:sz="6" w:space="0" w:color="auto"/>
+              <w:left w:val="single" w:sz="6" w:space="0" w:color="auto"/>
+              <w:bottom w:val="single" w:sz="6" w:space="0" w:color="auto"/>
+              <w:right w:val="single" w:sz="6" w:space="0" w:color="auto"/>
+            </w:tcBorders>
+          </w:tcPr>
+          <w:p>
+            <w:pPr>
+              <w:rPr>
+                <w:lang w:eastAsia="en-GB"/>
+              </w:rPr>
+            </w:pPr>
+          </w:p>
+        </w:tc>
+      </w:tr>
+      <w:tr>
+        <w:tc>
+          <w:tcPr>
+            <w:tcW w:w="0" w:type="auto"/>
+            <w:tcBorders>
+              <w:top w:val="single" w:sz="6" w:space="0" w:color="auto"/>
+              <w:left w:val="single" w:sz="6" w:space="0" w:color="auto"/>
+              <w:bottom w:val="single" w:sz="6" w:space="0" w:color="auto"/>
+              <w:right w:val="single" w:sz="6" w:space="0" w:color="auto"/>
+            </w:tcBorders>
+            <w:noWrap/>
+            <w:tcMar>
+              <w:top w:w="120" w:type="dxa"/>
+              <w:left w:w="180" w:type="dxa"/>
+              <w:bottom w:w="120" w:type="dxa"/>
+              <w:right w:w="180" w:type="dxa"/>
+            </w:tcMar>
+            <w:vAlign w:val="center"/>
+            <w:hideMark/>
+          </w:tcPr>
+          <w:p>
+            <w:pPr>
+              <w:rPr>
+                <w:lang w:eastAsia="en-GB"/>
+              </w:rPr>
+            </w:pPr>
+            <w:r>
+              <w:rPr>
+                <w:lang w:eastAsia="en-GB"/>
+              </w:rPr>
+              <w:t>FR-D001</w:t>
+            </w:r>
+          </w:p>
+        </w:tc>
+        <w:tc>
+          <w:tcPr>
+            <w:tcW w:w="0" w:type="auto"/>
+            <w:tcBorders>
+              <w:top w:val="single" w:sz="6" w:space="0" w:color="auto"/>
+              <w:left w:val="single" w:sz="6" w:space="0" w:color="auto"/>
+              <w:bottom w:val="single" w:sz="6" w:space="0" w:color="auto"/>
+              <w:right w:val="single" w:sz="6" w:space="0" w:color="auto"/>
+            </w:tcBorders>
+            <w:noWrap/>
+            <w:tcMar>
+              <w:top w:w="120" w:type="dxa"/>
+              <w:left w:w="180" w:type="dxa"/>
+              <w:bottom w:w="120" w:type="dxa"/>
+              <w:right w:w="180" w:type="dxa"/>
+            </w:tcMar>
+            <w:vAlign w:val="center"/>
+            <w:hideMark/>
+          </w:tcPr>
+          <w:p>
+            <w:pPr>
+              <w:rPr>
+                <w:lang w:eastAsia="en-GB"/>
+              </w:rPr>
+            </w:pPr>
+            <w:r>
+              <w:rPr>
+                <w:lang w:eastAsia="en-GB"/>
+              </w:rPr>
+              <w:t>Hardware Initialisation</w:t>
+            </w:r>
+          </w:p>
+        </w:tc>
+        <w:tc>
+          <w:tcPr>
+            <w:tcW w:w="0" w:type="auto"/>
+            <w:tcBorders>
+              <w:top w:val="single" w:sz="6" w:space="0" w:color="auto"/>
+              <w:left w:val="single" w:sz="6" w:space="0" w:color="auto"/>
+              <w:bottom w:val="single" w:sz="6" w:space="0" w:color="auto"/>
+              <w:right w:val="single" w:sz="6" w:space="0" w:color="auto"/>
+            </w:tcBorders>
+            <w:noWrap/>
+            <w:tcMar>
+              <w:top w:w="120" w:type="dxa"/>
+              <w:left w:w="180" w:type="dxa"/>
+              <w:bottom w:w="120" w:type="dxa"/>
+              <w:right w:w="180" w:type="dxa"/>
+            </w:tcMar>
+            <w:vAlign w:val="center"/>
+            <w:hideMark/>
+          </w:tcPr>
+          <w:p>
+            <w:pPr>
+              <w:rPr>
+                <w:lang w:eastAsia="en-GB"/>
+              </w:rPr>
+            </w:pPr>
+            <w:r>
+              <w:rPr>
+                <w:lang w:eastAsia="en-GB"/>
+              </w:rPr>
+              <w:t>Cyan shall initialise available hardware during system startup.</w:t>
+            </w:r>
+          </w:p>
+        </w:tc>
+        <w:tc>
+          <w:tcPr>
+            <w:tcW w:w="0" w:type="auto"/>
+            <w:tcBorders>
+              <w:top w:val="single" w:sz="6" w:space="0" w:color="auto"/>
+              <w:left w:val="single" w:sz="6" w:space="0" w:color="auto"/>
+              <w:bottom w:val="single" w:sz="6" w:space="0" w:color="auto"/>
+              <w:right w:val="single" w:sz="6" w:space="0" w:color="auto"/>
+            </w:tcBorders>
+          </w:tcPr>
+          <w:p>
+            <w:pPr>
+              <w:rPr>
+                <w:lang w:eastAsia="en-GB"/>
+              </w:rPr>
+            </w:pPr>
+          </w:p>
+        </w:tc>
+        <w:tc>
+          <w:tcPr>
+            <w:tcW w:w="0" w:type="auto"/>
+            <w:tcBorders>
+              <w:top w:val="single" w:sz="6" w:space="0" w:color="auto"/>
+              <w:left w:val="single" w:sz="6" w:space="0" w:color="auto"/>
+              <w:bottom w:val="single" w:sz="6" w:space="0" w:color="auto"/>
+              <w:right w:val="single" w:sz="6" w:space="0" w:color="auto"/>
+            </w:tcBorders>
+          </w:tcPr>
+          <w:p>
+            <w:pPr>
+              <w:rPr>
+                <w:lang w:eastAsia="en-GB"/>
+              </w:rPr>
+            </w:pPr>
+          </w:p>
+        </w:tc>
+        <w:tc>
+          <w:tcPr>
+            <w:tcW w:w="0" w:type="auto"/>
+            <w:tcBorders>
+              <w:top w:val="single" w:sz="6" w:space="0" w:color="auto"/>
+              <w:left w:val="single" w:sz="6" w:space="0" w:color="auto"/>
+              <w:bottom w:val="single" w:sz="6" w:space="0" w:color="auto"/>
+              <w:right w:val="single" w:sz="6" w:space="0" w:color="auto"/>
+            </w:tcBorders>
+          </w:tcPr>
+          <w:p>
+            <w:pPr>
+              <w:rPr>
+                <w:lang w:eastAsia="en-GB"/>
+              </w:rPr>
+            </w:pPr>
+          </w:p>
+        </w:tc>
+      </w:tr>
+      <w:tr>
+        <w:tc>
+          <w:tcPr>
+            <w:tcW w:w="0" w:type="auto"/>
+            <w:tcBorders>
+              <w:top w:val="single" w:sz="6" w:space="0" w:color="auto"/>
+              <w:left w:val="single" w:sz="6" w:space="0" w:color="auto"/>
+              <w:bottom w:val="single" w:sz="6" w:space="0" w:color="auto"/>
+              <w:right w:val="single" w:sz="6" w:space="0" w:color="auto"/>
+            </w:tcBorders>
+            <w:noWrap/>
+            <w:tcMar>
+              <w:top w:w="120" w:type="dxa"/>
+              <w:left w:w="180" w:type="dxa"/>
+              <w:bottom w:w="120" w:type="dxa"/>
+              <w:right w:w="180" w:type="dxa"/>
+            </w:tcMar>
+            <w:vAlign w:val="center"/>
+            <w:hideMark/>
+          </w:tcPr>
+          <w:p>
+            <w:pPr>
+              <w:rPr>
+                <w:lang w:eastAsia="en-GB"/>
+              </w:rPr>
+            </w:pPr>
+            <w:r>
+              <w:rPr>
+                <w:lang w:eastAsia="en-GB"/>
+              </w:rPr>
+              <w:t>FR-D002</w:t>
+            </w:r>
+          </w:p>
+        </w:tc>
+        <w:tc>
+          <w:tcPr>
+            <w:tcW w:w="0" w:type="auto"/>
+            <w:tcBorders>
+              <w:top w:val="single" w:sz="6" w:space="0" w:color="auto"/>
+              <w:left w:val="single" w:sz="6" w:space="0" w:color="auto"/>
+              <w:bottom w:val="single" w:sz="6" w:space="0" w:color="auto"/>
+              <w:right w:val="single" w:sz="6" w:space="0" w:color="auto"/>
+            </w:tcBorders>
+            <w:noWrap/>
+            <w:tcMar>
+              <w:top w:w="120" w:type="dxa"/>
+              <w:left w:w="180" w:type="dxa"/>
+              <w:bottom w:w="120" w:type="dxa"/>
+              <w:right w:w="180" w:type="dxa"/>
+            </w:tcMar>
+            <w:vAlign w:val="center"/>
+            <w:hideMark/>
+          </w:tcPr>
+          <w:p>
+            <w:pPr>
+              <w:rPr>
+                <w:lang w:eastAsia="en-GB"/>
+              </w:rPr>
+            </w:pPr>
+            <w:r>
+              <w:rPr>
+                <w:lang w:eastAsia="en-GB"/>
+              </w:rPr>
+              <w:t>Service Registration</w:t>
+            </w:r>
+          </w:p>
+        </w:tc>
+        <w:tc>
+          <w:tcPr>
+            <w:tcW w:w="0" w:type="auto"/>
+            <w:tcBorders>
+              <w:top w:val="single" w:sz="6" w:space="0" w:color="auto"/>
+              <w:left w:val="single" w:sz="6" w:space="0" w:color="auto"/>
+              <w:bottom w:val="single" w:sz="6" w:space="0" w:color="auto"/>
+              <w:right w:val="single" w:sz="6" w:space="0" w:color="auto"/>
+            </w:tcBorders>
+            <w:noWrap/>
+            <w:tcMar>
+              <w:top w:w="120" w:type="dxa"/>
+              <w:left w:w="180" w:type="dxa"/>
+              <w:bottom w:w="120" w:type="dxa"/>
+              <w:right w:w="180" w:type="dxa"/>
+            </w:tcMar>
+            <w:vAlign w:val="center"/>
+            <w:hideMark/>
+          </w:tcPr>
+          <w:p>
+            <w:pPr>
+              <w:rPr>
+                <w:lang w:eastAsia="en-GB"/>
+              </w:rPr>
+            </w:pPr>
+            <w:r>
+              <w:rPr>
+                <w:lang w:eastAsia="en-GB"/>
+              </w:rPr>
+              <w:t>Cyan shall identify available hardware capabilities and register the corresponding services.</w:t>
+            </w:r>
+          </w:p>
+        </w:tc>
+        <w:tc>
+          <w:tcPr>
+            <w:tcW w:w="0" w:type="auto"/>
+            <w:tcBorders>
+              <w:top w:val="single" w:sz="6" w:space="0" w:color="auto"/>
+              <w:left w:val="single" w:sz="6" w:space="0" w:color="auto"/>
+              <w:bottom w:val="single" w:sz="6" w:space="0" w:color="auto"/>
+              <w:right w:val="single" w:sz="6" w:space="0" w:color="auto"/>
+            </w:tcBorders>
+          </w:tcPr>
+          <w:p>
+            <w:pPr>
+              <w:rPr>
+                <w:lang w:eastAsia="en-GB"/>
+              </w:rPr>
+            </w:pPr>
+          </w:p>
+        </w:tc>
+        <w:tc>
+          <w:tcPr>
+            <w:tcW w:w="0" w:type="auto"/>
+            <w:tcBorders>
+              <w:top w:val="single" w:sz="6" w:space="0" w:color="auto"/>
+              <w:left w:val="single" w:sz="6" w:space="0" w:color="auto"/>
+              <w:bottom w:val="single" w:sz="6" w:space="0" w:color="auto"/>
+              <w:right w:val="single" w:sz="6" w:space="0" w:color="auto"/>
+            </w:tcBorders>
+          </w:tcPr>
+          <w:p>
+            <w:pPr>
+              <w:rPr>
+                <w:lang w:eastAsia="en-GB"/>
+              </w:rPr>
+            </w:pPr>
+          </w:p>
+        </w:tc>
+        <w:tc>
+          <w:tcPr>
+            <w:tcW w:w="0" w:type="auto"/>
+            <w:tcBorders>
+              <w:top w:val="single" w:sz="6" w:space="0" w:color="auto"/>
+              <w:left w:val="single" w:sz="6" w:space="0" w:color="auto"/>
+              <w:bottom w:val="single" w:sz="6" w:space="0" w:color="auto"/>
+              <w:right w:val="single" w:sz="6" w:space="0" w:color="auto"/>
+            </w:tcBorders>
+          </w:tcPr>
+          <w:p>
+            <w:pPr>
+              <w:rPr>
+                <w:lang w:eastAsia="en-GB"/>
+              </w:rPr>
+            </w:pPr>
+          </w:p>
+        </w:tc>
+      </w:tr>
+      <w:tr>
+        <w:tc>
+          <w:tcPr>
+            <w:tcW w:w="0" w:type="auto"/>
+            <w:tcBorders>
+              <w:top w:val="single" w:sz="6" w:space="0" w:color="auto"/>
+              <w:left w:val="single" w:sz="6" w:space="0" w:color="auto"/>
+              <w:bottom w:val="single" w:sz="6" w:space="0" w:color="auto"/>
+              <w:right w:val="single" w:sz="6" w:space="0" w:color="auto"/>
+            </w:tcBorders>
+            <w:noWrap/>
+            <w:tcMar>
+              <w:top w:w="120" w:type="dxa"/>
+              <w:left w:w="180" w:type="dxa"/>
+              <w:bottom w:w="120" w:type="dxa"/>
+              <w:right w:w="180" w:type="dxa"/>
+            </w:tcMar>
+            <w:vAlign w:val="center"/>
+            <w:hideMark/>
+          </w:tcPr>
+          <w:p>
+            <w:pPr>
+              <w:rPr>
+                <w:lang w:eastAsia="en-GB"/>
+              </w:rPr>
+            </w:pPr>
+            <w:r>
+              <w:rPr>
+                <w:lang w:eastAsia="en-GB"/>
+              </w:rPr>
+              <w:t>FR-D003</w:t>
+            </w:r>
+          </w:p>
+        </w:tc>
+        <w:tc>
+          <w:tcPr>
+            <w:tcW w:w="0" w:type="auto"/>
+            <w:tcBorders>
+              <w:top w:val="single" w:sz="6" w:space="0" w:color="auto"/>
+              <w:left w:val="single" w:sz="6" w:space="0" w:color="auto"/>
+              <w:bottom w:val="single" w:sz="6" w:space="0" w:color="auto"/>
+              <w:right w:val="single" w:sz="6" w:space="0" w:color="auto"/>
+            </w:tcBorders>
+            <w:noWrap/>
+            <w:tcMar>
+              <w:top w:w="120" w:type="dxa"/>
+              <w:left w:w="180" w:type="dxa"/>
+              <w:bottom w:w="120" w:type="dxa"/>
+              <w:right w:w="180" w:type="dxa"/>
+            </w:tcMar>
+            <w:vAlign w:val="center"/>
+            <w:hideMark/>
+          </w:tcPr>
+          <w:p>
+            <w:pPr>
+              <w:rPr>
+                <w:lang w:eastAsia="en-GB"/>
+              </w:rPr>
+            </w:pPr>
+            <w:r>
+              <w:rPr>
+                <w:lang w:eastAsia="en-GB"/>
+              </w:rPr>
+              <w:t>System Status</w:t>
+            </w:r>
+          </w:p>
+        </w:tc>
+        <w:tc>
+          <w:tcPr>
+            <w:tcW w:w="0" w:type="auto"/>
+            <w:tcBorders>
+              <w:top w:val="single" w:sz="6" w:space="0" w:color="auto"/>
+              <w:left w:val="single" w:sz="6" w:space="0" w:color="auto"/>
+              <w:bottom w:val="single" w:sz="6" w:space="0" w:color="auto"/>
+              <w:right w:val="single" w:sz="6" w:space="0" w:color="auto"/>
+            </w:tcBorders>
+            <w:noWrap/>
+            <w:tcMar>
+              <w:top w:w="120" w:type="dxa"/>
+              <w:left w:w="180" w:type="dxa"/>
+              <w:bottom w:w="120" w:type="dxa"/>
+              <w:right w:w="180" w:type="dxa"/>
+            </w:tcMar>
+            <w:vAlign w:val="center"/>
+            <w:hideMark/>
+          </w:tcPr>
+          <w:p>
+            <w:pPr>
+              <w:rPr>
+                <w:lang w:eastAsia="en-GB"/>
+              </w:rPr>
+            </w:pPr>
+            <w:r>
+              <w:rPr>
+                <w:lang w:eastAsia="en-GB"/>
+              </w:rPr>
+              <w:t>Cyan shall display the status of subsystems during startup.</w:t>
+            </w:r>
+          </w:p>
+        </w:tc>
+        <w:tc>
+          <w:tcPr>
+            <w:tcW w:w="0" w:type="auto"/>
+            <w:tcBorders>
+              <w:top w:val="single" w:sz="6" w:space="0" w:color="auto"/>
+              <w:left w:val="single" w:sz="6" w:space="0" w:color="auto"/>
+              <w:bottom w:val="single" w:sz="6" w:space="0" w:color="auto"/>
+              <w:right w:val="single" w:sz="6" w:space="0" w:color="auto"/>
+            </w:tcBorders>
+          </w:tcPr>
+          <w:p>
+            <w:pPr>
+              <w:rPr>
+                <w:lang w:eastAsia="en-GB"/>
+              </w:rPr>
+            </w:pPr>
+          </w:p>
+        </w:tc>
+        <w:tc>
+          <w:tcPr>
+            <w:tcW w:w="0" w:type="auto"/>
+            <w:tcBorders>
+              <w:top w:val="single" w:sz="6" w:space="0" w:color="auto"/>
+              <w:left w:val="single" w:sz="6" w:space="0" w:color="auto"/>
+              <w:bottom w:val="single" w:sz="6" w:space="0" w:color="auto"/>
+              <w:right w:val="single" w:sz="6" w:space="0" w:color="auto"/>
+            </w:tcBorders>
+          </w:tcPr>
+          <w:p>
+            <w:pPr>
+              <w:rPr>
+                <w:lang w:eastAsia="en-GB"/>
+              </w:rPr>
+            </w:pPr>
+          </w:p>
+        </w:tc>
+        <w:tc>
+          <w:tcPr>
+            <w:tcW w:w="0" w:type="auto"/>
+            <w:tcBorders>
+              <w:top w:val="single" w:sz="6" w:space="0" w:color="auto"/>
+              <w:left w:val="single" w:sz="6" w:space="0" w:color="auto"/>
+              <w:bottom w:val="single" w:sz="6" w:space="0" w:color="auto"/>
+              <w:right w:val="single" w:sz="6" w:space="0" w:color="auto"/>
+            </w:tcBorders>
+          </w:tcPr>
+          <w:p>
+            <w:pPr>
+              <w:rPr>
+                <w:lang w:eastAsia="en-GB"/>
+              </w:rPr>
+            </w:pPr>
+          </w:p>
+        </w:tc>
+      </w:tr>
+      <w:tr>
+        <w:tc>
+          <w:tcPr>
+            <w:tcW w:w="0" w:type="auto"/>
+            <w:tcBorders>
+              <w:top w:val="single" w:sz="6" w:space="0" w:color="auto"/>
+              <w:left w:val="single" w:sz="6" w:space="0" w:color="auto"/>
+              <w:bottom w:val="single" w:sz="6" w:space="0" w:color="auto"/>
+              <w:right w:val="single" w:sz="6" w:space="0" w:color="auto"/>
+            </w:tcBorders>
+            <w:noWrap/>
+            <w:tcMar>
+              <w:top w:w="120" w:type="dxa"/>
+              <w:left w:w="180" w:type="dxa"/>
+              <w:bottom w:w="120" w:type="dxa"/>
+              <w:right w:w="180" w:type="dxa"/>
+            </w:tcMar>
+            <w:vAlign w:val="center"/>
+            <w:hideMark/>
+          </w:tcPr>
+          <w:p>
+            <w:pPr>
+              <w:rPr>
+                <w:lang w:eastAsia="en-GB"/>
+              </w:rPr>
+            </w:pPr>
+            <w:r>
+              <w:rPr>
+                <w:lang w:eastAsia="en-GB"/>
+              </w:rPr>
+              <w:t>FR-D004</w:t>
+            </w:r>
+          </w:p>
+        </w:tc>
+        <w:tc>
+          <w:tcPr>
+            <w:tcW w:w="0" w:type="auto"/>
+            <w:tcBorders>
+              <w:top w:val="single" w:sz="6" w:space="0" w:color="auto"/>
+              <w:left w:val="single" w:sz="6" w:space="0" w:color="auto"/>
+              <w:bottom w:val="single" w:sz="6" w:space="0" w:color="auto"/>
+              <w:right w:val="single" w:sz="6" w:space="0" w:color="auto"/>
+            </w:tcBorders>
+            <w:noWrap/>
+            <w:tcMar>
+              <w:top w:w="120" w:type="dxa"/>
+              <w:left w:w="180" w:type="dxa"/>
+              <w:bottom w:w="120" w:type="dxa"/>
+              <w:right w:w="180" w:type="dxa"/>
+            </w:tcMar>
+            <w:vAlign w:val="center"/>
+            <w:hideMark/>
+          </w:tcPr>
+          <w:p>
+            <w:pPr>
+              <w:rPr>
+                <w:lang w:eastAsia="en-GB"/>
+              </w:rPr>
+            </w:pPr>
+            <w:r>
+              <w:rPr>
+                <w:lang w:eastAsia="en-GB"/>
+              </w:rPr>
+              <w:t>Reduced Capability Operation</w:t>
+            </w:r>
+          </w:p>
+        </w:tc>
+        <w:tc>
+          <w:tcPr>
+            <w:tcW w:w="0" w:type="auto"/>
+            <w:tcBorders>
+              <w:top w:val="single" w:sz="6" w:space="0" w:color="auto"/>
+              <w:left w:val="single" w:sz="6" w:space="0" w:color="auto"/>
+              <w:bottom w:val="single" w:sz="6" w:space="0" w:color="auto"/>
+              <w:right w:val="single" w:sz="6" w:space="0" w:color="auto"/>
+            </w:tcBorders>
+            <w:noWrap/>
+            <w:tcMar>
+              <w:top w:w="120" w:type="dxa"/>
+              <w:left w:w="180" w:type="dxa"/>
+              <w:bottom w:w="120" w:type="dxa"/>
+              <w:right w:w="180" w:type="dxa"/>
+            </w:tcMar>
+            <w:vAlign w:val="center"/>
+            <w:hideMark/>
+          </w:tcPr>
+          <w:p>
+            <w:pPr>
+              <w:rPr>
+                <w:lang w:eastAsia="en-GB"/>
+              </w:rPr>
+            </w:pPr>
+            <w:r>
+              <w:rPr>
+                <w:lang w:eastAsia="en-GB"/>
+              </w:rPr>
+              <w:t>Cyan shall continue operation with reduced capabilities when supported hardware or services are unavailable.</w:t>
+            </w:r>
+          </w:p>
+        </w:tc>
+        <w:tc>
+          <w:tcPr>
+            <w:tcW w:w="0" w:type="auto"/>
+            <w:tcBorders>
+              <w:top w:val="single" w:sz="6" w:space="0" w:color="auto"/>
+              <w:left w:val="single" w:sz="6" w:space="0" w:color="auto"/>
+              <w:bottom w:val="single" w:sz="6" w:space="0" w:color="auto"/>
+              <w:right w:val="single" w:sz="6" w:space="0" w:color="auto"/>
+            </w:tcBorders>
+          </w:tcPr>
+          <w:p>
+            <w:pPr>
+              <w:rPr>
+                <w:lang w:eastAsia="en-GB"/>
+              </w:rPr>
+            </w:pPr>
+          </w:p>
+        </w:tc>
+        <w:tc>
+          <w:tcPr>
+            <w:tcW w:w="0" w:type="auto"/>
+            <w:tcBorders>
+              <w:top w:val="single" w:sz="6" w:space="0" w:color="auto"/>
+              <w:left w:val="single" w:sz="6" w:space="0" w:color="auto"/>
+              <w:bottom w:val="single" w:sz="6" w:space="0" w:color="auto"/>
+              <w:right w:val="single" w:sz="6" w:space="0" w:color="auto"/>
+            </w:tcBorders>
+          </w:tcPr>
+          <w:p>
+            <w:pPr>
+              <w:rPr>
+                <w:lang w:eastAsia="en-GB"/>
+              </w:rPr>
+            </w:pPr>
+          </w:p>
+        </w:tc>
+        <w:tc>
+          <w:tcPr>
+            <w:tcW w:w="0" w:type="auto"/>
+            <w:tcBorders>
+              <w:top w:val="single" w:sz="6" w:space="0" w:color="auto"/>
+              <w:left w:val="single" w:sz="6" w:space="0" w:color="auto"/>
+              <w:bottom w:val="single" w:sz="6" w:space="0" w:color="auto"/>
+              <w:right w:val="single" w:sz="6" w:space="0" w:color="auto"/>
+            </w:tcBorders>
+          </w:tcPr>
+          <w:p>
+            <w:pPr>
+              <w:rPr>
+                <w:lang w:eastAsia="en-GB"/>
+              </w:rPr>
+            </w:pPr>
+          </w:p>
+        </w:tc>
+      </w:tr>
+      <w:tr>
+        <w:tc>
+          <w:tcPr>
+            <w:tcW w:w="0" w:type="auto"/>
+            <w:tcBorders>
+              <w:top w:val="single" w:sz="6" w:space="0" w:color="auto"/>
+              <w:left w:val="single" w:sz="6" w:space="0" w:color="auto"/>
+              <w:bottom w:val="single" w:sz="6" w:space="0" w:color="auto"/>
+              <w:right w:val="single" w:sz="6" w:space="0" w:color="auto"/>
+            </w:tcBorders>
+            <w:noWrap/>
+            <w:tcMar>
+              <w:top w:w="120" w:type="dxa"/>
+              <w:left w:w="180" w:type="dxa"/>
+              <w:bottom w:w="120" w:type="dxa"/>
+              <w:right w:w="180" w:type="dxa"/>
+            </w:tcMar>
+            <w:vAlign w:val="center"/>
+            <w:hideMark/>
+          </w:tcPr>
+          <w:p>
+            <w:pPr>
+              <w:rPr>
+                <w:lang w:eastAsia="en-GB"/>
+              </w:rPr>
+            </w:pPr>
+            <w:r>
+              <w:rPr>
+                <w:lang w:eastAsia="en-GB"/>
+              </w:rPr>
+              <w:t>FR-E001</w:t>
+            </w:r>
+          </w:p>
+        </w:tc>
+        <w:tc>
+          <w:tcPr>
+            <w:tcW w:w="0" w:type="auto"/>
+            <w:tcBorders>
+              <w:top w:val="single" w:sz="6" w:space="0" w:color="auto"/>
+              <w:left w:val="single" w:sz="6" w:space="0" w:color="auto"/>
+              <w:bottom w:val="single" w:sz="6" w:space="0" w:color="auto"/>
+              <w:right w:val="single" w:sz="6" w:space="0" w:color="auto"/>
+            </w:tcBorders>
+            <w:noWrap/>
+            <w:tcMar>
+              <w:top w:w="120" w:type="dxa"/>
+              <w:left w:w="180" w:type="dxa"/>
+              <w:bottom w:w="120" w:type="dxa"/>
+              <w:right w:w="180" w:type="dxa"/>
+            </w:tcMar>
+            <w:vAlign w:val="center"/>
+            <w:hideMark/>
+          </w:tcPr>
+          <w:p>
+            <w:pPr>
+              <w:rPr>
+                <w:lang w:eastAsia="en-GB"/>
+              </w:rPr>
+            </w:pPr>
+            <w:r>
+              <w:rPr>
+                <w:lang w:eastAsia="en-GB"/>
+              </w:rPr>
+              <w:t>PC Platform</w:t>
+            </w:r>
+          </w:p>
+        </w:tc>
+        <w:tc>
+          <w:tcPr>
+            <w:tcW w:w="0" w:type="auto"/>
+            <w:tcBorders>
+              <w:top w:val="single" w:sz="6" w:space="0" w:color="auto"/>
+              <w:left w:val="single" w:sz="6" w:space="0" w:color="auto"/>
+              <w:bottom w:val="single" w:sz="6" w:space="0" w:color="auto"/>
+              <w:right w:val="single" w:sz="6" w:space="0" w:color="auto"/>
+            </w:tcBorders>
+            <w:noWrap/>
+            <w:tcMar>
+              <w:top w:w="120" w:type="dxa"/>
+              <w:left w:w="180" w:type="dxa"/>
+              <w:bottom w:w="120" w:type="dxa"/>
+              <w:right w:w="180" w:type="dxa"/>
+            </w:tcMar>
+            <w:vAlign w:val="center"/>
+            <w:hideMark/>
+          </w:tcPr>
+          <w:p>
+            <w:pPr>
+              <w:rPr>
+                <w:lang w:eastAsia="en-GB"/>
+              </w:rPr>
+            </w:pPr>
+            <w:r>
+              <w:rPr>
+                <w:lang w:eastAsia="en-GB"/>
+              </w:rPr>
+              <w:t>Cyan shall be capable of operating on a PC platform for development and iteration.</w:t>
+            </w:r>
+          </w:p>
+        </w:tc>
+        <w:tc>
+          <w:tcPr>
+            <w:tcW w:w="0" w:type="auto"/>
+            <w:tcBorders>
+              <w:top w:val="single" w:sz="6" w:space="0" w:color="auto"/>
+              <w:left w:val="single" w:sz="6" w:space="0" w:color="auto"/>
+              <w:bottom w:val="single" w:sz="6" w:space="0" w:color="auto"/>
+              <w:right w:val="single" w:sz="6" w:space="0" w:color="auto"/>
+            </w:tcBorders>
+          </w:tcPr>
+          <w:p>
+            <w:pPr>
+              <w:rPr>
+                <w:lang w:eastAsia="en-GB"/>
+              </w:rPr>
+            </w:pPr>
+          </w:p>
+        </w:tc>
+        <w:tc>
+          <w:tcPr>
+            <w:tcW w:w="0" w:type="auto"/>
+            <w:tcBorders>
+              <w:top w:val="single" w:sz="6" w:space="0" w:color="auto"/>
+              <w:left w:val="single" w:sz="6" w:space="0" w:color="auto"/>
+              <w:bottom w:val="single" w:sz="6" w:space="0" w:color="auto"/>
+              <w:right w:val="single" w:sz="6" w:space="0" w:color="auto"/>
+            </w:tcBorders>
+          </w:tcPr>
+          <w:p>
+            <w:pPr>
+              <w:rPr>
+                <w:lang w:eastAsia="en-GB"/>
+              </w:rPr>
+            </w:pPr>
+          </w:p>
+        </w:tc>
+        <w:tc>
+          <w:tcPr>
+            <w:tcW w:w="0" w:type="auto"/>
+            <w:tcBorders>
+              <w:top w:val="single" w:sz="6" w:space="0" w:color="auto"/>
+              <w:left w:val="single" w:sz="6" w:space="0" w:color="auto"/>
+              <w:bottom w:val="single" w:sz="6" w:space="0" w:color="auto"/>
+              <w:right w:val="single" w:sz="6" w:space="0" w:color="auto"/>
+            </w:tcBorders>
+          </w:tcPr>
+          <w:p>
+            <w:pPr>
+              <w:rPr>
+                <w:lang w:eastAsia="en-GB"/>
+              </w:rPr>
+            </w:pPr>
+          </w:p>
+        </w:tc>
+      </w:tr>
+      <w:tr>
+        <w:trPr>
+          <w:trHeight w:val="320"/>
+        </w:trPr>
+        <w:tc>
+          <w:tcPr>
+            <w:tcW w:w="0" w:type="auto"/>
+            <w:tcBorders>
+              <w:top w:val="single" w:sz="6" w:space="0" w:color="auto"/>
+              <w:left w:val="single" w:sz="6" w:space="0" w:color="auto"/>
+              <w:bottom w:val="single" w:sz="6" w:space="0" w:color="auto"/>
+              <w:right w:val="single" w:sz="6" w:space="0" w:color="auto"/>
+            </w:tcBorders>
+            <w:noWrap/>
+            <w:tcMar>
+              <w:top w:w="120" w:type="dxa"/>
+              <w:left w:w="180" w:type="dxa"/>
+              <w:bottom w:w="120" w:type="dxa"/>
+              <w:right w:w="180" w:type="dxa"/>
+            </w:tcMar>
+            <w:vAlign w:val="center"/>
+            <w:hideMark/>
+          </w:tcPr>
+          <w:p>
+            <w:pPr>
+              <w:rPr>
+                <w:lang w:eastAsia="en-GB"/>
+              </w:rPr>
+            </w:pPr>
+            <w:r>
+              <w:rPr>
+                <w:lang w:eastAsia="en-GB"/>
+              </w:rPr>
+              <w:t>FR-E002</w:t>
+            </w:r>
+          </w:p>
+        </w:tc>
+        <w:tc>
+          <w:tcPr>
+            <w:tcW w:w="0" w:type="auto"/>
+            <w:tcBorders>
+              <w:top w:val="single" w:sz="6" w:space="0" w:color="auto"/>
+              <w:left w:val="single" w:sz="6" w:space="0" w:color="auto"/>
+              <w:bottom w:val="single" w:sz="6" w:space="0" w:color="auto"/>
+              <w:right w:val="single" w:sz="6" w:space="0" w:color="auto"/>
+            </w:tcBorders>
+            <w:noWrap/>
+            <w:tcMar>
+              <w:top w:w="120" w:type="dxa"/>
+              <w:left w:w="180" w:type="dxa"/>
+              <w:bottom w:w="120" w:type="dxa"/>
+              <w:right w:w="180" w:type="dxa"/>
+            </w:tcMar>
+            <w:vAlign w:val="center"/>
+            <w:hideMark/>
+          </w:tcPr>
+          <w:p>
+            <w:pPr>
+              <w:rPr>
+                <w:lang w:eastAsia="en-GB"/>
+              </w:rPr>
+            </w:pPr>
+            <w:r>
+              <w:rPr>
+                <w:lang w:eastAsia="en-GB"/>
+              </w:rPr>
+              <w:t>Platform Abstraction</w:t>
+            </w:r>
+          </w:p>
+        </w:tc>
+        <w:tc>
+          <w:tcPr>
+            <w:tcW w:w="0" w:type="auto"/>
+            <w:tcBorders>
+              <w:top w:val="single" w:sz="6" w:space="0" w:color="auto"/>
+              <w:left w:val="single" w:sz="6" w:space="0" w:color="auto"/>
+              <w:bottom w:val="single" w:sz="6" w:space="0" w:color="auto"/>
+              <w:right w:val="single" w:sz="6" w:space="0" w:color="auto"/>
+            </w:tcBorders>
+            <w:noWrap/>
+            <w:tcMar>
+              <w:top w:w="120" w:type="dxa"/>
+              <w:left w:w="180" w:type="dxa"/>
+              <w:bottom w:w="120" w:type="dxa"/>
+              <w:right w:w="180" w:type="dxa"/>
+            </w:tcMar>
+            <w:vAlign w:val="center"/>
+            <w:hideMark/>
+          </w:tcPr>
+          <w:p>
+            <w:pPr>
+              <w:rPr>
+                <w:lang w:eastAsia="en-GB"/>
+              </w:rPr>
+            </w:pPr>
+            <w:r>
+              <w:rPr>
+                <w:lang w:eastAsia="en-GB"/>
+              </w:rPr>
+              <w:t>Cyan shall separate platform-specific hardware implementations from platform-independent software functionality.</w:t>
+            </w:r>
+          </w:p>
+        </w:tc>
+        <w:tc>
+          <w:tcPr>
+            <w:tcW w:w="0" w:type="auto"/>
+            <w:tcBorders>
+              <w:top w:val="single" w:sz="6" w:space="0" w:color="auto"/>
+              <w:left w:val="single" w:sz="6" w:space="0" w:color="auto"/>
+              <w:bottom w:val="single" w:sz="6" w:space="0" w:color="auto"/>
+              <w:right w:val="single" w:sz="6" w:space="0" w:color="auto"/>
+            </w:tcBorders>
+          </w:tcPr>
+          <w:p>
+            <w:pPr>
+              <w:rPr>
+                <w:lang w:eastAsia="en-GB"/>
+              </w:rPr>
+            </w:pPr>
+          </w:p>
+        </w:tc>
+        <w:tc>
+          <w:tcPr>
+            <w:tcW w:w="0" w:type="auto"/>
+            <w:tcBorders>
+              <w:top w:val="single" w:sz="6" w:space="0" w:color="auto"/>
+              <w:left w:val="single" w:sz="6" w:space="0" w:color="auto"/>
+              <w:bottom w:val="single" w:sz="6" w:space="0" w:color="auto"/>
+              <w:right w:val="single" w:sz="6" w:space="0" w:color="auto"/>
+            </w:tcBorders>
+          </w:tcPr>
+          <w:p>
+            <w:pPr>
+              <w:rPr>
+                <w:lang w:eastAsia="en-GB"/>
+              </w:rPr>
+            </w:pPr>
+          </w:p>
+        </w:tc>
+        <w:tc>
+          <w:tcPr>
+            <w:tcW w:w="0" w:type="auto"/>
+            <w:tcBorders>
+              <w:top w:val="single" w:sz="6" w:space="0" w:color="auto"/>
+              <w:left w:val="single" w:sz="6" w:space="0" w:color="auto"/>
+              <w:bottom w:val="single" w:sz="6" w:space="0" w:color="auto"/>
+              <w:right w:val="single" w:sz="6" w:space="0" w:color="auto"/>
+            </w:tcBorders>
+          </w:tcPr>
+          <w:p>
+            <w:pPr>
+              <w:rPr>
+                <w:lang w:eastAsia="en-GB"/>
+              </w:rPr>
+            </w:pPr>
+          </w:p>
+        </w:tc>
+      </w:tr>
+    </w:tbl>
+    <w:p/>
+    <w:p>
+      <w:pPr>
+        <w:pStyle w:val="Heading2"/>
+      </w:pPr>
+      <w:bookmarkStart w:id="15" w:name="_Toc237853891"/>
+      <w:bookmarkStart w:id="16" w:name="_Toc237854378"/>
+      <w:bookmarkStart w:id="17" w:name="_Toc237856944"/>
+      <w:r>
+        <w:t>1.2 Non-Functional Requirements</w:t>
+      </w:r>
+      <w:bookmarkEnd w:id="15"/>
+      <w:bookmarkEnd w:id="16"/>
+      <w:bookmarkEnd w:id="17"/>
+    </w:p>
+    <w:p>
+      <w:r>
+        <w:t>…</w:t>
+      </w:r>
+    </w:p>
+    <w:p>
+      <w:pPr>
+        <w:pStyle w:val="Heading2"/>
+      </w:pPr>
+      <w:bookmarkStart w:id="18" w:name="_1.3_System_Architecture"/>
+      <w:bookmarkStart w:id="19" w:name="_Toc237853892"/>
+      <w:bookmarkStart w:id="20" w:name="_Toc237854379"/>
+      <w:bookmarkStart w:id="21" w:name="_Toc237856945"/>
+      <w:bookmarkEnd w:id="18"/>
+      <w:r>
+        <w:lastRenderedPageBreak/>
+        <w:t xml:space="preserve">1.3 </w:t>
+      </w:r>
+      <w:r>
+        <w:t>System Architecture</w:t>
+      </w:r>
+      <w:bookmarkEnd w:id="19"/>
+      <w:bookmarkEnd w:id="20"/>
+      <w:bookmarkEnd w:id="21"/>
+      <w:r>
+        <w:t xml:space="preserve"> </w:t>
+      </w:r>
+    </w:p>
+    <w:p>
+      <w:r>
+        <w:t>layered model: hardware -&gt; data/display -&gt; service -&gt; OS -&gt; app</w:t>
+      </w:r>
+    </w:p>
+    <w:p>
+      <w:r>
+        <w:t>##Create a graphic here##</w:t>
+      </w:r>
+    </w:p>
+    <w:p>
+      <w:r>
+        <w:t>┌─────────────────────────────┐</w:t>
+      </w:r>
+    </w:p>
+    <w:p>
+      <w:r>
+        <w:t>│         Applications        │  Lua, sandboxed, via App API</w:t>
+      </w:r>
+    </w:p>
+    <w:p>
+      <w:r>
+        <w:rPr>
+          <w:rFonts w:ascii="Hiragino Sans W4" w:eastAsia="Hiragino Sans W4" w:hAnsi="Hiragino Sans W4" w:cs="Hiragino Sans W4" w:hint="eastAsia"/>
+        </w:rPr>
+        <w:t>├</w:t>
+      </w:r>
+      <w:r>
+        <w:t>─────────────────────────────</w:t>
+      </w:r>
+      <w:r>
+        <w:rPr>
+          <w:rFonts w:ascii="Hiragino Sans W4" w:eastAsia="Hiragino Sans W4" w:hAnsi="Hiragino Sans W4" w:cs="Hiragino Sans W4" w:hint="eastAsia"/>
+        </w:rPr>
+        <w:t>┤</w:t>
+      </w:r>
+    </w:p>
+    <w:p>
+      <w:r>
+        <w:t>│           Cyan OS           │  Shell UI, tabs, app lifecycle</w:t>
+      </w:r>
+    </w:p>
+    <w:p>
+      <w:r>
+        <w:rPr>
+          <w:rFonts w:ascii="Hiragino Sans W4" w:eastAsia="Hiragino Sans W4" w:hAnsi="Hiragino Sans W4" w:cs="Hiragino Sans W4" w:hint="eastAsia"/>
+        </w:rPr>
+        <w:t>├</w:t>
+      </w:r>
+      <w:r>
+        <w:t>─────────────────────────────</w:t>
+      </w:r>
+      <w:r>
+        <w:rPr>
+          <w:rFonts w:ascii="Hiragino Sans W4" w:eastAsia="Hiragino Sans W4" w:hAnsi="Hiragino Sans W4" w:cs="Hiragino Sans W4" w:hint="eastAsia"/>
+        </w:rPr>
+        <w:t>┤</w:t>
+      </w:r>
+    </w:p>
+    <w:p>
+      <w:r>
+        <w:t>│       Service Registry      │  Time, Power, Input, Storage…</w:t>
+      </w:r>
+    </w:p>
+    <w:p>
+      <w:r>
+        <w:rPr>
+          <w:rFonts w:ascii="Hiragino Sans W4" w:eastAsia="Hiragino Sans W4" w:hAnsi="Hiragino Sans W4" w:cs="Hiragino Sans W4" w:hint="eastAsia"/>
+        </w:rPr>
+        <w:t>├</w:t>
+      </w:r>
+      <w:r>
+        <w:t>─────────────────────────────</w:t>
+      </w:r>
+      <w:r>
+        <w:rPr>
+          <w:rFonts w:ascii="Hiragino Sans W4" w:eastAsia="Hiragino Sans W4" w:hAnsi="Hiragino Sans W4" w:cs="Hiragino Sans W4" w:hint="eastAsia"/>
+        </w:rPr>
+        <w:t>┤</w:t>
+      </w:r>
+    </w:p>
+    <w:p>
+      <w:r>
+        <w:t>│     Hardware Abstraction    │  Display, data, platform entry</w:t>
+      </w:r>
+    </w:p>
+    <w:p>
+      <w:r>
+        <w:rPr>
+          <w:rFonts w:ascii="Hiragino Sans W4" w:eastAsia="Hiragino Sans W4" w:hAnsi="Hiragino Sans W4" w:cs="Hiragino Sans W4" w:hint="eastAsia"/>
+        </w:rPr>
+        <w:t>├</w:t>
+      </w:r>
+      <w:r>
+        <w:t>─────────────────────────────</w:t>
+      </w:r>
+      <w:r>
+        <w:rPr>
+          <w:rFonts w:ascii="Hiragino Sans W4" w:eastAsia="Hiragino Sans W4" w:hAnsi="Hiragino Sans W4" w:cs="Hiragino Sans W4" w:hint="eastAsia"/>
+        </w:rPr>
+        <w:t>┤</w:t>
+      </w:r>
+    </w:p>
+    <w:p>
+      <w:r>
+        <w:t>│           Hardware          │  ESP32-S3, ST7789, MCP23017…</w:t>
+      </w:r>
+    </w:p>
+    <w:p>
+      <w:r>
+        <w:t>└─────────────────────────────┘</w:t>
+      </w:r>
+    </w:p>
+    <w:p/>
+    <w:p>
+      <w:r>
+        <w:t xml:space="preserve">Services are used to abstract across </w:t>
+      </w:r>
+      <w:r>
+        <w:t xml:space="preserve">platform differences and provide a wrapper for </w:t>
+      </w:r>
+      <w:r>
+        <w:t>the capabilit</w:t>
+      </w:r>
+      <w:r>
+        <w:t>ies</w:t>
+      </w:r>
+      <w:r>
+        <w:t xml:space="preserve"> of the system which can be </w:t>
+      </w:r>
+      <w:r>
+        <w:t>inspected during runtime.</w:t>
+      </w:r>
+      <w:r>
+        <w:t xml:space="preserve"> </w:t>
+      </w:r>
+      <w:r>
+        <w:t>They may be only indirectly related to the underlying hardware</w:t>
+      </w:r>
+      <w:r>
+        <w:t xml:space="preserve">, for example: </w:t>
+      </w:r>
+      <w:r>
+        <w:t xml:space="preserve">notifications are </w:t>
+      </w:r>
+      <w:r>
+        <w:t xml:space="preserve">purely a </w:t>
+      </w:r>
+      <w:r>
+        <w:t>system capability, whereas storage may be unavailable if a component is missing or faulty</w:t>
+      </w:r>
+      <w:r>
+        <w:t xml:space="preserve"> – meaning </w:t>
+      </w:r>
+      <w:r>
+        <w:t>.</w:t>
+      </w:r>
+    </w:p>
+    <w:tbl>
+      <w:tblPr>
+        <w:tblStyle w:val="TableGrid"/>
+        <w:tblW w:w="0" w:type="auto"/>
+        <w:tblLook w:val="04A0" w:firstRow="1" w:lastRow="0" w:firstColumn="1" w:lastColumn="0" w:noHBand="0" w:noVBand="1"/>
+      </w:tblPr>
+      <w:tblGrid>
+        <w:gridCol w:w="1557"/>
+        <w:gridCol w:w="2902"/>
+        <w:gridCol w:w="3266"/>
+        <w:gridCol w:w="1291"/>
+      </w:tblGrid>
+      <w:tr>
+        <w:tc>
+          <w:tcPr>
+            <w:tcW w:w="0" w:type="auto"/>
+            <w:hideMark/>
+          </w:tcPr>
+          <w:p>
+            <w:pPr>
+              <w:rPr>
+                <w:rFonts w:eastAsia="Times New Roman"/>
+                <w:b/>
+                <w:bCs/>
+                <w:lang w:eastAsia="en-GB"/>
+              </w:rPr>
+            </w:pPr>
+            <w:r>
+              <w:rPr>
+                <w:rFonts w:eastAsia="Times New Roman"/>
+                <w:b/>
+                <w:bCs/>
+                <w:lang w:eastAsia="en-GB"/>
+              </w:rPr>
+              <w:t>Service</w:t>
+            </w:r>
+          </w:p>
+        </w:tc>
+        <w:tc>
+          <w:tcPr>
+            <w:tcW w:w="0" w:type="auto"/>
+            <w:hideMark/>
+          </w:tcPr>
+          <w:p>
+            <w:pPr>
+              <w:rPr>
+                <w:rFonts w:eastAsia="Times New Roman"/>
+                <w:b/>
+                <w:bCs/>
+                <w:lang w:eastAsia="en-GB"/>
+              </w:rPr>
+            </w:pPr>
+            <w:r>
+              <w:rPr>
+                <w:rFonts w:eastAsia="Times New Roman"/>
+                <w:b/>
+                <w:bCs/>
+                <w:lang w:eastAsia="en-GB"/>
+              </w:rPr>
+              <w:t>ID</w:t>
+            </w:r>
+          </w:p>
+        </w:tc>
+        <w:tc>
+          <w:tcPr>
+            <w:tcW w:w="0" w:type="auto"/>
+            <w:hideMark/>
+          </w:tcPr>
+          <w:p>
+            <w:pPr>
+              <w:rPr>
+                <w:rFonts w:eastAsia="Times New Roman"/>
+                <w:b/>
+                <w:bCs/>
+                <w:lang w:eastAsia="en-GB"/>
+              </w:rPr>
+            </w:pPr>
+            <w:r>
+              <w:rPr>
+                <w:rFonts w:eastAsia="Times New Roman"/>
+                <w:b/>
+                <w:bCs/>
+                <w:lang w:eastAsia="en-GB"/>
+              </w:rPr>
+              <w:t>Description</w:t>
+            </w:r>
+          </w:p>
+        </w:tc>
+        <w:tc>
+          <w:tcPr>
+            <w:tcW w:w="0" w:type="auto"/>
+            <w:hideMark/>
+          </w:tcPr>
+          <w:p>
+            <w:pPr>
+              <w:rPr>
+                <w:rFonts w:eastAsia="Times New Roman"/>
+                <w:b/>
+                <w:bCs/>
+                <w:lang w:eastAsia="en-GB"/>
+              </w:rPr>
+            </w:pPr>
+            <w:r>
+              <w:rPr>
+                <w:rFonts w:eastAsia="Times New Roman"/>
+                <w:b/>
+                <w:bCs/>
+                <w:lang w:eastAsia="en-GB"/>
+              </w:rPr>
+              <w:t>Critical</w:t>
+            </w:r>
+            <w:r>
+              <w:rPr>
+                <w:rFonts w:eastAsia="Times New Roman"/>
+                <w:b/>
+                <w:bCs/>
+                <w:lang w:eastAsia="en-GB"/>
+              </w:rPr>
+              <w:t>ity</w:t>
+            </w:r>
+          </w:p>
+        </w:tc>
+      </w:tr>
+      <w:tr>
+        <w:tc>
+          <w:tcPr>
+            <w:tcW w:w="0" w:type="auto"/>
+            <w:hideMark/>
+          </w:tcPr>
+          <w:p>
+            <w:pPr>
+              <w:rPr>
+                <w:rFonts w:eastAsia="Times New Roman"/>
+                <w:lang w:eastAsia="en-GB"/>
+              </w:rPr>
+            </w:pPr>
+            <w:r>
+              <w:rPr>
+                <w:rFonts w:eastAsia="Times New Roman"/>
+                <w:lang w:eastAsia="en-GB"/>
+              </w:rPr>
+              <w:t>Time</w:t>
+            </w:r>
+          </w:p>
+        </w:tc>
+        <w:tc>
+          <w:tcPr>
+            <w:tcW w:w="0" w:type="auto"/>
+            <w:hideMark/>
+          </w:tcPr>
+          <w:p>
+            <w:pPr>
+              <w:rPr>
+                <w:rFonts w:eastAsia="Times New Roman"/>
+                <w:lang w:eastAsia="en-GB"/>
+              </w:rPr>
+            </w:pPr>
+            <w:r>
+              <w:rPr>
+                <w:rFonts w:eastAsia="Times New Roman"/>
+                <w:lang w:eastAsia="en-GB"/>
+              </w:rPr>
+              <w:t>SERVICE_TIME</w:t>
+            </w:r>
+          </w:p>
+        </w:tc>
+        <w:tc>
+          <w:tcPr>
+            <w:tcW w:w="0" w:type="auto"/>
+            <w:hideMark/>
+          </w:tcPr>
+          <w:p>
+            <w:pPr>
+              <w:rPr>
+                <w:rFonts w:eastAsia="Times New Roman"/>
+                <w:lang w:eastAsia="en-GB"/>
+              </w:rPr>
+            </w:pPr>
+            <w:r>
+              <w:rPr>
+                <w:rFonts w:eastAsia="Times New Roman"/>
+                <w:lang w:eastAsia="en-GB"/>
+              </w:rPr>
+              <w:t>Provides current date and time from the platform RTC or system clock</w:t>
+            </w:r>
+          </w:p>
+        </w:tc>
+        <w:tc>
+          <w:tcPr>
+            <w:tcW w:w="0" w:type="auto"/>
+            <w:hideMark/>
+          </w:tcPr>
+          <w:p>
+            <w:pPr>
+              <w:rPr>
+                <w:rFonts w:eastAsia="Times New Roman"/>
+                <w:lang w:eastAsia="en-GB"/>
+              </w:rPr>
+            </w:pPr>
+            <w:r>
+              <w:rPr>
+                <w:rFonts w:eastAsia="Times New Roman"/>
+                <w:lang w:eastAsia="en-GB"/>
+              </w:rPr>
+              <w:t>HIGH</w:t>
+            </w:r>
+          </w:p>
+        </w:tc>
+      </w:tr>
+      <w:tr>
+        <w:tc>
+          <w:tcPr>
+            <w:tcW w:w="0" w:type="auto"/>
+            <w:hideMark/>
+          </w:tcPr>
+          <w:p>
+            <w:pPr>
+              <w:rPr>
+                <w:rFonts w:eastAsia="Times New Roman"/>
+                <w:lang w:eastAsia="en-GB"/>
+              </w:rPr>
+            </w:pPr>
+            <w:r>
+              <w:rPr>
+                <w:rFonts w:eastAsia="Times New Roman"/>
+                <w:lang w:eastAsia="en-GB"/>
+              </w:rPr>
+              <w:t>Power</w:t>
+            </w:r>
+          </w:p>
+        </w:tc>
+        <w:tc>
+          <w:tcPr>
+            <w:tcW w:w="0" w:type="auto"/>
+            <w:hideMark/>
+          </w:tcPr>
+          <w:p>
+            <w:pPr>
+              <w:rPr>
+                <w:rFonts w:eastAsia="Times New Roman"/>
+                <w:lang w:eastAsia="en-GB"/>
+              </w:rPr>
+            </w:pPr>
+            <w:r>
+              <w:rPr>
+                <w:rFonts w:eastAsia="Times New Roman"/>
+                <w:lang w:eastAsia="en-GB"/>
+              </w:rPr>
+              <w:t>SERVICE_POWER</w:t>
+            </w:r>
+          </w:p>
+        </w:tc>
+        <w:tc>
+          <w:tcPr>
+            <w:tcW w:w="0" w:type="auto"/>
+            <w:hideMark/>
+          </w:tcPr>
+          <w:p>
+            <w:pPr>
+              <w:rPr>
+                <w:rFonts w:eastAsia="Times New Roman"/>
+                <w:lang w:eastAsia="en-GB"/>
+              </w:rPr>
+            </w:pPr>
+            <w:r>
+              <w:rPr>
+                <w:rFonts w:eastAsia="Times New Roman"/>
+                <w:lang w:eastAsia="en-GB"/>
+              </w:rPr>
+              <w:t>Battery level, charge state, sleep and shutdown control</w:t>
+            </w:r>
+          </w:p>
+        </w:tc>
+        <w:tc>
+          <w:tcPr>
+            <w:tcW w:w="0" w:type="auto"/>
+            <w:hideMark/>
+          </w:tcPr>
+          <w:p>
+            <w:pPr>
+              <w:rPr>
+                <w:rFonts w:eastAsia="Times New Roman"/>
+                <w:lang w:eastAsia="en-GB"/>
+              </w:rPr>
+            </w:pPr>
+            <w:r>
+              <w:rPr>
+                <w:rFonts w:eastAsia="Times New Roman"/>
+                <w:lang w:eastAsia="en-GB"/>
+              </w:rPr>
+              <w:t>HIGH</w:t>
+            </w:r>
+          </w:p>
+        </w:tc>
+      </w:tr>
+      <w:tr>
+        <w:tc>
+          <w:tcPr>
+            <w:tcW w:w="0" w:type="auto"/>
+            <w:hideMark/>
+          </w:tcPr>
+          <w:p>
+            <w:pPr>
+              <w:rPr>
+                <w:rFonts w:eastAsia="Times New Roman"/>
+                <w:lang w:eastAsia="en-GB"/>
+              </w:rPr>
+            </w:pPr>
+            <w:r>
+              <w:rPr>
+                <w:rFonts w:eastAsia="Times New Roman"/>
+                <w:lang w:eastAsia="en-GB"/>
+              </w:rPr>
+              <w:t>Display</w:t>
+            </w:r>
+          </w:p>
+        </w:tc>
+        <w:tc>
+          <w:tcPr>
+            <w:tcW w:w="0" w:type="auto"/>
+            <w:hideMark/>
+          </w:tcPr>
+          <w:p>
+            <w:pPr>
+              <w:rPr>
+                <w:rFonts w:eastAsia="Times New Roman"/>
+                <w:lang w:eastAsia="en-GB"/>
+              </w:rPr>
+            </w:pPr>
+            <w:r>
+              <w:rPr>
+                <w:rFonts w:eastAsia="Times New Roman"/>
+                <w:lang w:eastAsia="en-GB"/>
+              </w:rPr>
+              <w:t>SERVICE_DISPLAY</w:t>
+            </w:r>
+          </w:p>
+        </w:tc>
+        <w:tc>
+          <w:tcPr>
+            <w:tcW w:w="0" w:type="auto"/>
+            <w:hideMark/>
+          </w:tcPr>
+          <w:p>
+            <w:pPr>
+              <w:rPr>
+                <w:rFonts w:eastAsia="Times New Roman"/>
+                <w:lang w:eastAsia="en-GB"/>
+              </w:rPr>
+            </w:pPr>
+            <w:r>
+              <w:rPr>
+                <w:rFonts w:eastAsia="Times New Roman"/>
+                <w:lang w:eastAsia="en-GB"/>
+              </w:rPr>
+              <w:t>Reports display dimensions to platform-independent code</w:t>
+            </w:r>
+          </w:p>
+        </w:tc>
+        <w:tc>
+          <w:tcPr>
+            <w:tcW w:w="0" w:type="auto"/>
+            <w:hideMark/>
+          </w:tcPr>
+          <w:p>
+            <w:pPr>
+              <w:rPr>
+                <w:rFonts w:eastAsia="Times New Roman"/>
+                <w:lang w:eastAsia="en-GB"/>
+              </w:rPr>
+            </w:pPr>
+            <w:r>
+              <w:rPr>
+                <w:rFonts w:eastAsia="Times New Roman"/>
+                <w:lang w:eastAsia="en-GB"/>
+              </w:rPr>
+              <w:t>HIGH</w:t>
+            </w:r>
+          </w:p>
+        </w:tc>
+      </w:tr>
+      <w:tr>
+        <w:tc>
+          <w:tcPr>
+            <w:tcW w:w="0" w:type="auto"/>
+            <w:hideMark/>
+          </w:tcPr>
+          <w:p>
+            <w:pPr>
+              <w:rPr>
+                <w:lang w:eastAsia="en-GB"/>
+              </w:rPr>
+            </w:pPr>
+            <w:r>
+              <w:rPr>
+                <w:lang w:eastAsia="en-GB"/>
+              </w:rPr>
+              <w:t>Input</w:t>
+            </w:r>
+          </w:p>
+        </w:tc>
+        <w:tc>
+          <w:tcPr>
+            <w:tcW w:w="0" w:type="auto"/>
+            <w:hideMark/>
+          </w:tcPr>
+          <w:p>
+            <w:pPr>
+              <w:rPr>
+                <w:lang w:eastAsia="en-GB"/>
+              </w:rPr>
+            </w:pPr>
+            <w:r>
+              <w:rPr>
+                <w:lang w:eastAsia="en-GB"/>
+              </w:rPr>
+              <w:t>SERVICE_INPUT</w:t>
+            </w:r>
+          </w:p>
+        </w:tc>
+        <w:tc>
+          <w:tcPr>
+            <w:tcW w:w="0" w:type="auto"/>
+            <w:hideMark/>
+          </w:tcPr>
+          <w:p>
+            <w:pPr>
+              <w:rPr>
+                <w:lang w:eastAsia="en-GB"/>
+              </w:rPr>
+            </w:pPr>
+            <w:r>
+              <w:rPr>
+                <w:lang w:eastAsia="en-GB"/>
+              </w:rPr>
+              <w:t>Polls physical buttons and rotary crown events</w:t>
+            </w:r>
+          </w:p>
+        </w:tc>
+        <w:tc>
+          <w:tcPr>
+            <w:tcW w:w="0" w:type="auto"/>
+            <w:hideMark/>
+          </w:tcPr>
+          <w:p>
+            <w:pPr>
+              <w:rPr>
+                <w:lang w:eastAsia="en-GB"/>
+              </w:rPr>
+            </w:pPr>
+            <w:r>
+              <w:rPr>
+                <w:lang w:eastAsia="en-GB"/>
+              </w:rPr>
+              <w:t>HIGH</w:t>
+            </w:r>
+          </w:p>
+        </w:tc>
+      </w:tr>
+      <w:tr>
+        <w:tc>
+          <w:tcPr>
+            <w:tcW w:w="0" w:type="auto"/>
+            <w:hideMark/>
+          </w:tcPr>
+          <w:p>
+            <w:pPr>
+              <w:rPr>
+                <w:lang w:eastAsia="en-GB"/>
+              </w:rPr>
+            </w:pPr>
+            <w:r>
+              <w:rPr>
+                <w:lang w:eastAsia="en-GB"/>
+              </w:rPr>
+              <w:t>Input Display</w:t>
+            </w:r>
+          </w:p>
+        </w:tc>
+        <w:tc>
+          <w:tcPr>
+            <w:tcW w:w="0" w:type="auto"/>
+            <w:hideMark/>
+          </w:tcPr>
+          <w:p>
+            <w:pPr>
+              <w:rPr>
+                <w:lang w:eastAsia="en-GB"/>
+              </w:rPr>
+            </w:pPr>
+            <w:r>
+              <w:rPr>
+                <w:lang w:eastAsia="en-GB"/>
+              </w:rPr>
+              <w:t>SERVICE_INPUT_DISPLAY</w:t>
+            </w:r>
+          </w:p>
+        </w:tc>
+        <w:tc>
+          <w:tcPr>
+            <w:tcW w:w="0" w:type="auto"/>
+            <w:hideMark/>
+          </w:tcPr>
+          <w:p>
+            <w:pPr>
+              <w:rPr>
+                <w:lang w:eastAsia="en-GB"/>
+              </w:rPr>
+            </w:pPr>
+            <w:r>
+              <w:rPr>
+                <w:lang w:eastAsia="en-GB"/>
+              </w:rPr>
+              <w:t>Pointer input for touchscreen or mouse</w:t>
+            </w:r>
+          </w:p>
+        </w:tc>
+        <w:tc>
+          <w:tcPr>
+            <w:tcW w:w="0" w:type="auto"/>
+            <w:hideMark/>
+          </w:tcPr>
+          <w:p>
+            <w:pPr>
+              <w:rPr>
+                <w:lang w:eastAsia="en-GB"/>
+              </w:rPr>
+            </w:pPr>
+            <w:r>
+              <w:rPr>
+                <w:lang w:eastAsia="en-GB"/>
+              </w:rPr>
+              <w:t>LOW</w:t>
+            </w:r>
+          </w:p>
+        </w:tc>
+      </w:tr>
+      <w:tr>
+        <w:tc>
+          <w:tcPr>
+            <w:tcW w:w="0" w:type="auto"/>
+            <w:hideMark/>
+          </w:tcPr>
+          <w:p>
+            <w:pPr>
+              <w:rPr>
+                <w:lang w:eastAsia="en-GB"/>
+              </w:rPr>
+            </w:pPr>
+            <w:r>
+              <w:rPr>
+                <w:lang w:eastAsia="en-GB"/>
+              </w:rPr>
+              <w:lastRenderedPageBreak/>
+              <w:t>Storage</w:t>
+            </w:r>
+          </w:p>
+        </w:tc>
+        <w:tc>
+          <w:tcPr>
+            <w:tcW w:w="0" w:type="auto"/>
+            <w:hideMark/>
+          </w:tcPr>
+          <w:p>
+            <w:pPr>
+              <w:rPr>
+                <w:lang w:eastAsia="en-GB"/>
+              </w:rPr>
+            </w:pPr>
+            <w:r>
+              <w:rPr>
+                <w:lang w:eastAsia="en-GB"/>
+              </w:rPr>
+              <w:t>SERVICE_STORAGE</w:t>
+            </w:r>
+          </w:p>
+        </w:tc>
+        <w:tc>
+          <w:tcPr>
+            <w:tcW w:w="0" w:type="auto"/>
+            <w:hideMark/>
+          </w:tcPr>
+          <w:p>
+            <w:pPr>
+              <w:rPr>
+                <w:lang w:eastAsia="en-GB"/>
+              </w:rPr>
+            </w:pPr>
+            <w:r>
+              <w:rPr>
+                <w:lang w:eastAsia="en-GB"/>
+              </w:rPr>
+              <w:t>File read/write via the platform’s storage medium</w:t>
+            </w:r>
+          </w:p>
+        </w:tc>
+        <w:tc>
+          <w:tcPr>
+            <w:tcW w:w="0" w:type="auto"/>
+            <w:hideMark/>
+          </w:tcPr>
+          <w:p>
+            <w:pPr>
+              <w:rPr>
+                <w:lang w:eastAsia="en-GB"/>
+              </w:rPr>
+            </w:pPr>
+            <w:r>
+              <w:rPr>
+                <w:lang w:eastAsia="en-GB"/>
+              </w:rPr>
+              <w:t>HIGH</w:t>
+            </w:r>
+          </w:p>
+        </w:tc>
+      </w:tr>
+      <w:tr>
+        <w:tc>
+          <w:tcPr>
+            <w:tcW w:w="0" w:type="auto"/>
+            <w:hideMark/>
+          </w:tcPr>
+          <w:p>
+            <w:pPr>
+              <w:rPr>
+                <w:lang w:eastAsia="en-GB"/>
+              </w:rPr>
+            </w:pPr>
+            <w:r>
+              <w:rPr>
+                <w:lang w:eastAsia="en-GB"/>
+              </w:rPr>
+              <w:t>Network</w:t>
+            </w:r>
+          </w:p>
+        </w:tc>
+        <w:tc>
+          <w:tcPr>
+            <w:tcW w:w="0" w:type="auto"/>
+            <w:hideMark/>
+          </w:tcPr>
+          <w:p>
+            <w:pPr>
+              <w:rPr>
+                <w:lang w:eastAsia="en-GB"/>
+              </w:rPr>
+            </w:pPr>
+            <w:r>
+              <w:rPr>
+                <w:lang w:eastAsia="en-GB"/>
+              </w:rPr>
+              <w:t>SERVICE_NETWORK</w:t>
+            </w:r>
+          </w:p>
+        </w:tc>
+        <w:tc>
+          <w:tcPr>
+            <w:tcW w:w="0" w:type="auto"/>
+            <w:hideMark/>
+          </w:tcPr>
+          <w:p>
+            <w:pPr>
+              <w:rPr>
+                <w:lang w:eastAsia="en-GB"/>
+              </w:rPr>
+            </w:pPr>
+            <w:r>
+              <w:rPr>
+                <w:lang w:eastAsia="en-GB"/>
+              </w:rPr>
+              <w:t>WiFi connectivity and signal strength</w:t>
+            </w:r>
+          </w:p>
+        </w:tc>
+        <w:tc>
+          <w:tcPr>
+            <w:tcW w:w="0" w:type="auto"/>
+            <w:hideMark/>
+          </w:tcPr>
+          <w:p>
+            <w:pPr>
+              <w:rPr>
+                <w:lang w:eastAsia="en-GB"/>
+              </w:rPr>
+            </w:pPr>
+            <w:r>
+              <w:rPr>
+                <w:lang w:eastAsia="en-GB"/>
+              </w:rPr>
+              <w:t>MED</w:t>
+            </w:r>
+          </w:p>
+        </w:tc>
+      </w:tr>
+      <w:tr>
+        <w:tc>
+          <w:tcPr>
+            <w:tcW w:w="0" w:type="auto"/>
+            <w:hideMark/>
+          </w:tcPr>
+          <w:p>
+            <w:pPr>
+              <w:rPr>
+                <w:lang w:eastAsia="en-GB"/>
+              </w:rPr>
+            </w:pPr>
+            <w:r>
+              <w:rPr>
+                <w:lang w:eastAsia="en-GB"/>
+              </w:rPr>
+              <w:t>Bluetooth</w:t>
+            </w:r>
+          </w:p>
+        </w:tc>
+        <w:tc>
+          <w:tcPr>
+            <w:tcW w:w="0" w:type="auto"/>
+            <w:hideMark/>
+          </w:tcPr>
+          <w:p>
+            <w:pPr>
+              <w:rPr>
+                <w:lang w:eastAsia="en-GB"/>
+              </w:rPr>
+            </w:pPr>
+            <w:r>
+              <w:rPr>
+                <w:lang w:eastAsia="en-GB"/>
+              </w:rPr>
+              <w:t>SERVICE_BLUETOOTH</w:t>
+            </w:r>
+          </w:p>
+        </w:tc>
+        <w:tc>
+          <w:tcPr>
+            <w:tcW w:w="0" w:type="auto"/>
+            <w:hideMark/>
+          </w:tcPr>
+          <w:p>
+            <w:pPr>
+              <w:rPr>
+                <w:lang w:eastAsia="en-GB"/>
+              </w:rPr>
+            </w:pPr>
+            <w:r>
+              <w:rPr>
+                <w:lang w:eastAsia="en-GB"/>
+              </w:rPr>
+              <w:t>Bluetooth connection state</w:t>
+            </w:r>
+          </w:p>
+        </w:tc>
+        <w:tc>
+          <w:tcPr>
+            <w:tcW w:w="0" w:type="auto"/>
+            <w:hideMark/>
+          </w:tcPr>
+          <w:p>
+            <w:pPr>
+              <w:rPr>
+                <w:lang w:eastAsia="en-GB"/>
+              </w:rPr>
+            </w:pPr>
+            <w:r>
+              <w:rPr>
+                <w:lang w:eastAsia="en-GB"/>
+              </w:rPr>
+              <w:t>MED</w:t>
+            </w:r>
+          </w:p>
+        </w:tc>
+      </w:tr>
+      <w:tr>
+        <w:tc>
+          <w:tcPr>
+            <w:tcW w:w="0" w:type="auto"/>
+            <w:hideMark/>
+          </w:tcPr>
+          <w:p>
+            <w:pPr>
+              <w:rPr>
+                <w:lang w:eastAsia="en-GB"/>
+              </w:rPr>
+            </w:pPr>
+            <w:r>
+              <w:rPr>
+                <w:lang w:eastAsia="en-GB"/>
+              </w:rPr>
+              <w:t>Notifications</w:t>
+            </w:r>
+          </w:p>
+        </w:tc>
+        <w:tc>
+          <w:tcPr>
+            <w:tcW w:w="0" w:type="auto"/>
+            <w:hideMark/>
+          </w:tcPr>
+          <w:p>
+            <w:pPr>
+              <w:rPr>
+                <w:lang w:eastAsia="en-GB"/>
+              </w:rPr>
+            </w:pPr>
+            <w:r>
+              <w:rPr>
+                <w:lang w:eastAsia="en-GB"/>
+              </w:rPr>
+              <w:t>SERVICE_NOTIFICATIONS</w:t>
+            </w:r>
+          </w:p>
+        </w:tc>
+        <w:tc>
+          <w:tcPr>
+            <w:tcW w:w="0" w:type="auto"/>
+            <w:hideMark/>
+          </w:tcPr>
+          <w:p>
+            <w:pPr>
+              <w:rPr>
+                <w:lang w:eastAsia="en-GB"/>
+              </w:rPr>
+            </w:pPr>
+            <w:r>
+              <w:rPr>
+                <w:lang w:eastAsia="en-GB"/>
+              </w:rPr>
+              <w:t>Pending notification count from paired device</w:t>
+            </w:r>
+          </w:p>
+        </w:tc>
+        <w:tc>
+          <w:tcPr>
+            <w:tcW w:w="0" w:type="auto"/>
+            <w:hideMark/>
+          </w:tcPr>
+          <w:p>
+            <w:pPr>
+              <w:rPr>
+                <w:lang w:eastAsia="en-GB"/>
+              </w:rPr>
+            </w:pPr>
+            <w:r>
+              <w:rPr>
+                <w:lang w:eastAsia="en-GB"/>
+              </w:rPr>
+              <w:t>MED</w:t>
+            </w:r>
+          </w:p>
+        </w:tc>
+      </w:tr>
+      <w:tr>
+        <w:tc>
+          <w:tcPr>
+            <w:tcW w:w="0" w:type="auto"/>
+            <w:hideMark/>
+          </w:tcPr>
+          <w:p>
+            <w:pPr>
+              <w:rPr>
+                <w:lang w:eastAsia="en-GB"/>
+              </w:rPr>
+            </w:pPr>
+            <w:r>
+              <w:rPr>
+                <w:lang w:eastAsia="en-GB"/>
+              </w:rPr>
+              <w:t>Location</w:t>
+            </w:r>
+          </w:p>
+        </w:tc>
+        <w:tc>
+          <w:tcPr>
+            <w:tcW w:w="0" w:type="auto"/>
+            <w:hideMark/>
+          </w:tcPr>
+          <w:p>
+            <w:pPr>
+              <w:rPr>
+                <w:lang w:eastAsia="en-GB"/>
+              </w:rPr>
+            </w:pPr>
+            <w:r>
+              <w:rPr>
+                <w:lang w:eastAsia="en-GB"/>
+              </w:rPr>
+              <w:t>SERVICE_LOCATION</w:t>
+            </w:r>
+          </w:p>
+        </w:tc>
+        <w:tc>
+          <w:tcPr>
+            <w:tcW w:w="0" w:type="auto"/>
+            <w:hideMark/>
+          </w:tcPr>
+          <w:p>
+            <w:pPr>
+              <w:rPr>
+                <w:lang w:eastAsia="en-GB"/>
+              </w:rPr>
+            </w:pPr>
+            <w:r>
+              <w:rPr>
+                <w:lang w:eastAsia="en-GB"/>
+              </w:rPr>
+              <w:t>(reserved)</w:t>
+            </w:r>
+          </w:p>
+        </w:tc>
+        <w:tc>
+          <w:tcPr>
+            <w:tcW w:w="0" w:type="auto"/>
+            <w:hideMark/>
+          </w:tcPr>
+          <w:p>
+            <w:pPr>
+              <w:rPr>
+                <w:lang w:eastAsia="en-GB"/>
+              </w:rPr>
+            </w:pPr>
+            <w:r>
+              <w:rPr>
+                <w:lang w:eastAsia="en-GB"/>
+              </w:rPr>
+              <w:t>LOW</w:t>
+            </w:r>
+          </w:p>
+        </w:tc>
+      </w:tr>
+      <w:tr>
+        <w:tc>
+          <w:tcPr>
+            <w:tcW w:w="0" w:type="auto"/>
+            <w:hideMark/>
+          </w:tcPr>
+          <w:p>
+            <w:pPr>
+              <w:rPr>
+                <w:lang w:eastAsia="en-GB"/>
+              </w:rPr>
+            </w:pPr>
+            <w:r>
+              <w:rPr>
+                <w:lang w:eastAsia="en-GB"/>
+              </w:rPr>
+              <w:t>Audio</w:t>
+            </w:r>
+          </w:p>
+        </w:tc>
+        <w:tc>
+          <w:tcPr>
+            <w:tcW w:w="0" w:type="auto"/>
+            <w:hideMark/>
+          </w:tcPr>
+          <w:p>
+            <w:pPr>
+              <w:rPr>
+                <w:lang w:eastAsia="en-GB"/>
+              </w:rPr>
+            </w:pPr>
+            <w:r>
+              <w:rPr>
+                <w:lang w:eastAsia="en-GB"/>
+              </w:rPr>
+              <w:t>SERVICE_AUDIO</w:t>
+            </w:r>
+          </w:p>
+        </w:tc>
+        <w:tc>
+          <w:tcPr>
+            <w:tcW w:w="0" w:type="auto"/>
+            <w:hideMark/>
+          </w:tcPr>
+          <w:p>
+            <w:pPr>
+              <w:rPr>
+                <w:lang w:eastAsia="en-GB"/>
+              </w:rPr>
+            </w:pPr>
+            <w:r>
+              <w:rPr>
+                <w:lang w:eastAsia="en-GB"/>
+              </w:rPr>
+              <w:t>(reserved)</w:t>
+            </w:r>
+          </w:p>
+        </w:tc>
+        <w:tc>
+          <w:tcPr>
+            <w:tcW w:w="0" w:type="auto"/>
+            <w:hideMark/>
+          </w:tcPr>
+          <w:p>
+            <w:pPr>
+              <w:rPr>
+                <w:lang w:eastAsia="en-GB"/>
+              </w:rPr>
+            </w:pPr>
+            <w:r>
+              <w:rPr>
+                <w:lang w:eastAsia="en-GB"/>
+              </w:rPr>
+              <w:t>LOW</w:t>
+            </w:r>
+          </w:p>
+        </w:tc>
+      </w:tr>
+      <w:tr>
+        <w:tc>
+          <w:tcPr>
+            <w:tcW w:w="0" w:type="auto"/>
+            <w:hideMark/>
+          </w:tcPr>
+          <w:p>
+            <w:pPr>
+              <w:rPr>
+                <w:lang w:eastAsia="en-GB"/>
+              </w:rPr>
+            </w:pPr>
+            <w:r>
+              <w:rPr>
+                <w:lang w:eastAsia="en-GB"/>
+              </w:rPr>
+              <w:t>Vibration</w:t>
+            </w:r>
+          </w:p>
+        </w:tc>
+        <w:tc>
+          <w:tcPr>
+            <w:tcW w:w="0" w:type="auto"/>
+            <w:hideMark/>
+          </w:tcPr>
+          <w:p>
+            <w:pPr>
+              <w:rPr>
+                <w:lang w:eastAsia="en-GB"/>
+              </w:rPr>
+            </w:pPr>
+            <w:r>
+              <w:rPr>
+                <w:lang w:eastAsia="en-GB"/>
+              </w:rPr>
+              <w:t>SERVICE_VIBRATION</w:t>
+            </w:r>
+          </w:p>
+        </w:tc>
+        <w:tc>
+          <w:tcPr>
+            <w:tcW w:w="0" w:type="auto"/>
+            <w:hideMark/>
+          </w:tcPr>
+          <w:p>
+            <w:pPr>
+              <w:rPr>
+                <w:lang w:eastAsia="en-GB"/>
+              </w:rPr>
+            </w:pPr>
+            <w:r>
+              <w:rPr>
+                <w:lang w:eastAsia="en-GB"/>
+              </w:rPr>
+              <w:t>(reserved)</w:t>
+            </w:r>
+          </w:p>
+        </w:tc>
+        <w:tc>
+          <w:tcPr>
+            <w:tcW w:w="0" w:type="auto"/>
+            <w:hideMark/>
+          </w:tcPr>
+          <w:p>
+            <w:pPr>
+              <w:rPr>
+                <w:lang w:eastAsia="en-GB"/>
+              </w:rPr>
+            </w:pPr>
+            <w:r>
+              <w:rPr>
+                <w:lang w:eastAsia="en-GB"/>
+              </w:rPr>
+              <w:t>LOW</w:t>
+            </w:r>
+          </w:p>
+        </w:tc>
+      </w:tr>
+    </w:tbl>
+    <w:p/>
     <w:p>
       <w:pPr>
         <w:pStyle w:val="Heading1"/>
       </w:pPr>
-      <w:bookmarkStart w:id="3" w:name="_Toc237851118"/>
-      <w:r>
-        <w:t xml:space="preserve">1.0 </w:t>
-      </w:r>
-      <w:r>
-        <w:t>Technical Overview</w:t>
-      </w:r>
-      <w:bookmarkEnd w:id="3"/>
+      <w:bookmarkStart w:id="22" w:name="_Toc237853893"/>
+      <w:bookmarkStart w:id="23" w:name="_Toc237854380"/>
+      <w:bookmarkStart w:id="24" w:name="_Toc237856946"/>
+      <w:r>
+        <w:t>2.0 Hardware Design</w:t>
+      </w:r>
+      <w:bookmarkEnd w:id="22"/>
+      <w:bookmarkEnd w:id="23"/>
+      <w:bookmarkEnd w:id="24"/>
     </w:p>
     <w:p>
       <w:r>
         <w:t>…</w:t>
       </w:r>
+      <w:r>
+        <w:br/>
+      </w:r>
     </w:p>
     <w:p>
       <w:pPr>
         <w:pStyle w:val="Heading2"/>
       </w:pPr>
-      <w:bookmarkStart w:id="4" w:name="_Toc237851119"/>
-      <w:r>
-        <w:t xml:space="preserve">1.1 </w:t>
-      </w:r>
-      <w:r>
-        <w:t>Functional</w:t>
-      </w:r>
-      <w:r>
-        <w:t xml:space="preserve"> Requirements</w:t>
-      </w:r>
-      <w:bookmarkEnd w:id="4"/>
+      <w:bookmarkStart w:id="25" w:name="_Toc237853894"/>
+      <w:bookmarkStart w:id="26" w:name="_Toc237854381"/>
+      <w:bookmarkStart w:id="27" w:name="_Toc237856947"/>
+      <w:r>
+        <w:t>2.1 Power System</w:t>
+      </w:r>
+      <w:bookmarkEnd w:id="25"/>
+      <w:bookmarkEnd w:id="26"/>
+      <w:bookmarkEnd w:id="27"/>
     </w:p>
     <w:p>
       <w:r>
@@ -2173,11 +7246,18 @@
       <w:pPr>
         <w:pStyle w:val="Heading2"/>
       </w:pPr>
-      <w:bookmarkStart w:id="5" w:name="_Toc237851120"/>
-      <w:r>
-        <w:t>1.2 Non-Functional Requirements</w:t>
-      </w:r>
-      <w:bookmarkEnd w:id="5"/>
+      <w:bookmarkStart w:id="28" w:name="_Toc237853895"/>
+      <w:bookmarkStart w:id="29" w:name="_Toc237854382"/>
+      <w:bookmarkStart w:id="30" w:name="_Toc237856948"/>
+      <w:r>
+        <w:t>2.2 Electronic</w:t>
+      </w:r>
+      <w:r>
+        <w:t xml:space="preserve"> Components</w:t>
+      </w:r>
+      <w:bookmarkEnd w:id="28"/>
+      <w:bookmarkEnd w:id="29"/>
+      <w:bookmarkEnd w:id="30"/>
     </w:p>
     <w:p>
       <w:r>
@@ -2188,124 +7268,59 @@
       <w:pPr>
         <w:pStyle w:val="Heading2"/>
       </w:pPr>
-      <w:bookmarkStart w:id="6" w:name="_Toc237851121"/>
-      <w:r>
-        <w:t xml:space="preserve">1.3 </w:t>
-      </w:r>
-      <w:r>
-        <w:t>System Architecture</w:t>
-      </w:r>
-      <w:bookmarkEnd w:id="6"/>
+      <w:bookmarkStart w:id="31" w:name="_Toc237853896"/>
+      <w:bookmarkStart w:id="32" w:name="_Toc237854383"/>
+      <w:bookmarkStart w:id="33" w:name="_Toc237856949"/>
+      <w:r>
+        <w:t>2.3 PCB Design</w:t>
+      </w:r>
+      <w:bookmarkEnd w:id="31"/>
+      <w:bookmarkEnd w:id="32"/>
+      <w:bookmarkEnd w:id="33"/>
+    </w:p>
+    <w:p>
+      <w:r>
+        <w:t>…</w:t>
+      </w:r>
+    </w:p>
+    <w:p>
+      <w:pPr>
+        <w:pStyle w:val="Heading2"/>
+      </w:pPr>
+      <w:bookmarkStart w:id="34" w:name="_Toc237853897"/>
+      <w:bookmarkStart w:id="35" w:name="_Toc237854384"/>
+      <w:bookmarkStart w:id="36" w:name="_Toc237856950"/>
+      <w:r>
+        <w:t>2.4 Structural Design</w:t>
+      </w:r>
+      <w:bookmarkEnd w:id="34"/>
+      <w:bookmarkEnd w:id="35"/>
+      <w:bookmarkEnd w:id="36"/>
+    </w:p>
+    <w:p>
+      <w:r>
+        <w:t>Enclosure/case etc…</w:t>
+      </w:r>
+    </w:p>
+    <w:p>
       <w:r>
         <w:t xml:space="preserve"> </w:t>
       </w:r>
-    </w:p>
-    <w:p>
-      <w:r>
-        <w:t>layered model: hardware -&gt; data/display -&gt; service -&gt; OS -&gt; app</w:t>
-      </w:r>
-    </w:p>
-    <w:p>
-      <w:pPr>
-        <w:pStyle w:val="Heading1"/>
-      </w:pPr>
-    </w:p>
-    <w:p>
-      <w:pPr>
-        <w:pStyle w:val="Heading1"/>
-      </w:pPr>
-      <w:bookmarkStart w:id="7" w:name="_Toc237851122"/>
-      <w:r>
-        <w:t>2.0 Hardware Design</w:t>
-      </w:r>
-      <w:bookmarkEnd w:id="7"/>
-    </w:p>
-    <w:p>
-      <w:r>
-        <w:t>…</w:t>
-      </w:r>
       <w:r>
         <w:br/>
       </w:r>
-    </w:p>
-    <w:p>
-      <w:pPr>
-        <w:pStyle w:val="Heading2"/>
-      </w:pPr>
-      <w:bookmarkStart w:id="8" w:name="_Toc237851123"/>
-      <w:r>
-        <w:t>2.1 Power System</w:t>
-      </w:r>
-      <w:bookmarkEnd w:id="8"/>
-    </w:p>
-    <w:p>
-      <w:r>
-        <w:t>…</w:t>
-      </w:r>
-    </w:p>
-    <w:p>
-      <w:pPr>
-        <w:pStyle w:val="Heading2"/>
-      </w:pPr>
-      <w:bookmarkStart w:id="9" w:name="_Toc237851124"/>
-      <w:r>
-        <w:t>2.2 Electronic</w:t>
-      </w:r>
-      <w:r>
-        <w:t xml:space="preserve"> Components</w:t>
-      </w:r>
-      <w:bookmarkEnd w:id="9"/>
-    </w:p>
-    <w:p>
-      <w:r>
-        <w:t>…</w:t>
-      </w:r>
-    </w:p>
-    <w:p>
-      <w:pPr>
-        <w:pStyle w:val="Heading2"/>
-      </w:pPr>
-      <w:bookmarkStart w:id="10" w:name="_Toc237851125"/>
-      <w:r>
-        <w:t>2.3 PCB Design</w:t>
-      </w:r>
-      <w:bookmarkEnd w:id="10"/>
-    </w:p>
-    <w:p>
-      <w:r>
-        <w:t>…</w:t>
-      </w:r>
-    </w:p>
-    <w:p>
-      <w:pPr>
-        <w:pStyle w:val="Heading2"/>
-      </w:pPr>
-      <w:bookmarkStart w:id="11" w:name="_Toc237851126"/>
-      <w:r>
-        <w:t>2.4 Structural Design</w:t>
-      </w:r>
-      <w:bookmarkEnd w:id="11"/>
-    </w:p>
-    <w:p>
-      <w:r>
-        <w:t>Enclosure/case etc…</w:t>
-      </w:r>
-    </w:p>
-    <w:p>
-      <w:r>
-        <w:t xml:space="preserve"> </w:t>
-      </w:r>
-      <w:r>
-        <w:br/>
-      </w:r>
-      <w:bookmarkStart w:id="12" w:name="_Toc237851127"/>
+      <w:bookmarkStart w:id="37" w:name="_Toc237853898"/>
+      <w:bookmarkStart w:id="38" w:name="_Toc237854385"/>
+      <w:bookmarkStart w:id="39" w:name="_Toc237856951"/>
       <w:r>
         <w:rPr>
           <w:rStyle w:val="Heading2Char"/>
         </w:rPr>
         <w:t>2.5 Mechanical Design</w:t>
       </w:r>
-      <w:bookmarkEnd w:id="12"/>
+      <w:bookmarkEnd w:id="37"/>
+      <w:bookmarkEnd w:id="38"/>
+      <w:bookmarkEnd w:id="39"/>
       <w:r>
         <w:br/>
         <w:t>- dial: bearing, magnet, tolerances</w:t>
@@ -2315,11 +7330,15 @@
       <w:pPr>
         <w:pStyle w:val="Heading1"/>
       </w:pPr>
-      <w:bookmarkStart w:id="13" w:name="_Toc237851128"/>
+      <w:bookmarkStart w:id="40" w:name="_Toc237853899"/>
+      <w:bookmarkStart w:id="41" w:name="_Toc237854386"/>
+      <w:bookmarkStart w:id="42" w:name="_Toc237856952"/>
       <w:r>
         <w:t>3.0 Software Design</w:t>
       </w:r>
-      <w:bookmarkEnd w:id="13"/>
+      <w:bookmarkEnd w:id="40"/>
+      <w:bookmarkEnd w:id="41"/>
+      <w:bookmarkEnd w:id="42"/>
     </w:p>
     <w:p>
       <w:pPr>
@@ -2334,33 +7353,6 @@
     <w:p>
       <w:pPr>
         <w:pStyle w:val="Heading2"/>
-        <w:rPr>
-          <w:rStyle w:val="Heading2Char"/>
-        </w:rPr>
-      </w:pPr>
-      <w:bookmarkStart w:id="14" w:name="_Toc237851129"/>
-      <w:r>
-        <w:rPr>
-          <w:rStyle w:val="Heading2Char"/>
-        </w:rPr>
-        <w:t>3.</w:t>
-      </w:r>
-      <w:r>
-        <w:rPr>
-          <w:rStyle w:val="Heading2Char"/>
-        </w:rPr>
-        <w:t xml:space="preserve">1 </w:t>
-      </w:r>
-      <w:r>
-        <w:rPr>
-          <w:rStyle w:val="Heading2Char"/>
-        </w:rPr>
-        <w:t>Cyan</w:t>
-      </w:r>
-      <w:bookmarkEnd w:id="14"/>
-    </w:p>
-    <w:p>
-      <w:pPr>
         <w:sectPr>
           <w:pgSz w:w="11906" w:h="16838"/>
           <w:pgMar w:top="1440" w:right="1440" w:bottom="1440" w:left="1440" w:header="708" w:footer="708" w:gutter="0"/>
@@ -2368,14 +7360,51 @@
           <w:docGrid w:linePitch="360"/>
         </w:sectPr>
       </w:pPr>
-    </w:p>
-    <w:p>
-      <w:r>
-        <w:t>Cyan is the home-brewed operating system, custom built for the Cyberwatch hardware. On startup, Cyan will display a splash-screen and exhibit the Cyan logo. </w:t>
-      </w:r>
-    </w:p>
-    <w:p>
-      <w:r>
+      <w:bookmarkStart w:id="43" w:name="_Toc237853900"/>
+      <w:bookmarkStart w:id="44" w:name="_Toc237854387"/>
+      <w:bookmarkStart w:id="45" w:name="_Toc237856953"/>
+      <w:r>
+        <w:rPr>
+          <w:rStyle w:val="Heading2Char"/>
+        </w:rPr>
+        <w:t>3.</w:t>
+      </w:r>
+      <w:r>
+        <w:rPr>
+          <w:rStyle w:val="Heading2Char"/>
+        </w:rPr>
+        <w:t xml:space="preserve">1 </w:t>
+      </w:r>
+      <w:r>
+        <w:rPr>
+          <w:rStyle w:val="Heading2Char"/>
+        </w:rPr>
+        <w:t>Cy</w:t>
+      </w:r>
+      <w:r>
+        <w:rPr>
+          <w:rStyle w:val="Heading2Char"/>
+        </w:rPr>
+        <w:t>an</w:t>
+      </w:r>
+      <w:bookmarkEnd w:id="43"/>
+      <w:bookmarkEnd w:id="44"/>
+      <w:bookmarkEnd w:id="45"/>
+    </w:p>
+    <w:p>
+      <w:r>
+        <w:t xml:space="preserve">Cyan is the home-brewed operating system, custom built for the Cyberwatch hardware. On startup, Cyan </w:t>
+      </w:r>
+      <w:r>
+        <w:t>will display a splash-screen and exhibit the Cyan logo. </w:t>
+      </w:r>
+    </w:p>
+    <w:p>
+      <w:r>
+        <w:rPr>
+          <w:noProof/>
+        </w:rPr>
+        <w:lastRenderedPageBreak/>
         <w:drawing>
           <wp:inline distT="0" distB="0" distL="0" distR="0" wp14:anchorId="0732FB78" wp14:editId="0A90361A">
             <wp:extent cx="3238500" cy="975360"/>
@@ -2450,7 +7479,7 @@
       <w:r>
         <w:t>It will then load hardware capabilities and register services, checking the health of each system step by step. Cyan is designed to run with reduced capabilities, meaning it is robust against failure when hardware does not meet full expectations (see </w:t>
       </w:r>
-      <w:hyperlink r:id="rId7" w:tgtFrame="_blank" w:history="1">
+      <w:hyperlink w:anchor="_1.3_System_Architecture" w:tgtFrame="_blank" w:history="1">
         <w:r>
           <w:rPr>
             <w:rStyle w:val="Hyperlink"/>
@@ -2459,7 +7488,33 @@
         </w:r>
       </w:hyperlink>
       <w:r>
-        <w:t> for details on Service handling). Displaying each sub-system’s status during boot. Once startup is complete, the user is taken to one of four screens (called tabs): the watch-face. All tabs Cyan provides are as follows; 1. Watch-face 2. App Catalogue 3. Timer 4. Stopwatch (elaborated on in §3.2 User Interface). </w:t>
+        <w:t> for details on Service handling). Displaying each sub-system’s status during boot. Once startup is complete,</w:t>
+      </w:r>
+      <w:r>
+        <w:t xml:space="preserve"> the user is taken to the watch-face </w:t>
+      </w:r>
+      <w:r>
+        <w:t>-</w:t>
+      </w:r>
+      <w:r>
+        <w:t xml:space="preserve"> the first of four tabs Cyan provides: (1) Watch-face, (2) App Catalogue, (3) Timer, (4) Stopwatch. </w:t>
+      </w:r>
+      <w:r>
+        <w:t>(elaborated on in </w:t>
+      </w:r>
+      <w:hyperlink w:anchor="_3.2_User_Interface" w:history="1">
+        <w:r>
+          <w:rPr>
+            <w:rStyle w:val="Hyperlink"/>
+          </w:rPr>
+          <w:t>§3.2 User Interface</w:t>
+        </w:r>
+      </w:hyperlink>
+      <w:r>
+        <w:t>)</w:t>
+      </w:r>
+      <w:r>
+        <w:t>.</w:t>
       </w:r>
     </w:p>
     <w:p>
@@ -2470,18 +7525,6 @@
           <w:color w:val="auto"/>
           <w:sz w:val="24"/>
           <w:szCs w:val="24"/>
-        </w:rPr>
-      </w:pPr>
-      <w:r>
-        <w:lastRenderedPageBreak/>
-        <w:br/>
-      </w:r>
-    </w:p>
-    <w:p>
-      <w:pPr>
-        <w:pStyle w:val="Heading2"/>
-        <w:rPr>
-          <w:rStyle w:val="Heading2Char"/>
         </w:rPr>
         <w:sectPr>
           <w:type w:val="continuous"/>
@@ -2491,7 +7534,6 @@
           <w:docGrid w:linePitch="360"/>
         </w:sectPr>
       </w:pPr>
-      <w:bookmarkStart w:id="15" w:name="_Toc237851130"/>
     </w:p>
     <w:p>
       <w:pPr>
@@ -2500,6 +7542,11 @@
           <w:rStyle w:val="Heading2Char"/>
         </w:rPr>
       </w:pPr>
+      <w:bookmarkStart w:id="46" w:name="_3.2_User_Interface"/>
+      <w:bookmarkStart w:id="47" w:name="_Toc237853901"/>
+      <w:bookmarkStart w:id="48" w:name="_Toc237854388"/>
+      <w:bookmarkStart w:id="49" w:name="_Toc237856954"/>
+      <w:bookmarkEnd w:id="46"/>
       <w:r>
         <w:rPr>
           <w:rStyle w:val="Heading2Char"/>
@@ -2524,7 +7571,9 @@
         </w:rPr>
         <w:t>e</w:t>
       </w:r>
-      <w:bookmarkEnd w:id="15"/>
+      <w:bookmarkEnd w:id="47"/>
+      <w:bookmarkEnd w:id="48"/>
+      <w:bookmarkEnd w:id="49"/>
     </w:p>
     <w:p>
       <w:r>
@@ -2552,9 +7601,21 @@
       <w:pPr>
         <w:pStyle w:val="Heading3"/>
       </w:pPr>
-      <w:r>
-        <w:t>3.2.1 Cyan Watch-Face Tab </w:t>
-      </w:r>
+      <w:bookmarkStart w:id="50" w:name="_Toc237853902"/>
+      <w:bookmarkStart w:id="51" w:name="_Toc237854389"/>
+      <w:bookmarkStart w:id="52" w:name="_Toc237856955"/>
+      <w:r>
+        <w:t>3.2.1 Cyan Watch-Face</w:t>
+      </w:r>
+      <w:r>
+        <w:t xml:space="preserve"> </w:t>
+      </w:r>
+      <w:r>
+        <w:t>Tab</w:t>
+      </w:r>
+      <w:bookmarkEnd w:id="50"/>
+      <w:bookmarkEnd w:id="51"/>
+      <w:bookmarkEnd w:id="52"/>
     </w:p>
     <w:p>
       <w:pPr>
@@ -2574,11 +7635,15 @@
     </w:p>
     <w:p>
       <w:r>
-        <w:t>This is achieved by storing a time object and character buffers which are written to each update.  </w:t>
-      </w:r>
-    </w:p>
-    <w:p>
-      <w:r>
+        <w:t>This is achieved by storing a time object and character buffers which are written to each update.</w:t>
+      </w:r>
+    </w:p>
+    <w:p>
+      <w:r>
+        <w:rPr>
+          <w:noProof/>
+        </w:rPr>
+        <w:lastRenderedPageBreak/>
         <w:drawing>
           <wp:inline distT="0" distB="0" distL="0" distR="0" wp14:anchorId="0FE5744F" wp14:editId="43FAD8D9">
             <wp:extent cx="1981200" cy="1623060"/>
@@ -2597,7 +7662,7 @@
                     </pic:cNvPicPr>
                   </pic:nvPicPr>
                   <pic:blipFill>
-                    <a:blip r:embed="rId8">
+                    <a:blip r:embed="rId7">
                       <a:extLst>
                         <a:ext uri="{28A0092B-C50C-407E-A947-70E740481C1C}">
                           <a14:useLocalDpi xmlns:a14="http://schemas.microsoft.com/office/drawing/2010/main" val="0"/>
@@ -2652,242 +7717,595 @@
       <w:pPr>
         <w:pStyle w:val="Heading3"/>
       </w:pPr>
-      <w:r>
-        <w:t>3.2.2 Cyan App Catalogue Tab </w:t>
-      </w:r>
-    </w:p>
-    <w:p>
-      <w:pPr>
+      <w:bookmarkStart w:id="53" w:name="_3.2.2_Cyan_App"/>
+      <w:bookmarkStart w:id="54" w:name="_Toc237853903"/>
+      <w:bookmarkStart w:id="55" w:name="_Toc237854390"/>
+      <w:bookmarkStart w:id="56" w:name="_Toc237856956"/>
+      <w:bookmarkEnd w:id="53"/>
+      <w:r>
+        <w:t>3.2.2 Cyan App Catalogue Tab</w:t>
+      </w:r>
+      <w:bookmarkEnd w:id="54"/>
+      <w:bookmarkEnd w:id="55"/>
+      <w:bookmarkEnd w:id="56"/>
+    </w:p>
+    <w:p>
+      <w:r>
+        <w:t>…</w:t>
+      </w:r>
+    </w:p>
+    <w:p>
+      <w:pPr>
+        <w:pStyle w:val="Heading3"/>
+      </w:pPr>
+      <w:bookmarkStart w:id="57" w:name="_Toc237853904"/>
+      <w:bookmarkStart w:id="58" w:name="_Toc237854391"/>
+      <w:bookmarkStart w:id="59" w:name="_Toc237856957"/>
+      <w:r>
+        <w:t>3.2.3</w:t>
+      </w:r>
+      <w:r>
+        <w:t xml:space="preserve"> </w:t>
+      </w:r>
+      <w:r>
+        <w:t>Cyan</w:t>
+      </w:r>
+      <w:r>
+        <w:t xml:space="preserve"> </w:t>
+      </w:r>
+      <w:r>
+        <w:t>Timer</w:t>
+      </w:r>
+      <w:r>
+        <w:t xml:space="preserve"> </w:t>
+      </w:r>
+      <w:r>
+        <w:t>Tab</w:t>
+      </w:r>
+      <w:bookmarkEnd w:id="57"/>
+      <w:bookmarkEnd w:id="58"/>
+      <w:bookmarkEnd w:id="59"/>
+    </w:p>
+    <w:p>
+      <w:r>
+        <w:t>…</w:t>
+      </w:r>
+    </w:p>
+    <w:p>
+      <w:pPr>
+        <w:pStyle w:val="Heading3"/>
+      </w:pPr>
+      <w:bookmarkStart w:id="60" w:name="_Toc237853905"/>
+      <w:bookmarkStart w:id="61" w:name="_Toc237854392"/>
+      <w:bookmarkStart w:id="62" w:name="_Toc237856958"/>
+      <w:r>
+        <w:t>3.2.4 Cyan Stopwatch Tab</w:t>
+      </w:r>
+      <w:bookmarkEnd w:id="60"/>
+      <w:bookmarkEnd w:id="61"/>
+      <w:bookmarkEnd w:id="62"/>
+    </w:p>
+    <w:p>
+      <w:r>
+        <w:t>…</w:t>
+      </w:r>
+    </w:p>
+    <w:p>
+      <w:pPr>
+        <w:pStyle w:val="Heading2"/>
         <w:rPr>
-          <w:rFonts w:asciiTheme="majorHAnsi" w:eastAsiaTheme="majorEastAsia" w:hAnsiTheme="majorHAnsi" w:cstheme="majorBidi"/>
-          <w:color w:val="0F4761" w:themeColor="accent1" w:themeShade="BF"/>
-          <w:sz w:val="32"/>
-          <w:szCs w:val="32"/>
+          <w:rStyle w:val="Heading2Char"/>
         </w:rPr>
       </w:pPr>
-      <w:bookmarkStart w:id="16" w:name="_Toc237851131"/>
-      <w:r>
-        <w:t>…</w:t>
-      </w:r>
-    </w:p>
-    <w:p>
-      <w:pPr>
-        <w:pStyle w:val="Heading3"/>
-      </w:pPr>
-      <w:r>
-        <w:t>3.2.3 Cyan Timer Tab</w:t>
-      </w:r>
-    </w:p>
-    <w:p>
-      <w:r>
-        <w:t>…</w:t>
-      </w:r>
-    </w:p>
-    <w:p>
-      <w:pPr>
-        <w:pStyle w:val="Heading3"/>
-      </w:pPr>
-      <w:r>
-        <w:lastRenderedPageBreak/>
-        <w:t>3.2.4 Cyan Stopwatch Tab</w:t>
-      </w:r>
-    </w:p>
-    <w:p>
-      <w:r>
-        <w:t>…</w:t>
-      </w:r>
-    </w:p>
-    <w:p>
-      <w:pPr>
-        <w:pStyle w:val="Heading2"/>
-      </w:pPr>
+      <w:bookmarkStart w:id="63" w:name="_Toc237853906"/>
+      <w:bookmarkStart w:id="64" w:name="_Toc237854393"/>
+      <w:bookmarkStart w:id="65" w:name="_Toc237856959"/>
       <w:r>
         <w:rPr>
           <w:rStyle w:val="Heading2Char"/>
         </w:rPr>
         <w:t>3.3 Application System</w:t>
       </w:r>
-      <w:bookmarkEnd w:id="16"/>
-    </w:p>
-    <w:p>
-      <w:pPr>
-        <w:rPr>
-          <w:rFonts w:ascii="Consolas" w:eastAsia="Times New Roman" w:hAnsi="Consolas" w:cs="Times New Roman"/>
-          <w:color w:val="CCCCCC"/>
-          <w:kern w:val="0"/>
-          <w:sz w:val="21"/>
-          <w:szCs w:val="21"/>
-          <w:lang w:eastAsia="en-GB"/>
-          <w14:ligatures w14:val="none"/>
-        </w:rPr>
-      </w:pPr>
-      <w:r>
-        <w:rPr>
-          <w:rStyle w:val="Heading2Char"/>
-          <w:rFonts w:asciiTheme="minorHAnsi" w:eastAsiaTheme="minorHAnsi" w:hAnsiTheme="minorHAnsi" w:cstheme="minorBidi"/>
-          <w:color w:val="auto"/>
-          <w:sz w:val="24"/>
-          <w:szCs w:val="24"/>
-        </w:rPr>
-        <w:t>Cyan provides support for applications written in Lua.</w:t>
-      </w:r>
-      <w:r>
-        <w:rPr>
-          <w:rStyle w:val="Heading2Char"/>
-          <w:rFonts w:asciiTheme="minorHAnsi" w:eastAsiaTheme="minorHAnsi" w:hAnsiTheme="minorHAnsi" w:cstheme="minorBidi"/>
-          <w:color w:val="auto"/>
-          <w:sz w:val="24"/>
-          <w:szCs w:val="24"/>
-        </w:rPr>
-        <w:t xml:space="preserve"> These applications, on the hardware implementation, are stored on the SD card, inside of</w:t>
-      </w:r>
-      <w:r>
-        <w:rPr>
-          <w:rStyle w:val="Heading2Char"/>
-          <w:rFonts w:asciiTheme="minorHAnsi" w:eastAsiaTheme="minorHAnsi" w:hAnsiTheme="minorHAnsi" w:cstheme="minorBidi"/>
-          <w:color w:val="auto"/>
-          <w:sz w:val="24"/>
-          <w:szCs w:val="24"/>
-        </w:rPr>
-        <w:t xml:space="preserve"> the root folder “apps/”</w:t>
-      </w:r>
-      <w:r>
-        <w:rPr>
-          <w:rStyle w:val="Heading2Char"/>
-          <w:rFonts w:asciiTheme="minorHAnsi" w:eastAsiaTheme="minorHAnsi" w:hAnsiTheme="minorHAnsi" w:cstheme="minorBidi"/>
-          <w:color w:val="auto"/>
-          <w:sz w:val="24"/>
-          <w:szCs w:val="24"/>
-        </w:rPr>
-        <w:t>.</w:t>
-      </w:r>
-      <w:r>
-        <w:rPr>
-          <w:rStyle w:val="Heading2Char"/>
-          <w:rFonts w:asciiTheme="minorHAnsi" w:eastAsiaTheme="minorHAnsi" w:hAnsiTheme="minorHAnsi" w:cstheme="minorBidi"/>
-          <w:color w:val="auto"/>
-          <w:sz w:val="24"/>
-          <w:szCs w:val="24"/>
-        </w:rPr>
-        <w:t xml:space="preserve"> Each app has its own folder, containing a Lua script, a thumbnail image and a manifest file also written in Lua – this allows for a simpler implementation than writing an additional interpreter for a JSON manifest.</w:t>
-      </w:r>
-      <w:r>
-        <w:rPr>
-          <w:rStyle w:val="Heading2Char"/>
-          <w:rFonts w:asciiTheme="minorHAnsi" w:eastAsiaTheme="minorHAnsi" w:hAnsiTheme="minorHAnsi" w:cstheme="minorBidi"/>
-          <w:color w:val="auto"/>
-          <w:sz w:val="24"/>
-          <w:szCs w:val="24"/>
-        </w:rPr>
-        <w:t xml:space="preserve"> During startup, Cyan scans through all subdirectories inside of the apps/ folder and spins up a temporary Lua instance to read manifest files into an app object, storing information such as the name of the app, the file address to the app thumbnail</w:t>
-      </w:r>
-      <w:r>
-        <w:rPr>
-          <w:rStyle w:val="Heading2Char"/>
-          <w:rFonts w:asciiTheme="minorHAnsi" w:eastAsiaTheme="minorHAnsi" w:hAnsiTheme="minorHAnsi" w:cstheme="minorBidi"/>
-          <w:color w:val="auto"/>
-          <w:sz w:val="24"/>
-          <w:szCs w:val="24"/>
-        </w:rPr>
-        <w:t xml:space="preserve"> and the services the app will require (e.g. WiFi).</w:t>
-      </w:r>
-    </w:p>
-    <w:p>
-      <w:pPr>
-        <w:rPr>
-          <w:rStyle w:val="Heading2Char"/>
-          <w:rFonts w:asciiTheme="minorHAnsi" w:eastAsiaTheme="minorHAnsi" w:hAnsiTheme="minorHAnsi" w:cstheme="minorBidi"/>
-          <w:color w:val="auto"/>
-          <w:sz w:val="24"/>
-          <w:szCs w:val="24"/>
-        </w:rPr>
-      </w:pPr>
-      <w:r>
-        <w:rPr>
-          <w:rStyle w:val="Heading2Char"/>
-          <w:rFonts w:asciiTheme="minorHAnsi" w:eastAsiaTheme="minorHAnsi" w:hAnsiTheme="minorHAnsi" w:cstheme="minorBidi"/>
-          <w:color w:val="auto"/>
-          <w:sz w:val="24"/>
-          <w:szCs w:val="24"/>
-        </w:rPr>
-        <w:t xml:space="preserve">Once an app has been selected to be launched, a new Lua instance is created to </w:t>
-      </w:r>
-      <w:r>
-        <w:rPr>
-          <w:rStyle w:val="Heading2Char"/>
-          <w:rFonts w:asciiTheme="minorHAnsi" w:eastAsiaTheme="minorHAnsi" w:hAnsiTheme="minorHAnsi" w:cstheme="minorBidi"/>
-          <w:color w:val="auto"/>
-          <w:sz w:val="24"/>
-          <w:szCs w:val="24"/>
-        </w:rPr>
-        <w:t xml:space="preserve">interpret the app’s script in real time. An API is exposed to the application, allowing draw calls and input events to be transacted between the operating system and </w:t>
-      </w:r>
-      <w:r>
-        <w:rPr>
-          <w:rStyle w:val="Heading2Char"/>
-          <w:rFonts w:asciiTheme="minorHAnsi" w:eastAsiaTheme="minorHAnsi" w:hAnsiTheme="minorHAnsi" w:cstheme="minorBidi"/>
-          <w:color w:val="auto"/>
-          <w:sz w:val="24"/>
-          <w:szCs w:val="24"/>
-        </w:rPr>
-        <w:t xml:space="preserve">a running </w:t>
-      </w:r>
-      <w:r>
-        <w:rPr>
-          <w:rStyle w:val="Heading2Char"/>
-          <w:rFonts w:asciiTheme="minorHAnsi" w:eastAsiaTheme="minorHAnsi" w:hAnsiTheme="minorHAnsi" w:cstheme="minorBidi"/>
-          <w:color w:val="auto"/>
-          <w:sz w:val="24"/>
-          <w:szCs w:val="24"/>
-        </w:rPr>
-        <w:t>application.</w:t>
-      </w:r>
-      <w:r>
-        <w:rPr>
-          <w:rStyle w:val="Heading2Char"/>
-          <w:rFonts w:asciiTheme="minorHAnsi" w:eastAsiaTheme="minorHAnsi" w:hAnsiTheme="minorHAnsi" w:cstheme="minorBidi"/>
-          <w:color w:val="auto"/>
-          <w:sz w:val="24"/>
-          <w:szCs w:val="24"/>
-        </w:rPr>
-        <w:t xml:space="preserve"> To exit an application, the user can press button one.</w:t>
-      </w:r>
-    </w:p>
+      <w:bookmarkEnd w:id="63"/>
+      <w:bookmarkEnd w:id="64"/>
+      <w:bookmarkEnd w:id="65"/>
+    </w:p>
+    <w:p>
+      <w:bookmarkStart w:id="66" w:name="_Toc237853907"/>
+      <w:bookmarkStart w:id="67" w:name="_Toc237854190"/>
+      <w:bookmarkStart w:id="68" w:name="_Toc237854394"/>
+      <w:r>
+        <w:t>Cyan provides support for applications written in Lua. These applications, on the hardware implementation, are stored on the SD card, inside of the root folder “apps/”. Each app has its own folder, containing a Lua script, a thumbnail image and a manifest file also written in Lua – this allows for a simpler implementation than writing an additional interpreter for a JSON manifest. During startup, Cyan scans through all subdirectories inside of the apps/ folder and spins up a temporary Lua instance to read manifest files into an app object, storing information such as the name of the app, the file address to the app thumbnail and the services the app will require (e.g. WiFi).</w:t>
+      </w:r>
+      <w:bookmarkEnd w:id="66"/>
+      <w:bookmarkEnd w:id="67"/>
+      <w:bookmarkEnd w:id="68"/>
+    </w:p>
+    <w:p>
+      <w:bookmarkStart w:id="69" w:name="_Toc237853908"/>
+      <w:bookmarkStart w:id="70" w:name="_Toc237854191"/>
+      <w:bookmarkStart w:id="71" w:name="_Toc237854395"/>
+      <w:r>
+        <w:t>Once an app has been selected to launch from the</w:t>
+      </w:r>
+      <w:bookmarkEnd w:id="69"/>
+      <w:bookmarkEnd w:id="70"/>
+      <w:bookmarkEnd w:id="71"/>
+      <w:r>
+        <w:t xml:space="preserve"> </w:t>
+      </w:r>
+      <w:hyperlink w:anchor="_3.2.2_Cyan_App" w:history="1">
+        <w:r>
+          <w:t>app catalogue</w:t>
+        </w:r>
+      </w:hyperlink>
+      <w:r>
+        <w:t>, a new Lua instance is created to interpret the app’s script in real time. To exit an application, the user can press button one.</w:t>
+      </w:r>
+    </w:p>
+    <w:p>
+      <w:bookmarkStart w:id="72" w:name="_Toc237853909"/>
+      <w:bookmarkStart w:id="73" w:name="_Toc237854192"/>
+      <w:bookmarkStart w:id="74" w:name="_Toc237854396"/>
+      <w:r>
+        <w:t>An API is exposed to the application, allowing draw calls and input events to be transacted between the operating system and a running application. All visuals produced by the application are rendered to a surface target abstraction, allowing the app to display inside of the pre-existing UI by converting the in-app coordinates to global screen coordinates after the layout step is completed.</w:t>
+      </w:r>
+      <w:bookmarkEnd w:id="72"/>
+      <w:bookmarkEnd w:id="73"/>
+      <w:bookmarkEnd w:id="74"/>
+      <w:r>
+        <w:t xml:space="preserve"> </w:t>
+      </w:r>
+    </w:p>
+    <w:tbl>
+      <w:tblPr>
+        <w:tblStyle w:val="TableGrid"/>
+        <w:tblW w:w="0" w:type="auto"/>
+        <w:tblLook w:val="04A0" w:firstRow="1" w:lastRow="0" w:firstColumn="1" w:lastColumn="0" w:noHBand="0" w:noVBand="1"/>
+      </w:tblPr>
+      <w:tblGrid>
+        <w:gridCol w:w="2502"/>
+        <w:gridCol w:w="1964"/>
+        <w:gridCol w:w="2574"/>
+        <w:gridCol w:w="1976"/>
+      </w:tblGrid>
+      <w:tr>
+        <w:tc>
+          <w:tcPr>
+            <w:tcW w:w="9016" w:type="dxa"/>
+            <w:gridSpan w:val="4"/>
+          </w:tcPr>
+          <w:p>
+            <w:pPr>
+              <w:rPr>
+                <w:b/>
+                <w:bCs/>
+              </w:rPr>
+            </w:pPr>
+            <w:bookmarkStart w:id="75" w:name="_Toc237853910"/>
+            <w:bookmarkStart w:id="76" w:name="_Toc237854193"/>
+            <w:bookmarkStart w:id="77" w:name="_Toc237854397"/>
+            <w:r>
+              <w:rPr>
+                <w:b/>
+                <w:bCs/>
+              </w:rPr>
+              <w:t>API Draw Calls</w:t>
+            </w:r>
+            <w:bookmarkEnd w:id="75"/>
+            <w:bookmarkEnd w:id="76"/>
+            <w:bookmarkEnd w:id="77"/>
+          </w:p>
+        </w:tc>
+      </w:tr>
+      <w:tr>
+        <w:tc>
+          <w:tcPr>
+            <w:tcW w:w="2734" w:type="dxa"/>
+          </w:tcPr>
+          <w:p>
+            <w:pPr>
+              <w:rPr>
+                <w:b/>
+                <w:bCs/>
+              </w:rPr>
+            </w:pPr>
+            <w:bookmarkStart w:id="78" w:name="_Toc237853911"/>
+            <w:bookmarkStart w:id="79" w:name="_Toc237854194"/>
+            <w:bookmarkStart w:id="80" w:name="_Toc237854398"/>
+            <w:r>
+              <w:rPr>
+                <w:b/>
+                <w:bCs/>
+              </w:rPr>
+              <w:t>Name</w:t>
+            </w:r>
+            <w:bookmarkEnd w:id="78"/>
+            <w:bookmarkEnd w:id="79"/>
+            <w:bookmarkEnd w:id="80"/>
+          </w:p>
+        </w:tc>
+        <w:tc>
+          <w:tcPr>
+            <w:tcW w:w="2094" w:type="dxa"/>
+          </w:tcPr>
+          <w:p>
+            <w:pPr>
+              <w:rPr>
+                <w:b/>
+                <w:bCs/>
+              </w:rPr>
+            </w:pPr>
+            <w:bookmarkStart w:id="81" w:name="_Toc237853912"/>
+            <w:bookmarkStart w:id="82" w:name="_Toc237854195"/>
+            <w:bookmarkStart w:id="83" w:name="_Toc237854399"/>
+            <w:r>
+              <w:rPr>
+                <w:b/>
+                <w:bCs/>
+              </w:rPr>
+              <w:t xml:space="preserve">In App </w:t>
+            </w:r>
+            <w:r>
+              <w:rPr>
+                <w:b/>
+                <w:bCs/>
+              </w:rPr>
+              <w:br/>
+              <w:t>Signature</w:t>
+            </w:r>
+            <w:bookmarkEnd w:id="81"/>
+            <w:bookmarkEnd w:id="82"/>
+            <w:bookmarkEnd w:id="83"/>
+          </w:p>
+        </w:tc>
+        <w:tc>
+          <w:tcPr>
+            <w:tcW w:w="2094" w:type="dxa"/>
+          </w:tcPr>
+          <w:p>
+            <w:pPr>
+              <w:rPr>
+                <w:b/>
+                <w:bCs/>
+              </w:rPr>
+            </w:pPr>
+            <w:bookmarkStart w:id="84" w:name="_Toc237853913"/>
+            <w:bookmarkStart w:id="85" w:name="_Toc237854196"/>
+            <w:bookmarkStart w:id="86" w:name="_Toc237854400"/>
+            <w:r>
+              <w:rPr>
+                <w:b/>
+                <w:bCs/>
+              </w:rPr>
+              <w:t>Backend Signature</w:t>
+            </w:r>
+            <w:bookmarkEnd w:id="84"/>
+            <w:bookmarkEnd w:id="85"/>
+            <w:bookmarkEnd w:id="86"/>
+          </w:p>
+        </w:tc>
+        <w:tc>
+          <w:tcPr>
+            <w:tcW w:w="2094" w:type="dxa"/>
+          </w:tcPr>
+          <w:p>
+            <w:pPr>
+              <w:rPr>
+                <w:b/>
+                <w:bCs/>
+              </w:rPr>
+            </w:pPr>
+            <w:bookmarkStart w:id="87" w:name="_Toc237853914"/>
+            <w:bookmarkStart w:id="88" w:name="_Toc237854197"/>
+            <w:bookmarkStart w:id="89" w:name="_Toc237854401"/>
+            <w:r>
+              <w:rPr>
+                <w:b/>
+                <w:bCs/>
+              </w:rPr>
+              <w:t>Effect</w:t>
+            </w:r>
+            <w:bookmarkEnd w:id="87"/>
+            <w:bookmarkEnd w:id="88"/>
+            <w:bookmarkEnd w:id="89"/>
+          </w:p>
+        </w:tc>
+      </w:tr>
+      <w:tr>
+        <w:tc>
+          <w:tcPr>
+            <w:tcW w:w="2734" w:type="dxa"/>
+          </w:tcPr>
+          <w:p>
+            <w:bookmarkStart w:id="90" w:name="_Toc237853915"/>
+            <w:bookmarkStart w:id="91" w:name="_Toc237854198"/>
+            <w:bookmarkStart w:id="92" w:name="_Toc237854402"/>
+            <w:r>
+              <w:lastRenderedPageBreak/>
+              <w:t>Draw Rectangle</w:t>
+            </w:r>
+            <w:bookmarkEnd w:id="90"/>
+            <w:bookmarkEnd w:id="91"/>
+            <w:bookmarkEnd w:id="92"/>
+          </w:p>
+        </w:tc>
+        <w:tc>
+          <w:tcPr>
+            <w:tcW w:w="2094" w:type="dxa"/>
+          </w:tcPr>
+          <w:p>
+            <w:bookmarkStart w:id="93" w:name="_Toc237853916"/>
+            <w:bookmarkStart w:id="94" w:name="_Toc237854199"/>
+            <w:bookmarkStart w:id="95" w:name="_Toc237854403"/>
+            <w:r>
+              <w:t>draw.rect</w:t>
+            </w:r>
+            <w:r>
+              <w:br/>
+              <w:t>(x, y, w, h, r, g, b)</w:t>
+            </w:r>
+            <w:bookmarkEnd w:id="93"/>
+            <w:bookmarkEnd w:id="94"/>
+            <w:bookmarkEnd w:id="95"/>
+          </w:p>
+        </w:tc>
+        <w:tc>
+          <w:tcPr>
+            <w:tcW w:w="2094" w:type="dxa"/>
+          </w:tcPr>
+          <w:p>
+            <w:bookmarkStart w:id="96" w:name="_Toc237853917"/>
+            <w:bookmarkStart w:id="97" w:name="_Toc237854200"/>
+            <w:bookmarkStart w:id="98" w:name="_Toc237854404"/>
+            <w:r>
+              <w:t xml:space="preserve">AppHandler </w:t>
+            </w:r>
+            <w:r>
+              <w:t>_draw_rect</w:t>
+            </w:r>
+            <w:r>
+              <w:br/>
+              <w:t>(lua_State *L)</w:t>
+            </w:r>
+            <w:bookmarkEnd w:id="96"/>
+            <w:bookmarkEnd w:id="97"/>
+            <w:bookmarkEnd w:id="98"/>
+          </w:p>
+        </w:tc>
+        <w:tc>
+          <w:tcPr>
+            <w:tcW w:w="2094" w:type="dxa"/>
+          </w:tcPr>
+          <w:p>
+            <w:bookmarkStart w:id="99" w:name="_Toc237853918"/>
+            <w:bookmarkStart w:id="100" w:name="_Toc237854201"/>
+            <w:bookmarkStart w:id="101" w:name="_Toc237854405"/>
+            <w:r>
+              <w:t>Draws a rectangle using specified quad and colour.</w:t>
+            </w:r>
+            <w:bookmarkEnd w:id="99"/>
+            <w:bookmarkEnd w:id="100"/>
+            <w:bookmarkEnd w:id="101"/>
+          </w:p>
+        </w:tc>
+      </w:tr>
+      <w:tr>
+        <w:tc>
+          <w:tcPr>
+            <w:tcW w:w="2734" w:type="dxa"/>
+          </w:tcPr>
+          <w:p>
+            <w:bookmarkStart w:id="102" w:name="_Toc237853919"/>
+            <w:bookmarkStart w:id="103" w:name="_Toc237854202"/>
+            <w:bookmarkStart w:id="104" w:name="_Toc237854406"/>
+            <w:r>
+              <w:t>Draw Text</w:t>
+            </w:r>
+            <w:bookmarkEnd w:id="102"/>
+            <w:bookmarkEnd w:id="103"/>
+            <w:bookmarkEnd w:id="104"/>
+          </w:p>
+        </w:tc>
+        <w:tc>
+          <w:tcPr>
+            <w:tcW w:w="2094" w:type="dxa"/>
+          </w:tcPr>
+          <w:p>
+            <w:bookmarkStart w:id="105" w:name="_Toc237853920"/>
+            <w:bookmarkStart w:id="106" w:name="_Toc237854203"/>
+            <w:bookmarkStart w:id="107" w:name="_Toc237854407"/>
+            <w:r>
+              <w:t>draw.text</w:t>
+            </w:r>
+            <w:bookmarkEnd w:id="105"/>
+            <w:bookmarkEnd w:id="106"/>
+            <w:bookmarkEnd w:id="107"/>
+          </w:p>
+          <w:p>
+            <w:bookmarkStart w:id="108" w:name="_Toc237853921"/>
+            <w:bookmarkStart w:id="109" w:name="_Toc237854204"/>
+            <w:bookmarkStart w:id="110" w:name="_Toc237854408"/>
+            <w:r>
+              <w:t>(x, y,</w:t>
+            </w:r>
+            <w:bookmarkEnd w:id="108"/>
+            <w:bookmarkEnd w:id="109"/>
+            <w:bookmarkEnd w:id="110"/>
+          </w:p>
+          <w:p>
+            <w:bookmarkStart w:id="111" w:name="_Toc237853922"/>
+            <w:bookmarkStart w:id="112" w:name="_Toc237854205"/>
+            <w:bookmarkStart w:id="113" w:name="_Toc237854409"/>
+            <w:r>
+              <w:t>text,</w:t>
+            </w:r>
+            <w:bookmarkEnd w:id="111"/>
+            <w:bookmarkEnd w:id="112"/>
+            <w:bookmarkEnd w:id="113"/>
+          </w:p>
+          <w:p>
+            <w:bookmarkStart w:id="114" w:name="_Toc237853923"/>
+            <w:bookmarkStart w:id="115" w:name="_Toc237854206"/>
+            <w:bookmarkStart w:id="116" w:name="_Toc237854410"/>
+            <w:r>
+              <w:t>font_size,</w:t>
+            </w:r>
+            <w:bookmarkEnd w:id="114"/>
+            <w:bookmarkEnd w:id="115"/>
+            <w:bookmarkEnd w:id="116"/>
+          </w:p>
+          <w:p>
+            <w:bookmarkStart w:id="117" w:name="_Toc237853924"/>
+            <w:bookmarkStart w:id="118" w:name="_Toc237854207"/>
+            <w:bookmarkStart w:id="119" w:name="_Toc237854411"/>
+            <w:r>
+              <w:t>r, g, b)</w:t>
+            </w:r>
+            <w:bookmarkEnd w:id="117"/>
+            <w:bookmarkEnd w:id="118"/>
+            <w:bookmarkEnd w:id="119"/>
+          </w:p>
+        </w:tc>
+        <w:tc>
+          <w:tcPr>
+            <w:tcW w:w="2094" w:type="dxa"/>
+          </w:tcPr>
+          <w:p>
+            <w:r>
+              <w:t>AppHandler_draw_text</w:t>
+            </w:r>
+            <w:r>
+              <w:br/>
+              <w:t>(lua_State *L)</w:t>
+            </w:r>
+          </w:p>
+          <w:p/>
+        </w:tc>
+        <w:tc>
+          <w:tcPr>
+            <w:tcW w:w="2094" w:type="dxa"/>
+          </w:tcPr>
+          <w:p>
+            <w:bookmarkStart w:id="120" w:name="_Toc237853925"/>
+            <w:bookmarkStart w:id="121" w:name="_Toc237854208"/>
+            <w:bookmarkStart w:id="122" w:name="_Toc237854412"/>
+            <w:r>
+              <w:t>Prints text on screen at the given coordinate</w:t>
+            </w:r>
+            <w:bookmarkEnd w:id="120"/>
+            <w:bookmarkEnd w:id="121"/>
+            <w:bookmarkEnd w:id="122"/>
+          </w:p>
+        </w:tc>
+      </w:tr>
+      <w:tr>
+        <w:tc>
+          <w:tcPr>
+            <w:tcW w:w="2734" w:type="dxa"/>
+          </w:tcPr>
+          <w:p>
+            <w:bookmarkStart w:id="123" w:name="_Toc237853926"/>
+            <w:bookmarkStart w:id="124" w:name="_Toc237854209"/>
+            <w:bookmarkStart w:id="125" w:name="_Toc237854413"/>
+            <w:r>
+              <w:t>Draw Width</w:t>
+            </w:r>
+            <w:bookmarkEnd w:id="123"/>
+            <w:bookmarkEnd w:id="124"/>
+            <w:bookmarkEnd w:id="125"/>
+          </w:p>
+        </w:tc>
+        <w:tc>
+          <w:tcPr>
+            <w:tcW w:w="2094" w:type="dxa"/>
+          </w:tcPr>
+          <w:p/>
+        </w:tc>
+        <w:tc>
+          <w:tcPr>
+            <w:tcW w:w="2094" w:type="dxa"/>
+          </w:tcPr>
+          <w:p>
+            <w:r>
+              <w:t>AppHandler _draw_rect</w:t>
+            </w:r>
+            <w:r>
+              <w:br/>
+              <w:t>(lua_State *L)</w:t>
+            </w:r>
+          </w:p>
+        </w:tc>
+        <w:tc>
+          <w:tcPr>
+            <w:tcW w:w="2094" w:type="dxa"/>
+          </w:tcPr>
+          <w:p/>
+        </w:tc>
+      </w:tr>
+      <w:tr>
+        <w:tc>
+          <w:tcPr>
+            <w:tcW w:w="2734" w:type="dxa"/>
+          </w:tcPr>
+          <w:p>
+            <w:bookmarkStart w:id="126" w:name="_Toc237853927"/>
+            <w:bookmarkStart w:id="127" w:name="_Toc237854210"/>
+            <w:bookmarkStart w:id="128" w:name="_Toc237854414"/>
+            <w:r>
+              <w:t>Draw Height</w:t>
+            </w:r>
+            <w:bookmarkEnd w:id="126"/>
+            <w:bookmarkEnd w:id="127"/>
+            <w:bookmarkEnd w:id="128"/>
+          </w:p>
+        </w:tc>
+        <w:tc>
+          <w:tcPr>
+            <w:tcW w:w="2094" w:type="dxa"/>
+          </w:tcPr>
+          <w:p/>
+        </w:tc>
+        <w:tc>
+          <w:tcPr>
+            <w:tcW w:w="2094" w:type="dxa"/>
+          </w:tcPr>
+          <w:p/>
+        </w:tc>
+        <w:tc>
+          <w:tcPr>
+            <w:tcW w:w="2094" w:type="dxa"/>
+          </w:tcPr>
+          <w:p/>
+        </w:tc>
+      </w:tr>
+    </w:tbl>
+    <w:p/>
     <w:p>
       <w:pPr>
         <w:pStyle w:val="Heading2"/>
       </w:pPr>
-      <w:bookmarkStart w:id="17" w:name="_Toc237851133"/>
+      <w:bookmarkStart w:id="129" w:name="_Toc237853928"/>
+      <w:bookmarkStart w:id="130" w:name="_Toc237854415"/>
+      <w:bookmarkStart w:id="131" w:name="_Toc237856960"/>
       <w:r>
         <w:rPr>
           <w:rStyle w:val="Heading2Char"/>
         </w:rPr>
         <w:t>3.4 Hardware Abstraction</w:t>
       </w:r>
-      <w:bookmarkEnd w:id="17"/>
-    </w:p>
-    <w:p>
-      <w:pPr>
-        <w:rPr>
-          <w:rStyle w:val="Heading2Char"/>
-          <w:rFonts w:asciiTheme="minorHAnsi" w:eastAsiaTheme="minorHAnsi" w:hAnsiTheme="minorHAnsi" w:cstheme="minorBidi"/>
-          <w:color w:val="auto"/>
-          <w:sz w:val="24"/>
-          <w:szCs w:val="24"/>
-        </w:rPr>
-      </w:pPr>
-      <w:bookmarkStart w:id="18" w:name="_Toc237851134"/>
-      <w:r>
-        <w:rPr>
-          <w:rStyle w:val="Heading2Char"/>
-          <w:rFonts w:asciiTheme="minorHAnsi" w:eastAsiaTheme="minorHAnsi" w:hAnsiTheme="minorHAnsi" w:cstheme="minorBidi"/>
-          <w:color w:val="auto"/>
-          <w:sz w:val="24"/>
-          <w:szCs w:val="24"/>
-        </w:rPr>
+      <w:bookmarkEnd w:id="129"/>
+      <w:bookmarkEnd w:id="130"/>
+      <w:bookmarkEnd w:id="131"/>
+    </w:p>
+    <w:p>
+      <w:bookmarkStart w:id="132" w:name="_Toc237853929"/>
+      <w:bookmarkStart w:id="133" w:name="_Toc237854416"/>
+      <w:r>
         <w:t>…</w:t>
       </w:r>
-      <w:bookmarkEnd w:id="18"/>
+      <w:bookmarkEnd w:id="132"/>
+      <w:bookmarkEnd w:id="133"/>
     </w:p>
     <w:p>
       <w:pPr>
@@ -2896,14 +8314,18 @@
           <w:rStyle w:val="Heading2Char"/>
         </w:rPr>
       </w:pPr>
-      <w:bookmarkStart w:id="19" w:name="_Toc237851135"/>
+      <w:bookmarkStart w:id="134" w:name="_Toc237853930"/>
+      <w:bookmarkStart w:id="135" w:name="_Toc237854417"/>
+      <w:bookmarkStart w:id="136" w:name="_Toc237856961"/>
       <w:r>
         <w:rPr>
           <w:rStyle w:val="Heading2Char"/>
         </w:rPr>
         <w:t>3.5 PC Platform</w:t>
       </w:r>
-      <w:bookmarkEnd w:id="19"/>
+      <w:bookmarkEnd w:id="134"/>
+      <w:bookmarkEnd w:id="135"/>
+      <w:bookmarkEnd w:id="136"/>
     </w:p>
     <w:p>
       <w:pPr>
@@ -2926,14 +8348,18 @@
       <w:pPr>
         <w:pStyle w:val="Heading2"/>
       </w:pPr>
-      <w:bookmarkStart w:id="20" w:name="_Toc237851136"/>
+      <w:bookmarkStart w:id="137" w:name="_Toc237853931"/>
+      <w:bookmarkStart w:id="138" w:name="_Toc237854418"/>
+      <w:bookmarkStart w:id="139" w:name="_Toc237856962"/>
       <w:r>
         <w:rPr>
           <w:rStyle w:val="Heading2Char"/>
         </w:rPr>
         <w:t>3.6 Settings &amp; Configuration</w:t>
       </w:r>
-      <w:bookmarkEnd w:id="20"/>
+      <w:bookmarkEnd w:id="137"/>
+      <w:bookmarkEnd w:id="138"/>
+      <w:bookmarkEnd w:id="139"/>
     </w:p>
     <w:p>
       <w:r>
@@ -2950,14 +8376,18 @@
           <w:rStyle w:val="Heading2Char"/>
         </w:rPr>
       </w:pPr>
-      <w:bookmarkStart w:id="21" w:name="_Toc237851137"/>
+      <w:bookmarkStart w:id="140" w:name="_Toc237853932"/>
+      <w:bookmarkStart w:id="141" w:name="_Toc237854419"/>
+      <w:bookmarkStart w:id="142" w:name="_Toc237856963"/>
       <w:r>
         <w:rPr>
           <w:rStyle w:val="Heading2Char"/>
         </w:rPr>
         <w:t>3.7 Remote Shell</w:t>
       </w:r>
-      <w:bookmarkEnd w:id="21"/>
+      <w:bookmarkEnd w:id="140"/>
+      <w:bookmarkEnd w:id="141"/>
+      <w:bookmarkEnd w:id="142"/>
     </w:p>
     <w:p>
       <w:r>
@@ -2968,11 +8398,15 @@
       <w:pPr>
         <w:pStyle w:val="Heading1"/>
       </w:pPr>
-      <w:bookmarkStart w:id="22" w:name="_Toc237851138"/>
+      <w:bookmarkStart w:id="143" w:name="_Toc237853933"/>
+      <w:bookmarkStart w:id="144" w:name="_Toc237854420"/>
+      <w:bookmarkStart w:id="145" w:name="_Toc237856964"/>
       <w:r>
         <w:t>4.0 Testing and Verification</w:t>
       </w:r>
-      <w:bookmarkEnd w:id="22"/>
+      <w:bookmarkEnd w:id="143"/>
+      <w:bookmarkEnd w:id="144"/>
+      <w:bookmarkEnd w:id="145"/>
     </w:p>
     <w:p>
       <w:r>
@@ -2988,11 +8422,15 @@
       <w:pPr>
         <w:pStyle w:val="Heading1"/>
       </w:pPr>
-      <w:bookmarkStart w:id="23" w:name="_Toc237851139"/>
+      <w:bookmarkStart w:id="146" w:name="_Toc237853934"/>
+      <w:bookmarkStart w:id="147" w:name="_Toc237854421"/>
+      <w:bookmarkStart w:id="148" w:name="_Toc237856965"/>
       <w:r>
         <w:t>5.0 Development History</w:t>
       </w:r>
-      <w:bookmarkEnd w:id="23"/>
+      <w:bookmarkEnd w:id="146"/>
+      <w:bookmarkEnd w:id="147"/>
+      <w:bookmarkEnd w:id="148"/>
     </w:p>
     <w:p>
       <w:r>
@@ -3006,15 +8444,18 @@
           <w:rStyle w:val="Heading2Char"/>
         </w:rPr>
       </w:pPr>
-      <w:bookmarkStart w:id="24" w:name="_Toc237851140"/>
+      <w:bookmarkStart w:id="149" w:name="_Toc237853935"/>
+      <w:bookmarkStart w:id="150" w:name="_Toc237854422"/>
+      <w:bookmarkStart w:id="151" w:name="_Toc237856966"/>
       <w:r>
         <w:rPr>
           <w:rStyle w:val="Heading2Char"/>
         </w:rPr>
-        <w:lastRenderedPageBreak/>
         <w:t>5.1 Hardware Decisions</w:t>
       </w:r>
-      <w:bookmarkEnd w:id="24"/>
+      <w:bookmarkEnd w:id="149"/>
+      <w:bookmarkEnd w:id="150"/>
+      <w:bookmarkEnd w:id="151"/>
     </w:p>
     <w:p>
       <w:pPr>
@@ -3050,6 +8491,7 @@
         </w:numPr>
       </w:pPr>
       <w:r>
+        <w:lastRenderedPageBreak/>
         <w:t>XIAO ESP32-S3 Plus over base S3 and Waveshare S3-Zero</w:t>
       </w:r>
     </w:p>
@@ -3410,14 +8852,18 @@
       <w:pPr>
         <w:pStyle w:val="Heading2"/>
       </w:pPr>
-      <w:bookmarkStart w:id="25" w:name="_Toc237851141"/>
+      <w:bookmarkStart w:id="152" w:name="_Toc237853936"/>
+      <w:bookmarkStart w:id="153" w:name="_Toc237854423"/>
+      <w:bookmarkStart w:id="154" w:name="_Toc237856967"/>
       <w:r>
         <w:rPr>
           <w:rStyle w:val="Heading2Char"/>
         </w:rPr>
         <w:t>5.2 Software Decisions</w:t>
       </w:r>
-      <w:bookmarkEnd w:id="25"/>
+      <w:bookmarkEnd w:id="152"/>
+      <w:bookmarkEnd w:id="153"/>
+      <w:bookmarkEnd w:id="154"/>
     </w:p>
     <w:p>
       <w:r>
@@ -3438,6 +8884,119 @@
 <file path=word/numbering.xml><?xml version="1.0" encoding="utf-8"?>
 <w:numbering xmlns:wpc="http://schemas.microsoft.com/office/word/2010/wordprocessingCanvas" xmlns:cx="http://schemas.microsoft.com/office/drawing/2014/chartex" xmlns:cx1="http://schemas.microsoft.com/office/drawing/2015/9/8/chartex" xmlns:cx2="http://schemas.microsoft.com/office/drawing/2015/10/21/chartex" xmlns:cx3="http://schemas.microsoft.com/office/drawing/2016/5/9/chartex" xmlns:cx4="http://schemas.microsoft.com/office/drawing/2016/5/10/chartex" xmlns:cx5="http://schemas.microsoft.com/office/drawing/2016/5/11/chartex" xmlns:cx6="http://schemas.microsoft.com/office/drawing/2016/5/12/chartex" xmlns:cx7="http://schemas.microsoft.com/office/drawing/2016/5/13/chartex" xmlns:cx8="http://schemas.microsoft.com/office/drawing/2016/5/14/chartex" xmlns:mc="http://schemas.openxmlformats.org/markup-compatibility/2006" xmlns:aink="http://schemas.microsoft.com/office/drawing/2016/ink" xmlns:am3d="http://schemas.microsoft.com/office/drawing/2017/model3d" xmlns:o="urn:schemas-microsoft-com:office:office" xmlns:oel="http://schemas.microsoft.com/office/2019/extlst" xmlns:r="http://schemas.openxmlformats.org/officeDocument/2006/relationships" xmlns:m="http://schemas.openxmlformats.org/officeDocument/2006/math" xmlns:v="urn:schemas-microsoft-com:vml" xmlns:wp14="http://schemas.microsoft.com/office/word/2010/wordprocessingDrawing" xmlns:wp="http://schemas.openxmlformats.org/drawingml/2006/wordprocessingDrawing" xmlns:w10="urn:schemas-microsoft-com:office:word" xmlns:w="http://schemas.openxmlformats.org/wordprocessingml/2006/main" xmlns:w14="http://schemas.microsoft.com/office/word/2010/wordml" xmlns:w15="http://schemas.microsoft.com/office/word/2012/wordml" xmlns:w16cex="http://schemas.microsoft.com/office/word/2018/wordml/cex" xmlns:w16cid="http://schemas.microsoft.com/office/word/2016/wordml/cid" xmlns:w16="http://schemas.microsoft.com/office/word/2018/wordml" xmlns:w16sdtdh="http://schemas.microsoft.com/office/word/2020/wordml/sdtdatahash" xmlns:w16se="http://schemas.microsoft.com/office/word/2015/wordml/symex" xmlns:wpg="http://schemas.microsoft.com/office/word/2010/wordprocessingGroup" xmlns:wpi="http://schemas.microsoft.com/office/word/2010/wordprocessingInk" xmlns:wne="http://schemas.microsoft.com/office/word/2006/wordml" xmlns:wps="http://schemas.microsoft.com/office/word/2010/wordprocessingShape" mc:Ignorable="w14 w15 w16se w16cid w16 w16cex w16sdtdh wp14">
   <w:abstractNum w:abstractNumId="0" w15:restartNumberingAfterBreak="0">
+    <w:nsid w:val="00D4029D"/>
+    <w:multiLevelType w:val="multilevel"/>
+    <w:tmpl w:val="FFFFFFFF"/>
+    <w:lvl w:ilvl="0">
+      <w:start w:val="1"/>
+      <w:numFmt w:val="decimal"/>
+      <w:lvlText w:val="%1.0"/>
+      <w:lvlJc w:val="left"/>
+      <w:pPr>
+        <w:ind w:left="720" w:hanging="720"/>
+      </w:pPr>
+      <w:rPr>
+        <w:rFonts w:hint="default"/>
+      </w:rPr>
+    </w:lvl>
+    <w:lvl w:ilvl="1">
+      <w:start w:val="1"/>
+      <w:numFmt w:val="decimal"/>
+      <w:lvlText w:val="%1.%2"/>
+      <w:lvlJc w:val="left"/>
+      <w:pPr>
+        <w:ind w:left="1440" w:hanging="720"/>
+      </w:pPr>
+      <w:rPr>
+        <w:rFonts w:hint="default"/>
+      </w:rPr>
+    </w:lvl>
+    <w:lvl w:ilvl="2">
+      <w:start w:val="1"/>
+      <w:numFmt w:val="decimal"/>
+      <w:lvlText w:val="%1.%2.%3"/>
+      <w:lvlJc w:val="left"/>
+      <w:pPr>
+        <w:ind w:left="2160" w:hanging="720"/>
+      </w:pPr>
+      <w:rPr>
+        <w:rFonts w:hint="default"/>
+      </w:rPr>
+    </w:lvl>
+    <w:lvl w:ilvl="3">
+      <w:start w:val="1"/>
+      <w:numFmt w:val="decimal"/>
+      <w:lvlText w:val="%1.%2.%3.%4"/>
+      <w:lvlJc w:val="left"/>
+      <w:pPr>
+        <w:ind w:left="3240" w:hanging="1080"/>
+      </w:pPr>
+      <w:rPr>
+        <w:rFonts w:hint="default"/>
+      </w:rPr>
+    </w:lvl>
+    <w:lvl w:ilvl="4">
+      <w:start w:val="1"/>
+      <w:numFmt w:val="decimal"/>
+      <w:lvlText w:val="%1.%2.%3.%4.%5"/>
+      <w:lvlJc w:val="left"/>
+      <w:pPr>
+        <w:ind w:left="4320" w:hanging="1440"/>
+      </w:pPr>
+      <w:rPr>
+        <w:rFonts w:hint="default"/>
+      </w:rPr>
+    </w:lvl>
+    <w:lvl w:ilvl="5">
+      <w:start w:val="1"/>
+      <w:numFmt w:val="decimal"/>
+      <w:lvlText w:val="%1.%2.%3.%4.%5.%6"/>
+      <w:lvlJc w:val="left"/>
+      <w:pPr>
+        <w:ind w:left="5040" w:hanging="1440"/>
+      </w:pPr>
+      <w:rPr>
+        <w:rFonts w:hint="default"/>
+      </w:rPr>
+    </w:lvl>
+    <w:lvl w:ilvl="6">
+      <w:start w:val="1"/>
+      <w:numFmt w:val="decimal"/>
+      <w:lvlText w:val="%1.%2.%3.%4.%5.%6.%7"/>
+      <w:lvlJc w:val="left"/>
+      <w:pPr>
+        <w:ind w:left="6120" w:hanging="1800"/>
+      </w:pPr>
+      <w:rPr>
+        <w:rFonts w:hint="default"/>
+      </w:rPr>
+    </w:lvl>
+    <w:lvl w:ilvl="7">
+      <w:start w:val="1"/>
+      <w:numFmt w:val="decimal"/>
+      <w:lvlText w:val="%1.%2.%3.%4.%5.%6.%7.%8"/>
+      <w:lvlJc w:val="left"/>
+      <w:pPr>
+        <w:ind w:left="7200" w:hanging="2160"/>
+      </w:pPr>
+      <w:rPr>
+        <w:rFonts w:hint="default"/>
+      </w:rPr>
+    </w:lvl>
+    <w:lvl w:ilvl="8">
+      <w:start w:val="1"/>
+      <w:numFmt w:val="decimal"/>
+      <w:lvlText w:val="%1.%2.%3.%4.%5.%6.%7.%8.%9"/>
+      <w:lvlJc w:val="left"/>
+      <w:pPr>
+        <w:ind w:left="7920" w:hanging="2160"/>
+      </w:pPr>
+      <w:rPr>
+        <w:rFonts w:hint="default"/>
+      </w:rPr>
+    </w:lvl>
+  </w:abstractNum>
+  <w:abstractNum w:abstractNumId="1" w15:restartNumberingAfterBreak="0">
     <w:nsid w:val="03BB5EB0"/>
     <w:multiLevelType w:val="multilevel"/>
     <w:tmpl w:val="A6E65640"/>
@@ -3586,7 +9145,7 @@
       </w:rPr>
     </w:lvl>
   </w:abstractNum>
-  <w:abstractNum w:abstractNumId="1" w15:restartNumberingAfterBreak="0">
+  <w:abstractNum w:abstractNumId="2" w15:restartNumberingAfterBreak="0">
     <w:nsid w:val="0D996610"/>
     <w:multiLevelType w:val="multilevel"/>
     <w:tmpl w:val="8AB2707C"/>
@@ -3699,7 +9258,7 @@
       </w:rPr>
     </w:lvl>
   </w:abstractNum>
-  <w:abstractNum w:abstractNumId="2" w15:restartNumberingAfterBreak="0">
+  <w:abstractNum w:abstractNumId="3" w15:restartNumberingAfterBreak="0">
     <w:nsid w:val="0E587C55"/>
     <w:multiLevelType w:val="multilevel"/>
     <w:tmpl w:val="22C8CE6E"/>
@@ -3811,7 +9370,120 @@
       </w:rPr>
     </w:lvl>
   </w:abstractNum>
-  <w:abstractNum w:abstractNumId="3" w15:restartNumberingAfterBreak="0">
+  <w:abstractNum w:abstractNumId="4" w15:restartNumberingAfterBreak="0">
+    <w:nsid w:val="0EA20810"/>
+    <w:multiLevelType w:val="hybridMultilevel"/>
+    <w:tmpl w:val="F7CE2B1E"/>
+    <w:lvl w:ilvl="0" w:tplc="FFFFFFFF">
+      <w:start w:val="1"/>
+      <w:numFmt w:val="bullet"/>
+      <w:lvlText w:val="-"/>
+      <w:lvlJc w:val="left"/>
+      <w:pPr>
+        <w:ind w:left="720" w:hanging="360"/>
+      </w:pPr>
+      <w:rPr>
+        <w:rFonts w:ascii="Aptos" w:eastAsiaTheme="minorHAnsi" w:hAnsi="Aptos" w:cstheme="minorBidi" w:hint="default"/>
+      </w:rPr>
+    </w:lvl>
+    <w:lvl w:ilvl="1" w:tplc="08090003" w:tentative="1">
+      <w:start w:val="1"/>
+      <w:numFmt w:val="bullet"/>
+      <w:lvlText w:val="o"/>
+      <w:lvlJc w:val="left"/>
+      <w:pPr>
+        <w:ind w:left="1440" w:hanging="360"/>
+      </w:pPr>
+      <w:rPr>
+        <w:rFonts w:ascii="Courier New" w:hAnsi="Courier New" w:cs="Courier New" w:hint="default"/>
+      </w:rPr>
+    </w:lvl>
+    <w:lvl w:ilvl="2" w:tplc="08090005" w:tentative="1">
+      <w:start w:val="1"/>
+      <w:numFmt w:val="bullet"/>
+      <w:lvlText w:val=""/>
+      <w:lvlJc w:val="left"/>
+      <w:pPr>
+        <w:ind w:left="2160" w:hanging="360"/>
+      </w:pPr>
+      <w:rPr>
+        <w:rFonts w:ascii="Wingdings" w:hAnsi="Wingdings" w:hint="default"/>
+      </w:rPr>
+    </w:lvl>
+    <w:lvl w:ilvl="3" w:tplc="08090001" w:tentative="1">
+      <w:start w:val="1"/>
+      <w:numFmt w:val="bullet"/>
+      <w:lvlText w:val=""/>
+      <w:lvlJc w:val="left"/>
+      <w:pPr>
+        <w:ind w:left="2880" w:hanging="360"/>
+      </w:pPr>
+      <w:rPr>
+        <w:rFonts w:ascii="Symbol" w:hAnsi="Symbol" w:hint="default"/>
+      </w:rPr>
+    </w:lvl>
+    <w:lvl w:ilvl="4" w:tplc="08090003" w:tentative="1">
+      <w:start w:val="1"/>
+      <w:numFmt w:val="bullet"/>
+      <w:lvlText w:val="o"/>
+      <w:lvlJc w:val="left"/>
+      <w:pPr>
+        <w:ind w:left="3600" w:hanging="360"/>
+      </w:pPr>
+      <w:rPr>
+        <w:rFonts w:ascii="Courier New" w:hAnsi="Courier New" w:cs="Courier New" w:hint="default"/>
+      </w:rPr>
+    </w:lvl>
+    <w:lvl w:ilvl="5" w:tplc="08090005" w:tentative="1">
+      <w:start w:val="1"/>
+      <w:numFmt w:val="bullet"/>
+      <w:lvlText w:val=""/>
+      <w:lvlJc w:val="left"/>
+      <w:pPr>
+        <w:ind w:left="4320" w:hanging="360"/>
+      </w:pPr>
+      <w:rPr>
+        <w:rFonts w:ascii="Wingdings" w:hAnsi="Wingdings" w:hint="default"/>
+      </w:rPr>
+    </w:lvl>
+    <w:lvl w:ilvl="6" w:tplc="08090001" w:tentative="1">
+      <w:start w:val="1"/>
+      <w:numFmt w:val="bullet"/>
+      <w:lvlText w:val=""/>
+      <w:lvlJc w:val="left"/>
+      <w:pPr>
+        <w:ind w:left="5040" w:hanging="360"/>
+      </w:pPr>
+      <w:rPr>
+        <w:rFonts w:ascii="Symbol" w:hAnsi="Symbol" w:hint="default"/>
+      </w:rPr>
+    </w:lvl>
+    <w:lvl w:ilvl="7" w:tplc="08090003" w:tentative="1">
+      <w:start w:val="1"/>
+      <w:numFmt w:val="bullet"/>
+      <w:lvlText w:val="o"/>
+      <w:lvlJc w:val="left"/>
+      <w:pPr>
+        <w:ind w:left="5760" w:hanging="360"/>
+      </w:pPr>
+      <w:rPr>
+        <w:rFonts w:ascii="Courier New" w:hAnsi="Courier New" w:cs="Courier New" w:hint="default"/>
+      </w:rPr>
+    </w:lvl>
+    <w:lvl w:ilvl="8" w:tplc="08090005" w:tentative="1">
+      <w:start w:val="1"/>
+      <w:numFmt w:val="bullet"/>
+      <w:lvlText w:val=""/>
+      <w:lvlJc w:val="left"/>
+      <w:pPr>
+        <w:ind w:left="6480" w:hanging="360"/>
+      </w:pPr>
+      <w:rPr>
+        <w:rFonts w:ascii="Wingdings" w:hAnsi="Wingdings" w:hint="default"/>
+      </w:rPr>
+    </w:lvl>
+  </w:abstractNum>
+  <w:abstractNum w:abstractNumId="5" w15:restartNumberingAfterBreak="0">
     <w:nsid w:val="11E95549"/>
     <w:multiLevelType w:val="multilevel"/>
     <w:tmpl w:val="4D622FF8"/>
@@ -3923,7 +9595,7 @@
       </w:rPr>
     </w:lvl>
   </w:abstractNum>
-  <w:abstractNum w:abstractNumId="4" w15:restartNumberingAfterBreak="0">
+  <w:abstractNum w:abstractNumId="6" w15:restartNumberingAfterBreak="0">
     <w:nsid w:val="18D73785"/>
     <w:multiLevelType w:val="multilevel"/>
     <w:tmpl w:val="3898A484"/>
@@ -4072,7 +9744,233 @@
       </w:rPr>
     </w:lvl>
   </w:abstractNum>
-  <w:abstractNum w:abstractNumId="5" w15:restartNumberingAfterBreak="0">
+  <w:abstractNum w:abstractNumId="7" w15:restartNumberingAfterBreak="0">
+    <w:nsid w:val="23FB7C18"/>
+    <w:multiLevelType w:val="hybridMultilevel"/>
+    <w:tmpl w:val="EF82DA0C"/>
+    <w:lvl w:ilvl="0" w:tplc="FFFFFFFF">
+      <w:start w:val="1"/>
+      <w:numFmt w:val="bullet"/>
+      <w:lvlText w:val="-"/>
+      <w:lvlJc w:val="left"/>
+      <w:pPr>
+        <w:ind w:left="720" w:hanging="360"/>
+      </w:pPr>
+      <w:rPr>
+        <w:rFonts w:ascii="Aptos" w:eastAsiaTheme="minorHAnsi" w:hAnsi="Aptos" w:cstheme="minorBidi" w:hint="default"/>
+      </w:rPr>
+    </w:lvl>
+    <w:lvl w:ilvl="1" w:tplc="08090003" w:tentative="1">
+      <w:start w:val="1"/>
+      <w:numFmt w:val="bullet"/>
+      <w:lvlText w:val="o"/>
+      <w:lvlJc w:val="left"/>
+      <w:pPr>
+        <w:ind w:left="1440" w:hanging="360"/>
+      </w:pPr>
+      <w:rPr>
+        <w:rFonts w:ascii="Courier New" w:hAnsi="Courier New" w:cs="Courier New" w:hint="default"/>
+      </w:rPr>
+    </w:lvl>
+    <w:lvl w:ilvl="2" w:tplc="08090005" w:tentative="1">
+      <w:start w:val="1"/>
+      <w:numFmt w:val="bullet"/>
+      <w:lvlText w:val=""/>
+      <w:lvlJc w:val="left"/>
+      <w:pPr>
+        <w:ind w:left="2160" w:hanging="360"/>
+      </w:pPr>
+      <w:rPr>
+        <w:rFonts w:ascii="Wingdings" w:hAnsi="Wingdings" w:hint="default"/>
+      </w:rPr>
+    </w:lvl>
+    <w:lvl w:ilvl="3" w:tplc="08090001" w:tentative="1">
+      <w:start w:val="1"/>
+      <w:numFmt w:val="bullet"/>
+      <w:lvlText w:val=""/>
+      <w:lvlJc w:val="left"/>
+      <w:pPr>
+        <w:ind w:left="2880" w:hanging="360"/>
+      </w:pPr>
+      <w:rPr>
+        <w:rFonts w:ascii="Symbol" w:hAnsi="Symbol" w:hint="default"/>
+      </w:rPr>
+    </w:lvl>
+    <w:lvl w:ilvl="4" w:tplc="08090003" w:tentative="1">
+      <w:start w:val="1"/>
+      <w:numFmt w:val="bullet"/>
+      <w:lvlText w:val="o"/>
+      <w:lvlJc w:val="left"/>
+      <w:pPr>
+        <w:ind w:left="3600" w:hanging="360"/>
+      </w:pPr>
+      <w:rPr>
+        <w:rFonts w:ascii="Courier New" w:hAnsi="Courier New" w:cs="Courier New" w:hint="default"/>
+      </w:rPr>
+    </w:lvl>
+    <w:lvl w:ilvl="5" w:tplc="08090005" w:tentative="1">
+      <w:start w:val="1"/>
+      <w:numFmt w:val="bullet"/>
+      <w:lvlText w:val=""/>
+      <w:lvlJc w:val="left"/>
+      <w:pPr>
+        <w:ind w:left="4320" w:hanging="360"/>
+      </w:pPr>
+      <w:rPr>
+        <w:rFonts w:ascii="Wingdings" w:hAnsi="Wingdings" w:hint="default"/>
+      </w:rPr>
+    </w:lvl>
+    <w:lvl w:ilvl="6" w:tplc="08090001" w:tentative="1">
+      <w:start w:val="1"/>
+      <w:numFmt w:val="bullet"/>
+      <w:lvlText w:val=""/>
+      <w:lvlJc w:val="left"/>
+      <w:pPr>
+        <w:ind w:left="5040" w:hanging="360"/>
+      </w:pPr>
+      <w:rPr>
+        <w:rFonts w:ascii="Symbol" w:hAnsi="Symbol" w:hint="default"/>
+      </w:rPr>
+    </w:lvl>
+    <w:lvl w:ilvl="7" w:tplc="08090003" w:tentative="1">
+      <w:start w:val="1"/>
+      <w:numFmt w:val="bullet"/>
+      <w:lvlText w:val="o"/>
+      <w:lvlJc w:val="left"/>
+      <w:pPr>
+        <w:ind w:left="5760" w:hanging="360"/>
+      </w:pPr>
+      <w:rPr>
+        <w:rFonts w:ascii="Courier New" w:hAnsi="Courier New" w:cs="Courier New" w:hint="default"/>
+      </w:rPr>
+    </w:lvl>
+    <w:lvl w:ilvl="8" w:tplc="08090005" w:tentative="1">
+      <w:start w:val="1"/>
+      <w:numFmt w:val="bullet"/>
+      <w:lvlText w:val=""/>
+      <w:lvlJc w:val="left"/>
+      <w:pPr>
+        <w:ind w:left="6480" w:hanging="360"/>
+      </w:pPr>
+      <w:rPr>
+        <w:rFonts w:ascii="Wingdings" w:hAnsi="Wingdings" w:hint="default"/>
+      </w:rPr>
+    </w:lvl>
+  </w:abstractNum>
+  <w:abstractNum w:abstractNumId="8" w15:restartNumberingAfterBreak="0">
+    <w:nsid w:val="24131FE9"/>
+    <w:multiLevelType w:val="hybridMultilevel"/>
+    <w:tmpl w:val="17D21C02"/>
+    <w:lvl w:ilvl="0" w:tplc="FFFFFFFF">
+      <w:start w:val="1"/>
+      <w:numFmt w:val="bullet"/>
+      <w:lvlText w:val="-"/>
+      <w:lvlJc w:val="left"/>
+      <w:pPr>
+        <w:ind w:left="720" w:hanging="360"/>
+      </w:pPr>
+      <w:rPr>
+        <w:rFonts w:ascii="Aptos" w:eastAsiaTheme="minorHAnsi" w:hAnsi="Aptos" w:cstheme="minorBidi" w:hint="default"/>
+      </w:rPr>
+    </w:lvl>
+    <w:lvl w:ilvl="1" w:tplc="FFFFFFFF">
+      <w:start w:val="1"/>
+      <w:numFmt w:val="bullet"/>
+      <w:lvlText w:val="o"/>
+      <w:lvlJc w:val="left"/>
+      <w:pPr>
+        <w:ind w:left="1440" w:hanging="360"/>
+      </w:pPr>
+      <w:rPr>
+        <w:rFonts w:ascii="Courier New" w:hAnsi="Courier New" w:cs="Courier New" w:hint="default"/>
+      </w:rPr>
+    </w:lvl>
+    <w:lvl w:ilvl="2" w:tplc="D6DC4F04">
+      <w:numFmt w:val="bullet"/>
+      <w:lvlText w:val="•"/>
+      <w:lvlJc w:val="left"/>
+      <w:pPr>
+        <w:ind w:left="2340" w:hanging="540"/>
+      </w:pPr>
+      <w:rPr>
+        <w:rFonts w:ascii="UICTFontTextStyleEmphasizedBody" w:eastAsiaTheme="minorEastAsia" w:hAnsi="UICTFontTextStyleEmphasizedBody" w:cs="Times New Roman" w:hint="default"/>
+        <w:b/>
+      </w:rPr>
+    </w:lvl>
+    <w:lvl w:ilvl="3" w:tplc="FFFFFFFF" w:tentative="1">
+      <w:start w:val="1"/>
+      <w:numFmt w:val="bullet"/>
+      <w:lvlText w:val=""/>
+      <w:lvlJc w:val="left"/>
+      <w:pPr>
+        <w:ind w:left="2880" w:hanging="360"/>
+      </w:pPr>
+      <w:rPr>
+        <w:rFonts w:ascii="Symbol" w:hAnsi="Symbol" w:hint="default"/>
+      </w:rPr>
+    </w:lvl>
+    <w:lvl w:ilvl="4" w:tplc="FFFFFFFF" w:tentative="1">
+      <w:start w:val="1"/>
+      <w:numFmt w:val="bullet"/>
+      <w:lvlText w:val="o"/>
+      <w:lvlJc w:val="left"/>
+      <w:pPr>
+        <w:ind w:left="3600" w:hanging="360"/>
+      </w:pPr>
+      <w:rPr>
+        <w:rFonts w:ascii="Courier New" w:hAnsi="Courier New" w:cs="Courier New" w:hint="default"/>
+      </w:rPr>
+    </w:lvl>
+    <w:lvl w:ilvl="5" w:tplc="FFFFFFFF" w:tentative="1">
+      <w:start w:val="1"/>
+      <w:numFmt w:val="bullet"/>
+      <w:lvlText w:val=""/>
+      <w:lvlJc w:val="left"/>
+      <w:pPr>
+        <w:ind w:left="4320" w:hanging="360"/>
+      </w:pPr>
+      <w:rPr>
+        <w:rFonts w:ascii="Wingdings" w:hAnsi="Wingdings" w:hint="default"/>
+      </w:rPr>
+    </w:lvl>
+    <w:lvl w:ilvl="6" w:tplc="FFFFFFFF" w:tentative="1">
+      <w:start w:val="1"/>
+      <w:numFmt w:val="bullet"/>
+      <w:lvlText w:val=""/>
+      <w:lvlJc w:val="left"/>
+      <w:pPr>
+        <w:ind w:left="5040" w:hanging="360"/>
+      </w:pPr>
+      <w:rPr>
+        <w:rFonts w:ascii="Symbol" w:hAnsi="Symbol" w:hint="default"/>
+      </w:rPr>
+    </w:lvl>
+    <w:lvl w:ilvl="7" w:tplc="FFFFFFFF" w:tentative="1">
+      <w:start w:val="1"/>
+      <w:numFmt w:val="bullet"/>
+      <w:lvlText w:val="o"/>
+      <w:lvlJc w:val="left"/>
+      <w:pPr>
+        <w:ind w:left="5760" w:hanging="360"/>
+      </w:pPr>
+      <w:rPr>
+        <w:rFonts w:ascii="Courier New" w:hAnsi="Courier New" w:cs="Courier New" w:hint="default"/>
+      </w:rPr>
+    </w:lvl>
+    <w:lvl w:ilvl="8" w:tplc="FFFFFFFF" w:tentative="1">
+      <w:start w:val="1"/>
+      <w:numFmt w:val="bullet"/>
+      <w:lvlText w:val=""/>
+      <w:lvlJc w:val="left"/>
+      <w:pPr>
+        <w:ind w:left="6480" w:hanging="360"/>
+      </w:pPr>
+      <w:rPr>
+        <w:rFonts w:ascii="Wingdings" w:hAnsi="Wingdings" w:hint="default"/>
+      </w:rPr>
+    </w:lvl>
+  </w:abstractNum>
+  <w:abstractNum w:abstractNumId="9" w15:restartNumberingAfterBreak="0">
     <w:nsid w:val="24505BFE"/>
     <w:multiLevelType w:val="multilevel"/>
     <w:tmpl w:val="E51CEA76"/>
@@ -4221,7 +10119,7 @@
       </w:rPr>
     </w:lvl>
   </w:abstractNum>
-  <w:abstractNum w:abstractNumId="6" w15:restartNumberingAfterBreak="0">
+  <w:abstractNum w:abstractNumId="10" w15:restartNumberingAfterBreak="0">
     <w:nsid w:val="279F438B"/>
     <w:multiLevelType w:val="multilevel"/>
     <w:tmpl w:val="BD867760"/>
@@ -4334,7 +10232,7 @@
       </w:rPr>
     </w:lvl>
   </w:abstractNum>
-  <w:abstractNum w:abstractNumId="7" w15:restartNumberingAfterBreak="0">
+  <w:abstractNum w:abstractNumId="11" w15:restartNumberingAfterBreak="0">
     <w:nsid w:val="2E122C1D"/>
     <w:multiLevelType w:val="multilevel"/>
     <w:tmpl w:val="FF8EB320"/>
@@ -4483,7 +10381,7 @@
       </w:rPr>
     </w:lvl>
   </w:abstractNum>
-  <w:abstractNum w:abstractNumId="8" w15:restartNumberingAfterBreak="0">
+  <w:abstractNum w:abstractNumId="12" w15:restartNumberingAfterBreak="0">
     <w:nsid w:val="2E6816BF"/>
     <w:multiLevelType w:val="multilevel"/>
     <w:tmpl w:val="B6406786"/>
@@ -4595,7 +10493,7 @@
       </w:rPr>
     </w:lvl>
   </w:abstractNum>
-  <w:abstractNum w:abstractNumId="9" w15:restartNumberingAfterBreak="0">
+  <w:abstractNum w:abstractNumId="13" w15:restartNumberingAfterBreak="0">
     <w:nsid w:val="48BD4F2D"/>
     <w:multiLevelType w:val="multilevel"/>
     <w:tmpl w:val="6AF6C722"/>
@@ -4744,7 +10642,7 @@
       </w:rPr>
     </w:lvl>
   </w:abstractNum>
-  <w:abstractNum w:abstractNumId="10" w15:restartNumberingAfterBreak="0">
+  <w:abstractNum w:abstractNumId="14" w15:restartNumberingAfterBreak="0">
     <w:nsid w:val="53232236"/>
     <w:multiLevelType w:val="multilevel"/>
     <w:tmpl w:val="35C06CEE"/>
@@ -4856,7 +10754,7 @@
       </w:rPr>
     </w:lvl>
   </w:abstractNum>
-  <w:abstractNum w:abstractNumId="11" w15:restartNumberingAfterBreak="0">
+  <w:abstractNum w:abstractNumId="15" w15:restartNumberingAfterBreak="0">
     <w:nsid w:val="58575752"/>
     <w:multiLevelType w:val="multilevel"/>
     <w:tmpl w:val="70780E08"/>
@@ -5005,7 +10903,7 @@
       </w:rPr>
     </w:lvl>
   </w:abstractNum>
-  <w:abstractNum w:abstractNumId="12" w15:restartNumberingAfterBreak="0">
+  <w:abstractNum w:abstractNumId="16" w15:restartNumberingAfterBreak="0">
     <w:nsid w:val="588521D3"/>
     <w:multiLevelType w:val="multilevel"/>
     <w:tmpl w:val="83827418"/>
@@ -5154,7 +11052,120 @@
       </w:rPr>
     </w:lvl>
   </w:abstractNum>
-  <w:abstractNum w:abstractNumId="13" w15:restartNumberingAfterBreak="0">
+  <w:abstractNum w:abstractNumId="17" w15:restartNumberingAfterBreak="0">
+    <w:nsid w:val="5938049C"/>
+    <w:multiLevelType w:val="hybridMultilevel"/>
+    <w:tmpl w:val="0040FC3E"/>
+    <w:lvl w:ilvl="0" w:tplc="FFFFFFFF">
+      <w:start w:val="1"/>
+      <w:numFmt w:val="bullet"/>
+      <w:lvlText w:val="-"/>
+      <w:lvlJc w:val="left"/>
+      <w:pPr>
+        <w:ind w:left="720" w:hanging="360"/>
+      </w:pPr>
+      <w:rPr>
+        <w:rFonts w:ascii="Aptos" w:eastAsiaTheme="minorHAnsi" w:hAnsi="Aptos" w:cstheme="minorBidi" w:hint="default"/>
+      </w:rPr>
+    </w:lvl>
+    <w:lvl w:ilvl="1" w:tplc="08090003" w:tentative="1">
+      <w:start w:val="1"/>
+      <w:numFmt w:val="bullet"/>
+      <w:lvlText w:val="o"/>
+      <w:lvlJc w:val="left"/>
+      <w:pPr>
+        <w:ind w:left="1440" w:hanging="360"/>
+      </w:pPr>
+      <w:rPr>
+        <w:rFonts w:ascii="Courier New" w:hAnsi="Courier New" w:cs="Courier New" w:hint="default"/>
+      </w:rPr>
+    </w:lvl>
+    <w:lvl w:ilvl="2" w:tplc="08090005" w:tentative="1">
+      <w:start w:val="1"/>
+      <w:numFmt w:val="bullet"/>
+      <w:lvlText w:val=""/>
+      <w:lvlJc w:val="left"/>
+      <w:pPr>
+        <w:ind w:left="2160" w:hanging="360"/>
+      </w:pPr>
+      <w:rPr>
+        <w:rFonts w:ascii="Wingdings" w:hAnsi="Wingdings" w:hint="default"/>
+      </w:rPr>
+    </w:lvl>
+    <w:lvl w:ilvl="3" w:tplc="08090001" w:tentative="1">
+      <w:start w:val="1"/>
+      <w:numFmt w:val="bullet"/>
+      <w:lvlText w:val=""/>
+      <w:lvlJc w:val="left"/>
+      <w:pPr>
+        <w:ind w:left="2880" w:hanging="360"/>
+      </w:pPr>
+      <w:rPr>
+        <w:rFonts w:ascii="Symbol" w:hAnsi="Symbol" w:hint="default"/>
+      </w:rPr>
+    </w:lvl>
+    <w:lvl w:ilvl="4" w:tplc="08090003" w:tentative="1">
+      <w:start w:val="1"/>
+      <w:numFmt w:val="bullet"/>
+      <w:lvlText w:val="o"/>
+      <w:lvlJc w:val="left"/>
+      <w:pPr>
+        <w:ind w:left="3600" w:hanging="360"/>
+      </w:pPr>
+      <w:rPr>
+        <w:rFonts w:ascii="Courier New" w:hAnsi="Courier New" w:cs="Courier New" w:hint="default"/>
+      </w:rPr>
+    </w:lvl>
+    <w:lvl w:ilvl="5" w:tplc="08090005" w:tentative="1">
+      <w:start w:val="1"/>
+      <w:numFmt w:val="bullet"/>
+      <w:lvlText w:val=""/>
+      <w:lvlJc w:val="left"/>
+      <w:pPr>
+        <w:ind w:left="4320" w:hanging="360"/>
+      </w:pPr>
+      <w:rPr>
+        <w:rFonts w:ascii="Wingdings" w:hAnsi="Wingdings" w:hint="default"/>
+      </w:rPr>
+    </w:lvl>
+    <w:lvl w:ilvl="6" w:tplc="08090001" w:tentative="1">
+      <w:start w:val="1"/>
+      <w:numFmt w:val="bullet"/>
+      <w:lvlText w:val=""/>
+      <w:lvlJc w:val="left"/>
+      <w:pPr>
+        <w:ind w:left="5040" w:hanging="360"/>
+      </w:pPr>
+      <w:rPr>
+        <w:rFonts w:ascii="Symbol" w:hAnsi="Symbol" w:hint="default"/>
+      </w:rPr>
+    </w:lvl>
+    <w:lvl w:ilvl="7" w:tplc="08090003" w:tentative="1">
+      <w:start w:val="1"/>
+      <w:numFmt w:val="bullet"/>
+      <w:lvlText w:val="o"/>
+      <w:lvlJc w:val="left"/>
+      <w:pPr>
+        <w:ind w:left="5760" w:hanging="360"/>
+      </w:pPr>
+      <w:rPr>
+        <w:rFonts w:ascii="Courier New" w:hAnsi="Courier New" w:cs="Courier New" w:hint="default"/>
+      </w:rPr>
+    </w:lvl>
+    <w:lvl w:ilvl="8" w:tplc="08090005" w:tentative="1">
+      <w:start w:val="1"/>
+      <w:numFmt w:val="bullet"/>
+      <w:lvlText w:val=""/>
+      <w:lvlJc w:val="left"/>
+      <w:pPr>
+        <w:ind w:left="6480" w:hanging="360"/>
+      </w:pPr>
+      <w:rPr>
+        <w:rFonts w:ascii="Wingdings" w:hAnsi="Wingdings" w:hint="default"/>
+      </w:rPr>
+    </w:lvl>
+  </w:abstractNum>
+  <w:abstractNum w:abstractNumId="18" w15:restartNumberingAfterBreak="0">
     <w:nsid w:val="596A78E8"/>
     <w:multiLevelType w:val="multilevel"/>
     <w:tmpl w:val="6ABC1C14"/>
@@ -5303,7 +11314,7 @@
       </w:rPr>
     </w:lvl>
   </w:abstractNum>
-  <w:abstractNum w:abstractNumId="14" w15:restartNumberingAfterBreak="0">
+  <w:abstractNum w:abstractNumId="19" w15:restartNumberingAfterBreak="0">
     <w:nsid w:val="606C55AF"/>
     <w:multiLevelType w:val="multilevel"/>
     <w:tmpl w:val="AFE42E4A"/>
@@ -5452,7 +11463,120 @@
       </w:rPr>
     </w:lvl>
   </w:abstractNum>
-  <w:abstractNum w:abstractNumId="15" w15:restartNumberingAfterBreak="0">
+  <w:abstractNum w:abstractNumId="20" w15:restartNumberingAfterBreak="0">
+    <w:nsid w:val="61025F6E"/>
+    <w:multiLevelType w:val="hybridMultilevel"/>
+    <w:tmpl w:val="B4CA5DCA"/>
+    <w:lvl w:ilvl="0" w:tplc="FFFFFFFF">
+      <w:start w:val="1"/>
+      <w:numFmt w:val="bullet"/>
+      <w:lvlText w:val="-"/>
+      <w:lvlJc w:val="left"/>
+      <w:pPr>
+        <w:ind w:left="360" w:hanging="360"/>
+      </w:pPr>
+      <w:rPr>
+        <w:rFonts w:ascii="Aptos" w:eastAsiaTheme="minorHAnsi" w:hAnsi="Aptos" w:cstheme="minorBidi" w:hint="default"/>
+      </w:rPr>
+    </w:lvl>
+    <w:lvl w:ilvl="1" w:tplc="08090003" w:tentative="1">
+      <w:start w:val="1"/>
+      <w:numFmt w:val="bullet"/>
+      <w:lvlText w:val="o"/>
+      <w:lvlJc w:val="left"/>
+      <w:pPr>
+        <w:ind w:left="1080" w:hanging="360"/>
+      </w:pPr>
+      <w:rPr>
+        <w:rFonts w:ascii="Courier New" w:hAnsi="Courier New" w:cs="Courier New" w:hint="default"/>
+      </w:rPr>
+    </w:lvl>
+    <w:lvl w:ilvl="2" w:tplc="08090005" w:tentative="1">
+      <w:start w:val="1"/>
+      <w:numFmt w:val="bullet"/>
+      <w:lvlText w:val=""/>
+      <w:lvlJc w:val="left"/>
+      <w:pPr>
+        <w:ind w:left="1800" w:hanging="360"/>
+      </w:pPr>
+      <w:rPr>
+        <w:rFonts w:ascii="Wingdings" w:hAnsi="Wingdings" w:hint="default"/>
+      </w:rPr>
+    </w:lvl>
+    <w:lvl w:ilvl="3" w:tplc="08090001" w:tentative="1">
+      <w:start w:val="1"/>
+      <w:numFmt w:val="bullet"/>
+      <w:lvlText w:val=""/>
+      <w:lvlJc w:val="left"/>
+      <w:pPr>
+        <w:ind w:left="2520" w:hanging="360"/>
+      </w:pPr>
+      <w:rPr>
+        <w:rFonts w:ascii="Symbol" w:hAnsi="Symbol" w:hint="default"/>
+      </w:rPr>
+    </w:lvl>
+    <w:lvl w:ilvl="4" w:tplc="08090003" w:tentative="1">
+      <w:start w:val="1"/>
+      <w:numFmt w:val="bullet"/>
+      <w:lvlText w:val="o"/>
+      <w:lvlJc w:val="left"/>
+      <w:pPr>
+        <w:ind w:left="3240" w:hanging="360"/>
+      </w:pPr>
+      <w:rPr>
+        <w:rFonts w:ascii="Courier New" w:hAnsi="Courier New" w:cs="Courier New" w:hint="default"/>
+      </w:rPr>
+    </w:lvl>
+    <w:lvl w:ilvl="5" w:tplc="08090005" w:tentative="1">
+      <w:start w:val="1"/>
+      <w:numFmt w:val="bullet"/>
+      <w:lvlText w:val=""/>
+      <w:lvlJc w:val="left"/>
+      <w:pPr>
+        <w:ind w:left="3960" w:hanging="360"/>
+      </w:pPr>
+      <w:rPr>
+        <w:rFonts w:ascii="Wingdings" w:hAnsi="Wingdings" w:hint="default"/>
+      </w:rPr>
+    </w:lvl>
+    <w:lvl w:ilvl="6" w:tplc="08090001" w:tentative="1">
+      <w:start w:val="1"/>
+      <w:numFmt w:val="bullet"/>
+      <w:lvlText w:val=""/>
+      <w:lvlJc w:val="left"/>
+      <w:pPr>
+        <w:ind w:left="4680" w:hanging="360"/>
+      </w:pPr>
+      <w:rPr>
+        <w:rFonts w:ascii="Symbol" w:hAnsi="Symbol" w:hint="default"/>
+      </w:rPr>
+    </w:lvl>
+    <w:lvl w:ilvl="7" w:tplc="08090003" w:tentative="1">
+      <w:start w:val="1"/>
+      <w:numFmt w:val="bullet"/>
+      <w:lvlText w:val="o"/>
+      <w:lvlJc w:val="left"/>
+      <w:pPr>
+        <w:ind w:left="5400" w:hanging="360"/>
+      </w:pPr>
+      <w:rPr>
+        <w:rFonts w:ascii="Courier New" w:hAnsi="Courier New" w:cs="Courier New" w:hint="default"/>
+      </w:rPr>
+    </w:lvl>
+    <w:lvl w:ilvl="8" w:tplc="08090005" w:tentative="1">
+      <w:start w:val="1"/>
+      <w:numFmt w:val="bullet"/>
+      <w:lvlText w:val=""/>
+      <w:lvlJc w:val="left"/>
+      <w:pPr>
+        <w:ind w:left="6120" w:hanging="360"/>
+      </w:pPr>
+      <w:rPr>
+        <w:rFonts w:ascii="Wingdings" w:hAnsi="Wingdings" w:hint="default"/>
+      </w:rPr>
+    </w:lvl>
+  </w:abstractNum>
+  <w:abstractNum w:abstractNumId="21" w15:restartNumberingAfterBreak="0">
     <w:nsid w:val="662601A0"/>
     <w:multiLevelType w:val="multilevel"/>
     <w:tmpl w:val="240AFDA2"/>
@@ -5583,7 +11707,7 @@
       </w:rPr>
     </w:lvl>
   </w:abstractNum>
-  <w:abstractNum w:abstractNumId="16" w15:restartNumberingAfterBreak="0">
+  <w:abstractNum w:abstractNumId="22" w15:restartNumberingAfterBreak="0">
     <w:nsid w:val="66F9371E"/>
     <w:multiLevelType w:val="multilevel"/>
     <w:tmpl w:val="7DB4C4F0"/>
@@ -5696,7 +11820,7 @@
       </w:rPr>
     </w:lvl>
   </w:abstractNum>
-  <w:abstractNum w:abstractNumId="17" w15:restartNumberingAfterBreak="0">
+  <w:abstractNum w:abstractNumId="23" w15:restartNumberingAfterBreak="0">
     <w:nsid w:val="7C3A7F85"/>
     <w:multiLevelType w:val="multilevel"/>
     <w:tmpl w:val="C0A61A70"/>
@@ -5846,58 +11970,76 @@
     </w:lvl>
   </w:abstractNum>
   <w:num w:numId="1" w16cid:durableId="1681008092">
+    <w:abstractNumId w:val="2"/>
+  </w:num>
+  <w:num w:numId="2" w16cid:durableId="1809085597">
+    <w:abstractNumId w:val="3"/>
+  </w:num>
+  <w:num w:numId="3" w16cid:durableId="1416854844">
+    <w:abstractNumId w:val="15"/>
+  </w:num>
+  <w:num w:numId="4" w16cid:durableId="840969566">
+    <w:abstractNumId w:val="11"/>
+  </w:num>
+  <w:num w:numId="5" w16cid:durableId="1658342216">
+    <w:abstractNumId w:val="5"/>
+  </w:num>
+  <w:num w:numId="6" w16cid:durableId="777795580">
+    <w:abstractNumId w:val="14"/>
+  </w:num>
+  <w:num w:numId="7" w16cid:durableId="1995335397">
+    <w:abstractNumId w:val="12"/>
+  </w:num>
+  <w:num w:numId="8" w16cid:durableId="1933393161">
+    <w:abstractNumId w:val="22"/>
+  </w:num>
+  <w:num w:numId="9" w16cid:durableId="166555174">
+    <w:abstractNumId w:val="10"/>
+  </w:num>
+  <w:num w:numId="10" w16cid:durableId="1985547357">
+    <w:abstractNumId w:val="21"/>
+  </w:num>
+  <w:num w:numId="11" w16cid:durableId="605187879">
     <w:abstractNumId w:val="1"/>
   </w:num>
-  <w:num w:numId="2" w16cid:durableId="1809085597">
-    <w:abstractNumId w:val="2"/>
+  <w:num w:numId="12" w16cid:durableId="1022711117">
+    <w:abstractNumId w:val="23"/>
   </w:num>
-  <w:num w:numId="3" w16cid:durableId="1416854844">
-    <w:abstractNumId w:val="11"/>
+  <w:num w:numId="13" w16cid:durableId="567964304">
+    <w:abstractNumId w:val="9"/>
   </w:num>
-  <w:num w:numId="4" w16cid:durableId="840969566">
-    <w:abstractNumId w:val="7"/>
+  <w:num w:numId="14" w16cid:durableId="1109085534">
+    <w:abstractNumId w:val="18"/>
   </w:num>
-  <w:num w:numId="5" w16cid:durableId="1658342216">
-    <w:abstractNumId w:val="3"/>
+  <w:num w:numId="15" w16cid:durableId="1819960250">
+    <w:abstractNumId w:val="13"/>
   </w:num>
-  <w:num w:numId="6" w16cid:durableId="777795580">
-    <w:abstractNumId w:val="10"/>
+  <w:num w:numId="16" w16cid:durableId="1954900831">
+    <w:abstractNumId w:val="6"/>
   </w:num>
-  <w:num w:numId="7" w16cid:durableId="1995335397">
+  <w:num w:numId="17" w16cid:durableId="559219890">
+    <w:abstractNumId w:val="19"/>
+  </w:num>
+  <w:num w:numId="18" w16cid:durableId="637538947">
+    <w:abstractNumId w:val="16"/>
+  </w:num>
+  <w:num w:numId="19" w16cid:durableId="1674995311">
     <w:abstractNumId w:val="8"/>
   </w:num>
-  <w:num w:numId="8" w16cid:durableId="1933393161">
-    <w:abstractNumId w:val="16"/>
+  <w:num w:numId="20" w16cid:durableId="215506396">
+    <w:abstractNumId w:val="17"/>
   </w:num>
-  <w:num w:numId="9" w16cid:durableId="166555174">
-    <w:abstractNumId w:val="6"/>
-  </w:num>
-  <w:num w:numId="10" w16cid:durableId="1985547357">
-    <w:abstractNumId w:val="15"/>
-  </w:num>
-  <w:num w:numId="11" w16cid:durableId="605187879">
+  <w:num w:numId="21" w16cid:durableId="1847281416">
     <w:abstractNumId w:val="0"/>
   </w:num>
-  <w:num w:numId="12" w16cid:durableId="1022711117">
-    <w:abstractNumId w:val="17"/>
-  </w:num>
-  <w:num w:numId="13" w16cid:durableId="567964304">
-    <w:abstractNumId w:val="5"/>
-  </w:num>
-  <w:num w:numId="14" w16cid:durableId="1109085534">
-    <w:abstractNumId w:val="13"/>
-  </w:num>
-  <w:num w:numId="15" w16cid:durableId="1819960250">
-    <w:abstractNumId w:val="9"/>
-  </w:num>
-  <w:num w:numId="16" w16cid:durableId="1954900831">
+  <w:num w:numId="22" w16cid:durableId="1189681620">
     <w:abstractNumId w:val="4"/>
   </w:num>
-  <w:num w:numId="17" w16cid:durableId="559219890">
-    <w:abstractNumId w:val="14"/>
+  <w:num w:numId="23" w16cid:durableId="235357444">
+    <w:abstractNumId w:val="20"/>
   </w:num>
-  <w:num w:numId="18" w16cid:durableId="637538947">
-    <w:abstractNumId w:val="12"/>
+  <w:num w:numId="24" w16cid:durableId="103378908">
+    <w:abstractNumId w:val="7"/>
   </w:num>
 </w:numbering>
 </file>
@@ -6501,6 +12643,7 @@
   <w:style w:type="character" w:default="1" w:styleId="DefaultParagraphFont">
     <w:name w:val="Default Paragraph Font"/>
     <w:uiPriority w:val="1"/>
+    <w:semiHidden/>
     <w:unhideWhenUsed/>
   </w:style>
   <w:style w:type="table" w:default="1" w:styleId="TableNormal">
@@ -6858,10 +13001,13 @@
     <w:autoRedefine/>
     <w:uiPriority w:val="39"/>
     <w:unhideWhenUsed/>
-    <w:rsid w:val="00F55419"/>
+    <w:rsid w:val="00D53BB5"/>
     <w:pPr>
+      <w:tabs>
+        <w:tab w:val="right" w:leader="dot" w:pos="9016"/>
+      </w:tabs>
       <w:spacing w:after="100"/>
-      <w:ind w:left="240"/>
+      <w:ind w:left="238"/>
     </w:pPr>
   </w:style>
   <w:style w:type="character" w:styleId="Hyperlink">
@@ -6896,6 +13042,108 @@
     <w:rPr>
       <w:color w:val="605E5C"/>
       <w:shd w:val="clear" w:color="auto" w:fill="E1DFDD"/>
+    </w:rPr>
+  </w:style>
+  <w:style w:type="table" w:styleId="TableGrid">
+    <w:name w:val="Table Grid"/>
+    <w:basedOn w:val="TableNormal"/>
+    <w:uiPriority w:val="39"/>
+    <w:rsid w:val="00443774"/>
+    <w:pPr>
+      <w:spacing w:after="0" w:line="240" w:lineRule="auto"/>
+    </w:pPr>
+    <w:tblPr>
+      <w:tblBorders>
+        <w:top w:val="single" w:sz="4" w:space="0" w:color="auto"/>
+        <w:left w:val="single" w:sz="4" w:space="0" w:color="auto"/>
+        <w:bottom w:val="single" w:sz="4" w:space="0" w:color="auto"/>
+        <w:right w:val="single" w:sz="4" w:space="0" w:color="auto"/>
+        <w:insideH w:val="single" w:sz="4" w:space="0" w:color="auto"/>
+        <w:insideV w:val="single" w:sz="4" w:space="0" w:color="auto"/>
+      </w:tblBorders>
+    </w:tblPr>
+  </w:style>
+  <w:style w:type="paragraph" w:styleId="TOC3">
+    <w:name w:val="toc 3"/>
+    <w:basedOn w:val="Normal"/>
+    <w:next w:val="Normal"/>
+    <w:autoRedefine/>
+    <w:uiPriority w:val="39"/>
+    <w:unhideWhenUsed/>
+    <w:rsid w:val="00996F08"/>
+    <w:pPr>
+      <w:spacing w:after="100"/>
+      <w:ind w:left="480"/>
+    </w:pPr>
+  </w:style>
+  <w:style w:type="character" w:styleId="FollowedHyperlink">
+    <w:name w:val="FollowedHyperlink"/>
+    <w:basedOn w:val="DefaultParagraphFont"/>
+    <w:uiPriority w:val="99"/>
+    <w:semiHidden/>
+    <w:unhideWhenUsed/>
+    <w:rsid w:val="00BA0005"/>
+    <w:rPr>
+      <w:color w:val="96607D" w:themeColor="followedHyperlink"/>
+      <w:u w:val="single"/>
+    </w:rPr>
+  </w:style>
+  <w:style w:type="paragraph" w:customStyle="1" w:styleId="p1">
+    <w:name w:val="p1"/>
+    <w:basedOn w:val="Normal"/>
+    <w:rsid w:val="00FD57DA"/>
+    <w:pPr>
+      <w:spacing w:before="100" w:beforeAutospacing="1" w:after="100" w:afterAutospacing="1" w:line="240" w:lineRule="auto"/>
+    </w:pPr>
+    <w:rPr>
+      <w:rFonts w:ascii="Times New Roman" w:eastAsiaTheme="minorEastAsia" w:hAnsi="Times New Roman" w:cs="Times New Roman"/>
+      <w:kern w:val="0"/>
+      <w:lang w:eastAsia="en-GB"/>
+      <w14:ligatures w14:val="none"/>
+    </w:rPr>
+  </w:style>
+  <w:style w:type="character" w:customStyle="1" w:styleId="s1">
+    <w:name w:val="s1"/>
+    <w:basedOn w:val="DefaultParagraphFont"/>
+    <w:rsid w:val="004C7A64"/>
+    <w:rPr>
+      <w:rFonts w:ascii="UICTFontTextStyleEmphasizedBody" w:hAnsi="UICTFontTextStyleEmphasizedBody" w:hint="default"/>
+      <w:b/>
+      <w:bCs/>
+      <w:i w:val="0"/>
+      <w:iCs w:val="0"/>
+      <w:sz w:val="26"/>
+      <w:szCs w:val="26"/>
+    </w:rPr>
+  </w:style>
+  <w:style w:type="character" w:customStyle="1" w:styleId="s2">
+    <w:name w:val="s2"/>
+    <w:basedOn w:val="DefaultParagraphFont"/>
+    <w:rsid w:val="004C7A64"/>
+    <w:rPr>
+      <w:rFonts w:ascii="UICTFontTextStyleBody" w:hAnsi="UICTFontTextStyleBody" w:hint="default"/>
+      <w:b w:val="0"/>
+      <w:bCs w:val="0"/>
+      <w:i w:val="0"/>
+      <w:iCs w:val="0"/>
+      <w:sz w:val="26"/>
+      <w:szCs w:val="26"/>
+    </w:rPr>
+  </w:style>
+  <w:style w:type="character" w:customStyle="1" w:styleId="apple-tab-span">
+    <w:name w:val="apple-tab-span"/>
+    <w:basedOn w:val="DefaultParagraphFont"/>
+    <w:rsid w:val="004C7A64"/>
+  </w:style>
+  <w:style w:type="character" w:styleId="Emphasis">
+    <w:name w:val="Emphasis"/>
+    <w:basedOn w:val="DefaultParagraphFont"/>
+    <w:uiPriority w:val="20"/>
+    <w:qFormat/>
+    <w:rsid w:val="00852438"/>
+    <w:rPr>
+      <w:i/>
+      <w:iCs/>
     </w:rPr>
   </w:style>
 </w:styles>

--- a/docs/Cyberwatch.docx
+++ b/docs/Cyberwatch.docx
@@ -32,112 +32,232 @@
     </w:p>
     <w:p>
       <w:r>
-        <w:t>Cyberwatch is a</w:t>
-      </w:r>
-      <w:r>
-        <w:t xml:space="preserve"> simple</w:t>
-      </w:r>
-      <w:r>
-        <w:t xml:space="preserve"> smartwatch developed as an embedded systems project</w:t>
+        <w:t xml:space="preserve">Cyberwatch is a simple, versatile smartwatch with its own operating system called </w:t>
+      </w:r>
+      <w:r>
+        <w:t>“</w:t>
+      </w:r>
+      <w:r>
+        <w:t>Cyan</w:t>
+      </w:r>
+      <w:r>
+        <w:t>”,</w:t>
+      </w:r>
+      <w:r>
+        <w:t xml:space="preserve"> for custom-made apps and tracking time. It is to a smartwatch what a</w:t>
+      </w:r>
+      <w:r>
+        <w:t xml:space="preserve"> </w:t>
+      </w:r>
+      <w:r>
+        <w:t xml:space="preserve">“cyberdeck” is to a </w:t>
+      </w:r>
+      <w:r>
+        <w:t>computer</w:t>
+      </w:r>
+      <w:r>
+        <w:t>: open ended and reprogrammable.</w:t>
+      </w:r>
+    </w:p>
+    <w:p>
+      <w:pPr>
+        <w:pStyle w:val="Quote"/>
+      </w:pPr>
+      <w:r>
+        <w:t>A cyberdeck or cyber deck is a custom-built, portable personal computer, often one designed for a particular individualized purpose and usually with a </w:t>
+      </w:r>
+      <w:hyperlink r:id="rId6" w:tooltip="Cyberpunk" w:history="1">
+        <w:r>
+          <w:rPr>
+            <w:rStyle w:val="Hyperlink"/>
+            <w:color w:val="404040" w:themeColor="text1" w:themeTint="BF"/>
+            <w:u w:val="none"/>
+          </w:rPr>
+          <w:t>cyberpunk</w:t>
+        </w:r>
+      </w:hyperlink>
+      <w:r>
+        <w:t> aesthetic.</w:t>
+      </w:r>
+      <w:hyperlink r:id="rId7" w:anchor="cite_note-1" w:history="1">
+        <w:r>
+          <w:rPr>
+            <w:rStyle w:val="Hyperlink"/>
+            <w:color w:val="404040" w:themeColor="text1" w:themeTint="BF"/>
+            <w:u w:val="none"/>
+          </w:rPr>
+          <w:t>[1]</w:t>
+        </w:r>
+      </w:hyperlink>
+      <w:r>
+        <w:t> These devices are typically individually crafted, powered by laptop motherboards or </w:t>
+      </w:r>
+      <w:hyperlink r:id="rId8" w:tooltip="Single-board computer" w:history="1">
+        <w:r>
+          <w:rPr>
+            <w:rStyle w:val="Hyperlink"/>
+            <w:color w:val="404040" w:themeColor="text1" w:themeTint="BF"/>
+            <w:u w:val="none"/>
+          </w:rPr>
+          <w:t>single-board computers</w:t>
+        </w:r>
+      </w:hyperlink>
+      <w:r>
+        <w:t> (SBCs), such as </w:t>
+      </w:r>
+      <w:hyperlink r:id="rId9" w:tooltip="Raspberry Pi" w:history="1">
+        <w:r>
+          <w:rPr>
+            <w:rStyle w:val="Hyperlink"/>
+            <w:color w:val="404040" w:themeColor="text1" w:themeTint="BF"/>
+            <w:u w:val="none"/>
+          </w:rPr>
+          <w:t xml:space="preserve">Raspberry </w:t>
+        </w:r>
+        <w:proofErr w:type="spellStart"/>
+        <w:r>
+          <w:rPr>
+            <w:rStyle w:val="Hyperlink"/>
+            <w:color w:val="404040" w:themeColor="text1" w:themeTint="BF"/>
+            <w:u w:val="none"/>
+          </w:rPr>
+          <w:t>Pis</w:t>
+        </w:r>
+        <w:proofErr w:type="spellEnd"/>
+      </w:hyperlink>
+      <w:r>
+        <w:t>, and include a display and keyboard</w:t>
+      </w:r>
+    </w:p>
+    <w:p>
+      <w:r>
+        <w:br/>
+      </w:r>
+      <w:r>
+        <w:t>A coloured 1.69-inch LCD display shows the time, date and battery charge.</w:t>
+      </w:r>
+      <w:r>
+        <w:t xml:space="preserve"> The device is designed to operate for at least 24 hours on a single charge</w:t>
+      </w:r>
+      <w:r>
+        <w:t>,</w:t>
+      </w:r>
+      <w:r>
+        <w:t xml:space="preserve"> and </w:t>
+      </w:r>
+      <w:r>
+        <w:t xml:space="preserve">be </w:t>
+      </w:r>
+      <w:r>
+        <w:t xml:space="preserve">recharged through </w:t>
+      </w:r>
+      <w:r>
+        <w:t xml:space="preserve">a </w:t>
+      </w:r>
+      <w:r>
+        <w:t>USB-C</w:t>
+      </w:r>
+      <w:r>
+        <w:t xml:space="preserve"> connection</w:t>
+      </w:r>
+      <w:r>
+        <w:t>.</w:t>
+      </w:r>
+      <w:r>
+        <w:t xml:space="preserve"> </w:t>
+      </w:r>
+      <w:r>
+        <w:t>A</w:t>
+      </w:r>
+      <w:r>
+        <w:t xml:space="preserve"> </w:t>
+      </w:r>
+      <w:r>
+        <w:t xml:space="preserve">custom-built </w:t>
+      </w:r>
+      <w:r>
+        <w:t>real time operating system</w:t>
+      </w:r>
+      <w:r>
+        <w:t xml:space="preserve"> called “Cyan”</w:t>
+      </w:r>
+      <w:r>
+        <w:t xml:space="preserve"> </w:t>
+      </w:r>
+      <w:r>
+        <w:t xml:space="preserve">is responsible for managing </w:t>
+      </w:r>
+      <w:r>
+        <w:t>hardware and</w:t>
+      </w:r>
+      <w:r>
+        <w:t xml:space="preserve"> the</w:t>
+      </w:r>
+      <w:r>
+        <w:t xml:space="preserve"> </w:t>
+      </w:r>
+      <w:r>
+        <w:t>user interface</w:t>
       </w:r>
       <w:r>
         <w:t xml:space="preserve">. </w:t>
       </w:r>
       <w:r>
-        <w:t>A coloured 1.69-inch LCD display shows the time, date and battery charge.</w:t>
-      </w:r>
-      <w:r>
-        <w:t xml:space="preserve"> The device is designed to operate for at least 24 hours on a single charge</w:t>
-      </w:r>
-      <w:r>
-        <w:t>,</w:t>
-      </w:r>
-      <w:r>
-        <w:t xml:space="preserve"> and </w:t>
-      </w:r>
-      <w:r>
-        <w:t xml:space="preserve">be </w:t>
-      </w:r>
-      <w:r>
-        <w:t xml:space="preserve">recharged through </w:t>
-      </w:r>
-      <w:r>
-        <w:t xml:space="preserve">a </w:t>
-      </w:r>
-      <w:r>
-        <w:t>USB-C</w:t>
-      </w:r>
-      <w:r>
-        <w:t xml:space="preserve"> connection</w:t>
+        <w:t xml:space="preserve">User interaction is </w:t>
+      </w:r>
+      <w:r>
+        <w:t>facilitated</w:t>
+      </w:r>
+      <w:r>
+        <w:t xml:space="preserve"> </w:t>
+      </w:r>
+      <w:r>
+        <w:t xml:space="preserve">by </w:t>
+      </w:r>
+      <w:r>
+        <w:t xml:space="preserve">three physical buttons and a rotary crown, which can also be pressed </w:t>
+      </w:r>
+      <w:r>
+        <w:t xml:space="preserve">as </w:t>
+      </w:r>
+      <w:r>
+        <w:t>a button</w:t>
       </w:r>
       <w:r>
         <w:t>.</w:t>
       </w:r>
       <w:r>
+        <w:t xml:space="preserve"> The device measures x-mm by y-mm by z-mm.</w:t>
+      </w:r>
+      <w:r>
         <w:t xml:space="preserve"> </w:t>
       </w:r>
       <w:r>
-        <w:t>A</w:t>
+        <w:t>Cyberwatch began as an embedded systems project and a way to demonstrate my engineering ability. The longer-term ambition is more personal: to build a watch I genuinely want to wear, understand, repair and improve for as long as I am able.</w:t>
       </w:r>
       <w:r>
         <w:t xml:space="preserve"> </w:t>
       </w:r>
       <w:r>
-        <w:t xml:space="preserve">custom-built </w:t>
-      </w:r>
-      <w:r>
-        <w:t>real time operating system</w:t>
-      </w:r>
-      <w:r>
-        <w:t xml:space="preserve"> called “Cyan”</w:t>
-      </w:r>
-      <w:r>
-        <w:t xml:space="preserve"> </w:t>
-      </w:r>
-      <w:r>
-        <w:t xml:space="preserve">is responsible for managing </w:t>
-      </w:r>
-      <w:r>
-        <w:t>hardware and</w:t>
-      </w:r>
-      <w:r>
-        <w:t xml:space="preserve"> the</w:t>
-      </w:r>
-      <w:r>
-        <w:t xml:space="preserve"> </w:t>
-      </w:r>
-      <w:r>
-        <w:t>user interface</w:t>
-      </w:r>
-      <w:r>
-        <w:t xml:space="preserve">. </w:t>
-      </w:r>
-      <w:r>
-        <w:t xml:space="preserve">User interaction is </w:t>
-      </w:r>
-      <w:r>
-        <w:t>facilitated</w:t>
-      </w:r>
-      <w:r>
-        <w:t xml:space="preserve"> </w:t>
-      </w:r>
-      <w:r>
-        <w:t xml:space="preserve">by </w:t>
-      </w:r>
-      <w:r>
-        <w:t xml:space="preserve">three physical buttons and a rotary crown, which can also be pressed </w:t>
-      </w:r>
-      <w:r>
-        <w:t xml:space="preserve">as </w:t>
-      </w:r>
-      <w:r>
-        <w:t>a button</w:t>
-      </w:r>
-      <w:r>
-        <w:t>.</w:t>
-      </w:r>
-      <w:r>
-        <w:t xml:space="preserve"> The device measures x-mm by y-mm by z-mm.</w:t>
+        <w:t xml:space="preserve">It </w:t>
+      </w:r>
+      <w:r>
+        <w:t xml:space="preserve">is meant to </w:t>
+      </w:r>
+      <w:r>
+        <w:t>work as</w:t>
+      </w:r>
+      <w:r>
+        <w:t xml:space="preserve"> a stand-alone device</w:t>
+      </w:r>
+      <w:r>
+        <w:t xml:space="preserve"> rather than</w:t>
+      </w:r>
+      <w:r>
+        <w:t xml:space="preserve"> an</w:t>
+      </w:r>
+      <w:r>
+        <w:t xml:space="preserve"> extension of a smartphone. It is not designed to track you or harvest your data. It is designed to be a useful tool, dependable and arguably more importantly: joyful.</w:t>
       </w:r>
     </w:p>
     <w:p>
@@ -2243,7 +2363,15 @@
     <w:p/>
     <w:p>
       <w:r>
-        <w:t xml:space="preserve">All requirements are assigned a reference number in the format of FR/NFR for Functional Requirement or Non Functional Requirement respectively, followed by a dash, then a category, then a number that is unique inside it’s given category. </w:t>
+        <w:t xml:space="preserve">All requirements are assigned a reference number in the format of FR/NFR for Functional Requirement or </w:t>
+      </w:r>
+      <w:proofErr w:type="gramStart"/>
+      <w:r>
+        <w:t>Non Functional</w:t>
+      </w:r>
+      <w:proofErr w:type="gramEnd"/>
+      <w:r>
+        <w:t xml:space="preserve"> Requirement respectively, followed by a dash, then a category, then a number that is unique inside it’s given category. </w:t>
       </w:r>
     </w:p>
     <w:p>
@@ -2330,7 +2458,6 @@
         </w:numPr>
       </w:pPr>
       <w:r>
-        <w:lastRenderedPageBreak/>
         <w:t>A: Application Handling</w:t>
       </w:r>
     </w:p>
@@ -2461,6 +2588,7 @@
         </w:rPr>
         <w:t xml:space="preserve">R: Reliability </w:t>
       </w:r>
+      <w:proofErr w:type="gramStart"/>
       <w:r>
         <w:rPr>
           <w:lang w:eastAsia="en-GB"/>
@@ -2471,7 +2599,14 @@
         <w:rPr>
           <w:lang w:eastAsia="en-GB"/>
         </w:rPr>
-        <w:t xml:space="preserve"> graceful degradation, crash recovery, watchdog </w:t>
+        <w:t xml:space="preserve"> graceful</w:t>
+      </w:r>
+      <w:proofErr w:type="gramEnd"/>
+      <w:r>
+        <w:rPr>
+          <w:lang w:eastAsia="en-GB"/>
+        </w:rPr>
+        <w:t xml:space="preserve"> degradation, crash recovery, watchdog </w:t>
       </w:r>
       <w:r>
         <w:rPr>
@@ -2994,6 +3129,7 @@
               <w:rPr>
                 <w:lang w:eastAsia="en-GB"/>
               </w:rPr>
+              <w:lastRenderedPageBreak/>
               <w:t>FR-A002</w:t>
             </w:r>
           </w:p>
@@ -3924,7 +4060,6 @@
               <w:rPr>
                 <w:lang w:eastAsia="en-GB"/>
               </w:rPr>
-              <w:lastRenderedPageBreak/>
               <w:t>FR-B005</w:t>
             </w:r>
           </w:p>
@@ -5320,6 +5455,7 @@
               <w:rPr>
                 <w:lang w:eastAsia="en-GB"/>
               </w:rPr>
+              <w:lastRenderedPageBreak/>
               <w:t>FR-D003</w:t>
             </w:r>
           </w:p>
@@ -5944,7 +6080,6 @@
       <w:bookmarkStart w:id="21" w:name="_Toc237856945"/>
       <w:bookmarkEnd w:id="18"/>
       <w:r>
-        <w:lastRenderedPageBreak/>
         <w:t xml:space="preserve">1.3 </w:t>
       </w:r>
       <w:r>
@@ -5974,7 +6109,15 @@
     </w:p>
     <w:p>
       <w:r>
-        <w:t>│         Applications        │  Lua, sandboxed, via App API</w:t>
+        <w:t xml:space="preserve">│         Applications        </w:t>
+      </w:r>
+      <w:proofErr w:type="gramStart"/>
+      <w:r>
+        <w:t>│  Lua</w:t>
+      </w:r>
+      <w:proofErr w:type="gramEnd"/>
+      <w:r>
+        <w:t>, sandboxed, via App API</w:t>
       </w:r>
     </w:p>
     <w:p>
@@ -5996,7 +6139,15 @@
     </w:p>
     <w:p>
       <w:r>
-        <w:t>│           Cyan OS           │  Shell UI, tabs, app lifecycle</w:t>
+        <w:t xml:space="preserve">│           Cyan OS           </w:t>
+      </w:r>
+      <w:proofErr w:type="gramStart"/>
+      <w:r>
+        <w:t>│  Shell</w:t>
+      </w:r>
+      <w:proofErr w:type="gramEnd"/>
+      <w:r>
+        <w:t xml:space="preserve"> UI, tabs, app lifecycle</w:t>
       </w:r>
     </w:p>
     <w:p>
@@ -6018,7 +6169,15 @@
     </w:p>
     <w:p>
       <w:r>
-        <w:t>│       Service Registry      │  Time, Power, Input, Storage…</w:t>
+        <w:t xml:space="preserve">│       Service Registry      </w:t>
+      </w:r>
+      <w:proofErr w:type="gramStart"/>
+      <w:r>
+        <w:t>│  Time</w:t>
+      </w:r>
+      <w:proofErr w:type="gramEnd"/>
+      <w:r>
+        <w:t>, Power, Input, Storage…</w:t>
       </w:r>
     </w:p>
     <w:p>
@@ -6040,7 +6199,15 @@
     </w:p>
     <w:p>
       <w:r>
-        <w:t>│     Hardware Abstraction    │  Display, data, platform entry</w:t>
+        <w:t xml:space="preserve">│     Hardware Abstraction    </w:t>
+      </w:r>
+      <w:proofErr w:type="gramStart"/>
+      <w:r>
+        <w:t>│  Display</w:t>
+      </w:r>
+      <w:proofErr w:type="gramEnd"/>
+      <w:r>
+        <w:t>, data, platform entry</w:t>
       </w:r>
     </w:p>
     <w:p>
@@ -6062,7 +6229,15 @@
     </w:p>
     <w:p>
       <w:r>
-        <w:t>│           Hardware          │  ESP32-S3, ST7789, MCP23017…</w:t>
+        <w:t xml:space="preserve">│           Hardware          </w:t>
+      </w:r>
+      <w:proofErr w:type="gramStart"/>
+      <w:r>
+        <w:t>│  ESP</w:t>
+      </w:r>
+      <w:proofErr w:type="gramEnd"/>
+      <w:r>
+        <w:t>32-S3, ST7789, MCP23017…</w:t>
       </w:r>
     </w:p>
     <w:p>
@@ -6073,6 +6248,7 @@
     <w:p/>
     <w:p>
       <w:r>
+        <w:lastRenderedPageBreak/>
         <w:t xml:space="preserve">Services are used to abstract across </w:t>
       </w:r>
       <w:r>
@@ -6109,11 +6285,16 @@
         <w:t>system capability, whereas storage may be unavailable if a component is missing or faulty</w:t>
       </w:r>
       <w:r>
-        <w:t xml:space="preserve"> – meaning </w:t>
+        <w:t xml:space="preserve"> – </w:t>
+      </w:r>
+      <w:proofErr w:type="gramStart"/>
+      <w:r>
+        <w:t xml:space="preserve">meaning </w:t>
       </w:r>
       <w:r>
         <w:t>.</w:t>
       </w:r>
+      <w:proofErr w:type="gramEnd"/>
     </w:p>
     <w:tbl>
       <w:tblPr>
@@ -6668,7 +6849,6 @@
               <w:rPr>
                 <w:lang w:eastAsia="en-GB"/>
               </w:rPr>
-              <w:lastRenderedPageBreak/>
               <w:t>Storage</w:t>
             </w:r>
           </w:p>
@@ -7291,6 +7471,7 @@
       <w:bookmarkStart w:id="35" w:name="_Toc237854384"/>
       <w:bookmarkStart w:id="36" w:name="_Toc237856950"/>
       <w:r>
+        <w:lastRenderedPageBreak/>
         <w:t>2.4 Structural Design</w:t>
       </w:r>
       <w:bookmarkEnd w:id="34"/>
@@ -7393,10 +7574,7 @@
     </w:p>
     <w:p>
       <w:r>
-        <w:t xml:space="preserve">Cyan is the home-brewed operating system, custom built for the Cyberwatch hardware. On startup, Cyan </w:t>
-      </w:r>
-      <w:r>
-        <w:t>will display a splash-screen and exhibit the Cyan logo. </w:t>
+        <w:t>Cyan is the home-brewed operating system, custom built for the Cyberwatch hardware. On startup, Cyan will display a splash-screen and exhibit the Cyan logo. </w:t>
       </w:r>
     </w:p>
     <w:p>
@@ -7404,7 +7582,6 @@
         <w:rPr>
           <w:noProof/>
         </w:rPr>
-        <w:lastRenderedPageBreak/>
         <w:drawing>
           <wp:inline distT="0" distB="0" distL="0" distR="0" wp14:anchorId="0732FB78" wp14:editId="0A90361A">
             <wp:extent cx="3238500" cy="975360"/>
@@ -7423,7 +7600,7 @@
                     </pic:cNvPicPr>
                   </pic:nvPicPr>
                   <pic:blipFill>
-                    <a:blip r:embed="rId6">
+                    <a:blip r:embed="rId10">
                       <a:extLst>
                         <a:ext uri="{28A0092B-C50C-407E-A947-70E740481C1C}">
                           <a14:useLocalDpi xmlns:a14="http://schemas.microsoft.com/office/drawing/2010/main" val="0"/>
@@ -7583,13 +7760,25 @@
         <w:t>is</w:t>
       </w:r>
       <w:r>
-        <w:t> interpreted by either the SDL3 Clay backend or a </w:t>
+        <w:t xml:space="preserve"> interpreted by either the SDL3 Clay backend </w:t>
+      </w:r>
+      <w:r>
+        <w:lastRenderedPageBreak/>
+        <w:t>or a </w:t>
       </w:r>
       <w:r>
         <w:t>custom-built</w:t>
       </w:r>
       <w:r>
-        <w:t> receptacle for ArduinoGFX, converting layout commands into draw commands.</w:t>
+        <w:t> receptacle for </w:t>
+      </w:r>
+      <w:proofErr w:type="spellStart"/>
+      <w:r>
+        <w:t>ArduinoGFX</w:t>
+      </w:r>
+      <w:proofErr w:type="spellEnd"/>
+      <w:r>
+        <w:t>, converting layout commands into draw commands.</w:t>
       </w:r>
     </w:p>
     <w:p>
@@ -7643,7 +7832,6 @@
         <w:rPr>
           <w:noProof/>
         </w:rPr>
-        <w:lastRenderedPageBreak/>
         <w:drawing>
           <wp:inline distT="0" distB="0" distL="0" distR="0" wp14:anchorId="0FE5744F" wp14:editId="43FAD8D9">
             <wp:extent cx="1981200" cy="1623060"/>
@@ -7662,7 +7850,7 @@
                     </pic:cNvPicPr>
                   </pic:nvPicPr>
                   <pic:blipFill>
-                    <a:blip r:embed="rId7">
+                    <a:blip r:embed="rId11">
                       <a:extLst>
                         <a:ext uri="{28A0092B-C50C-407E-A947-70E740481C1C}">
                           <a14:useLocalDpi xmlns:a14="http://schemas.microsoft.com/office/drawing/2010/main" val="0"/>
@@ -7815,7 +8003,15 @@
       <w:bookmarkStart w:id="67" w:name="_Toc237854190"/>
       <w:bookmarkStart w:id="68" w:name="_Toc237854394"/>
       <w:r>
-        <w:t>Cyan provides support for applications written in Lua. These applications, on the hardware implementation, are stored on the SD card, inside of the root folder “apps/”. Each app has its own folder, containing a Lua script, a thumbnail image and a manifest file also written in Lua – this allows for a simpler implementation than writing an additional interpreter for a JSON manifest. During startup, Cyan scans through all subdirectories inside of the apps/ folder and spins up a temporary Lua instance to read manifest files into an app object, storing information such as the name of the app, the file address to the app thumbnail and the services the app will require (e.g. WiFi).</w:t>
+        <w:t xml:space="preserve">Cyan provides support for applications written in Lua. These applications, on the hardware implementation, are stored on the SD card, inside of the root folder “apps/”. Each app has its own folder, containing a Lua script, a thumbnail image and a manifest file also written in Lua – this allows for a simpler implementation than writing an additional interpreter for a JSON manifest. During startup, </w:t>
+      </w:r>
+      <w:proofErr w:type="gramStart"/>
+      <w:r>
+        <w:t>Cyan</w:t>
+      </w:r>
+      <w:proofErr w:type="gramEnd"/>
+      <w:r>
+        <w:t xml:space="preserve"> scans through all subdirectories inside of the apps/ folder and spins up a temporary Lua instance to read manifest files into an app object, storing information such as the name of the app, the file address to the app thumbnail and the services the app will require (e.g. WiFi).</w:t>
       </w:r>
       <w:bookmarkEnd w:id="66"/>
       <w:bookmarkEnd w:id="67"/>
@@ -7848,6 +8044,7 @@
       <w:bookmarkStart w:id="73" w:name="_Toc237854192"/>
       <w:bookmarkStart w:id="74" w:name="_Toc237854396"/>
       <w:r>
+        <w:lastRenderedPageBreak/>
         <w:t>An API is exposed to the application, allowing draw calls and input events to be transacted between the operating system and a running application. All visuals produced by the application are rendered to a surface target abstraction, allowing the app to display inside of the pre-existing UI by converting the in-app coordinates to global screen coordinates after the layout step is completed.</w:t>
       </w:r>
       <w:bookmarkEnd w:id="72"/>
@@ -8022,7 +8219,6 @@
             <w:bookmarkStart w:id="91" w:name="_Toc237854198"/>
             <w:bookmarkStart w:id="92" w:name="_Toc237854402"/>
             <w:r>
-              <w:lastRenderedPageBreak/>
               <w:t>Draw Rectangle</w:t>
             </w:r>
             <w:bookmarkEnd w:id="90"/>
@@ -8038,9 +8234,13 @@
             <w:bookmarkStart w:id="93" w:name="_Toc237853916"/>
             <w:bookmarkStart w:id="94" w:name="_Toc237854199"/>
             <w:bookmarkStart w:id="95" w:name="_Toc237854403"/>
+            <w:proofErr w:type="spellStart"/>
+            <w:proofErr w:type="gramStart"/>
             <w:r>
               <w:t>draw.rect</w:t>
             </w:r>
+            <w:proofErr w:type="spellEnd"/>
+            <w:proofErr w:type="gramEnd"/>
             <w:r>
               <w:br/>
               <w:t>(x, y, w, h, r, g, b)</w:t>
@@ -8058,15 +8258,33 @@
             <w:bookmarkStart w:id="96" w:name="_Toc237853917"/>
             <w:bookmarkStart w:id="97" w:name="_Toc237854200"/>
             <w:bookmarkStart w:id="98" w:name="_Toc237854404"/>
-            <w:r>
-              <w:t xml:space="preserve">AppHandler </w:t>
-            </w:r>
-            <w:r>
-              <w:t>_draw_rect</w:t>
-            </w:r>
+            <w:proofErr w:type="spellStart"/>
+            <w:r>
+              <w:t>AppHandler</w:t>
+            </w:r>
+            <w:proofErr w:type="spellEnd"/>
+            <w:r>
+              <w:t xml:space="preserve"> </w:t>
+            </w:r>
+            <w:r>
+              <w:t>_</w:t>
+            </w:r>
+            <w:proofErr w:type="spellStart"/>
+            <w:r>
+              <w:t>draw_rect</w:t>
+            </w:r>
+            <w:proofErr w:type="spellEnd"/>
             <w:r>
               <w:br/>
-              <w:t>(lua_State *L)</w:t>
+              <w:t>(</w:t>
+            </w:r>
+            <w:proofErr w:type="spellStart"/>
+            <w:r>
+              <w:t>lua_State</w:t>
+            </w:r>
+            <w:proofErr w:type="spellEnd"/>
+            <w:r>
+              <w:t xml:space="preserve"> *L)</w:t>
             </w:r>
             <w:bookmarkEnd w:id="96"/>
             <w:bookmarkEnd w:id="97"/>
@@ -8115,12 +8333,14 @@
             <w:bookmarkStart w:id="105" w:name="_Toc237853920"/>
             <w:bookmarkStart w:id="106" w:name="_Toc237854203"/>
             <w:bookmarkStart w:id="107" w:name="_Toc237854407"/>
+            <w:proofErr w:type="spellStart"/>
             <w:r>
               <w:t>draw.text</w:t>
             </w:r>
             <w:bookmarkEnd w:id="105"/>
             <w:bookmarkEnd w:id="106"/>
             <w:bookmarkEnd w:id="107"/>
+            <w:proofErr w:type="spellEnd"/>
           </w:p>
           <w:p>
             <w:bookmarkStart w:id="108" w:name="_Toc237853921"/>
@@ -8148,8 +8368,13 @@
             <w:bookmarkStart w:id="114" w:name="_Toc237853923"/>
             <w:bookmarkStart w:id="115" w:name="_Toc237854206"/>
             <w:bookmarkStart w:id="116" w:name="_Toc237854410"/>
-            <w:r>
-              <w:t>font_size,</w:t>
+            <w:proofErr w:type="spellStart"/>
+            <w:r>
+              <w:t>font_size</w:t>
+            </w:r>
+            <w:proofErr w:type="spellEnd"/>
+            <w:r>
+              <w:t>,</w:t>
             </w:r>
             <w:bookmarkEnd w:id="114"/>
             <w:bookmarkEnd w:id="115"/>
@@ -8172,12 +8397,22 @@
             <w:tcW w:w="2094" w:type="dxa"/>
           </w:tcPr>
           <w:p>
+            <w:proofErr w:type="spellStart"/>
             <w:r>
               <w:t>AppHandler_draw_text</w:t>
             </w:r>
+            <w:proofErr w:type="spellEnd"/>
             <w:r>
               <w:br/>
-              <w:t>(lua_State *L)</w:t>
+              <w:t>(</w:t>
+            </w:r>
+            <w:proofErr w:type="spellStart"/>
+            <w:r>
+              <w:t>lua_State</w:t>
+            </w:r>
+            <w:proofErr w:type="spellEnd"/>
+            <w:r>
+              <w:t xml:space="preserve"> *L)</w:t>
             </w:r>
           </w:p>
           <w:p/>
@@ -8227,12 +8462,30 @@
             <w:tcW w:w="2094" w:type="dxa"/>
           </w:tcPr>
           <w:p>
-            <w:r>
-              <w:t>AppHandler _draw_rect</w:t>
-            </w:r>
+            <w:proofErr w:type="spellStart"/>
+            <w:r>
+              <w:t>AppHandler</w:t>
+            </w:r>
+            <w:proofErr w:type="spellEnd"/>
+            <w:r>
+              <w:t xml:space="preserve"> _</w:t>
+            </w:r>
+            <w:proofErr w:type="spellStart"/>
+            <w:r>
+              <w:t>draw_rect</w:t>
+            </w:r>
+            <w:proofErr w:type="spellEnd"/>
             <w:r>
               <w:br/>
-              <w:t>(lua_State *L)</w:t>
+              <w:t>(</w:t>
+            </w:r>
+            <w:proofErr w:type="spellStart"/>
+            <w:r>
+              <w:t>lua_State</w:t>
+            </w:r>
+            <w:proofErr w:type="spellEnd"/>
+            <w:r>
+              <w:t xml:space="preserve"> *L)</w:t>
             </w:r>
           </w:p>
         </w:tc>
@@ -8426,6 +8679,7 @@
       <w:bookmarkStart w:id="147" w:name="_Toc237854421"/>
       <w:bookmarkStart w:id="148" w:name="_Toc237856965"/>
       <w:r>
+        <w:lastRenderedPageBreak/>
         <w:t>5.0 Development History</w:t>
       </w:r>
       <w:bookmarkEnd w:id="146"/>
@@ -8491,8 +8745,15 @@
         </w:numPr>
       </w:pPr>
       <w:r>
-        <w:lastRenderedPageBreak/>
-        <w:t>XIAO ESP32-S3 Plus over base S3 and Waveshare S3-Zero</w:t>
+        <w:t xml:space="preserve">XIAO ESP32-S3 Plus over base S3 and </w:t>
+      </w:r>
+      <w:proofErr w:type="spellStart"/>
+      <w:r>
+        <w:t>Waveshare</w:t>
+      </w:r>
+      <w:proofErr w:type="spellEnd"/>
+      <w:r>
+        <w:t xml:space="preserve"> S3-Zero</w:t>
       </w:r>
     </w:p>
     <w:p>
@@ -8523,8 +8784,13 @@
           <w:numId w:val="12"/>
         </w:numPr>
       </w:pPr>
-      <w:r>
-        <w:t>Waveshare 1.69" ST7789V2, 240x280 SPI</w:t>
+      <w:proofErr w:type="spellStart"/>
+      <w:r>
+        <w:t>Waveshare</w:t>
+      </w:r>
+      <w:proofErr w:type="spellEnd"/>
+      <w:r>
+        <w:t xml:space="preserve"> 1.69" ST7789V2, 240x280 SPI</w:t>
       </w:r>
     </w:p>
     <w:p>
@@ -8680,8 +8946,21 @@
         </w:numPr>
       </w:pPr>
       <w:r>
-        <w:t>footprint sourced from KiCad's own library, not unverified SnapEDA</w:t>
-      </w:r>
+        <w:t xml:space="preserve">footprint sourced from </w:t>
+      </w:r>
+      <w:proofErr w:type="spellStart"/>
+      <w:r>
+        <w:t>KiCad's</w:t>
+      </w:r>
+      <w:proofErr w:type="spellEnd"/>
+      <w:r>
+        <w:t xml:space="preserve"> own library, not unverified </w:t>
+      </w:r>
+      <w:proofErr w:type="spellStart"/>
+      <w:r>
+        <w:t>SnapEDA</w:t>
+      </w:r>
+      <w:proofErr w:type="spellEnd"/>
     </w:p>
     <w:p>
       <w:pPr>
@@ -8797,7 +9076,15 @@
         </w:numPr>
       </w:pPr>
       <w:r>
-        <w:t>MAX17048 fuel gauge - simple, proven, official Espressif driver</w:t>
+        <w:t xml:space="preserve">MAX17048 fuel gauge - simple, proven, official </w:t>
+      </w:r>
+      <w:proofErr w:type="spellStart"/>
+      <w:r>
+        <w:t>Espressif</w:t>
+      </w:r>
+      <w:proofErr w:type="spellEnd"/>
+      <w:r>
+        <w:t xml:space="preserve"> driver</w:t>
       </w:r>
       <w:r>
         <w:br/>
@@ -8845,7 +9132,15 @@
         </w:numPr>
       </w:pPr>
       <w:r>
-        <w:t>SD pull-ups: 10k, per Espressif ESP-IDF docs</w:t>
+        <w:t xml:space="preserve">SD pull-ups: 10k, per </w:t>
+      </w:r>
+      <w:proofErr w:type="spellStart"/>
+      <w:r>
+        <w:t>Espressif</w:t>
+      </w:r>
+      <w:proofErr w:type="spellEnd"/>
+      <w:r>
+        <w:t xml:space="preserve"> ESP-IDF docs</w:t>
       </w:r>
     </w:p>
     <w:p>
@@ -12643,7 +12938,6 @@
   <w:style w:type="character" w:default="1" w:styleId="DefaultParagraphFont">
     <w:name w:val="Default Paragraph Font"/>
     <w:uiPriority w:val="1"/>
-    <w:semiHidden/>
     <w:unhideWhenUsed/>
   </w:style>
   <w:style w:type="table" w:default="1" w:styleId="TableNormal">
@@ -12858,10 +13152,10 @@
     <w:link w:val="QuoteChar"/>
     <w:uiPriority w:val="29"/>
     <w:qFormat/>
-    <w:rsid w:val="004F6A3D"/>
+    <w:rsid w:val="00AD3634"/>
     <w:pPr>
-      <w:spacing w:before="160"/>
-      <w:jc w:val="center"/>
+      <w:spacing w:before="160" w:line="360" w:lineRule="auto"/>
+      <w:ind w:left="720"/>
     </w:pPr>
     <w:rPr>
       <w:i/>
@@ -12874,7 +13168,7 @@
     <w:basedOn w:val="DefaultParagraphFont"/>
     <w:link w:val="Quote"/>
     <w:uiPriority w:val="29"/>
-    <w:rsid w:val="004F6A3D"/>
+    <w:rsid w:val="00AD3634"/>
     <w:rPr>
       <w:i/>
       <w:iCs/>
